--- a/.docx/bUQxTVhCUjh3NzlRdC96cXJyTUkxelk0NDBLMlh3V2RvbmUvN0lJSVdoVT0=20250724081533/LAPORAN PROJECT WORK.docx
+++ b/.docx/bUQxTVhCUjh3NzlRdC96cXJyTUkxelk0NDBLMlh3V2RvbmUvN0lJSVdoVT0=20250724081533/LAPORAN PROJECT WORK.docx
@@ -100,7 +100,7 @@
           <w:noProof/>
         </w:rPr>
         <w:drawing>
-          <wp:anchor distT="0" distB="0" distL="114300" distR="114300" simplePos="0" relativeHeight="251631615" behindDoc="1" locked="0" layoutInCell="1" allowOverlap="1" wp14:anchorId="3A59A508" wp14:editId="789471A8">
+          <wp:anchor distT="0" distB="0" distL="114300" distR="114300" simplePos="0" relativeHeight="251631615" behindDoc="1" locked="0" layoutInCell="1" allowOverlap="1" wp14:anchorId="3A59A508" wp14:editId="12EE5C4D">
             <wp:simplePos x="0" y="0"/>
             <wp:positionH relativeFrom="column">
               <wp:posOffset>-241372</wp:posOffset>
@@ -1333,16 +1333,8 @@
                               <w:rPr>
                                 <w:szCs w:val="28"/>
                               </w:rPr>
-                              <w:t xml:space="preserve">Yanuar Setyoningsih, </w:t>
+                              <w:t>Yanuar Setyoningsih, S.Pd</w:t>
                             </w:r>
-                            <w:proofErr w:type="gramStart"/>
-                            <w:r>
-                              <w:rPr>
-                                <w:szCs w:val="28"/>
-                              </w:rPr>
-                              <w:t>S.Pd</w:t>
-                            </w:r>
-                            <w:proofErr w:type="gramEnd"/>
                           </w:p>
                         </w:txbxContent>
                       </wps:txbx>
@@ -1407,16 +1399,8 @@
                         <w:rPr>
                           <w:szCs w:val="28"/>
                         </w:rPr>
-                        <w:t xml:space="preserve">Yanuar Setyoningsih, </w:t>
+                        <w:t>Yanuar Setyoningsih, S.Pd</w:t>
                       </w:r>
-                      <w:proofErr w:type="gramStart"/>
-                      <w:r>
-                        <w:rPr>
-                          <w:szCs w:val="28"/>
-                        </w:rPr>
-                        <w:t>S.Pd</w:t>
-                      </w:r>
-                      <w:proofErr w:type="gramEnd"/>
                     </w:p>
                   </w:txbxContent>
                 </v:textbox>
@@ -1528,13 +1512,8 @@
                               <w:jc w:val="center"/>
                             </w:pPr>
                             <w:r>
-                              <w:t>Venny Meida Hersianty, S.</w:t>
+                              <w:t>Venny Meida Hersianty, S.Tr.Kom</w:t>
                             </w:r>
-                            <w:proofErr w:type="gramStart"/>
-                            <w:r>
-                              <w:t>Tr.Kom</w:t>
-                            </w:r>
-                            <w:proofErr w:type="gramEnd"/>
                           </w:p>
                         </w:txbxContent>
                       </wps:txbx>
@@ -1597,13 +1576,8 @@
                         <w:jc w:val="center"/>
                       </w:pPr>
                       <w:r>
-                        <w:t>Venny Meida Hersianty, S.</w:t>
+                        <w:t>Venny Meida Hersianty, S.Tr.Kom</w:t>
                       </w:r>
-                      <w:proofErr w:type="gramStart"/>
-                      <w:r>
-                        <w:t>Tr.Kom</w:t>
-                      </w:r>
-                      <w:proofErr w:type="gramEnd"/>
                     </w:p>
                   </w:txbxContent>
                 </v:textbox>
@@ -1772,15 +1746,8 @@
                               <w:jc w:val="center"/>
                             </w:pPr>
                             <w:r>
-                              <w:t xml:space="preserve">Dwi Slamet Santoso, </w:t>
+                              <w:t>Dwi Slamet Santoso, M.Pd</w:t>
                             </w:r>
-                            <w:proofErr w:type="spellStart"/>
-                            <w:proofErr w:type="gramStart"/>
-                            <w:r>
-                              <w:t>M.Pd</w:t>
-                            </w:r>
-                            <w:proofErr w:type="spellEnd"/>
-                            <w:proofErr w:type="gramEnd"/>
                           </w:p>
                         </w:txbxContent>
                       </wps:txbx>
@@ -1842,15 +1809,8 @@
                         <w:jc w:val="center"/>
                       </w:pPr>
                       <w:r>
-                        <w:t xml:space="preserve">Dwi Slamet Santoso, </w:t>
+                        <w:t>Dwi Slamet Santoso, M.Pd</w:t>
                       </w:r>
-                      <w:proofErr w:type="spellStart"/>
-                      <w:proofErr w:type="gramStart"/>
-                      <w:r>
-                        <w:t>M.Pd</w:t>
-                      </w:r>
-                      <w:proofErr w:type="spellEnd"/>
-                      <w:proofErr w:type="gramEnd"/>
                     </w:p>
                   </w:txbxContent>
                 </v:textbox>
@@ -1952,13 +1912,8 @@
                               <w:jc w:val="center"/>
                             </w:pPr>
                             <w:r>
-                              <w:t xml:space="preserve">Eko Mulyanto, </w:t>
+                              <w:t>Eko Mulyanto, S.Pd</w:t>
                             </w:r>
-                            <w:proofErr w:type="gramStart"/>
-                            <w:r>
-                              <w:t>S.Pd</w:t>
-                            </w:r>
-                            <w:proofErr w:type="gramEnd"/>
                           </w:p>
                         </w:txbxContent>
                       </wps:txbx>
@@ -2017,13 +1972,8 @@
                         <w:jc w:val="center"/>
                       </w:pPr>
                       <w:r>
-                        <w:t xml:space="preserve">Eko Mulyanto, </w:t>
+                        <w:t>Eko Mulyanto, S.Pd</w:t>
                       </w:r>
-                      <w:proofErr w:type="gramStart"/>
-                      <w:r>
-                        <w:t>S.Pd</w:t>
-                      </w:r>
-                      <w:proofErr w:type="gramEnd"/>
                     </w:p>
                   </w:txbxContent>
                 </v:textbox>
@@ -16911,7 +16861,7 @@
           <w:noProof/>
         </w:rPr>
         <w:drawing>
-          <wp:inline distT="0" distB="0" distL="0" distR="0" wp14:anchorId="26C7928E" wp14:editId="6DD0A69B">
+          <wp:inline distT="0" distB="0" distL="0" distR="0" wp14:anchorId="26C7928E" wp14:editId="543F13FB">
             <wp:extent cx="3709035" cy="2465070"/>
             <wp:effectExtent l="0" t="0" r="5715" b="0"/>
             <wp:docPr id="1" name="Picture 1"/>
@@ -17047,7 +16997,7 @@
           <w:noProof/>
         </w:rPr>
         <w:drawing>
-          <wp:inline distT="0" distB="0" distL="0" distR="0" wp14:anchorId="1F252343" wp14:editId="29319292">
+          <wp:inline distT="0" distB="0" distL="0" distR="0" wp14:anchorId="1F252343" wp14:editId="2EFDA8BD">
             <wp:extent cx="1724025" cy="932082"/>
             <wp:effectExtent l="0" t="0" r="0" b="1905"/>
             <wp:docPr id="2" name="Picture 2"/>
@@ -28327,9 +28277,9 @@
           <w:noProof/>
         </w:rPr>
         <w:drawing>
-          <wp:inline distT="0" distB="0" distL="0" distR="0" wp14:anchorId="6FCB15AE" wp14:editId="22B199A0">
-            <wp:extent cx="2441429" cy="1260000"/>
-            <wp:effectExtent l="0" t="0" r="0" b="0"/>
+          <wp:inline distT="0" distB="0" distL="0" distR="0" wp14:anchorId="6FCB15AE" wp14:editId="6C650C97">
+            <wp:extent cx="2092654" cy="1080000"/>
+            <wp:effectExtent l="0" t="0" r="0" b="6350"/>
             <wp:docPr id="19" name="Picture 19"/>
             <wp:cNvGraphicFramePr>
               <a:graphicFrameLocks xmlns:a="http://schemas.openxmlformats.org/drawingml/2006/main" noChangeAspect="1"/>
@@ -28359,7 +28309,7 @@
                   <pic:spPr bwMode="auto">
                     <a:xfrm>
                       <a:off x="0" y="0"/>
-                      <a:ext cx="2441429" cy="1260000"/>
+                      <a:ext cx="2092654" cy="1080000"/>
                     </a:xfrm>
                     <a:prstGeom prst="rect">
                       <a:avLst/>
@@ -33315,20 +33265,17 @@
     </w:p>
     <w:p>
       <w:pPr>
-        <w:spacing w:before="100" w:beforeAutospacing="1" w:after="100" w:afterAutospacing="1" w:line="240" w:lineRule="auto"/>
-        <w:rPr>
-          <w:rFonts w:ascii="Times New Roman" w:eastAsia="Times New Roman" w:hAnsi="Times New Roman" w:cs="Times New Roman"/>
-          <w:sz w:val="24"/>
-          <w:szCs w:val="24"/>
-          <w:lang w:val="en-ID" w:eastAsia="en-ID"/>
-        </w:rPr>
-      </w:pPr>
-      <w:proofErr w:type="spellStart"/>
-      <w:r>
-        <w:rPr>
-          <w:rFonts w:ascii="Times New Roman" w:eastAsia="Times New Roman" w:hAnsi="Times New Roman" w:cs="Times New Roman"/>
-          <w:sz w:val="24"/>
-          <w:szCs w:val="24"/>
+        <w:spacing w:before="100" w:beforeAutospacing="1" w:after="100" w:afterAutospacing="1" w:line="360" w:lineRule="auto"/>
+        <w:jc w:val="both"/>
+        <w:rPr>
+          <w:rFonts w:eastAsia="Times New Roman" w:cstheme="minorHAnsi"/>
+          <w:lang w:val="en-ID" w:eastAsia="en-ID"/>
+        </w:rPr>
+      </w:pPr>
+      <w:proofErr w:type="spellStart"/>
+      <w:r>
+        <w:rPr>
+          <w:rFonts w:eastAsia="Times New Roman" w:cstheme="minorHAnsi"/>
           <w:lang w:val="en-ID" w:eastAsia="en-ID"/>
         </w:rPr>
         <w:t>Menurut</w:t>
@@ -33336,9 +33283,7 @@
       <w:proofErr w:type="spellEnd"/>
       <w:r>
         <w:rPr>
-          <w:rFonts w:ascii="Times New Roman" w:eastAsia="Times New Roman" w:hAnsi="Times New Roman" w:cs="Times New Roman"/>
-          <w:sz w:val="24"/>
-          <w:szCs w:val="24"/>
+          <w:rFonts w:eastAsia="Times New Roman" w:cstheme="minorHAnsi"/>
           <w:lang w:val="en-ID" w:eastAsia="en-ID"/>
         </w:rPr>
         <w:t xml:space="preserve"> Rosa dan </w:t>
@@ -33346,9 +33291,7 @@
       <w:proofErr w:type="spellStart"/>
       <w:r>
         <w:rPr>
-          <w:rFonts w:ascii="Times New Roman" w:eastAsia="Times New Roman" w:hAnsi="Times New Roman" w:cs="Times New Roman"/>
-          <w:sz w:val="24"/>
-          <w:szCs w:val="24"/>
+          <w:rFonts w:eastAsia="Times New Roman" w:cstheme="minorHAnsi"/>
           <w:lang w:val="en-ID" w:eastAsia="en-ID"/>
         </w:rPr>
         <w:t>Shalahuddin</w:t>
@@ -33356,9 +33299,7 @@
       <w:proofErr w:type="spellEnd"/>
       <w:r>
         <w:rPr>
-          <w:rFonts w:ascii="Times New Roman" w:eastAsia="Times New Roman" w:hAnsi="Times New Roman" w:cs="Times New Roman"/>
-          <w:sz w:val="24"/>
-          <w:szCs w:val="24"/>
+          <w:rFonts w:eastAsia="Times New Roman" w:cstheme="minorHAnsi"/>
           <w:lang w:val="en-ID" w:eastAsia="en-ID"/>
         </w:rPr>
         <w:t xml:space="preserve">, Entity Relationship Diagram (ERD) </w:t>
@@ -33366,9 +33307,7 @@
       <w:proofErr w:type="spellStart"/>
       <w:r>
         <w:rPr>
-          <w:rFonts w:ascii="Times New Roman" w:eastAsia="Times New Roman" w:hAnsi="Times New Roman" w:cs="Times New Roman"/>
-          <w:sz w:val="24"/>
-          <w:szCs w:val="24"/>
+          <w:rFonts w:eastAsia="Times New Roman" w:cstheme="minorHAnsi"/>
           <w:lang w:val="en-ID" w:eastAsia="en-ID"/>
         </w:rPr>
         <w:t>dikembangkan</w:t>
@@ -33376,19 +33315,15 @@
       <w:proofErr w:type="spellEnd"/>
       <w:r>
         <w:rPr>
-          <w:rFonts w:ascii="Times New Roman" w:eastAsia="Times New Roman" w:hAnsi="Times New Roman" w:cs="Times New Roman"/>
-          <w:sz w:val="24"/>
-          <w:szCs w:val="24"/>
-          <w:lang w:val="en-ID" w:eastAsia="en-ID"/>
-        </w:rPr>
-        <w:t xml:space="preserve"> </w:t>
-      </w:r>
-      <w:proofErr w:type="spellStart"/>
-      <w:r>
-        <w:rPr>
-          <w:rFonts w:ascii="Times New Roman" w:eastAsia="Times New Roman" w:hAnsi="Times New Roman" w:cs="Times New Roman"/>
-          <w:sz w:val="24"/>
-          <w:szCs w:val="24"/>
+          <w:rFonts w:eastAsia="Times New Roman" w:cstheme="minorHAnsi"/>
+          <w:lang w:val="en-ID" w:eastAsia="en-ID"/>
+        </w:rPr>
+        <w:t xml:space="preserve"> </w:t>
+      </w:r>
+      <w:proofErr w:type="spellStart"/>
+      <w:r>
+        <w:rPr>
+          <w:rFonts w:eastAsia="Times New Roman" w:cstheme="minorHAnsi"/>
           <w:lang w:val="en-ID" w:eastAsia="en-ID"/>
         </w:rPr>
         <w:t>berdasarkan</w:t>
@@ -33396,19 +33331,15 @@
       <w:proofErr w:type="spellEnd"/>
       <w:r>
         <w:rPr>
-          <w:rFonts w:ascii="Times New Roman" w:eastAsia="Times New Roman" w:hAnsi="Times New Roman" w:cs="Times New Roman"/>
-          <w:sz w:val="24"/>
-          <w:szCs w:val="24"/>
-          <w:lang w:val="en-ID" w:eastAsia="en-ID"/>
-        </w:rPr>
-        <w:t xml:space="preserve"> </w:t>
-      </w:r>
-      <w:proofErr w:type="spellStart"/>
-      <w:r>
-        <w:rPr>
-          <w:rFonts w:ascii="Times New Roman" w:eastAsia="Times New Roman" w:hAnsi="Times New Roman" w:cs="Times New Roman"/>
-          <w:sz w:val="24"/>
-          <w:szCs w:val="24"/>
+          <w:rFonts w:eastAsia="Times New Roman" w:cstheme="minorHAnsi"/>
+          <w:lang w:val="en-ID" w:eastAsia="en-ID"/>
+        </w:rPr>
+        <w:t xml:space="preserve"> </w:t>
+      </w:r>
+      <w:proofErr w:type="spellStart"/>
+      <w:r>
+        <w:rPr>
+          <w:rFonts w:eastAsia="Times New Roman" w:cstheme="minorHAnsi"/>
           <w:lang w:val="en-ID" w:eastAsia="en-ID"/>
         </w:rPr>
         <w:t>teori</w:t>
@@ -33416,19 +33347,15 @@
       <w:proofErr w:type="spellEnd"/>
       <w:r>
         <w:rPr>
-          <w:rFonts w:ascii="Times New Roman" w:eastAsia="Times New Roman" w:hAnsi="Times New Roman" w:cs="Times New Roman"/>
-          <w:sz w:val="24"/>
-          <w:szCs w:val="24"/>
-          <w:lang w:val="en-ID" w:eastAsia="en-ID"/>
-        </w:rPr>
-        <w:t xml:space="preserve"> </w:t>
-      </w:r>
-      <w:proofErr w:type="spellStart"/>
-      <w:r>
-        <w:rPr>
-          <w:rFonts w:ascii="Times New Roman" w:eastAsia="Times New Roman" w:hAnsi="Times New Roman" w:cs="Times New Roman"/>
-          <w:sz w:val="24"/>
-          <w:szCs w:val="24"/>
+          <w:rFonts w:eastAsia="Times New Roman" w:cstheme="minorHAnsi"/>
+          <w:lang w:val="en-ID" w:eastAsia="en-ID"/>
+        </w:rPr>
+        <w:t xml:space="preserve"> </w:t>
+      </w:r>
+      <w:proofErr w:type="spellStart"/>
+      <w:r>
+        <w:rPr>
+          <w:rFonts w:eastAsia="Times New Roman" w:cstheme="minorHAnsi"/>
           <w:lang w:val="en-ID" w:eastAsia="en-ID"/>
         </w:rPr>
         <w:t>himpunan</w:t>
@@ -33436,19 +33363,15 @@
       <w:proofErr w:type="spellEnd"/>
       <w:r>
         <w:rPr>
-          <w:rFonts w:ascii="Times New Roman" w:eastAsia="Times New Roman" w:hAnsi="Times New Roman" w:cs="Times New Roman"/>
-          <w:sz w:val="24"/>
-          <w:szCs w:val="24"/>
-          <w:lang w:val="en-ID" w:eastAsia="en-ID"/>
-        </w:rPr>
-        <w:t xml:space="preserve"> </w:t>
-      </w:r>
-      <w:proofErr w:type="spellStart"/>
-      <w:r>
-        <w:rPr>
-          <w:rFonts w:ascii="Times New Roman" w:eastAsia="Times New Roman" w:hAnsi="Times New Roman" w:cs="Times New Roman"/>
-          <w:sz w:val="24"/>
-          <w:szCs w:val="24"/>
+          <w:rFonts w:eastAsia="Times New Roman" w:cstheme="minorHAnsi"/>
+          <w:lang w:val="en-ID" w:eastAsia="en-ID"/>
+        </w:rPr>
+        <w:t xml:space="preserve"> </w:t>
+      </w:r>
+      <w:proofErr w:type="spellStart"/>
+      <w:r>
+        <w:rPr>
+          <w:rFonts w:eastAsia="Times New Roman" w:cstheme="minorHAnsi"/>
           <w:lang w:val="en-ID" w:eastAsia="en-ID"/>
         </w:rPr>
         <w:t>dalam</w:t>
@@ -33456,19 +33379,15 @@
       <w:proofErr w:type="spellEnd"/>
       <w:r>
         <w:rPr>
-          <w:rFonts w:ascii="Times New Roman" w:eastAsia="Times New Roman" w:hAnsi="Times New Roman" w:cs="Times New Roman"/>
-          <w:sz w:val="24"/>
-          <w:szCs w:val="24"/>
-          <w:lang w:val="en-ID" w:eastAsia="en-ID"/>
-        </w:rPr>
-        <w:t xml:space="preserve"> </w:t>
-      </w:r>
-      <w:proofErr w:type="spellStart"/>
-      <w:r>
-        <w:rPr>
-          <w:rFonts w:ascii="Times New Roman" w:eastAsia="Times New Roman" w:hAnsi="Times New Roman" w:cs="Times New Roman"/>
-          <w:sz w:val="24"/>
-          <w:szCs w:val="24"/>
+          <w:rFonts w:eastAsia="Times New Roman" w:cstheme="minorHAnsi"/>
+          <w:lang w:val="en-ID" w:eastAsia="en-ID"/>
+        </w:rPr>
+        <w:t xml:space="preserve"> </w:t>
+      </w:r>
+      <w:proofErr w:type="spellStart"/>
+      <w:r>
+        <w:rPr>
+          <w:rFonts w:eastAsia="Times New Roman" w:cstheme="minorHAnsi"/>
           <w:lang w:val="en-ID" w:eastAsia="en-ID"/>
         </w:rPr>
         <w:t>matematika</w:t>
@@ -33476,9 +33395,7 @@
       <w:proofErr w:type="spellEnd"/>
       <w:r>
         <w:rPr>
-          <w:rFonts w:ascii="Times New Roman" w:eastAsia="Times New Roman" w:hAnsi="Times New Roman" w:cs="Times New Roman"/>
-          <w:sz w:val="24"/>
-          <w:szCs w:val="24"/>
+          <w:rFonts w:eastAsia="Times New Roman" w:cstheme="minorHAnsi"/>
           <w:lang w:val="en-ID" w:eastAsia="en-ID"/>
         </w:rPr>
         <w:t xml:space="preserve"> dan </w:t>
@@ -33486,9 +33403,7 @@
       <w:proofErr w:type="spellStart"/>
       <w:r>
         <w:rPr>
-          <w:rFonts w:ascii="Times New Roman" w:eastAsia="Times New Roman" w:hAnsi="Times New Roman" w:cs="Times New Roman"/>
-          <w:sz w:val="24"/>
-          <w:szCs w:val="24"/>
+          <w:rFonts w:eastAsia="Times New Roman" w:cstheme="minorHAnsi"/>
           <w:lang w:val="en-ID" w:eastAsia="en-ID"/>
         </w:rPr>
         <w:t>digunakan</w:t>
@@ -33496,19 +33411,15 @@
       <w:proofErr w:type="spellEnd"/>
       <w:r>
         <w:rPr>
-          <w:rFonts w:ascii="Times New Roman" w:eastAsia="Times New Roman" w:hAnsi="Times New Roman" w:cs="Times New Roman"/>
-          <w:sz w:val="24"/>
-          <w:szCs w:val="24"/>
-          <w:lang w:val="en-ID" w:eastAsia="en-ID"/>
-        </w:rPr>
-        <w:t xml:space="preserve"> </w:t>
-      </w:r>
-      <w:proofErr w:type="spellStart"/>
-      <w:r>
-        <w:rPr>
-          <w:rFonts w:ascii="Times New Roman" w:eastAsia="Times New Roman" w:hAnsi="Times New Roman" w:cs="Times New Roman"/>
-          <w:sz w:val="24"/>
-          <w:szCs w:val="24"/>
+          <w:rFonts w:eastAsia="Times New Roman" w:cstheme="minorHAnsi"/>
+          <w:lang w:val="en-ID" w:eastAsia="en-ID"/>
+        </w:rPr>
+        <w:t xml:space="preserve"> </w:t>
+      </w:r>
+      <w:proofErr w:type="spellStart"/>
+      <w:r>
+        <w:rPr>
+          <w:rFonts w:eastAsia="Times New Roman" w:cstheme="minorHAnsi"/>
           <w:lang w:val="en-ID" w:eastAsia="en-ID"/>
         </w:rPr>
         <w:t>untuk</w:t>
@@ -33516,19 +33427,15 @@
       <w:proofErr w:type="spellEnd"/>
       <w:r>
         <w:rPr>
-          <w:rFonts w:ascii="Times New Roman" w:eastAsia="Times New Roman" w:hAnsi="Times New Roman" w:cs="Times New Roman"/>
-          <w:sz w:val="24"/>
-          <w:szCs w:val="24"/>
-          <w:lang w:val="en-ID" w:eastAsia="en-ID"/>
-        </w:rPr>
-        <w:t xml:space="preserve"> </w:t>
-      </w:r>
-      <w:proofErr w:type="spellStart"/>
-      <w:r>
-        <w:rPr>
-          <w:rFonts w:ascii="Times New Roman" w:eastAsia="Times New Roman" w:hAnsi="Times New Roman" w:cs="Times New Roman"/>
-          <w:sz w:val="24"/>
-          <w:szCs w:val="24"/>
+          <w:rFonts w:eastAsia="Times New Roman" w:cstheme="minorHAnsi"/>
+          <w:lang w:val="en-ID" w:eastAsia="en-ID"/>
+        </w:rPr>
+        <w:t xml:space="preserve"> </w:t>
+      </w:r>
+      <w:proofErr w:type="spellStart"/>
+      <w:r>
+        <w:rPr>
+          <w:rFonts w:eastAsia="Times New Roman" w:cstheme="minorHAnsi"/>
           <w:lang w:val="en-ID" w:eastAsia="en-ID"/>
         </w:rPr>
         <w:t>pemodelan</w:t>
@@ -33536,9 +33443,7 @@
       <w:proofErr w:type="spellEnd"/>
       <w:r>
         <w:rPr>
-          <w:rFonts w:ascii="Times New Roman" w:eastAsia="Times New Roman" w:hAnsi="Times New Roman" w:cs="Times New Roman"/>
-          <w:sz w:val="24"/>
-          <w:szCs w:val="24"/>
+          <w:rFonts w:eastAsia="Times New Roman" w:cstheme="minorHAnsi"/>
           <w:lang w:val="en-ID" w:eastAsia="en-ID"/>
         </w:rPr>
         <w:t xml:space="preserve"> basis data </w:t>
@@ -33546,9 +33451,7 @@
       <w:proofErr w:type="spellStart"/>
       <w:r>
         <w:rPr>
-          <w:rFonts w:ascii="Times New Roman" w:eastAsia="Times New Roman" w:hAnsi="Times New Roman" w:cs="Times New Roman"/>
-          <w:sz w:val="24"/>
-          <w:szCs w:val="24"/>
+          <w:rFonts w:eastAsia="Times New Roman" w:cstheme="minorHAnsi"/>
           <w:lang w:val="en-ID" w:eastAsia="en-ID"/>
         </w:rPr>
         <w:t>relasional</w:t>
@@ -33556,9 +33459,7 @@
       <w:proofErr w:type="spellEnd"/>
       <w:r>
         <w:rPr>
-          <w:rFonts w:ascii="Times New Roman" w:eastAsia="Times New Roman" w:hAnsi="Times New Roman" w:cs="Times New Roman"/>
-          <w:sz w:val="24"/>
-          <w:szCs w:val="24"/>
+          <w:rFonts w:eastAsia="Times New Roman" w:cstheme="minorHAnsi"/>
           <w:lang w:val="en-ID" w:eastAsia="en-ID"/>
         </w:rPr>
         <w:t xml:space="preserve">. ERD </w:t>
@@ -33566,9 +33467,7 @@
       <w:proofErr w:type="spellStart"/>
       <w:r>
         <w:rPr>
-          <w:rFonts w:ascii="Times New Roman" w:eastAsia="Times New Roman" w:hAnsi="Times New Roman" w:cs="Times New Roman"/>
-          <w:sz w:val="24"/>
-          <w:szCs w:val="24"/>
+          <w:rFonts w:eastAsia="Times New Roman" w:cstheme="minorHAnsi"/>
           <w:lang w:val="en-ID" w:eastAsia="en-ID"/>
         </w:rPr>
         <w:t>membantu</w:t>
@@ -33576,19 +33475,15 @@
       <w:proofErr w:type="spellEnd"/>
       <w:r>
         <w:rPr>
-          <w:rFonts w:ascii="Times New Roman" w:eastAsia="Times New Roman" w:hAnsi="Times New Roman" w:cs="Times New Roman"/>
-          <w:sz w:val="24"/>
-          <w:szCs w:val="24"/>
-          <w:lang w:val="en-ID" w:eastAsia="en-ID"/>
-        </w:rPr>
-        <w:t xml:space="preserve"> </w:t>
-      </w:r>
-      <w:proofErr w:type="spellStart"/>
-      <w:r>
-        <w:rPr>
-          <w:rFonts w:ascii="Times New Roman" w:eastAsia="Times New Roman" w:hAnsi="Times New Roman" w:cs="Times New Roman"/>
-          <w:sz w:val="24"/>
-          <w:szCs w:val="24"/>
+          <w:rFonts w:eastAsia="Times New Roman" w:cstheme="minorHAnsi"/>
+          <w:lang w:val="en-ID" w:eastAsia="en-ID"/>
+        </w:rPr>
+        <w:t xml:space="preserve"> </w:t>
+      </w:r>
+      <w:proofErr w:type="spellStart"/>
+      <w:r>
+        <w:rPr>
+          <w:rFonts w:eastAsia="Times New Roman" w:cstheme="minorHAnsi"/>
           <w:lang w:val="en-ID" w:eastAsia="en-ID"/>
         </w:rPr>
         <w:t>menggambarkan</w:t>
@@ -33596,19 +33491,15 @@
       <w:proofErr w:type="spellEnd"/>
       <w:r>
         <w:rPr>
-          <w:rFonts w:ascii="Times New Roman" w:eastAsia="Times New Roman" w:hAnsi="Times New Roman" w:cs="Times New Roman"/>
-          <w:sz w:val="24"/>
-          <w:szCs w:val="24"/>
-          <w:lang w:val="en-ID" w:eastAsia="en-ID"/>
-        </w:rPr>
-        <w:t xml:space="preserve"> </w:t>
-      </w:r>
-      <w:proofErr w:type="spellStart"/>
-      <w:r>
-        <w:rPr>
-          <w:rFonts w:ascii="Times New Roman" w:eastAsia="Times New Roman" w:hAnsi="Times New Roman" w:cs="Times New Roman"/>
-          <w:sz w:val="24"/>
-          <w:szCs w:val="24"/>
+          <w:rFonts w:eastAsia="Times New Roman" w:cstheme="minorHAnsi"/>
+          <w:lang w:val="en-ID" w:eastAsia="en-ID"/>
+        </w:rPr>
+        <w:t xml:space="preserve"> </w:t>
+      </w:r>
+      <w:proofErr w:type="spellStart"/>
+      <w:r>
+        <w:rPr>
+          <w:rFonts w:eastAsia="Times New Roman" w:cstheme="minorHAnsi"/>
           <w:lang w:val="en-ID" w:eastAsia="en-ID"/>
         </w:rPr>
         <w:t>struktur</w:t>
@@ -33616,9 +33507,7 @@
       <w:proofErr w:type="spellEnd"/>
       <w:r>
         <w:rPr>
-          <w:rFonts w:ascii="Times New Roman" w:eastAsia="Times New Roman" w:hAnsi="Times New Roman" w:cs="Times New Roman"/>
-          <w:sz w:val="24"/>
-          <w:szCs w:val="24"/>
+          <w:rFonts w:eastAsia="Times New Roman" w:cstheme="minorHAnsi"/>
           <w:lang w:val="en-ID" w:eastAsia="en-ID"/>
         </w:rPr>
         <w:t xml:space="preserve"> data </w:t>
@@ -33626,9 +33515,7 @@
       <w:proofErr w:type="spellStart"/>
       <w:r>
         <w:rPr>
-          <w:rFonts w:ascii="Times New Roman" w:eastAsia="Times New Roman" w:hAnsi="Times New Roman" w:cs="Times New Roman"/>
-          <w:sz w:val="24"/>
-          <w:szCs w:val="24"/>
+          <w:rFonts w:eastAsia="Times New Roman" w:cstheme="minorHAnsi"/>
           <w:lang w:val="en-ID" w:eastAsia="en-ID"/>
         </w:rPr>
         <w:t>secara</w:t>
@@ -33636,9 +33523,7 @@
       <w:proofErr w:type="spellEnd"/>
       <w:r>
         <w:rPr>
-          <w:rFonts w:ascii="Times New Roman" w:eastAsia="Times New Roman" w:hAnsi="Times New Roman" w:cs="Times New Roman"/>
-          <w:sz w:val="24"/>
-          <w:szCs w:val="24"/>
+          <w:rFonts w:eastAsia="Times New Roman" w:cstheme="minorHAnsi"/>
           <w:lang w:val="en-ID" w:eastAsia="en-ID"/>
         </w:rPr>
         <w:t xml:space="preserve"> visual, </w:t>
@@ -33646,9 +33531,7 @@
       <w:proofErr w:type="spellStart"/>
       <w:r>
         <w:rPr>
-          <w:rFonts w:ascii="Times New Roman" w:eastAsia="Times New Roman" w:hAnsi="Times New Roman" w:cs="Times New Roman"/>
-          <w:sz w:val="24"/>
-          <w:szCs w:val="24"/>
+          <w:rFonts w:eastAsia="Times New Roman" w:cstheme="minorHAnsi"/>
           <w:lang w:val="en-ID" w:eastAsia="en-ID"/>
         </w:rPr>
         <w:t>termasuk</w:t>
@@ -33656,19 +33539,15 @@
       <w:proofErr w:type="spellEnd"/>
       <w:r>
         <w:rPr>
-          <w:rFonts w:ascii="Times New Roman" w:eastAsia="Times New Roman" w:hAnsi="Times New Roman" w:cs="Times New Roman"/>
-          <w:sz w:val="24"/>
-          <w:szCs w:val="24"/>
-          <w:lang w:val="en-ID" w:eastAsia="en-ID"/>
-        </w:rPr>
-        <w:t xml:space="preserve"> </w:t>
-      </w:r>
-      <w:proofErr w:type="spellStart"/>
-      <w:r>
-        <w:rPr>
-          <w:rFonts w:ascii="Times New Roman" w:eastAsia="Times New Roman" w:hAnsi="Times New Roman" w:cs="Times New Roman"/>
-          <w:sz w:val="24"/>
-          <w:szCs w:val="24"/>
+          <w:rFonts w:eastAsia="Times New Roman" w:cstheme="minorHAnsi"/>
+          <w:lang w:val="en-ID" w:eastAsia="en-ID"/>
+        </w:rPr>
+        <w:t xml:space="preserve"> </w:t>
+      </w:r>
+      <w:proofErr w:type="spellStart"/>
+      <w:r>
+        <w:rPr>
+          <w:rFonts w:eastAsia="Times New Roman" w:cstheme="minorHAnsi"/>
           <w:lang w:val="en-ID" w:eastAsia="en-ID"/>
         </w:rPr>
         <w:t>entitas</w:t>
@@ -33676,9 +33555,7 @@
       <w:proofErr w:type="spellEnd"/>
       <w:r>
         <w:rPr>
-          <w:rFonts w:ascii="Times New Roman" w:eastAsia="Times New Roman" w:hAnsi="Times New Roman" w:cs="Times New Roman"/>
-          <w:sz w:val="24"/>
-          <w:szCs w:val="24"/>
+          <w:rFonts w:eastAsia="Times New Roman" w:cstheme="minorHAnsi"/>
           <w:lang w:val="en-ID" w:eastAsia="en-ID"/>
         </w:rPr>
         <w:t xml:space="preserve">, </w:t>
@@ -33686,9 +33563,7 @@
       <w:proofErr w:type="spellStart"/>
       <w:r>
         <w:rPr>
-          <w:rFonts w:ascii="Times New Roman" w:eastAsia="Times New Roman" w:hAnsi="Times New Roman" w:cs="Times New Roman"/>
-          <w:sz w:val="24"/>
-          <w:szCs w:val="24"/>
+          <w:rFonts w:eastAsia="Times New Roman" w:cstheme="minorHAnsi"/>
           <w:lang w:val="en-ID" w:eastAsia="en-ID"/>
         </w:rPr>
         <w:t>atribut</w:t>
@@ -33696,9 +33571,7 @@
       <w:proofErr w:type="spellEnd"/>
       <w:r>
         <w:rPr>
-          <w:rFonts w:ascii="Times New Roman" w:eastAsia="Times New Roman" w:hAnsi="Times New Roman" w:cs="Times New Roman"/>
-          <w:sz w:val="24"/>
-          <w:szCs w:val="24"/>
+          <w:rFonts w:eastAsia="Times New Roman" w:cstheme="minorHAnsi"/>
           <w:lang w:val="en-ID" w:eastAsia="en-ID"/>
         </w:rPr>
         <w:t xml:space="preserve">, dan </w:t>
@@ -33706,9 +33579,7 @@
       <w:proofErr w:type="spellStart"/>
       <w:r>
         <w:rPr>
-          <w:rFonts w:ascii="Times New Roman" w:eastAsia="Times New Roman" w:hAnsi="Times New Roman" w:cs="Times New Roman"/>
-          <w:sz w:val="24"/>
-          <w:szCs w:val="24"/>
+          <w:rFonts w:eastAsia="Times New Roman" w:cstheme="minorHAnsi"/>
           <w:lang w:val="en-ID" w:eastAsia="en-ID"/>
         </w:rPr>
         <w:t>hubungan</w:t>
@@ -33716,19 +33587,15 @@
       <w:proofErr w:type="spellEnd"/>
       <w:r>
         <w:rPr>
-          <w:rFonts w:ascii="Times New Roman" w:eastAsia="Times New Roman" w:hAnsi="Times New Roman" w:cs="Times New Roman"/>
-          <w:sz w:val="24"/>
-          <w:szCs w:val="24"/>
-          <w:lang w:val="en-ID" w:eastAsia="en-ID"/>
-        </w:rPr>
-        <w:t xml:space="preserve"> </w:t>
-      </w:r>
-      <w:proofErr w:type="spellStart"/>
-      <w:r>
-        <w:rPr>
-          <w:rFonts w:ascii="Times New Roman" w:eastAsia="Times New Roman" w:hAnsi="Times New Roman" w:cs="Times New Roman"/>
-          <w:sz w:val="24"/>
-          <w:szCs w:val="24"/>
+          <w:rFonts w:eastAsia="Times New Roman" w:cstheme="minorHAnsi"/>
+          <w:lang w:val="en-ID" w:eastAsia="en-ID"/>
+        </w:rPr>
+        <w:t xml:space="preserve"> </w:t>
+      </w:r>
+      <w:proofErr w:type="spellStart"/>
+      <w:r>
+        <w:rPr>
+          <w:rFonts w:eastAsia="Times New Roman" w:cstheme="minorHAnsi"/>
           <w:lang w:val="en-ID" w:eastAsia="en-ID"/>
         </w:rPr>
         <w:t>antar</w:t>
@@ -33736,19 +33603,15 @@
       <w:proofErr w:type="spellEnd"/>
       <w:r>
         <w:rPr>
-          <w:rFonts w:ascii="Times New Roman" w:eastAsia="Times New Roman" w:hAnsi="Times New Roman" w:cs="Times New Roman"/>
-          <w:sz w:val="24"/>
-          <w:szCs w:val="24"/>
-          <w:lang w:val="en-ID" w:eastAsia="en-ID"/>
-        </w:rPr>
-        <w:t xml:space="preserve"> </w:t>
-      </w:r>
-      <w:proofErr w:type="spellStart"/>
-      <w:r>
-        <w:rPr>
-          <w:rFonts w:ascii="Times New Roman" w:eastAsia="Times New Roman" w:hAnsi="Times New Roman" w:cs="Times New Roman"/>
-          <w:sz w:val="24"/>
-          <w:szCs w:val="24"/>
+          <w:rFonts w:eastAsia="Times New Roman" w:cstheme="minorHAnsi"/>
+          <w:lang w:val="en-ID" w:eastAsia="en-ID"/>
+        </w:rPr>
+        <w:t xml:space="preserve"> </w:t>
+      </w:r>
+      <w:proofErr w:type="spellStart"/>
+      <w:r>
+        <w:rPr>
+          <w:rFonts w:eastAsia="Times New Roman" w:cstheme="minorHAnsi"/>
           <w:lang w:val="en-ID" w:eastAsia="en-ID"/>
         </w:rPr>
         <w:t>entitas</w:t>
@@ -33756,9 +33619,7 @@
       <w:proofErr w:type="spellEnd"/>
       <w:r>
         <w:rPr>
-          <w:rFonts w:ascii="Times New Roman" w:eastAsia="Times New Roman" w:hAnsi="Times New Roman" w:cs="Times New Roman"/>
-          <w:sz w:val="24"/>
-          <w:szCs w:val="24"/>
+          <w:rFonts w:eastAsia="Times New Roman" w:cstheme="minorHAnsi"/>
           <w:lang w:val="en-ID" w:eastAsia="en-ID"/>
         </w:rPr>
         <w:t xml:space="preserve">, </w:t>
@@ -33766,9 +33627,7 @@
       <w:proofErr w:type="spellStart"/>
       <w:r>
         <w:rPr>
-          <w:rFonts w:ascii="Times New Roman" w:eastAsia="Times New Roman" w:hAnsi="Times New Roman" w:cs="Times New Roman"/>
-          <w:sz w:val="24"/>
-          <w:szCs w:val="24"/>
+          <w:rFonts w:eastAsia="Times New Roman" w:cstheme="minorHAnsi"/>
           <w:lang w:val="en-ID" w:eastAsia="en-ID"/>
         </w:rPr>
         <w:t>sehingga</w:t>
@@ -33776,19 +33635,15 @@
       <w:proofErr w:type="spellEnd"/>
       <w:r>
         <w:rPr>
-          <w:rFonts w:ascii="Times New Roman" w:eastAsia="Times New Roman" w:hAnsi="Times New Roman" w:cs="Times New Roman"/>
-          <w:sz w:val="24"/>
-          <w:szCs w:val="24"/>
-          <w:lang w:val="en-ID" w:eastAsia="en-ID"/>
-        </w:rPr>
-        <w:t xml:space="preserve"> </w:t>
-      </w:r>
-      <w:proofErr w:type="spellStart"/>
-      <w:r>
-        <w:rPr>
-          <w:rFonts w:ascii="Times New Roman" w:eastAsia="Times New Roman" w:hAnsi="Times New Roman" w:cs="Times New Roman"/>
-          <w:sz w:val="24"/>
-          <w:szCs w:val="24"/>
+          <w:rFonts w:eastAsia="Times New Roman" w:cstheme="minorHAnsi"/>
+          <w:lang w:val="en-ID" w:eastAsia="en-ID"/>
+        </w:rPr>
+        <w:t xml:space="preserve"> </w:t>
+      </w:r>
+      <w:proofErr w:type="spellStart"/>
+      <w:r>
+        <w:rPr>
+          <w:rFonts w:eastAsia="Times New Roman" w:cstheme="minorHAnsi"/>
           <w:lang w:val="en-ID" w:eastAsia="en-ID"/>
         </w:rPr>
         <w:t>memudahkan</w:t>
@@ -33796,19 +33651,15 @@
       <w:proofErr w:type="spellEnd"/>
       <w:r>
         <w:rPr>
-          <w:rFonts w:ascii="Times New Roman" w:eastAsia="Times New Roman" w:hAnsi="Times New Roman" w:cs="Times New Roman"/>
-          <w:sz w:val="24"/>
-          <w:szCs w:val="24"/>
-          <w:lang w:val="en-ID" w:eastAsia="en-ID"/>
-        </w:rPr>
-        <w:t xml:space="preserve"> </w:t>
-      </w:r>
-      <w:proofErr w:type="spellStart"/>
-      <w:r>
-        <w:rPr>
-          <w:rFonts w:ascii="Times New Roman" w:eastAsia="Times New Roman" w:hAnsi="Times New Roman" w:cs="Times New Roman"/>
-          <w:sz w:val="24"/>
-          <w:szCs w:val="24"/>
+          <w:rFonts w:eastAsia="Times New Roman" w:cstheme="minorHAnsi"/>
+          <w:lang w:val="en-ID" w:eastAsia="en-ID"/>
+        </w:rPr>
+        <w:t xml:space="preserve"> </w:t>
+      </w:r>
+      <w:proofErr w:type="spellStart"/>
+      <w:r>
+        <w:rPr>
+          <w:rFonts w:eastAsia="Times New Roman" w:cstheme="minorHAnsi"/>
           <w:lang w:val="en-ID" w:eastAsia="en-ID"/>
         </w:rPr>
         <w:t>pengembang</w:t>
@@ -33816,19 +33667,15 @@
       <w:proofErr w:type="spellEnd"/>
       <w:r>
         <w:rPr>
-          <w:rFonts w:ascii="Times New Roman" w:eastAsia="Times New Roman" w:hAnsi="Times New Roman" w:cs="Times New Roman"/>
-          <w:sz w:val="24"/>
-          <w:szCs w:val="24"/>
-          <w:lang w:val="en-ID" w:eastAsia="en-ID"/>
-        </w:rPr>
-        <w:t xml:space="preserve"> </w:t>
-      </w:r>
-      <w:proofErr w:type="spellStart"/>
-      <w:r>
-        <w:rPr>
-          <w:rFonts w:ascii="Times New Roman" w:eastAsia="Times New Roman" w:hAnsi="Times New Roman" w:cs="Times New Roman"/>
-          <w:sz w:val="24"/>
-          <w:szCs w:val="24"/>
+          <w:rFonts w:eastAsia="Times New Roman" w:cstheme="minorHAnsi"/>
+          <w:lang w:val="en-ID" w:eastAsia="en-ID"/>
+        </w:rPr>
+        <w:t xml:space="preserve"> </w:t>
+      </w:r>
+      <w:proofErr w:type="spellStart"/>
+      <w:r>
+        <w:rPr>
+          <w:rFonts w:eastAsia="Times New Roman" w:cstheme="minorHAnsi"/>
           <w:lang w:val="en-ID" w:eastAsia="en-ID"/>
         </w:rPr>
         <w:t>memahami</w:t>
@@ -33836,19 +33683,15 @@
       <w:proofErr w:type="spellEnd"/>
       <w:r>
         <w:rPr>
-          <w:rFonts w:ascii="Times New Roman" w:eastAsia="Times New Roman" w:hAnsi="Times New Roman" w:cs="Times New Roman"/>
-          <w:sz w:val="24"/>
-          <w:szCs w:val="24"/>
-          <w:lang w:val="en-ID" w:eastAsia="en-ID"/>
-        </w:rPr>
-        <w:t xml:space="preserve"> </w:t>
-      </w:r>
-      <w:proofErr w:type="spellStart"/>
-      <w:r>
-        <w:rPr>
-          <w:rFonts w:ascii="Times New Roman" w:eastAsia="Times New Roman" w:hAnsi="Times New Roman" w:cs="Times New Roman"/>
-          <w:sz w:val="24"/>
-          <w:szCs w:val="24"/>
+          <w:rFonts w:eastAsia="Times New Roman" w:cstheme="minorHAnsi"/>
+          <w:lang w:val="en-ID" w:eastAsia="en-ID"/>
+        </w:rPr>
+        <w:t xml:space="preserve"> </w:t>
+      </w:r>
+      <w:proofErr w:type="spellStart"/>
+      <w:r>
+        <w:rPr>
+          <w:rFonts w:eastAsia="Times New Roman" w:cstheme="minorHAnsi"/>
           <w:lang w:val="en-ID" w:eastAsia="en-ID"/>
         </w:rPr>
         <w:t>alur</w:t>
@@ -33856,19 +33699,15 @@
       <w:proofErr w:type="spellEnd"/>
       <w:r>
         <w:rPr>
-          <w:rFonts w:ascii="Times New Roman" w:eastAsia="Times New Roman" w:hAnsi="Times New Roman" w:cs="Times New Roman"/>
-          <w:sz w:val="24"/>
-          <w:szCs w:val="24"/>
-          <w:lang w:val="en-ID" w:eastAsia="en-ID"/>
-        </w:rPr>
-        <w:t xml:space="preserve"> </w:t>
-      </w:r>
-      <w:proofErr w:type="spellStart"/>
-      <w:r>
-        <w:rPr>
-          <w:rFonts w:ascii="Times New Roman" w:eastAsia="Times New Roman" w:hAnsi="Times New Roman" w:cs="Times New Roman"/>
-          <w:sz w:val="24"/>
-          <w:szCs w:val="24"/>
+          <w:rFonts w:eastAsia="Times New Roman" w:cstheme="minorHAnsi"/>
+          <w:lang w:val="en-ID" w:eastAsia="en-ID"/>
+        </w:rPr>
+        <w:t xml:space="preserve"> </w:t>
+      </w:r>
+      <w:proofErr w:type="spellStart"/>
+      <w:r>
+        <w:rPr>
+          <w:rFonts w:eastAsia="Times New Roman" w:cstheme="minorHAnsi"/>
           <w:lang w:val="en-ID" w:eastAsia="en-ID"/>
         </w:rPr>
         <w:t>informasi</w:t>
@@ -33876,19 +33715,15 @@
       <w:proofErr w:type="spellEnd"/>
       <w:r>
         <w:rPr>
-          <w:rFonts w:ascii="Times New Roman" w:eastAsia="Times New Roman" w:hAnsi="Times New Roman" w:cs="Times New Roman"/>
-          <w:sz w:val="24"/>
-          <w:szCs w:val="24"/>
-          <w:lang w:val="en-ID" w:eastAsia="en-ID"/>
-        </w:rPr>
-        <w:t xml:space="preserve"> </w:t>
-      </w:r>
-      <w:proofErr w:type="spellStart"/>
-      <w:r>
-        <w:rPr>
-          <w:rFonts w:ascii="Times New Roman" w:eastAsia="Times New Roman" w:hAnsi="Times New Roman" w:cs="Times New Roman"/>
-          <w:sz w:val="24"/>
-          <w:szCs w:val="24"/>
+          <w:rFonts w:eastAsia="Times New Roman" w:cstheme="minorHAnsi"/>
+          <w:lang w:val="en-ID" w:eastAsia="en-ID"/>
+        </w:rPr>
+        <w:t xml:space="preserve"> </w:t>
+      </w:r>
+      <w:proofErr w:type="spellStart"/>
+      <w:r>
+        <w:rPr>
+          <w:rFonts w:eastAsia="Times New Roman" w:cstheme="minorHAnsi"/>
           <w:lang w:val="en-ID" w:eastAsia="en-ID"/>
         </w:rPr>
         <w:t>dalam</w:t>
@@ -33896,19 +33731,15 @@
       <w:proofErr w:type="spellEnd"/>
       <w:r>
         <w:rPr>
-          <w:rFonts w:ascii="Times New Roman" w:eastAsia="Times New Roman" w:hAnsi="Times New Roman" w:cs="Times New Roman"/>
-          <w:sz w:val="24"/>
-          <w:szCs w:val="24"/>
-          <w:lang w:val="en-ID" w:eastAsia="en-ID"/>
-        </w:rPr>
-        <w:t xml:space="preserve"> </w:t>
-      </w:r>
-      <w:proofErr w:type="spellStart"/>
-      <w:r>
-        <w:rPr>
-          <w:rFonts w:ascii="Times New Roman" w:eastAsia="Times New Roman" w:hAnsi="Times New Roman" w:cs="Times New Roman"/>
-          <w:sz w:val="24"/>
-          <w:szCs w:val="24"/>
+          <w:rFonts w:eastAsia="Times New Roman" w:cstheme="minorHAnsi"/>
+          <w:lang w:val="en-ID" w:eastAsia="en-ID"/>
+        </w:rPr>
+        <w:t xml:space="preserve"> </w:t>
+      </w:r>
+      <w:proofErr w:type="spellStart"/>
+      <w:r>
+        <w:rPr>
+          <w:rFonts w:eastAsia="Times New Roman" w:cstheme="minorHAnsi"/>
           <w:lang w:val="en-ID" w:eastAsia="en-ID"/>
         </w:rPr>
         <w:t>sistem</w:t>
@@ -33916,9 +33747,7 @@
       <w:proofErr w:type="spellEnd"/>
       <w:r>
         <w:rPr>
-          <w:rFonts w:ascii="Times New Roman" w:eastAsia="Times New Roman" w:hAnsi="Times New Roman" w:cs="Times New Roman"/>
-          <w:sz w:val="24"/>
-          <w:szCs w:val="24"/>
+          <w:rFonts w:eastAsia="Times New Roman" w:cstheme="minorHAnsi"/>
           <w:lang w:val="en-ID" w:eastAsia="en-ID"/>
         </w:rPr>
         <w:t>.</w:t>
@@ -33926,13 +33755,824 @@
     </w:p>
     <w:p>
       <w:pPr>
-        <w:spacing w:before="100" w:beforeAutospacing="1" w:after="100" w:afterAutospacing="1" w:line="240" w:lineRule="auto"/>
-        <w:rPr>
-          <w:rFonts w:ascii="Times New Roman" w:eastAsia="Times New Roman" w:hAnsi="Times New Roman" w:cs="Times New Roman"/>
-          <w:sz w:val="24"/>
-          <w:szCs w:val="24"/>
-          <w:lang w:val="en-ID" w:eastAsia="en-ID"/>
-        </w:rPr>
+        <w:spacing w:before="100" w:beforeAutospacing="1" w:after="100" w:afterAutospacing="1" w:line="360" w:lineRule="auto"/>
+        <w:jc w:val="both"/>
+        <w:rPr>
+          <w:rFonts w:eastAsia="Times New Roman" w:cstheme="minorHAnsi"/>
+          <w:lang w:val="en-ID" w:eastAsia="en-ID"/>
+        </w:rPr>
+      </w:pPr>
+      <w:r>
+        <w:rPr>
+          <w:rFonts w:eastAsia="Times New Roman" w:cstheme="minorHAnsi"/>
+          <w:lang w:val="en-ID" w:eastAsia="en-ID"/>
+        </w:rPr>
+        <w:t xml:space="preserve">Romney dan </w:t>
+      </w:r>
+      <w:proofErr w:type="spellStart"/>
+      <w:r>
+        <w:rPr>
+          <w:rFonts w:eastAsia="Times New Roman" w:cstheme="minorHAnsi"/>
+          <w:lang w:val="en-ID" w:eastAsia="en-ID"/>
+        </w:rPr>
+        <w:t>Steinbart</w:t>
+      </w:r>
+      <w:proofErr w:type="spellEnd"/>
+      <w:r>
+        <w:rPr>
+          <w:rFonts w:eastAsia="Times New Roman" w:cstheme="minorHAnsi"/>
+          <w:lang w:val="en-ID" w:eastAsia="en-ID"/>
+        </w:rPr>
+        <w:t xml:space="preserve"> </w:t>
+      </w:r>
+      <w:proofErr w:type="spellStart"/>
+      <w:r>
+        <w:rPr>
+          <w:rFonts w:eastAsia="Times New Roman" w:cstheme="minorHAnsi"/>
+          <w:lang w:val="en-ID" w:eastAsia="en-ID"/>
+        </w:rPr>
+        <w:t>menyebut</w:t>
+      </w:r>
+      <w:proofErr w:type="spellEnd"/>
+      <w:r>
+        <w:rPr>
+          <w:rFonts w:eastAsia="Times New Roman" w:cstheme="minorHAnsi"/>
+          <w:lang w:val="en-ID" w:eastAsia="en-ID"/>
+        </w:rPr>
+        <w:t xml:space="preserve"> ERD </w:t>
+      </w:r>
+      <w:proofErr w:type="spellStart"/>
+      <w:r>
+        <w:rPr>
+          <w:rFonts w:eastAsia="Times New Roman" w:cstheme="minorHAnsi"/>
+          <w:lang w:val="en-ID" w:eastAsia="en-ID"/>
+        </w:rPr>
+        <w:t>sebagai</w:t>
+      </w:r>
+      <w:proofErr w:type="spellEnd"/>
+      <w:r>
+        <w:rPr>
+          <w:rFonts w:eastAsia="Times New Roman" w:cstheme="minorHAnsi"/>
+          <w:lang w:val="en-ID" w:eastAsia="en-ID"/>
+        </w:rPr>
+        <w:t xml:space="preserve"> </w:t>
+      </w:r>
+      <w:proofErr w:type="spellStart"/>
+      <w:r>
+        <w:rPr>
+          <w:rFonts w:eastAsia="Times New Roman" w:cstheme="minorHAnsi"/>
+          <w:lang w:val="en-ID" w:eastAsia="en-ID"/>
+        </w:rPr>
+        <w:t>representasi</w:t>
+      </w:r>
+      <w:proofErr w:type="spellEnd"/>
+      <w:r>
+        <w:rPr>
+          <w:rFonts w:eastAsia="Times New Roman" w:cstheme="minorHAnsi"/>
+          <w:lang w:val="en-ID" w:eastAsia="en-ID"/>
+        </w:rPr>
+        <w:t xml:space="preserve"> </w:t>
+      </w:r>
+      <w:proofErr w:type="spellStart"/>
+      <w:r>
+        <w:rPr>
+          <w:rFonts w:eastAsia="Times New Roman" w:cstheme="minorHAnsi"/>
+          <w:lang w:val="en-ID" w:eastAsia="en-ID"/>
+        </w:rPr>
+        <w:t>grafis</w:t>
+      </w:r>
+      <w:proofErr w:type="spellEnd"/>
+      <w:r>
+        <w:rPr>
+          <w:rFonts w:eastAsia="Times New Roman" w:cstheme="minorHAnsi"/>
+          <w:lang w:val="en-ID" w:eastAsia="en-ID"/>
+        </w:rPr>
+        <w:t xml:space="preserve"> </w:t>
+      </w:r>
+      <w:proofErr w:type="spellStart"/>
+      <w:r>
+        <w:rPr>
+          <w:rFonts w:eastAsia="Times New Roman" w:cstheme="minorHAnsi"/>
+          <w:lang w:val="en-ID" w:eastAsia="en-ID"/>
+        </w:rPr>
+        <w:t>dari</w:t>
+      </w:r>
+      <w:proofErr w:type="spellEnd"/>
+      <w:r>
+        <w:rPr>
+          <w:rFonts w:eastAsia="Times New Roman" w:cstheme="minorHAnsi"/>
+          <w:lang w:val="en-ID" w:eastAsia="en-ID"/>
+        </w:rPr>
+        <w:t xml:space="preserve"> </w:t>
+      </w:r>
+      <w:proofErr w:type="spellStart"/>
+      <w:r>
+        <w:rPr>
+          <w:rFonts w:eastAsia="Times New Roman" w:cstheme="minorHAnsi"/>
+          <w:lang w:val="en-ID" w:eastAsia="en-ID"/>
+        </w:rPr>
+        <w:t>konten</w:t>
+      </w:r>
+      <w:proofErr w:type="spellEnd"/>
+      <w:r>
+        <w:rPr>
+          <w:rFonts w:eastAsia="Times New Roman" w:cstheme="minorHAnsi"/>
+          <w:lang w:val="en-ID" w:eastAsia="en-ID"/>
+        </w:rPr>
+        <w:t xml:space="preserve"> basis data yang </w:t>
+      </w:r>
+      <w:proofErr w:type="spellStart"/>
+      <w:r>
+        <w:rPr>
+          <w:rFonts w:eastAsia="Times New Roman" w:cstheme="minorHAnsi"/>
+          <w:lang w:val="en-ID" w:eastAsia="en-ID"/>
+        </w:rPr>
+        <w:t>menunjukkan</w:t>
+      </w:r>
+      <w:proofErr w:type="spellEnd"/>
+      <w:r>
+        <w:rPr>
+          <w:rFonts w:eastAsia="Times New Roman" w:cstheme="minorHAnsi"/>
+          <w:lang w:val="en-ID" w:eastAsia="en-ID"/>
+        </w:rPr>
+        <w:t xml:space="preserve"> </w:t>
+      </w:r>
+      <w:proofErr w:type="spellStart"/>
+      <w:r>
+        <w:rPr>
+          <w:rFonts w:eastAsia="Times New Roman" w:cstheme="minorHAnsi"/>
+          <w:lang w:val="en-ID" w:eastAsia="en-ID"/>
+        </w:rPr>
+        <w:t>berbagai</w:t>
+      </w:r>
+      <w:proofErr w:type="spellEnd"/>
+      <w:r>
+        <w:rPr>
+          <w:rFonts w:eastAsia="Times New Roman" w:cstheme="minorHAnsi"/>
+          <w:lang w:val="en-ID" w:eastAsia="en-ID"/>
+        </w:rPr>
+        <w:t xml:space="preserve"> </w:t>
+      </w:r>
+      <w:proofErr w:type="spellStart"/>
+      <w:r>
+        <w:rPr>
+          <w:rFonts w:eastAsia="Times New Roman" w:cstheme="minorHAnsi"/>
+          <w:lang w:val="en-ID" w:eastAsia="en-ID"/>
+        </w:rPr>
+        <w:t>entitas</w:t>
+      </w:r>
+      <w:proofErr w:type="spellEnd"/>
+      <w:r>
+        <w:rPr>
+          <w:rFonts w:eastAsia="Times New Roman" w:cstheme="minorHAnsi"/>
+          <w:lang w:val="en-ID" w:eastAsia="en-ID"/>
+        </w:rPr>
+        <w:t xml:space="preserve"> dan </w:t>
+      </w:r>
+      <w:proofErr w:type="spellStart"/>
+      <w:r>
+        <w:rPr>
+          <w:rFonts w:eastAsia="Times New Roman" w:cstheme="minorHAnsi"/>
+          <w:lang w:val="en-ID" w:eastAsia="en-ID"/>
+        </w:rPr>
+        <w:t>relasi</w:t>
+      </w:r>
+      <w:proofErr w:type="spellEnd"/>
+      <w:r>
+        <w:rPr>
+          <w:rFonts w:eastAsia="Times New Roman" w:cstheme="minorHAnsi"/>
+          <w:lang w:val="en-ID" w:eastAsia="en-ID"/>
+        </w:rPr>
+        <w:t xml:space="preserve"> </w:t>
+      </w:r>
+      <w:proofErr w:type="spellStart"/>
+      <w:r>
+        <w:rPr>
+          <w:rFonts w:eastAsia="Times New Roman" w:cstheme="minorHAnsi"/>
+          <w:lang w:val="en-ID" w:eastAsia="en-ID"/>
+        </w:rPr>
+        <w:t>penting</w:t>
+      </w:r>
+      <w:proofErr w:type="spellEnd"/>
+      <w:r>
+        <w:rPr>
+          <w:rFonts w:eastAsia="Times New Roman" w:cstheme="minorHAnsi"/>
+          <w:lang w:val="en-ID" w:eastAsia="en-ID"/>
+        </w:rPr>
+        <w:t xml:space="preserve"> di </w:t>
+      </w:r>
+      <w:proofErr w:type="spellStart"/>
+      <w:r>
+        <w:rPr>
+          <w:rFonts w:eastAsia="Times New Roman" w:cstheme="minorHAnsi"/>
+          <w:lang w:val="en-ID" w:eastAsia="en-ID"/>
+        </w:rPr>
+        <w:t>antara</w:t>
+      </w:r>
+      <w:proofErr w:type="spellEnd"/>
+      <w:r>
+        <w:rPr>
+          <w:rFonts w:eastAsia="Times New Roman" w:cstheme="minorHAnsi"/>
+          <w:lang w:val="en-ID" w:eastAsia="en-ID"/>
+        </w:rPr>
+        <w:t xml:space="preserve"> </w:t>
+      </w:r>
+      <w:proofErr w:type="spellStart"/>
+      <w:r>
+        <w:rPr>
+          <w:rFonts w:eastAsia="Times New Roman" w:cstheme="minorHAnsi"/>
+          <w:lang w:val="en-ID" w:eastAsia="en-ID"/>
+        </w:rPr>
+        <w:t>mereka</w:t>
+      </w:r>
+      <w:proofErr w:type="spellEnd"/>
+      <w:r>
+        <w:rPr>
+          <w:rFonts w:eastAsia="Times New Roman" w:cstheme="minorHAnsi"/>
+          <w:lang w:val="en-ID" w:eastAsia="en-ID"/>
+        </w:rPr>
+        <w:t xml:space="preserve">. </w:t>
+      </w:r>
+      <w:proofErr w:type="spellStart"/>
+      <w:r>
+        <w:rPr>
+          <w:rFonts w:eastAsia="Times New Roman" w:cstheme="minorHAnsi"/>
+          <w:lang w:val="en-ID" w:eastAsia="en-ID"/>
+        </w:rPr>
+        <w:t>Dengan</w:t>
+      </w:r>
+      <w:proofErr w:type="spellEnd"/>
+      <w:r>
+        <w:rPr>
+          <w:rFonts w:eastAsia="Times New Roman" w:cstheme="minorHAnsi"/>
+          <w:lang w:val="en-ID" w:eastAsia="en-ID"/>
+        </w:rPr>
+        <w:t xml:space="preserve"> ERD, proses </w:t>
+      </w:r>
+      <w:proofErr w:type="spellStart"/>
+      <w:r>
+        <w:rPr>
+          <w:rFonts w:eastAsia="Times New Roman" w:cstheme="minorHAnsi"/>
+          <w:lang w:val="en-ID" w:eastAsia="en-ID"/>
+        </w:rPr>
+        <w:t>analisis</w:t>
+      </w:r>
+      <w:proofErr w:type="spellEnd"/>
+      <w:r>
+        <w:rPr>
+          <w:rFonts w:eastAsia="Times New Roman" w:cstheme="minorHAnsi"/>
+          <w:lang w:val="en-ID" w:eastAsia="en-ID"/>
+        </w:rPr>
+        <w:t xml:space="preserve"> dan </w:t>
+      </w:r>
+      <w:proofErr w:type="spellStart"/>
+      <w:r>
+        <w:rPr>
+          <w:rFonts w:eastAsia="Times New Roman" w:cstheme="minorHAnsi"/>
+          <w:lang w:val="en-ID" w:eastAsia="en-ID"/>
+        </w:rPr>
+        <w:lastRenderedPageBreak/>
+        <w:t>perancangan</w:t>
+      </w:r>
+      <w:proofErr w:type="spellEnd"/>
+      <w:r>
+        <w:rPr>
+          <w:rFonts w:eastAsia="Times New Roman" w:cstheme="minorHAnsi"/>
+          <w:lang w:val="en-ID" w:eastAsia="en-ID"/>
+        </w:rPr>
+        <w:t xml:space="preserve"> </w:t>
+      </w:r>
+      <w:proofErr w:type="spellStart"/>
+      <w:r>
+        <w:rPr>
+          <w:rFonts w:eastAsia="Times New Roman" w:cstheme="minorHAnsi"/>
+          <w:lang w:val="en-ID" w:eastAsia="en-ID"/>
+        </w:rPr>
+        <w:t>sistem</w:t>
+      </w:r>
+      <w:proofErr w:type="spellEnd"/>
+      <w:r>
+        <w:rPr>
+          <w:rFonts w:eastAsia="Times New Roman" w:cstheme="minorHAnsi"/>
+          <w:lang w:val="en-ID" w:eastAsia="en-ID"/>
+        </w:rPr>
+        <w:t xml:space="preserve"> </w:t>
+      </w:r>
+      <w:proofErr w:type="spellStart"/>
+      <w:r>
+        <w:rPr>
+          <w:rFonts w:eastAsia="Times New Roman" w:cstheme="minorHAnsi"/>
+          <w:lang w:val="en-ID" w:eastAsia="en-ID"/>
+        </w:rPr>
+        <w:t>menjadi</w:t>
+      </w:r>
+      <w:proofErr w:type="spellEnd"/>
+      <w:r>
+        <w:rPr>
+          <w:rFonts w:eastAsia="Times New Roman" w:cstheme="minorHAnsi"/>
+          <w:lang w:val="en-ID" w:eastAsia="en-ID"/>
+        </w:rPr>
+        <w:t xml:space="preserve"> </w:t>
+      </w:r>
+      <w:proofErr w:type="spellStart"/>
+      <w:r>
+        <w:rPr>
+          <w:rFonts w:eastAsia="Times New Roman" w:cstheme="minorHAnsi"/>
+          <w:lang w:val="en-ID" w:eastAsia="en-ID"/>
+        </w:rPr>
+        <w:t>lebih</w:t>
+      </w:r>
+      <w:proofErr w:type="spellEnd"/>
+      <w:r>
+        <w:rPr>
+          <w:rFonts w:eastAsia="Times New Roman" w:cstheme="minorHAnsi"/>
+          <w:lang w:val="en-ID" w:eastAsia="en-ID"/>
+        </w:rPr>
+        <w:t xml:space="preserve"> </w:t>
+      </w:r>
+      <w:proofErr w:type="spellStart"/>
+      <w:r>
+        <w:rPr>
+          <w:rFonts w:eastAsia="Times New Roman" w:cstheme="minorHAnsi"/>
+          <w:lang w:val="en-ID" w:eastAsia="en-ID"/>
+        </w:rPr>
+        <w:t>sistematis</w:t>
+      </w:r>
+      <w:proofErr w:type="spellEnd"/>
+      <w:r>
+        <w:rPr>
+          <w:rFonts w:eastAsia="Times New Roman" w:cstheme="minorHAnsi"/>
+          <w:lang w:val="en-ID" w:eastAsia="en-ID"/>
+        </w:rPr>
+        <w:t xml:space="preserve">, </w:t>
+      </w:r>
+      <w:proofErr w:type="spellStart"/>
+      <w:r>
+        <w:rPr>
+          <w:rFonts w:eastAsia="Times New Roman" w:cstheme="minorHAnsi"/>
+          <w:lang w:val="en-ID" w:eastAsia="en-ID"/>
+        </w:rPr>
+        <w:t>karena</w:t>
+      </w:r>
+      <w:proofErr w:type="spellEnd"/>
+      <w:r>
+        <w:rPr>
+          <w:rFonts w:eastAsia="Times New Roman" w:cstheme="minorHAnsi"/>
+          <w:lang w:val="en-ID" w:eastAsia="en-ID"/>
+        </w:rPr>
+        <w:t xml:space="preserve"> diagram </w:t>
+      </w:r>
+      <w:proofErr w:type="spellStart"/>
+      <w:r>
+        <w:rPr>
+          <w:rFonts w:eastAsia="Times New Roman" w:cstheme="minorHAnsi"/>
+          <w:lang w:val="en-ID" w:eastAsia="en-ID"/>
+        </w:rPr>
+        <w:t>ini</w:t>
+      </w:r>
+      <w:proofErr w:type="spellEnd"/>
+      <w:r>
+        <w:rPr>
+          <w:rFonts w:eastAsia="Times New Roman" w:cstheme="minorHAnsi"/>
+          <w:lang w:val="en-ID" w:eastAsia="en-ID"/>
+        </w:rPr>
+        <w:t xml:space="preserve"> </w:t>
+      </w:r>
+      <w:proofErr w:type="spellStart"/>
+      <w:r>
+        <w:rPr>
+          <w:rFonts w:eastAsia="Times New Roman" w:cstheme="minorHAnsi"/>
+          <w:lang w:val="en-ID" w:eastAsia="en-ID"/>
+        </w:rPr>
+        <w:t>mampu</w:t>
+      </w:r>
+      <w:proofErr w:type="spellEnd"/>
+      <w:r>
+        <w:rPr>
+          <w:rFonts w:eastAsia="Times New Roman" w:cstheme="minorHAnsi"/>
+          <w:lang w:val="en-ID" w:eastAsia="en-ID"/>
+        </w:rPr>
+        <w:t xml:space="preserve"> </w:t>
+      </w:r>
+      <w:proofErr w:type="spellStart"/>
+      <w:r>
+        <w:rPr>
+          <w:rFonts w:eastAsia="Times New Roman" w:cstheme="minorHAnsi"/>
+          <w:lang w:val="en-ID" w:eastAsia="en-ID"/>
+        </w:rPr>
+        <w:t>menjelaskan</w:t>
+      </w:r>
+      <w:proofErr w:type="spellEnd"/>
+      <w:r>
+        <w:rPr>
+          <w:rFonts w:eastAsia="Times New Roman" w:cstheme="minorHAnsi"/>
+          <w:lang w:val="en-ID" w:eastAsia="en-ID"/>
+        </w:rPr>
+        <w:t xml:space="preserve"> </w:t>
+      </w:r>
+      <w:proofErr w:type="spellStart"/>
+      <w:r>
+        <w:rPr>
+          <w:rFonts w:eastAsia="Times New Roman" w:cstheme="minorHAnsi"/>
+          <w:lang w:val="en-ID" w:eastAsia="en-ID"/>
+        </w:rPr>
+        <w:t>bagaimana</w:t>
+      </w:r>
+      <w:proofErr w:type="spellEnd"/>
+      <w:r>
+        <w:rPr>
+          <w:rFonts w:eastAsia="Times New Roman" w:cstheme="minorHAnsi"/>
+          <w:lang w:val="en-ID" w:eastAsia="en-ID"/>
+        </w:rPr>
+        <w:t xml:space="preserve"> data </w:t>
+      </w:r>
+      <w:proofErr w:type="spellStart"/>
+      <w:r>
+        <w:rPr>
+          <w:rFonts w:eastAsia="Times New Roman" w:cstheme="minorHAnsi"/>
+          <w:lang w:val="en-ID" w:eastAsia="en-ID"/>
+        </w:rPr>
+        <w:t>dibuat</w:t>
+      </w:r>
+      <w:proofErr w:type="spellEnd"/>
+      <w:r>
+        <w:rPr>
+          <w:rFonts w:eastAsia="Times New Roman" w:cstheme="minorHAnsi"/>
+          <w:lang w:val="en-ID" w:eastAsia="en-ID"/>
+        </w:rPr>
+        <w:t xml:space="preserve">, </w:t>
+      </w:r>
+      <w:proofErr w:type="spellStart"/>
+      <w:r>
+        <w:rPr>
+          <w:rFonts w:eastAsia="Times New Roman" w:cstheme="minorHAnsi"/>
+          <w:lang w:val="en-ID" w:eastAsia="en-ID"/>
+        </w:rPr>
+        <w:t>disimpan</w:t>
+      </w:r>
+      <w:proofErr w:type="spellEnd"/>
+      <w:r>
+        <w:rPr>
+          <w:rFonts w:eastAsia="Times New Roman" w:cstheme="minorHAnsi"/>
+          <w:lang w:val="en-ID" w:eastAsia="en-ID"/>
+        </w:rPr>
+        <w:t xml:space="preserve">, dan </w:t>
+      </w:r>
+      <w:proofErr w:type="spellStart"/>
+      <w:r>
+        <w:rPr>
+          <w:rFonts w:eastAsia="Times New Roman" w:cstheme="minorHAnsi"/>
+          <w:lang w:val="en-ID" w:eastAsia="en-ID"/>
+        </w:rPr>
+        <w:t>digunakan</w:t>
+      </w:r>
+      <w:proofErr w:type="spellEnd"/>
+      <w:r>
+        <w:rPr>
+          <w:rFonts w:eastAsia="Times New Roman" w:cstheme="minorHAnsi"/>
+          <w:lang w:val="en-ID" w:eastAsia="en-ID"/>
+        </w:rPr>
+        <w:t xml:space="preserve"> </w:t>
+      </w:r>
+      <w:proofErr w:type="spellStart"/>
+      <w:r>
+        <w:rPr>
+          <w:rFonts w:eastAsia="Times New Roman" w:cstheme="minorHAnsi"/>
+          <w:lang w:val="en-ID" w:eastAsia="en-ID"/>
+        </w:rPr>
+        <w:t>dalam</w:t>
+      </w:r>
+      <w:proofErr w:type="spellEnd"/>
+      <w:r>
+        <w:rPr>
+          <w:rFonts w:eastAsia="Times New Roman" w:cstheme="minorHAnsi"/>
+          <w:lang w:val="en-ID" w:eastAsia="en-ID"/>
+        </w:rPr>
+        <w:t xml:space="preserve"> </w:t>
+      </w:r>
+      <w:proofErr w:type="spellStart"/>
+      <w:r>
+        <w:rPr>
+          <w:rFonts w:eastAsia="Times New Roman" w:cstheme="minorHAnsi"/>
+          <w:lang w:val="en-ID" w:eastAsia="en-ID"/>
+        </w:rPr>
+        <w:t>konteks</w:t>
+      </w:r>
+      <w:proofErr w:type="spellEnd"/>
+      <w:r>
+        <w:rPr>
+          <w:rFonts w:eastAsia="Times New Roman" w:cstheme="minorHAnsi"/>
+          <w:lang w:val="en-ID" w:eastAsia="en-ID"/>
+        </w:rPr>
+        <w:t xml:space="preserve"> </w:t>
+      </w:r>
+      <w:proofErr w:type="spellStart"/>
+      <w:r>
+        <w:rPr>
+          <w:rFonts w:eastAsia="Times New Roman" w:cstheme="minorHAnsi"/>
+          <w:lang w:val="en-ID" w:eastAsia="en-ID"/>
+        </w:rPr>
+        <w:t>bisnis</w:t>
+      </w:r>
+      <w:proofErr w:type="spellEnd"/>
+      <w:r>
+        <w:rPr>
+          <w:rFonts w:eastAsia="Times New Roman" w:cstheme="minorHAnsi"/>
+          <w:lang w:val="en-ID" w:eastAsia="en-ID"/>
+        </w:rPr>
+        <w:t xml:space="preserve"> </w:t>
+      </w:r>
+      <w:proofErr w:type="spellStart"/>
+      <w:r>
+        <w:rPr>
+          <w:rFonts w:eastAsia="Times New Roman" w:cstheme="minorHAnsi"/>
+          <w:lang w:val="en-ID" w:eastAsia="en-ID"/>
+        </w:rPr>
+        <w:t>atau</w:t>
+      </w:r>
+      <w:proofErr w:type="spellEnd"/>
+      <w:r>
+        <w:rPr>
+          <w:rFonts w:eastAsia="Times New Roman" w:cstheme="minorHAnsi"/>
+          <w:lang w:val="en-ID" w:eastAsia="en-ID"/>
+        </w:rPr>
+        <w:t xml:space="preserve"> </w:t>
+      </w:r>
+      <w:proofErr w:type="spellStart"/>
+      <w:r>
+        <w:rPr>
+          <w:rFonts w:eastAsia="Times New Roman" w:cstheme="minorHAnsi"/>
+          <w:lang w:val="en-ID" w:eastAsia="en-ID"/>
+        </w:rPr>
+        <w:t>aplikasi</w:t>
+      </w:r>
+      <w:proofErr w:type="spellEnd"/>
+      <w:r>
+        <w:rPr>
+          <w:rFonts w:eastAsia="Times New Roman" w:cstheme="minorHAnsi"/>
+          <w:lang w:val="en-ID" w:eastAsia="en-ID"/>
+        </w:rPr>
+        <w:t xml:space="preserve"> digital.</w:t>
+      </w:r>
+    </w:p>
+    <w:p>
+      <w:pPr>
+        <w:pStyle w:val="Heading3"/>
+        <w:spacing w:after="240"/>
+        <w:ind w:firstLine="720"/>
+        <w:rPr>
+          <w:rFonts w:eastAsia="Times New Roman"/>
+          <w:lang w:val="en-ID" w:eastAsia="en-ID"/>
+        </w:rPr>
+      </w:pPr>
+      <w:r>
+        <w:rPr>
+          <w:rFonts w:eastAsia="Times New Roman"/>
+          <w:lang w:val="en-ID" w:eastAsia="en-ID"/>
+        </w:rPr>
+        <w:t>2.9.1</w:t>
+      </w:r>
+      <w:r>
+        <w:rPr>
+          <w:rFonts w:eastAsia="Times New Roman"/>
+          <w:lang w:val="en-ID" w:eastAsia="en-ID"/>
+        </w:rPr>
+        <w:tab/>
+      </w:r>
+      <w:proofErr w:type="spellStart"/>
+      <w:r>
+        <w:rPr>
+          <w:rFonts w:eastAsia="Times New Roman"/>
+          <w:lang w:val="en-ID" w:eastAsia="en-ID"/>
+        </w:rPr>
+        <w:t>Simbol</w:t>
+      </w:r>
+      <w:proofErr w:type="spellEnd"/>
+      <w:r>
+        <w:rPr>
+          <w:rFonts w:eastAsia="Times New Roman"/>
+          <w:lang w:val="en-ID" w:eastAsia="en-ID"/>
+        </w:rPr>
+        <w:t xml:space="preserve"> </w:t>
+      </w:r>
+      <w:proofErr w:type="spellStart"/>
+      <w:r>
+        <w:rPr>
+          <w:rFonts w:eastAsia="Times New Roman"/>
+          <w:lang w:val="en-ID" w:eastAsia="en-ID"/>
+        </w:rPr>
+        <w:t>dalam</w:t>
+      </w:r>
+      <w:proofErr w:type="spellEnd"/>
+      <w:r>
+        <w:rPr>
+          <w:rFonts w:eastAsia="Times New Roman"/>
+          <w:lang w:val="en-ID" w:eastAsia="en-ID"/>
+        </w:rPr>
+        <w:t xml:space="preserve"> ERD</w:t>
+      </w:r>
+    </w:p>
+    <w:p>
+      <w:pPr>
+        <w:ind w:firstLine="720"/>
+        <w:jc w:val="center"/>
+        <w:rPr>
+          <w:lang w:val="en-ID" w:eastAsia="en-ID"/>
+        </w:rPr>
+      </w:pPr>
+      <w:r>
+        <w:rPr>
+          <w:noProof/>
+        </w:rPr>
+        <w:drawing>
+          <wp:inline distT="0" distB="0" distL="0" distR="0" wp14:anchorId="7D28616D" wp14:editId="5B4FDB56">
+            <wp:extent cx="3283999" cy="1598212"/>
+            <wp:effectExtent l="0" t="0" r="0" b="2540"/>
+            <wp:docPr id="20" name="Picture 20"/>
+            <wp:cNvGraphicFramePr>
+              <a:graphicFrameLocks xmlns:a="http://schemas.openxmlformats.org/drawingml/2006/main" noChangeAspect="1"/>
+            </wp:cNvGraphicFramePr>
+            <a:graphic xmlns:a="http://schemas.openxmlformats.org/drawingml/2006/main">
+              <a:graphicData uri="http://schemas.openxmlformats.org/drawingml/2006/picture">
+                <pic:pic xmlns:pic="http://schemas.openxmlformats.org/drawingml/2006/picture">
+                  <pic:nvPicPr>
+                    <pic:cNvPr id="0" name="Picture 1"/>
+                    <pic:cNvPicPr>
+                      <a:picLocks noChangeAspect="1" noChangeArrowheads="1"/>
+                    </pic:cNvPicPr>
+                  </pic:nvPicPr>
+                  <pic:blipFill>
+                    <a:blip r:embed="rId39">
+                      <a:extLst>
+                        <a:ext uri="{28A0092B-C50C-407E-A947-70E740481C1C}">
+                          <a14:useLocalDpi xmlns:a14="http://schemas.microsoft.com/office/drawing/2010/main" val="0"/>
+                        </a:ext>
+                      </a:extLst>
+                    </a:blip>
+                    <a:srcRect/>
+                    <a:stretch>
+                      <a:fillRect/>
+                    </a:stretch>
+                  </pic:blipFill>
+                  <pic:spPr bwMode="auto">
+                    <a:xfrm>
+                      <a:off x="0" y="0"/>
+                      <a:ext cx="3296614" cy="1604351"/>
+                    </a:xfrm>
+                    <a:prstGeom prst="rect">
+                      <a:avLst/>
+                    </a:prstGeom>
+                    <a:noFill/>
+                    <a:ln>
+                      <a:noFill/>
+                    </a:ln>
+                  </pic:spPr>
+                </pic:pic>
+              </a:graphicData>
+            </a:graphic>
+          </wp:inline>
+        </w:drawing>
+      </w:r>
+    </w:p>
+    <w:p>
+      <w:pPr>
+        <w:ind w:firstLine="720"/>
+        <w:jc w:val="center"/>
+        <w:rPr>
+          <w:b/>
+          <w:bCs/>
+          <w:lang w:val="en-ID" w:eastAsia="en-ID"/>
+        </w:rPr>
+      </w:pPr>
+      <w:r>
+        <w:rPr>
+          <w:b/>
+          <w:bCs/>
+          <w:lang w:val="en-ID" w:eastAsia="en-ID"/>
+        </w:rPr>
+        <w:t xml:space="preserve">Gambar 2.11 </w:t>
+      </w:r>
+      <w:proofErr w:type="spellStart"/>
+      <w:r>
+        <w:rPr>
+          <w:lang w:val="en-ID" w:eastAsia="en-ID"/>
+        </w:rPr>
+        <w:t>Simbol</w:t>
+      </w:r>
+      <w:proofErr w:type="spellEnd"/>
+      <w:r>
+        <w:rPr>
+          <w:lang w:val="en-ID" w:eastAsia="en-ID"/>
+        </w:rPr>
+        <w:t xml:space="preserve"> ERD</w:t>
+      </w:r>
+    </w:p>
+    <w:p>
+      <w:pPr>
+        <w:ind w:left="720"/>
+        <w:jc w:val="center"/>
+        <w:rPr>
+          <w:b/>
+          <w:bCs/>
+          <w:lang w:val="en-ID" w:eastAsia="en-ID"/>
+        </w:rPr>
+      </w:pPr>
+      <w:r>
+        <w:rPr>
+          <w:b/>
+          <w:bCs/>
+          <w:lang w:val="en-ID" w:eastAsia="en-ID"/>
+        </w:rPr>
+        <w:t>(</w:t>
+      </w:r>
+      <w:proofErr w:type="spellStart"/>
+      <w:proofErr w:type="gramStart"/>
+      <w:r>
+        <w:rPr>
+          <w:b/>
+          <w:bCs/>
+          <w:lang w:val="en-ID" w:eastAsia="en-ID"/>
+        </w:rPr>
+        <w:t>Sumber</w:t>
+      </w:r>
+      <w:proofErr w:type="spellEnd"/>
+      <w:r>
+        <w:rPr>
+          <w:b/>
+          <w:bCs/>
+          <w:lang w:val="en-ID" w:eastAsia="en-ID"/>
+        </w:rPr>
+        <w:t xml:space="preserve"> :</w:t>
+      </w:r>
+      <w:proofErr w:type="gramEnd"/>
+      <w:r>
+        <w:rPr>
+          <w:b/>
+          <w:bCs/>
+          <w:lang w:val="en-ID" w:eastAsia="en-ID"/>
+        </w:rPr>
+        <w:t xml:space="preserve"> </w:t>
+      </w:r>
+      <w:r>
+        <w:rPr>
+          <w:lang w:val="en-ID" w:eastAsia="en-ID"/>
+        </w:rPr>
+        <w:t>https://badoystudio.com/wp</w:t>
+      </w:r>
+      <w:r>
+        <w:rPr>
+          <w:lang w:val="en-ID" w:eastAsia="en-ID"/>
+        </w:rPr>
+        <w:t>-</w:t>
+      </w:r>
+      <w:r>
+        <w:rPr>
+          <w:lang w:val="en-ID" w:eastAsia="en-ID"/>
+        </w:rPr>
+        <w:t>content/uploads/2020/07/simbol-komponen-erd.jpg</w:t>
+      </w:r>
+      <w:r>
+        <w:rPr>
+          <w:b/>
+          <w:bCs/>
+          <w:lang w:val="en-ID" w:eastAsia="en-ID"/>
+        </w:rPr>
+        <w:t>)</w:t>
+      </w:r>
+    </w:p>
+    <w:p>
+      <w:pPr>
+        <w:spacing w:line="360" w:lineRule="auto"/>
+        <w:ind w:left="720"/>
+        <w:rPr>
+          <w:b/>
+          <w:bCs/>
+          <w:lang w:val="en-ID" w:eastAsia="en-ID"/>
+        </w:rPr>
+      </w:pPr>
+      <w:r>
+        <w:rPr>
+          <w:b/>
+          <w:bCs/>
+          <w:lang w:val="en-ID" w:eastAsia="en-ID"/>
+        </w:rPr>
+        <w:t>1.</w:t>
+      </w:r>
+      <w:r>
+        <w:rPr>
+          <w:b/>
+          <w:bCs/>
+          <w:lang w:val="en-ID" w:eastAsia="en-ID"/>
+        </w:rPr>
+        <w:tab/>
+        <w:t>Entity</w:t>
+      </w:r>
+    </w:p>
+    <w:p>
+      <w:pPr>
+        <w:spacing w:line="360" w:lineRule="auto"/>
+        <w:ind w:left="1440" w:firstLine="720"/>
+        <w:jc w:val="both"/>
         <w:sectPr>
           <w:pgSz w:w="8392" w:h="11907" w:code="11"/>
           <w:pgMar w:top="1418" w:right="1134" w:bottom="1418" w:left="1418" w:header="709" w:footer="709" w:gutter="0"/>
@@ -33942,693 +34582,3748 @@
         </w:sectPr>
       </w:pPr>
       <w:r>
-        <w:rPr>
-          <w:rFonts w:ascii="Times New Roman" w:eastAsia="Times New Roman" w:hAnsi="Times New Roman" w:cs="Times New Roman"/>
-          <w:sz w:val="24"/>
-          <w:szCs w:val="24"/>
-          <w:lang w:val="en-ID" w:eastAsia="en-ID"/>
-        </w:rPr>
-        <w:t xml:space="preserve">Romney dan </w:t>
-      </w:r>
-      <w:proofErr w:type="spellStart"/>
-      <w:r>
-        <w:rPr>
-          <w:rFonts w:ascii="Times New Roman" w:eastAsia="Times New Roman" w:hAnsi="Times New Roman" w:cs="Times New Roman"/>
-          <w:sz w:val="24"/>
-          <w:szCs w:val="24"/>
-          <w:lang w:val="en-ID" w:eastAsia="en-ID"/>
-        </w:rPr>
-        <w:t>Steinbart</w:t>
-      </w:r>
-      <w:proofErr w:type="spellEnd"/>
-      <w:r>
-        <w:rPr>
-          <w:rFonts w:ascii="Times New Roman" w:eastAsia="Times New Roman" w:hAnsi="Times New Roman" w:cs="Times New Roman"/>
-          <w:sz w:val="24"/>
-          <w:szCs w:val="24"/>
-          <w:lang w:val="en-ID" w:eastAsia="en-ID"/>
-        </w:rPr>
-        <w:t xml:space="preserve"> </w:t>
-      </w:r>
-      <w:proofErr w:type="spellStart"/>
-      <w:r>
-        <w:rPr>
-          <w:rFonts w:ascii="Times New Roman" w:eastAsia="Times New Roman" w:hAnsi="Times New Roman" w:cs="Times New Roman"/>
-          <w:sz w:val="24"/>
-          <w:szCs w:val="24"/>
-          <w:lang w:val="en-ID" w:eastAsia="en-ID"/>
-        </w:rPr>
-        <w:t>menyebut</w:t>
-      </w:r>
-      <w:proofErr w:type="spellEnd"/>
-      <w:r>
-        <w:rPr>
-          <w:rFonts w:ascii="Times New Roman" w:eastAsia="Times New Roman" w:hAnsi="Times New Roman" w:cs="Times New Roman"/>
-          <w:sz w:val="24"/>
-          <w:szCs w:val="24"/>
-          <w:lang w:val="en-ID" w:eastAsia="en-ID"/>
-        </w:rPr>
-        <w:t xml:space="preserve"> ERD </w:t>
-      </w:r>
-      <w:proofErr w:type="spellStart"/>
-      <w:r>
-        <w:rPr>
-          <w:rFonts w:ascii="Times New Roman" w:eastAsia="Times New Roman" w:hAnsi="Times New Roman" w:cs="Times New Roman"/>
-          <w:sz w:val="24"/>
-          <w:szCs w:val="24"/>
-          <w:lang w:val="en-ID" w:eastAsia="en-ID"/>
-        </w:rPr>
-        <w:t>sebagai</w:t>
-      </w:r>
-      <w:proofErr w:type="spellEnd"/>
-      <w:r>
-        <w:rPr>
-          <w:rFonts w:ascii="Times New Roman" w:eastAsia="Times New Roman" w:hAnsi="Times New Roman" w:cs="Times New Roman"/>
-          <w:sz w:val="24"/>
-          <w:szCs w:val="24"/>
-          <w:lang w:val="en-ID" w:eastAsia="en-ID"/>
-        </w:rPr>
-        <w:t xml:space="preserve"> </w:t>
-      </w:r>
-      <w:proofErr w:type="spellStart"/>
-      <w:r>
-        <w:rPr>
-          <w:rFonts w:ascii="Times New Roman" w:eastAsia="Times New Roman" w:hAnsi="Times New Roman" w:cs="Times New Roman"/>
-          <w:sz w:val="24"/>
-          <w:szCs w:val="24"/>
-          <w:lang w:val="en-ID" w:eastAsia="en-ID"/>
-        </w:rPr>
-        <w:t>representasi</w:t>
-      </w:r>
-      <w:proofErr w:type="spellEnd"/>
-      <w:r>
-        <w:rPr>
-          <w:rFonts w:ascii="Times New Roman" w:eastAsia="Times New Roman" w:hAnsi="Times New Roman" w:cs="Times New Roman"/>
-          <w:sz w:val="24"/>
-          <w:szCs w:val="24"/>
-          <w:lang w:val="en-ID" w:eastAsia="en-ID"/>
-        </w:rPr>
-        <w:t xml:space="preserve"> </w:t>
-      </w:r>
-      <w:proofErr w:type="spellStart"/>
-      <w:r>
-        <w:rPr>
-          <w:rFonts w:ascii="Times New Roman" w:eastAsia="Times New Roman" w:hAnsi="Times New Roman" w:cs="Times New Roman"/>
-          <w:sz w:val="24"/>
-          <w:szCs w:val="24"/>
-          <w:lang w:val="en-ID" w:eastAsia="en-ID"/>
-        </w:rPr>
-        <w:t>grafis</w:t>
-      </w:r>
-      <w:proofErr w:type="spellEnd"/>
-      <w:r>
-        <w:rPr>
-          <w:rFonts w:ascii="Times New Roman" w:eastAsia="Times New Roman" w:hAnsi="Times New Roman" w:cs="Times New Roman"/>
-          <w:sz w:val="24"/>
-          <w:szCs w:val="24"/>
-          <w:lang w:val="en-ID" w:eastAsia="en-ID"/>
-        </w:rPr>
-        <w:t xml:space="preserve"> </w:t>
-      </w:r>
-      <w:proofErr w:type="spellStart"/>
-      <w:r>
-        <w:rPr>
-          <w:rFonts w:ascii="Times New Roman" w:eastAsia="Times New Roman" w:hAnsi="Times New Roman" w:cs="Times New Roman"/>
-          <w:sz w:val="24"/>
-          <w:szCs w:val="24"/>
-          <w:lang w:val="en-ID" w:eastAsia="en-ID"/>
-        </w:rPr>
+        <w:t xml:space="preserve">Entity </w:t>
+      </w:r>
+      <w:proofErr w:type="spellStart"/>
+      <w:r>
+        <w:t>adalah</w:t>
+      </w:r>
+      <w:proofErr w:type="spellEnd"/>
+      <w:r>
+        <w:t xml:space="preserve"> </w:t>
+      </w:r>
+      <w:proofErr w:type="spellStart"/>
+      <w:r>
+        <w:t>komponen</w:t>
+      </w:r>
+      <w:proofErr w:type="spellEnd"/>
+      <w:r>
+        <w:t xml:space="preserve"> </w:t>
+      </w:r>
+      <w:proofErr w:type="spellStart"/>
+      <w:r>
+        <w:t>utama</w:t>
+      </w:r>
+      <w:proofErr w:type="spellEnd"/>
+      <w:r>
+        <w:t xml:space="preserve"> </w:t>
+      </w:r>
+      <w:proofErr w:type="spellStart"/>
+      <w:r>
+        <w:t>dalam</w:t>
+      </w:r>
+      <w:proofErr w:type="spellEnd"/>
+      <w:r>
+        <w:t xml:space="preserve"> ERD yang </w:t>
+      </w:r>
+      <w:proofErr w:type="spellStart"/>
+      <w:r>
+        <w:t>merepresentasikan</w:t>
+      </w:r>
+      <w:proofErr w:type="spellEnd"/>
+      <w:r>
+        <w:t xml:space="preserve"> </w:t>
+      </w:r>
+      <w:proofErr w:type="spellStart"/>
+      <w:r>
+        <w:t>objek</w:t>
+      </w:r>
+      <w:proofErr w:type="spellEnd"/>
+      <w:r>
+        <w:t xml:space="preserve"> </w:t>
+      </w:r>
+      <w:proofErr w:type="spellStart"/>
+      <w:r>
+        <w:t>atau</w:t>
+      </w:r>
+      <w:proofErr w:type="spellEnd"/>
+      <w:r>
+        <w:t xml:space="preserve"> </w:t>
+      </w:r>
+      <w:proofErr w:type="spellStart"/>
+      <w:r>
+        <w:t>konsep</w:t>
+      </w:r>
+      <w:proofErr w:type="spellEnd"/>
+      <w:r>
+        <w:t xml:space="preserve"> yang </w:t>
+      </w:r>
+      <w:proofErr w:type="spellStart"/>
+      <w:r>
+        <w:t>memiliki</w:t>
+      </w:r>
+      <w:proofErr w:type="spellEnd"/>
+      <w:r>
+        <w:t xml:space="preserve"> data dan </w:t>
+      </w:r>
+      <w:proofErr w:type="spellStart"/>
+      <w:r>
+        <w:t>dapat</w:t>
+      </w:r>
+      <w:proofErr w:type="spellEnd"/>
+      <w:r>
+        <w:t xml:space="preserve"> </w:t>
+      </w:r>
+      <w:proofErr w:type="spellStart"/>
+      <w:r>
+        <w:t>dibedakan</w:t>
+      </w:r>
+      <w:proofErr w:type="spellEnd"/>
+      <w:r>
+        <w:t xml:space="preserve"> </w:t>
+      </w:r>
+      <w:proofErr w:type="spellStart"/>
+      <w:r>
+        <w:t>satu</w:t>
+      </w:r>
+      <w:proofErr w:type="spellEnd"/>
+      <w:r>
+        <w:t xml:space="preserve"> </w:t>
+      </w:r>
+      <w:proofErr w:type="spellStart"/>
+      <w:r>
+        <w:t>sama</w:t>
+      </w:r>
+      <w:proofErr w:type="spellEnd"/>
+      <w:r>
+        <w:t xml:space="preserve"> lain </w:t>
+      </w:r>
+      <w:proofErr w:type="spellStart"/>
+      <w:r>
+        <w:t>dalam</w:t>
+      </w:r>
+      <w:proofErr w:type="spellEnd"/>
+      <w:r>
+        <w:t xml:space="preserve"> </w:t>
+      </w:r>
+      <w:proofErr w:type="spellStart"/>
+      <w:r>
+        <w:t>sistem</w:t>
+      </w:r>
+      <w:proofErr w:type="spellEnd"/>
+      <w:r>
+        <w:t xml:space="preserve">. Entity </w:t>
+      </w:r>
+      <w:proofErr w:type="spellStart"/>
+      <w:r>
+        <w:t>menjadi</w:t>
+      </w:r>
+      <w:proofErr w:type="spellEnd"/>
+      <w:r>
+        <w:t xml:space="preserve"> </w:t>
+      </w:r>
+      <w:proofErr w:type="spellStart"/>
+      <w:r>
+        <w:t>dasar</w:t>
+      </w:r>
+      <w:proofErr w:type="spellEnd"/>
+      <w:r>
+        <w:t xml:space="preserve"> </w:t>
+      </w:r>
+      <w:proofErr w:type="spellStart"/>
+      <w:r>
+        <w:t>struktur</w:t>
+      </w:r>
+      <w:proofErr w:type="spellEnd"/>
+      <w:r>
+        <w:t xml:space="preserve"> data </w:t>
+      </w:r>
+      <w:proofErr w:type="spellStart"/>
+      <w:r>
+        <w:t>karena</w:t>
+      </w:r>
+      <w:proofErr w:type="spellEnd"/>
+      <w:r>
+        <w:t xml:space="preserve"> </w:t>
+      </w:r>
+      <w:proofErr w:type="spellStart"/>
+      <w:r>
+        <w:t>mewakili</w:t>
+      </w:r>
+      <w:proofErr w:type="spellEnd"/>
+      <w:r>
+        <w:t xml:space="preserve"> </w:t>
+      </w:r>
+      <w:proofErr w:type="spellStart"/>
+      <w:r>
+        <w:t>elemen</w:t>
+      </w:r>
+      <w:proofErr w:type="spellEnd"/>
+      <w:r>
+        <w:t xml:space="preserve"> </w:t>
+      </w:r>
+      <w:proofErr w:type="spellStart"/>
+      <w:r>
+        <w:t>penting</w:t>
+      </w:r>
+      <w:proofErr w:type="spellEnd"/>
+      <w:r>
+        <w:t xml:space="preserve"> yang </w:t>
+      </w:r>
+      <w:proofErr w:type="spellStart"/>
+      <w:r>
+        <w:t>akan</w:t>
+      </w:r>
+      <w:proofErr w:type="spellEnd"/>
+      <w:r>
+        <w:t xml:space="preserve"> </w:t>
+      </w:r>
+      <w:proofErr w:type="spellStart"/>
+      <w:r>
+        <w:t>disimpan</w:t>
+      </w:r>
+      <w:proofErr w:type="spellEnd"/>
+      <w:r>
+        <w:t xml:space="preserve"> </w:t>
+      </w:r>
+      <w:proofErr w:type="spellStart"/>
+      <w:r>
+        <w:t>informasinya</w:t>
+      </w:r>
+      <w:proofErr w:type="spellEnd"/>
+      <w:r>
+        <w:t>.</w:t>
+      </w:r>
+    </w:p>
+    <w:p>
+      <w:pPr>
+        <w:spacing w:line="360" w:lineRule="auto"/>
+        <w:ind w:left="720"/>
+        <w:jc w:val="both"/>
+        <w:rPr>
+          <w:b/>
+          <w:bCs/>
+          <w:lang w:val="en-ID" w:eastAsia="en-ID"/>
+        </w:rPr>
+      </w:pPr>
+      <w:r>
+        <w:rPr>
+          <w:b/>
+          <w:bCs/>
+          <w:lang w:val="en-ID" w:eastAsia="en-ID"/>
+        </w:rPr>
+        <w:lastRenderedPageBreak/>
+        <w:t>2.</w:t>
+      </w:r>
+      <w:r>
+        <w:rPr>
+          <w:b/>
+          <w:bCs/>
+          <w:lang w:val="en-ID" w:eastAsia="en-ID"/>
+        </w:rPr>
+        <w:tab/>
+        <w:t>Attribute</w:t>
+      </w:r>
+    </w:p>
+    <w:p>
+      <w:pPr>
+        <w:spacing w:line="360" w:lineRule="auto"/>
+        <w:ind w:left="1440" w:firstLine="720"/>
+        <w:jc w:val="both"/>
+      </w:pPr>
+      <w:r>
+        <w:t xml:space="preserve">Attribute </w:t>
+      </w:r>
+      <w:proofErr w:type="spellStart"/>
+      <w:r>
+        <w:t>adalah</w:t>
+      </w:r>
+      <w:proofErr w:type="spellEnd"/>
+      <w:r>
+        <w:t xml:space="preserve"> </w:t>
+      </w:r>
+      <w:proofErr w:type="spellStart"/>
+      <w:r>
+        <w:t>karakteristik</w:t>
+      </w:r>
+      <w:proofErr w:type="spellEnd"/>
+      <w:r>
+        <w:t xml:space="preserve"> </w:t>
+      </w:r>
+      <w:proofErr w:type="spellStart"/>
+      <w:r>
+        <w:t>atau</w:t>
+      </w:r>
+      <w:proofErr w:type="spellEnd"/>
+      <w:r>
+        <w:t xml:space="preserve"> </w:t>
+      </w:r>
+      <w:proofErr w:type="spellStart"/>
+      <w:r>
+        <w:t>informasi</w:t>
+      </w:r>
+      <w:proofErr w:type="spellEnd"/>
+      <w:r>
+        <w:t xml:space="preserve"> yang </w:t>
+      </w:r>
+      <w:proofErr w:type="spellStart"/>
+      <w:r>
+        <w:t>menjelaskan</w:t>
+      </w:r>
+      <w:proofErr w:type="spellEnd"/>
+      <w:r>
+        <w:t xml:space="preserve"> entity. </w:t>
+      </w:r>
+      <w:proofErr w:type="spellStart"/>
+      <w:r>
+        <w:t>Atribut</w:t>
+      </w:r>
+      <w:proofErr w:type="spellEnd"/>
+      <w:r>
+        <w:t xml:space="preserve"> </w:t>
+      </w:r>
+      <w:proofErr w:type="spellStart"/>
+      <w:r>
+        <w:t>berfungsi</w:t>
+      </w:r>
+      <w:proofErr w:type="spellEnd"/>
+      <w:r>
+        <w:t xml:space="preserve"> </w:t>
+      </w:r>
+      <w:proofErr w:type="spellStart"/>
+      <w:r>
+        <w:t>untuk</w:t>
+      </w:r>
+      <w:proofErr w:type="spellEnd"/>
+      <w:r>
+        <w:t xml:space="preserve"> </w:t>
+      </w:r>
+      <w:proofErr w:type="spellStart"/>
+      <w:r>
+        <w:t>menyimpan</w:t>
+      </w:r>
+      <w:proofErr w:type="spellEnd"/>
+      <w:r>
+        <w:t xml:space="preserve"> detail </w:t>
+      </w:r>
+      <w:proofErr w:type="spellStart"/>
+      <w:r>
+        <w:t>spesifik</w:t>
+      </w:r>
+      <w:proofErr w:type="spellEnd"/>
+      <w:r>
+        <w:t xml:space="preserve"> yang </w:t>
+      </w:r>
+      <w:proofErr w:type="spellStart"/>
+      <w:r>
+        <w:t>melekat</w:t>
+      </w:r>
+      <w:proofErr w:type="spellEnd"/>
+      <w:r>
+        <w:t xml:space="preserve"> pada entity, </w:t>
+      </w:r>
+      <w:proofErr w:type="spellStart"/>
+      <w:r>
+        <w:t>seperti</w:t>
+      </w:r>
+      <w:proofErr w:type="spellEnd"/>
+      <w:r>
+        <w:t xml:space="preserve"> </w:t>
+      </w:r>
+      <w:proofErr w:type="spellStart"/>
+      <w:r>
+        <w:t>identitas</w:t>
+      </w:r>
+      <w:proofErr w:type="spellEnd"/>
+      <w:r>
+        <w:t xml:space="preserve">, </w:t>
+      </w:r>
+      <w:proofErr w:type="spellStart"/>
+      <w:r>
+        <w:t>deskripsi</w:t>
+      </w:r>
+      <w:proofErr w:type="spellEnd"/>
+      <w:r>
+        <w:t xml:space="preserve">, </w:t>
+      </w:r>
+      <w:proofErr w:type="spellStart"/>
+      <w:r>
+        <w:t>atau</w:t>
+      </w:r>
+      <w:proofErr w:type="spellEnd"/>
+      <w:r>
+        <w:t xml:space="preserve"> </w:t>
+      </w:r>
+      <w:proofErr w:type="spellStart"/>
+      <w:r>
+        <w:t>nilai-nilai</w:t>
+      </w:r>
+      <w:proofErr w:type="spellEnd"/>
+      <w:r>
+        <w:t xml:space="preserve"> yang </w:t>
+      </w:r>
+      <w:proofErr w:type="spellStart"/>
+      <w:r>
+        <w:t>relevan</w:t>
+      </w:r>
+      <w:proofErr w:type="spellEnd"/>
+      <w:r>
+        <w:t>.</w:t>
+      </w:r>
+    </w:p>
+    <w:p>
+      <w:pPr>
+        <w:spacing w:line="360" w:lineRule="auto"/>
+        <w:ind w:left="720"/>
+        <w:jc w:val="both"/>
+        <w:rPr>
+          <w:b/>
+          <w:bCs/>
+        </w:rPr>
+      </w:pPr>
+      <w:r>
+        <w:rPr>
+          <w:b/>
+          <w:bCs/>
+        </w:rPr>
+        <w:t>3.</w:t>
+      </w:r>
+      <w:r>
+        <w:rPr>
+          <w:b/>
+          <w:bCs/>
+        </w:rPr>
+        <w:tab/>
+        <w:t>Relationship</w:t>
+      </w:r>
+    </w:p>
+    <w:p>
+      <w:pPr>
+        <w:spacing w:line="360" w:lineRule="auto"/>
+        <w:ind w:left="1440" w:firstLine="720"/>
+        <w:jc w:val="both"/>
+        <w:sectPr>
+          <w:pgSz w:w="8392" w:h="11907" w:code="11"/>
+          <w:pgMar w:top="1418" w:right="1134" w:bottom="1418" w:left="1418" w:header="709" w:footer="709" w:gutter="0"/>
+          <w:cols w:space="708"/>
+          <w:titlePg/>
+          <w:docGrid w:linePitch="360"/>
+        </w:sectPr>
+      </w:pPr>
+      <w:r>
+        <w:t xml:space="preserve">Relationship </w:t>
+      </w:r>
+      <w:proofErr w:type="spellStart"/>
+      <w:r>
+        <w:t>adalah</w:t>
+      </w:r>
+      <w:proofErr w:type="spellEnd"/>
+      <w:r>
+        <w:t xml:space="preserve"> </w:t>
+      </w:r>
+      <w:proofErr w:type="spellStart"/>
+      <w:r>
+        <w:t>penghubung</w:t>
+      </w:r>
+      <w:proofErr w:type="spellEnd"/>
+      <w:r>
+        <w:t xml:space="preserve"> </w:t>
+      </w:r>
+      <w:proofErr w:type="spellStart"/>
+      <w:r>
+        <w:t>antar</w:t>
+      </w:r>
+      <w:proofErr w:type="spellEnd"/>
+      <w:r>
+        <w:t xml:space="preserve"> entity yang </w:t>
+      </w:r>
+      <w:proofErr w:type="spellStart"/>
+      <w:r>
+        <w:t>menunjukkan</w:t>
+      </w:r>
+      <w:proofErr w:type="spellEnd"/>
+      <w:r>
+        <w:t xml:space="preserve"> </w:t>
+      </w:r>
+      <w:proofErr w:type="spellStart"/>
+      <w:r>
+        <w:t>bagaimana</w:t>
+      </w:r>
+      <w:proofErr w:type="spellEnd"/>
+      <w:r>
+        <w:t xml:space="preserve"> </w:t>
+      </w:r>
+      <w:proofErr w:type="spellStart"/>
+      <w:r>
+        <w:t>satu</w:t>
+      </w:r>
+      <w:proofErr w:type="spellEnd"/>
+      <w:r>
+        <w:t xml:space="preserve"> entity </w:t>
+      </w:r>
+      <w:proofErr w:type="spellStart"/>
+      <w:r>
+        <w:t>berinteraksi</w:t>
+      </w:r>
+      <w:proofErr w:type="spellEnd"/>
+      <w:r>
+        <w:t xml:space="preserve"> </w:t>
+      </w:r>
+      <w:proofErr w:type="spellStart"/>
+      <w:r>
+        <w:t>atau</w:t>
+      </w:r>
+      <w:proofErr w:type="spellEnd"/>
+      <w:r>
+        <w:t xml:space="preserve"> </w:t>
+      </w:r>
+      <w:proofErr w:type="spellStart"/>
+      <w:r>
+        <w:t>memiliki</w:t>
+      </w:r>
+      <w:proofErr w:type="spellEnd"/>
+      <w:r>
+        <w:t xml:space="preserve"> </w:t>
+      </w:r>
+      <w:proofErr w:type="spellStart"/>
+      <w:r>
+        <w:t>keterkaitan</w:t>
+      </w:r>
+      <w:proofErr w:type="spellEnd"/>
+      <w:r>
+        <w:t xml:space="preserve"> </w:t>
+      </w:r>
+      <w:proofErr w:type="spellStart"/>
+      <w:r>
+        <w:t>dengan</w:t>
+      </w:r>
+      <w:proofErr w:type="spellEnd"/>
+      <w:r>
+        <w:t xml:space="preserve"> entity </w:t>
+      </w:r>
+      <w:proofErr w:type="spellStart"/>
+      <w:r>
+        <w:t>lainnya</w:t>
+      </w:r>
+      <w:proofErr w:type="spellEnd"/>
+      <w:r>
+        <w:t xml:space="preserve">. </w:t>
+      </w:r>
+      <w:proofErr w:type="spellStart"/>
+      <w:r>
+        <w:t>Relasi</w:t>
+      </w:r>
+      <w:proofErr w:type="spellEnd"/>
+      <w:r>
+        <w:t xml:space="preserve"> </w:t>
+      </w:r>
+      <w:proofErr w:type="spellStart"/>
+      <w:r>
+        <w:t>ini</w:t>
+      </w:r>
+      <w:proofErr w:type="spellEnd"/>
+      <w:r>
+        <w:t xml:space="preserve"> </w:t>
+      </w:r>
+      <w:proofErr w:type="spellStart"/>
+      <w:r>
+        <w:t>membantu</w:t>
+      </w:r>
+      <w:proofErr w:type="spellEnd"/>
+      <w:r>
+        <w:t xml:space="preserve"> </w:t>
+      </w:r>
+      <w:proofErr w:type="spellStart"/>
+      <w:r>
+        <w:t>memetakan</w:t>
+      </w:r>
+      <w:proofErr w:type="spellEnd"/>
+      <w:r>
+        <w:t xml:space="preserve"> </w:t>
+      </w:r>
+      <w:proofErr w:type="spellStart"/>
+      <w:r>
+        <w:t>struktur</w:t>
+      </w:r>
+      <w:proofErr w:type="spellEnd"/>
+      <w:r>
+        <w:t xml:space="preserve"> </w:t>
+      </w:r>
+      <w:proofErr w:type="spellStart"/>
+      <w:r>
+        <w:t>logis</w:t>
+      </w:r>
+      <w:proofErr w:type="spellEnd"/>
+      <w:r>
+        <w:t xml:space="preserve"> </w:t>
+      </w:r>
+      <w:proofErr w:type="spellStart"/>
+      <w:r>
+        <w:t>antar</w:t>
+      </w:r>
+      <w:proofErr w:type="spellEnd"/>
+      <w:r>
+        <w:t xml:space="preserve"> data </w:t>
+      </w:r>
+      <w:proofErr w:type="spellStart"/>
+      <w:r>
+        <w:t>dalam</w:t>
+      </w:r>
+      <w:proofErr w:type="spellEnd"/>
+      <w:r>
+        <w:t xml:space="preserve"> </w:t>
+      </w:r>
+      <w:proofErr w:type="spellStart"/>
+      <w:r>
+        <w:t>sistem</w:t>
+      </w:r>
+      <w:proofErr w:type="spellEnd"/>
+      <w:r>
+        <w:t>.</w:t>
+      </w:r>
+    </w:p>
+    <w:p>
+      <w:pPr>
+        <w:pStyle w:val="Heading2"/>
+        <w:spacing w:after="240"/>
+        <w:rPr>
+          <w:lang w:val="en-ID" w:eastAsia="en-ID"/>
+        </w:rPr>
+      </w:pPr>
+      <w:r>
+        <w:rPr>
+          <w:lang w:val="en-ID" w:eastAsia="en-ID"/>
+        </w:rPr>
+        <w:lastRenderedPageBreak/>
+        <w:t>2.10</w:t>
+      </w:r>
+      <w:r>
+        <w:rPr>
+          <w:lang w:val="en-ID" w:eastAsia="en-ID"/>
+        </w:rPr>
+        <w:tab/>
+        <w:t>Flowchart</w:t>
+      </w:r>
+    </w:p>
+    <w:p>
+      <w:pPr>
+        <w:jc w:val="center"/>
+        <w:rPr>
+          <w:lang w:val="en-ID" w:eastAsia="en-ID"/>
+        </w:rPr>
+      </w:pPr>
+      <w:r>
+        <w:rPr>
+          <w:noProof/>
+        </w:rPr>
+        <w:drawing>
+          <wp:inline distT="0" distB="0" distL="0" distR="0" wp14:anchorId="64CAD034" wp14:editId="58C76E3F">
+            <wp:extent cx="1401040" cy="1800000"/>
+            <wp:effectExtent l="19050" t="19050" r="27940" b="10160"/>
+            <wp:docPr id="22" name="Picture 22"/>
+            <wp:cNvGraphicFramePr>
+              <a:graphicFrameLocks xmlns:a="http://schemas.openxmlformats.org/drawingml/2006/main" noChangeAspect="1"/>
+            </wp:cNvGraphicFramePr>
+            <a:graphic xmlns:a="http://schemas.openxmlformats.org/drawingml/2006/main">
+              <a:graphicData uri="http://schemas.openxmlformats.org/drawingml/2006/picture">
+                <pic:pic xmlns:pic="http://schemas.openxmlformats.org/drawingml/2006/picture">
+                  <pic:nvPicPr>
+                    <pic:cNvPr id="0" name="Picture 3"/>
+                    <pic:cNvPicPr>
+                      <a:picLocks noChangeAspect="1" noChangeArrowheads="1"/>
+                    </pic:cNvPicPr>
+                  </pic:nvPicPr>
+                  <pic:blipFill>
+                    <a:blip r:embed="rId40" cstate="print">
+                      <a:extLst>
+                        <a:ext uri="{28A0092B-C50C-407E-A947-70E740481C1C}">
+                          <a14:useLocalDpi xmlns:a14="http://schemas.microsoft.com/office/drawing/2010/main" val="0"/>
+                        </a:ext>
+                      </a:extLst>
+                    </a:blip>
+                    <a:srcRect/>
+                    <a:stretch>
+                      <a:fillRect/>
+                    </a:stretch>
+                  </pic:blipFill>
+                  <pic:spPr bwMode="auto">
+                    <a:xfrm>
+                      <a:off x="0" y="0"/>
+                      <a:ext cx="1401040" cy="1800000"/>
+                    </a:xfrm>
+                    <a:prstGeom prst="rect">
+                      <a:avLst/>
+                    </a:prstGeom>
+                    <a:noFill/>
+                    <a:ln>
+                      <a:solidFill>
+                        <a:schemeClr val="tx1">
+                          <a:lumMod val="50000"/>
+                          <a:lumOff val="50000"/>
+                        </a:schemeClr>
+                      </a:solidFill>
+                    </a:ln>
+                  </pic:spPr>
+                </pic:pic>
+              </a:graphicData>
+            </a:graphic>
+          </wp:inline>
+        </w:drawing>
+      </w:r>
+    </w:p>
+    <w:p>
+      <w:pPr>
+        <w:jc w:val="center"/>
+        <w:rPr>
+          <w:lang w:val="en-ID" w:eastAsia="en-ID"/>
+        </w:rPr>
+      </w:pPr>
+      <w:r>
+        <w:rPr>
+          <w:b/>
+          <w:bCs/>
+          <w:lang w:val="en-ID" w:eastAsia="en-ID"/>
+        </w:rPr>
+        <w:t xml:space="preserve">Gambar 2.12 </w:t>
+      </w:r>
+      <w:r>
+        <w:rPr>
+          <w:lang w:val="en-ID" w:eastAsia="en-ID"/>
+        </w:rPr>
+        <w:t>Flowchart</w:t>
+      </w:r>
+    </w:p>
+    <w:p>
+      <w:pPr>
+        <w:jc w:val="center"/>
+        <w:rPr>
+          <w:lang w:val="en-ID" w:eastAsia="en-ID"/>
+        </w:rPr>
+      </w:pPr>
+      <w:r>
+        <w:rPr>
+          <w:b/>
+          <w:bCs/>
+          <w:lang w:val="en-ID" w:eastAsia="en-ID"/>
+        </w:rPr>
+        <w:t>(</w:t>
+      </w:r>
+      <w:proofErr w:type="spellStart"/>
+      <w:proofErr w:type="gramStart"/>
+      <w:r>
+        <w:rPr>
+          <w:b/>
+          <w:bCs/>
+          <w:lang w:val="en-ID" w:eastAsia="en-ID"/>
+        </w:rPr>
+        <w:t>Sumber</w:t>
+      </w:r>
+      <w:proofErr w:type="spellEnd"/>
+      <w:r>
+        <w:rPr>
+          <w:b/>
+          <w:bCs/>
+          <w:lang w:val="en-ID" w:eastAsia="en-ID"/>
+        </w:rPr>
+        <w:t xml:space="preserve"> :</w:t>
+      </w:r>
+      <w:proofErr w:type="gramEnd"/>
+      <w:r>
+        <w:rPr>
+          <w:b/>
+          <w:bCs/>
+          <w:lang w:val="en-ID" w:eastAsia="en-ID"/>
+        </w:rPr>
+        <w:t xml:space="preserve"> </w:t>
+      </w:r>
+      <w:r>
+        <w:rPr>
+          <w:lang w:val="en-ID" w:eastAsia="en-ID"/>
+        </w:rPr>
+        <w:t>a</w:t>
+      </w:r>
+      <w:r>
+        <w:rPr>
+          <w:lang w:val="en-ID" w:eastAsia="en-ID"/>
+        </w:rPr>
+        <w:t>https://lumira.co.id/blog/wp-content/uploads/2024/10/Cara-Membuat-Flowchart-yang-Efektif-untuk-Proyek-IT.jpg</w:t>
+      </w:r>
+      <w:r>
+        <w:rPr>
+          <w:b/>
+          <w:bCs/>
+          <w:lang w:val="en-ID" w:eastAsia="en-ID"/>
+        </w:rPr>
+        <w:t>)</w:t>
+      </w:r>
+    </w:p>
+    <w:p>
+      <w:pPr>
+        <w:spacing w:before="100" w:beforeAutospacing="1" w:after="100" w:afterAutospacing="1" w:line="360" w:lineRule="auto"/>
+        <w:ind w:firstLine="720"/>
+        <w:jc w:val="both"/>
+        <w:rPr>
+          <w:rFonts w:eastAsia="Times New Roman" w:cstheme="minorHAnsi"/>
+          <w:lang w:val="en-ID" w:eastAsia="en-ID"/>
+        </w:rPr>
+      </w:pPr>
+      <w:proofErr w:type="spellStart"/>
+      <w:r>
+        <w:rPr>
+          <w:rFonts w:eastAsia="Times New Roman" w:cstheme="minorHAnsi"/>
+          <w:lang w:val="en-ID" w:eastAsia="en-ID"/>
+        </w:rPr>
+        <w:t>Menurut</w:t>
+      </w:r>
+      <w:proofErr w:type="spellEnd"/>
+      <w:r>
+        <w:rPr>
+          <w:rFonts w:eastAsia="Times New Roman" w:cstheme="minorHAnsi"/>
+          <w:lang w:val="en-ID" w:eastAsia="en-ID"/>
+        </w:rPr>
+        <w:t xml:space="preserve"> </w:t>
+      </w:r>
+      <w:proofErr w:type="spellStart"/>
+      <w:r>
+        <w:rPr>
+          <w:rFonts w:eastAsia="Times New Roman" w:cstheme="minorHAnsi"/>
+          <w:lang w:val="en-ID" w:eastAsia="en-ID"/>
+        </w:rPr>
+        <w:t>Dr.</w:t>
+      </w:r>
+      <w:proofErr w:type="spellEnd"/>
+      <w:r>
+        <w:rPr>
+          <w:rFonts w:eastAsia="Times New Roman" w:cstheme="minorHAnsi"/>
+          <w:lang w:val="en-ID" w:eastAsia="en-ID"/>
+        </w:rPr>
+        <w:t xml:space="preserve"> Larry Constable, flowchart </w:t>
+      </w:r>
+      <w:proofErr w:type="spellStart"/>
+      <w:r>
+        <w:rPr>
+          <w:rFonts w:eastAsia="Times New Roman" w:cstheme="minorHAnsi"/>
+          <w:lang w:val="en-ID" w:eastAsia="en-ID"/>
+        </w:rPr>
+        <w:t>adalah</w:t>
+      </w:r>
+      <w:proofErr w:type="spellEnd"/>
+      <w:r>
+        <w:rPr>
+          <w:rFonts w:eastAsia="Times New Roman" w:cstheme="minorHAnsi"/>
+          <w:lang w:val="en-ID" w:eastAsia="en-ID"/>
+        </w:rPr>
+        <w:t xml:space="preserve"> </w:t>
+      </w:r>
+      <w:proofErr w:type="spellStart"/>
+      <w:r>
+        <w:rPr>
+          <w:rFonts w:eastAsia="Times New Roman" w:cstheme="minorHAnsi"/>
+          <w:lang w:val="en-ID" w:eastAsia="en-ID"/>
+        </w:rPr>
+        <w:t>sebuah</w:t>
+      </w:r>
+      <w:proofErr w:type="spellEnd"/>
+      <w:r>
+        <w:rPr>
+          <w:rFonts w:eastAsia="Times New Roman" w:cstheme="minorHAnsi"/>
+          <w:lang w:val="en-ID" w:eastAsia="en-ID"/>
+        </w:rPr>
+        <w:t xml:space="preserve"> diagram yang </w:t>
+      </w:r>
+      <w:proofErr w:type="spellStart"/>
+      <w:r>
+        <w:rPr>
+          <w:rFonts w:eastAsia="Times New Roman" w:cstheme="minorHAnsi"/>
+          <w:lang w:val="en-ID" w:eastAsia="en-ID"/>
+        </w:rPr>
+        <w:t>menggambarkan</w:t>
+      </w:r>
+      <w:proofErr w:type="spellEnd"/>
+      <w:r>
+        <w:rPr>
+          <w:rFonts w:eastAsia="Times New Roman" w:cstheme="minorHAnsi"/>
+          <w:lang w:val="en-ID" w:eastAsia="en-ID"/>
+        </w:rPr>
+        <w:t xml:space="preserve"> </w:t>
+      </w:r>
+      <w:proofErr w:type="spellStart"/>
+      <w:r>
+        <w:rPr>
+          <w:rFonts w:eastAsia="Times New Roman" w:cstheme="minorHAnsi"/>
+          <w:lang w:val="en-ID" w:eastAsia="en-ID"/>
+        </w:rPr>
+        <w:t>alur</w:t>
+      </w:r>
+      <w:proofErr w:type="spellEnd"/>
+      <w:r>
+        <w:rPr>
+          <w:rFonts w:eastAsia="Times New Roman" w:cstheme="minorHAnsi"/>
+          <w:lang w:val="en-ID" w:eastAsia="en-ID"/>
+        </w:rPr>
+        <w:t xml:space="preserve"> proses </w:t>
+      </w:r>
+      <w:proofErr w:type="spellStart"/>
+      <w:r>
+        <w:rPr>
+          <w:rFonts w:eastAsia="Times New Roman" w:cstheme="minorHAnsi"/>
+          <w:lang w:val="en-ID" w:eastAsia="en-ID"/>
+        </w:rPr>
+        <w:t>atau</w:t>
+      </w:r>
+      <w:proofErr w:type="spellEnd"/>
+      <w:r>
+        <w:rPr>
+          <w:rFonts w:eastAsia="Times New Roman" w:cstheme="minorHAnsi"/>
+          <w:lang w:val="en-ID" w:eastAsia="en-ID"/>
+        </w:rPr>
+        <w:t xml:space="preserve"> </w:t>
+      </w:r>
+      <w:proofErr w:type="spellStart"/>
+      <w:r>
+        <w:rPr>
+          <w:rFonts w:eastAsia="Times New Roman" w:cstheme="minorHAnsi"/>
+          <w:lang w:val="en-ID" w:eastAsia="en-ID"/>
+        </w:rPr>
+        <w:t>logika</w:t>
+      </w:r>
+      <w:proofErr w:type="spellEnd"/>
+      <w:r>
+        <w:rPr>
+          <w:rFonts w:eastAsia="Times New Roman" w:cstheme="minorHAnsi"/>
+          <w:lang w:val="en-ID" w:eastAsia="en-ID"/>
+        </w:rPr>
+        <w:t xml:space="preserve"> </w:t>
+      </w:r>
+      <w:proofErr w:type="spellStart"/>
+      <w:r>
+        <w:rPr>
+          <w:rFonts w:eastAsia="Times New Roman" w:cstheme="minorHAnsi"/>
+          <w:lang w:val="en-ID" w:eastAsia="en-ID"/>
+        </w:rPr>
+        <w:t>suatu</w:t>
+      </w:r>
+      <w:proofErr w:type="spellEnd"/>
+      <w:r>
+        <w:rPr>
+          <w:rFonts w:eastAsia="Times New Roman" w:cstheme="minorHAnsi"/>
+          <w:lang w:val="en-ID" w:eastAsia="en-ID"/>
+        </w:rPr>
+        <w:t xml:space="preserve"> </w:t>
+      </w:r>
+      <w:proofErr w:type="spellStart"/>
+      <w:r>
+        <w:rPr>
+          <w:rFonts w:eastAsia="Times New Roman" w:cstheme="minorHAnsi"/>
+          <w:lang w:val="en-ID" w:eastAsia="en-ID"/>
+        </w:rPr>
+        <w:t>sistem</w:t>
+      </w:r>
+      <w:proofErr w:type="spellEnd"/>
+      <w:r>
+        <w:rPr>
+          <w:rFonts w:eastAsia="Times New Roman" w:cstheme="minorHAnsi"/>
+          <w:lang w:val="en-ID" w:eastAsia="en-ID"/>
+        </w:rPr>
+        <w:t xml:space="preserve">, yang </w:t>
+      </w:r>
+      <w:proofErr w:type="spellStart"/>
+      <w:r>
+        <w:rPr>
+          <w:rFonts w:eastAsia="Times New Roman" w:cstheme="minorHAnsi"/>
+          <w:lang w:val="en-ID" w:eastAsia="en-ID"/>
+        </w:rPr>
+        <w:t>digunakan</w:t>
+      </w:r>
+      <w:proofErr w:type="spellEnd"/>
+      <w:r>
+        <w:rPr>
+          <w:rFonts w:eastAsia="Times New Roman" w:cstheme="minorHAnsi"/>
+          <w:lang w:val="en-ID" w:eastAsia="en-ID"/>
+        </w:rPr>
+        <w:t xml:space="preserve"> </w:t>
+      </w:r>
+      <w:proofErr w:type="spellStart"/>
+      <w:r>
+        <w:rPr>
+          <w:rFonts w:eastAsia="Times New Roman" w:cstheme="minorHAnsi"/>
+          <w:lang w:val="en-ID" w:eastAsia="en-ID"/>
+        </w:rPr>
+        <w:t>untuk</w:t>
+      </w:r>
+      <w:proofErr w:type="spellEnd"/>
+      <w:r>
+        <w:rPr>
+          <w:rFonts w:eastAsia="Times New Roman" w:cstheme="minorHAnsi"/>
+          <w:lang w:val="en-ID" w:eastAsia="en-ID"/>
+        </w:rPr>
+        <w:t xml:space="preserve"> </w:t>
+      </w:r>
+      <w:proofErr w:type="spellStart"/>
+      <w:r>
+        <w:rPr>
+          <w:rFonts w:eastAsia="Times New Roman" w:cstheme="minorHAnsi"/>
+          <w:lang w:val="en-ID" w:eastAsia="en-ID"/>
+        </w:rPr>
+        <w:t>menganalisis</w:t>
+      </w:r>
+      <w:proofErr w:type="spellEnd"/>
+      <w:r>
+        <w:rPr>
+          <w:rFonts w:eastAsia="Times New Roman" w:cstheme="minorHAnsi"/>
+          <w:lang w:val="en-ID" w:eastAsia="en-ID"/>
+        </w:rPr>
+        <w:t xml:space="preserve">, </w:t>
+      </w:r>
+      <w:proofErr w:type="spellStart"/>
+      <w:r>
+        <w:rPr>
+          <w:rFonts w:eastAsia="Times New Roman" w:cstheme="minorHAnsi"/>
+          <w:lang w:val="en-ID" w:eastAsia="en-ID"/>
+        </w:rPr>
+        <w:t>merepresentasikan</w:t>
+      </w:r>
+      <w:proofErr w:type="spellEnd"/>
+      <w:r>
+        <w:rPr>
+          <w:rFonts w:eastAsia="Times New Roman" w:cstheme="minorHAnsi"/>
+          <w:lang w:val="en-ID" w:eastAsia="en-ID"/>
+        </w:rPr>
+        <w:t xml:space="preserve">, dan </w:t>
+      </w:r>
+      <w:proofErr w:type="spellStart"/>
+      <w:r>
+        <w:rPr>
+          <w:rFonts w:eastAsia="Times New Roman" w:cstheme="minorHAnsi"/>
+          <w:lang w:val="en-ID" w:eastAsia="en-ID"/>
+        </w:rPr>
+        <w:t>mendokumentasikan</w:t>
+      </w:r>
+      <w:proofErr w:type="spellEnd"/>
+      <w:r>
+        <w:rPr>
+          <w:rFonts w:eastAsia="Times New Roman" w:cstheme="minorHAnsi"/>
+          <w:lang w:val="en-ID" w:eastAsia="en-ID"/>
+        </w:rPr>
+        <w:t xml:space="preserve"> proses </w:t>
+      </w:r>
+      <w:proofErr w:type="spellStart"/>
+      <w:r>
+        <w:rPr>
+          <w:rFonts w:eastAsia="Times New Roman" w:cstheme="minorHAnsi"/>
+          <w:lang w:val="en-ID" w:eastAsia="en-ID"/>
+        </w:rPr>
+        <w:t>bisnis</w:t>
+      </w:r>
+      <w:proofErr w:type="spellEnd"/>
+      <w:r>
+        <w:rPr>
+          <w:rFonts w:eastAsia="Times New Roman" w:cstheme="minorHAnsi"/>
+          <w:lang w:val="en-ID" w:eastAsia="en-ID"/>
+        </w:rPr>
+        <w:t xml:space="preserve">, </w:t>
+      </w:r>
+      <w:proofErr w:type="spellStart"/>
+      <w:r>
+        <w:rPr>
+          <w:rFonts w:eastAsia="Times New Roman" w:cstheme="minorHAnsi"/>
+          <w:lang w:val="en-ID" w:eastAsia="en-ID"/>
+        </w:rPr>
+        <w:t>sistem</w:t>
+      </w:r>
+      <w:proofErr w:type="spellEnd"/>
+      <w:r>
+        <w:rPr>
+          <w:rFonts w:eastAsia="Times New Roman" w:cstheme="minorHAnsi"/>
+          <w:lang w:val="en-ID" w:eastAsia="en-ID"/>
+        </w:rPr>
+        <w:t xml:space="preserve"> </w:t>
+      </w:r>
+      <w:proofErr w:type="spellStart"/>
+      <w:r>
+        <w:rPr>
+          <w:rFonts w:eastAsia="Times New Roman" w:cstheme="minorHAnsi"/>
+          <w:lang w:val="en-ID" w:eastAsia="en-ID"/>
+        </w:rPr>
+        <w:t>komputer</w:t>
+      </w:r>
+      <w:proofErr w:type="spellEnd"/>
+      <w:r>
+        <w:rPr>
+          <w:rFonts w:eastAsia="Times New Roman" w:cstheme="minorHAnsi"/>
+          <w:lang w:val="en-ID" w:eastAsia="en-ID"/>
+        </w:rPr>
+        <w:t xml:space="preserve">, </w:t>
+      </w:r>
+      <w:proofErr w:type="spellStart"/>
+      <w:r>
+        <w:rPr>
+          <w:rFonts w:eastAsia="Times New Roman" w:cstheme="minorHAnsi"/>
+          <w:lang w:val="en-ID" w:eastAsia="en-ID"/>
+        </w:rPr>
+        <w:t>maupun</w:t>
+      </w:r>
+      <w:proofErr w:type="spellEnd"/>
+      <w:r>
+        <w:rPr>
+          <w:rFonts w:eastAsia="Times New Roman" w:cstheme="minorHAnsi"/>
+          <w:lang w:val="en-ID" w:eastAsia="en-ID"/>
+        </w:rPr>
+        <w:t xml:space="preserve"> </w:t>
+      </w:r>
+      <w:proofErr w:type="spellStart"/>
+      <w:r>
+        <w:rPr>
+          <w:rFonts w:eastAsia="Times New Roman" w:cstheme="minorHAnsi"/>
+          <w:lang w:val="en-ID" w:eastAsia="en-ID"/>
+        </w:rPr>
+        <w:t>perangkat</w:t>
+      </w:r>
+      <w:proofErr w:type="spellEnd"/>
+      <w:r>
+        <w:rPr>
+          <w:rFonts w:eastAsia="Times New Roman" w:cstheme="minorHAnsi"/>
+          <w:lang w:val="en-ID" w:eastAsia="en-ID"/>
+        </w:rPr>
+        <w:t xml:space="preserve"> </w:t>
+      </w:r>
+      <w:proofErr w:type="spellStart"/>
+      <w:r>
+        <w:rPr>
+          <w:rFonts w:eastAsia="Times New Roman" w:cstheme="minorHAnsi"/>
+          <w:lang w:val="en-ID" w:eastAsia="en-ID"/>
+        </w:rPr>
+        <w:t>lunak</w:t>
+      </w:r>
+      <w:proofErr w:type="spellEnd"/>
+      <w:r>
+        <w:rPr>
+          <w:rFonts w:eastAsia="Times New Roman" w:cstheme="minorHAnsi"/>
+          <w:lang w:val="en-ID" w:eastAsia="en-ID"/>
+        </w:rPr>
+        <w:t xml:space="preserve">. </w:t>
+      </w:r>
+      <w:proofErr w:type="spellStart"/>
+      <w:r>
+        <w:rPr>
+          <w:rFonts w:eastAsia="Times New Roman" w:cstheme="minorHAnsi"/>
+          <w:lang w:val="en-ID" w:eastAsia="en-ID"/>
+        </w:rPr>
+        <w:t>Dengan</w:t>
+      </w:r>
+      <w:proofErr w:type="spellEnd"/>
+      <w:r>
+        <w:rPr>
+          <w:rFonts w:eastAsia="Times New Roman" w:cstheme="minorHAnsi"/>
+          <w:lang w:val="en-ID" w:eastAsia="en-ID"/>
+        </w:rPr>
+        <w:t xml:space="preserve"> </w:t>
+      </w:r>
+      <w:proofErr w:type="spellStart"/>
+      <w:r>
+        <w:rPr>
+          <w:rFonts w:eastAsia="Times New Roman" w:cstheme="minorHAnsi"/>
+          <w:lang w:val="en-ID" w:eastAsia="en-ID"/>
+        </w:rPr>
+        <w:t>menggunakan</w:t>
+      </w:r>
+      <w:proofErr w:type="spellEnd"/>
+      <w:r>
+        <w:rPr>
+          <w:rFonts w:eastAsia="Times New Roman" w:cstheme="minorHAnsi"/>
+          <w:lang w:val="en-ID" w:eastAsia="en-ID"/>
+        </w:rPr>
+        <w:t xml:space="preserve"> </w:t>
+      </w:r>
+      <w:proofErr w:type="spellStart"/>
+      <w:r>
+        <w:rPr>
+          <w:rFonts w:eastAsia="Times New Roman" w:cstheme="minorHAnsi"/>
+          <w:lang w:val="en-ID" w:eastAsia="en-ID"/>
+        </w:rPr>
+        <w:t>simbol-simbol</w:t>
+      </w:r>
+      <w:proofErr w:type="spellEnd"/>
+      <w:r>
+        <w:rPr>
+          <w:rFonts w:eastAsia="Times New Roman" w:cstheme="minorHAnsi"/>
+          <w:lang w:val="en-ID" w:eastAsia="en-ID"/>
+        </w:rPr>
+        <w:t xml:space="preserve"> </w:t>
+      </w:r>
+      <w:proofErr w:type="spellStart"/>
+      <w:r>
+        <w:rPr>
+          <w:rFonts w:eastAsia="Times New Roman" w:cstheme="minorHAnsi"/>
+          <w:lang w:val="en-ID" w:eastAsia="en-ID"/>
+        </w:rPr>
+        <w:t>standar</w:t>
+      </w:r>
+      <w:proofErr w:type="spellEnd"/>
+      <w:r>
+        <w:rPr>
+          <w:rFonts w:eastAsia="Times New Roman" w:cstheme="minorHAnsi"/>
+          <w:lang w:val="en-ID" w:eastAsia="en-ID"/>
+        </w:rPr>
+        <w:t xml:space="preserve"> </w:t>
+      </w:r>
+      <w:proofErr w:type="spellStart"/>
+      <w:r>
+        <w:rPr>
+          <w:rFonts w:eastAsia="Times New Roman" w:cstheme="minorHAnsi"/>
+          <w:lang w:val="en-ID" w:eastAsia="en-ID"/>
+        </w:rPr>
+        <w:t>seperti</w:t>
+      </w:r>
+      <w:proofErr w:type="spellEnd"/>
+      <w:r>
+        <w:rPr>
+          <w:rFonts w:eastAsia="Times New Roman" w:cstheme="minorHAnsi"/>
+          <w:lang w:val="en-ID" w:eastAsia="en-ID"/>
+        </w:rPr>
+        <w:t xml:space="preserve"> </w:t>
+      </w:r>
+      <w:proofErr w:type="spellStart"/>
+      <w:r>
+        <w:rPr>
+          <w:rFonts w:eastAsia="Times New Roman" w:cstheme="minorHAnsi"/>
+          <w:lang w:val="en-ID" w:eastAsia="en-ID"/>
+        </w:rPr>
+        <w:t>persegi</w:t>
+      </w:r>
+      <w:proofErr w:type="spellEnd"/>
+      <w:r>
+        <w:rPr>
+          <w:rFonts w:eastAsia="Times New Roman" w:cstheme="minorHAnsi"/>
+          <w:lang w:val="en-ID" w:eastAsia="en-ID"/>
+        </w:rPr>
+        <w:t xml:space="preserve"> </w:t>
+      </w:r>
+      <w:proofErr w:type="spellStart"/>
+      <w:r>
+        <w:rPr>
+          <w:rFonts w:eastAsia="Times New Roman" w:cstheme="minorHAnsi"/>
+          <w:lang w:val="en-ID" w:eastAsia="en-ID"/>
+        </w:rPr>
+        <w:t>panjang</w:t>
+      </w:r>
+      <w:proofErr w:type="spellEnd"/>
+      <w:r>
+        <w:rPr>
+          <w:rFonts w:eastAsia="Times New Roman" w:cstheme="minorHAnsi"/>
+          <w:lang w:val="en-ID" w:eastAsia="en-ID"/>
+        </w:rPr>
+        <w:t xml:space="preserve">, </w:t>
+      </w:r>
+      <w:proofErr w:type="spellStart"/>
+      <w:r>
+        <w:rPr>
+          <w:rFonts w:eastAsia="Times New Roman" w:cstheme="minorHAnsi"/>
+          <w:lang w:val="en-ID" w:eastAsia="en-ID"/>
+        </w:rPr>
+        <w:t>belah</w:t>
+      </w:r>
+      <w:proofErr w:type="spellEnd"/>
+      <w:r>
+        <w:rPr>
+          <w:rFonts w:eastAsia="Times New Roman" w:cstheme="minorHAnsi"/>
+          <w:lang w:val="en-ID" w:eastAsia="en-ID"/>
+        </w:rPr>
+        <w:t xml:space="preserve"> ketupat, dan </w:t>
+      </w:r>
+      <w:proofErr w:type="spellStart"/>
+      <w:r>
+        <w:rPr>
+          <w:rFonts w:eastAsia="Times New Roman" w:cstheme="minorHAnsi"/>
+          <w:lang w:val="en-ID" w:eastAsia="en-ID"/>
+        </w:rPr>
+        <w:t>panah</w:t>
+      </w:r>
+      <w:proofErr w:type="spellEnd"/>
+      <w:r>
+        <w:rPr>
+          <w:rFonts w:eastAsia="Times New Roman" w:cstheme="minorHAnsi"/>
+          <w:lang w:val="en-ID" w:eastAsia="en-ID"/>
+        </w:rPr>
+        <w:t xml:space="preserve">, flowchart </w:t>
+      </w:r>
+      <w:proofErr w:type="spellStart"/>
+      <w:r>
+        <w:rPr>
+          <w:rFonts w:eastAsia="Times New Roman" w:cstheme="minorHAnsi"/>
+          <w:lang w:val="en-ID" w:eastAsia="en-ID"/>
+        </w:rPr>
+        <w:t>membantu</w:t>
+      </w:r>
+      <w:proofErr w:type="spellEnd"/>
+      <w:r>
+        <w:rPr>
+          <w:rFonts w:eastAsia="Times New Roman" w:cstheme="minorHAnsi"/>
+          <w:lang w:val="en-ID" w:eastAsia="en-ID"/>
+        </w:rPr>
+        <w:t xml:space="preserve"> </w:t>
+      </w:r>
+      <w:proofErr w:type="spellStart"/>
+      <w:r>
+        <w:rPr>
+          <w:rFonts w:eastAsia="Times New Roman" w:cstheme="minorHAnsi"/>
+          <w:lang w:val="en-ID" w:eastAsia="en-ID"/>
+        </w:rPr>
+        <w:t>memvisualisasikan</w:t>
+      </w:r>
+      <w:proofErr w:type="spellEnd"/>
+      <w:r>
+        <w:rPr>
+          <w:rFonts w:eastAsia="Times New Roman" w:cstheme="minorHAnsi"/>
+          <w:lang w:val="en-ID" w:eastAsia="en-ID"/>
+        </w:rPr>
+        <w:t xml:space="preserve"> </w:t>
+      </w:r>
+      <w:proofErr w:type="spellStart"/>
+      <w:r>
+        <w:rPr>
+          <w:rFonts w:eastAsia="Times New Roman" w:cstheme="minorHAnsi"/>
+          <w:lang w:val="en-ID" w:eastAsia="en-ID"/>
+        </w:rPr>
+        <w:t>langkah-langkah</w:t>
+      </w:r>
+      <w:proofErr w:type="spellEnd"/>
+      <w:r>
+        <w:rPr>
+          <w:rFonts w:eastAsia="Times New Roman" w:cstheme="minorHAnsi"/>
+          <w:lang w:val="en-ID" w:eastAsia="en-ID"/>
+        </w:rPr>
+        <w:t xml:space="preserve"> </w:t>
+      </w:r>
+      <w:proofErr w:type="spellStart"/>
+      <w:r>
+        <w:rPr>
+          <w:rFonts w:eastAsia="Times New Roman" w:cstheme="minorHAnsi"/>
+          <w:lang w:val="en-ID" w:eastAsia="en-ID"/>
+        </w:rPr>
+        <w:t>dalam</w:t>
+      </w:r>
+      <w:proofErr w:type="spellEnd"/>
+      <w:r>
+        <w:rPr>
+          <w:rFonts w:eastAsia="Times New Roman" w:cstheme="minorHAnsi"/>
+          <w:lang w:val="en-ID" w:eastAsia="en-ID"/>
+        </w:rPr>
+        <w:t xml:space="preserve"> </w:t>
+      </w:r>
+      <w:proofErr w:type="spellStart"/>
+      <w:r>
+        <w:rPr>
+          <w:rFonts w:eastAsia="Times New Roman" w:cstheme="minorHAnsi"/>
+          <w:lang w:val="en-ID" w:eastAsia="en-ID"/>
+        </w:rPr>
+        <w:t>suatu</w:t>
+      </w:r>
+      <w:proofErr w:type="spellEnd"/>
+      <w:r>
+        <w:rPr>
+          <w:rFonts w:eastAsia="Times New Roman" w:cstheme="minorHAnsi"/>
+          <w:lang w:val="en-ID" w:eastAsia="en-ID"/>
+        </w:rPr>
+        <w:t xml:space="preserve"> proses </w:t>
+      </w:r>
+      <w:proofErr w:type="spellStart"/>
+      <w:r>
+        <w:rPr>
+          <w:rFonts w:eastAsia="Times New Roman" w:cstheme="minorHAnsi"/>
+          <w:lang w:val="en-ID" w:eastAsia="en-ID"/>
+        </w:rPr>
+        <w:t>secara</w:t>
+      </w:r>
+      <w:proofErr w:type="spellEnd"/>
+      <w:r>
+        <w:rPr>
+          <w:rFonts w:eastAsia="Times New Roman" w:cstheme="minorHAnsi"/>
+          <w:lang w:val="en-ID" w:eastAsia="en-ID"/>
+        </w:rPr>
+        <w:t xml:space="preserve"> </w:t>
+      </w:r>
+      <w:proofErr w:type="spellStart"/>
+      <w:r>
+        <w:rPr>
+          <w:rFonts w:eastAsia="Times New Roman" w:cstheme="minorHAnsi"/>
+          <w:lang w:val="en-ID" w:eastAsia="en-ID"/>
+        </w:rPr>
+        <w:t>sistematis</w:t>
+      </w:r>
+      <w:proofErr w:type="spellEnd"/>
+      <w:r>
+        <w:rPr>
+          <w:rFonts w:eastAsia="Times New Roman" w:cstheme="minorHAnsi"/>
+          <w:lang w:val="en-ID" w:eastAsia="en-ID"/>
+        </w:rPr>
+        <w:t xml:space="preserve"> dan </w:t>
+      </w:r>
+      <w:proofErr w:type="spellStart"/>
+      <w:r>
+        <w:rPr>
+          <w:rFonts w:eastAsia="Times New Roman" w:cstheme="minorHAnsi"/>
+          <w:lang w:val="en-ID" w:eastAsia="en-ID"/>
+        </w:rPr>
+        <w:t>mudah</w:t>
+      </w:r>
+      <w:proofErr w:type="spellEnd"/>
+      <w:r>
+        <w:rPr>
+          <w:rFonts w:eastAsia="Times New Roman" w:cstheme="minorHAnsi"/>
+          <w:lang w:val="en-ID" w:eastAsia="en-ID"/>
+        </w:rPr>
+        <w:t xml:space="preserve"> </w:t>
+      </w:r>
+      <w:proofErr w:type="spellStart"/>
+      <w:r>
+        <w:rPr>
+          <w:rFonts w:eastAsia="Times New Roman" w:cstheme="minorHAnsi"/>
+          <w:lang w:val="en-ID" w:eastAsia="en-ID"/>
+        </w:rPr>
+        <w:t>dipahami</w:t>
+      </w:r>
+      <w:proofErr w:type="spellEnd"/>
+      <w:r>
+        <w:rPr>
+          <w:rFonts w:eastAsia="Times New Roman" w:cstheme="minorHAnsi"/>
+          <w:lang w:val="en-ID" w:eastAsia="en-ID"/>
+        </w:rPr>
+        <w:t xml:space="preserve">, </w:t>
+      </w:r>
+      <w:proofErr w:type="spellStart"/>
+      <w:r>
+        <w:rPr>
+          <w:rFonts w:eastAsia="Times New Roman" w:cstheme="minorHAnsi"/>
+          <w:lang w:val="en-ID" w:eastAsia="en-ID"/>
+        </w:rPr>
+        <w:t>bahkan</w:t>
+      </w:r>
+      <w:proofErr w:type="spellEnd"/>
+      <w:r>
+        <w:rPr>
+          <w:rFonts w:eastAsia="Times New Roman" w:cstheme="minorHAnsi"/>
+          <w:lang w:val="en-ID" w:eastAsia="en-ID"/>
+        </w:rPr>
+        <w:t xml:space="preserve"> oleh orang yang </w:t>
+      </w:r>
+      <w:proofErr w:type="spellStart"/>
+      <w:r>
+        <w:rPr>
+          <w:rFonts w:eastAsia="Times New Roman" w:cstheme="minorHAnsi"/>
+          <w:lang w:val="en-ID" w:eastAsia="en-ID"/>
+        </w:rPr>
+        <w:t>tidak</w:t>
+      </w:r>
+      <w:proofErr w:type="spellEnd"/>
+      <w:r>
+        <w:rPr>
+          <w:rFonts w:eastAsia="Times New Roman" w:cstheme="minorHAnsi"/>
+          <w:lang w:val="en-ID" w:eastAsia="en-ID"/>
+        </w:rPr>
+        <w:t xml:space="preserve"> familiar </w:t>
+      </w:r>
+      <w:proofErr w:type="spellStart"/>
+      <w:r>
+        <w:rPr>
+          <w:rFonts w:eastAsia="Times New Roman" w:cstheme="minorHAnsi"/>
+          <w:lang w:val="en-ID" w:eastAsia="en-ID"/>
+        </w:rPr>
+        <w:t>dengan</w:t>
+      </w:r>
+      <w:proofErr w:type="spellEnd"/>
+      <w:r>
+        <w:rPr>
+          <w:rFonts w:eastAsia="Times New Roman" w:cstheme="minorHAnsi"/>
+          <w:lang w:val="en-ID" w:eastAsia="en-ID"/>
+        </w:rPr>
+        <w:t xml:space="preserve"> </w:t>
+      </w:r>
+      <w:proofErr w:type="spellStart"/>
+      <w:r>
+        <w:rPr>
+          <w:rFonts w:eastAsia="Times New Roman" w:cstheme="minorHAnsi"/>
+          <w:lang w:val="en-ID" w:eastAsia="en-ID"/>
+        </w:rPr>
+        <w:t>sistem</w:t>
+      </w:r>
+      <w:proofErr w:type="spellEnd"/>
+      <w:r>
+        <w:rPr>
+          <w:rFonts w:eastAsia="Times New Roman" w:cstheme="minorHAnsi"/>
+          <w:lang w:val="en-ID" w:eastAsia="en-ID"/>
+        </w:rPr>
+        <w:t xml:space="preserve"> </w:t>
+      </w:r>
+      <w:proofErr w:type="spellStart"/>
+      <w:r>
+        <w:rPr>
+          <w:rFonts w:eastAsia="Times New Roman" w:cstheme="minorHAnsi"/>
+          <w:lang w:val="en-ID" w:eastAsia="en-ID"/>
+        </w:rPr>
+        <w:t>tersebut</w:t>
+      </w:r>
+      <w:proofErr w:type="spellEnd"/>
+      <w:r>
+        <w:rPr>
+          <w:rFonts w:eastAsia="Times New Roman" w:cstheme="minorHAnsi"/>
+          <w:lang w:val="en-ID" w:eastAsia="en-ID"/>
+        </w:rPr>
+        <w:t>.</w:t>
+      </w:r>
+    </w:p>
+    <w:p>
+      <w:pPr>
+        <w:spacing w:before="100" w:beforeAutospacing="1" w:after="100" w:afterAutospacing="1" w:line="360" w:lineRule="auto"/>
+        <w:ind w:firstLine="720"/>
+        <w:jc w:val="both"/>
+        <w:rPr>
+          <w:rFonts w:eastAsia="Times New Roman" w:cstheme="minorHAnsi"/>
+          <w:lang w:val="en-ID" w:eastAsia="en-ID"/>
+        </w:rPr>
+      </w:pPr>
+      <w:proofErr w:type="spellStart"/>
+      <w:r>
+        <w:rPr>
+          <w:rFonts w:eastAsia="Times New Roman" w:cstheme="minorHAnsi"/>
+          <w:lang w:val="en-ID" w:eastAsia="en-ID"/>
+        </w:rPr>
+        <w:lastRenderedPageBreak/>
+        <w:t>Sementara</w:t>
+      </w:r>
+      <w:proofErr w:type="spellEnd"/>
+      <w:r>
+        <w:rPr>
+          <w:rFonts w:eastAsia="Times New Roman" w:cstheme="minorHAnsi"/>
+          <w:lang w:val="en-ID" w:eastAsia="en-ID"/>
+        </w:rPr>
+        <w:t xml:space="preserve"> </w:t>
+      </w:r>
+      <w:proofErr w:type="spellStart"/>
+      <w:r>
+        <w:rPr>
+          <w:rFonts w:eastAsia="Times New Roman" w:cstheme="minorHAnsi"/>
+          <w:lang w:val="en-ID" w:eastAsia="en-ID"/>
+        </w:rPr>
+        <w:t>itu</w:t>
+      </w:r>
+      <w:proofErr w:type="spellEnd"/>
+      <w:r>
+        <w:rPr>
+          <w:rFonts w:eastAsia="Times New Roman" w:cstheme="minorHAnsi"/>
+          <w:lang w:val="en-ID" w:eastAsia="en-ID"/>
+        </w:rPr>
+        <w:t xml:space="preserve">, </w:t>
+      </w:r>
+      <w:proofErr w:type="spellStart"/>
+      <w:r>
+        <w:rPr>
+          <w:rFonts w:eastAsia="Times New Roman" w:cstheme="minorHAnsi"/>
+          <w:lang w:val="en-ID" w:eastAsia="en-ID"/>
+        </w:rPr>
+        <w:t>menurut</w:t>
+      </w:r>
+      <w:proofErr w:type="spellEnd"/>
+      <w:r>
+        <w:rPr>
+          <w:rFonts w:eastAsia="Times New Roman" w:cstheme="minorHAnsi"/>
+          <w:lang w:val="en-ID" w:eastAsia="en-ID"/>
+        </w:rPr>
+        <w:t xml:space="preserve"> Frank Gilbreth—</w:t>
+      </w:r>
+      <w:proofErr w:type="spellStart"/>
+      <w:r>
+        <w:rPr>
+          <w:rFonts w:eastAsia="Times New Roman" w:cstheme="minorHAnsi"/>
+          <w:lang w:val="en-ID" w:eastAsia="en-ID"/>
+        </w:rPr>
+        <w:t>seorang</w:t>
+      </w:r>
+      <w:proofErr w:type="spellEnd"/>
+      <w:r>
+        <w:rPr>
+          <w:rFonts w:eastAsia="Times New Roman" w:cstheme="minorHAnsi"/>
+          <w:lang w:val="en-ID" w:eastAsia="en-ID"/>
+        </w:rPr>
+        <w:t xml:space="preserve"> </w:t>
+      </w:r>
+      <w:proofErr w:type="spellStart"/>
+      <w:r>
+        <w:rPr>
+          <w:rFonts w:eastAsia="Times New Roman" w:cstheme="minorHAnsi"/>
+          <w:lang w:val="en-ID" w:eastAsia="en-ID"/>
+        </w:rPr>
+        <w:t>insinyur</w:t>
+      </w:r>
+      <w:proofErr w:type="spellEnd"/>
+      <w:r>
+        <w:rPr>
+          <w:rFonts w:eastAsia="Times New Roman" w:cstheme="minorHAnsi"/>
+          <w:lang w:val="en-ID" w:eastAsia="en-ID"/>
+        </w:rPr>
+        <w:t xml:space="preserve"> </w:t>
+      </w:r>
+      <w:proofErr w:type="spellStart"/>
+      <w:r>
+        <w:rPr>
+          <w:rFonts w:eastAsia="Times New Roman" w:cstheme="minorHAnsi"/>
+          <w:lang w:val="en-ID" w:eastAsia="en-ID"/>
+        </w:rPr>
+        <w:t>manajemen</w:t>
+      </w:r>
+      <w:proofErr w:type="spellEnd"/>
+      <w:r>
+        <w:rPr>
+          <w:rFonts w:eastAsia="Times New Roman" w:cstheme="minorHAnsi"/>
+          <w:lang w:val="en-ID" w:eastAsia="en-ID"/>
+        </w:rPr>
+        <w:t xml:space="preserve"> </w:t>
+      </w:r>
+      <w:proofErr w:type="spellStart"/>
+      <w:r>
+        <w:rPr>
+          <w:rFonts w:eastAsia="Times New Roman" w:cstheme="minorHAnsi"/>
+          <w:lang w:val="en-ID" w:eastAsia="en-ID"/>
+        </w:rPr>
+        <w:t>ilmiah</w:t>
+      </w:r>
+      <w:proofErr w:type="spellEnd"/>
+      <w:r>
+        <w:rPr>
+          <w:rFonts w:eastAsia="Times New Roman" w:cstheme="minorHAnsi"/>
+          <w:lang w:val="en-ID" w:eastAsia="en-ID"/>
+        </w:rPr>
+        <w:t xml:space="preserve"> yang </w:t>
+      </w:r>
+      <w:proofErr w:type="spellStart"/>
+      <w:r>
+        <w:rPr>
+          <w:rFonts w:eastAsia="Times New Roman" w:cstheme="minorHAnsi"/>
+          <w:lang w:val="en-ID" w:eastAsia="en-ID"/>
+        </w:rPr>
+        <w:t>pertama</w:t>
+      </w:r>
+      <w:proofErr w:type="spellEnd"/>
+      <w:r>
+        <w:rPr>
+          <w:rFonts w:eastAsia="Times New Roman" w:cstheme="minorHAnsi"/>
+          <w:lang w:val="en-ID" w:eastAsia="en-ID"/>
+        </w:rPr>
+        <w:t xml:space="preserve"> kali </w:t>
+      </w:r>
+      <w:proofErr w:type="spellStart"/>
+      <w:r>
+        <w:rPr>
+          <w:rFonts w:eastAsia="Times New Roman" w:cstheme="minorHAnsi"/>
+          <w:lang w:val="en-ID" w:eastAsia="en-ID"/>
+        </w:rPr>
+        <w:t>memperkenalkan</w:t>
+      </w:r>
+      <w:proofErr w:type="spellEnd"/>
+      <w:r>
+        <w:rPr>
+          <w:rFonts w:eastAsia="Times New Roman" w:cstheme="minorHAnsi"/>
+          <w:lang w:val="en-ID" w:eastAsia="en-ID"/>
+        </w:rPr>
+        <w:t xml:space="preserve"> </w:t>
+      </w:r>
+      <w:proofErr w:type="spellStart"/>
+      <w:r>
+        <w:rPr>
+          <w:rFonts w:eastAsia="Times New Roman" w:cstheme="minorHAnsi"/>
+          <w:lang w:val="en-ID" w:eastAsia="en-ID"/>
+        </w:rPr>
+        <w:t>konsep</w:t>
+      </w:r>
+      <w:proofErr w:type="spellEnd"/>
+      <w:r>
+        <w:rPr>
+          <w:rFonts w:eastAsia="Times New Roman" w:cstheme="minorHAnsi"/>
+          <w:lang w:val="en-ID" w:eastAsia="en-ID"/>
+        </w:rPr>
+        <w:t xml:space="preserve"> flowchart pada </w:t>
+      </w:r>
+      <w:proofErr w:type="spellStart"/>
+      <w:r>
+        <w:rPr>
+          <w:rFonts w:eastAsia="Times New Roman" w:cstheme="minorHAnsi"/>
+          <w:lang w:val="en-ID" w:eastAsia="en-ID"/>
+        </w:rPr>
+        <w:t>tahun</w:t>
+      </w:r>
+      <w:proofErr w:type="spellEnd"/>
+      <w:r>
+        <w:rPr>
+          <w:rFonts w:eastAsia="Times New Roman" w:cstheme="minorHAnsi"/>
+          <w:lang w:val="en-ID" w:eastAsia="en-ID"/>
+        </w:rPr>
+        <w:t xml:space="preserve"> 1921—diagram </w:t>
+      </w:r>
+      <w:proofErr w:type="spellStart"/>
+      <w:r>
+        <w:rPr>
+          <w:rFonts w:eastAsia="Times New Roman" w:cstheme="minorHAnsi"/>
+          <w:lang w:val="en-ID" w:eastAsia="en-ID"/>
+        </w:rPr>
+        <w:t>ini</w:t>
+      </w:r>
+      <w:proofErr w:type="spellEnd"/>
+      <w:r>
+        <w:rPr>
+          <w:rFonts w:eastAsia="Times New Roman" w:cstheme="minorHAnsi"/>
+          <w:lang w:val="en-ID" w:eastAsia="en-ID"/>
+        </w:rPr>
+        <w:t xml:space="preserve"> </w:t>
+      </w:r>
+      <w:proofErr w:type="spellStart"/>
+      <w:r>
+        <w:rPr>
+          <w:rFonts w:eastAsia="Times New Roman" w:cstheme="minorHAnsi"/>
+          <w:lang w:val="en-ID" w:eastAsia="en-ID"/>
+        </w:rPr>
+        <w:t>efektif</w:t>
+      </w:r>
+      <w:proofErr w:type="spellEnd"/>
+      <w:r>
+        <w:rPr>
+          <w:rFonts w:eastAsia="Times New Roman" w:cstheme="minorHAnsi"/>
+          <w:lang w:val="en-ID" w:eastAsia="en-ID"/>
+        </w:rPr>
+        <w:t xml:space="preserve"> </w:t>
+      </w:r>
+      <w:proofErr w:type="spellStart"/>
+      <w:r>
+        <w:rPr>
+          <w:rFonts w:eastAsia="Times New Roman" w:cstheme="minorHAnsi"/>
+          <w:lang w:val="en-ID" w:eastAsia="en-ID"/>
+        </w:rPr>
+        <w:t>digunakan</w:t>
+      </w:r>
+      <w:proofErr w:type="spellEnd"/>
+      <w:r>
+        <w:rPr>
+          <w:rFonts w:eastAsia="Times New Roman" w:cstheme="minorHAnsi"/>
+          <w:lang w:val="en-ID" w:eastAsia="en-ID"/>
+        </w:rPr>
+        <w:t xml:space="preserve"> </w:t>
+      </w:r>
+      <w:proofErr w:type="spellStart"/>
+      <w:r>
+        <w:rPr>
+          <w:rFonts w:eastAsia="Times New Roman" w:cstheme="minorHAnsi"/>
+          <w:lang w:val="en-ID" w:eastAsia="en-ID"/>
+        </w:rPr>
+        <w:t>untuk</w:t>
+      </w:r>
+      <w:proofErr w:type="spellEnd"/>
+      <w:r>
+        <w:rPr>
+          <w:rFonts w:eastAsia="Times New Roman" w:cstheme="minorHAnsi"/>
+          <w:lang w:val="en-ID" w:eastAsia="en-ID"/>
+        </w:rPr>
+        <w:t xml:space="preserve"> </w:t>
+      </w:r>
+      <w:proofErr w:type="spellStart"/>
+      <w:r>
+        <w:rPr>
+          <w:rFonts w:eastAsia="Times New Roman" w:cstheme="minorHAnsi"/>
+          <w:lang w:val="en-ID" w:eastAsia="en-ID"/>
+        </w:rPr>
+        <w:t>menganalisis</w:t>
+      </w:r>
+      <w:proofErr w:type="spellEnd"/>
+      <w:r>
+        <w:rPr>
+          <w:rFonts w:eastAsia="Times New Roman" w:cstheme="minorHAnsi"/>
+          <w:lang w:val="en-ID" w:eastAsia="en-ID"/>
+        </w:rPr>
+        <w:t xml:space="preserve"> </w:t>
+      </w:r>
+      <w:proofErr w:type="spellStart"/>
+      <w:r>
+        <w:rPr>
+          <w:rFonts w:eastAsia="Times New Roman" w:cstheme="minorHAnsi"/>
+          <w:lang w:val="en-ID" w:eastAsia="en-ID"/>
+        </w:rPr>
+        <w:t>aliran</w:t>
+      </w:r>
+      <w:proofErr w:type="spellEnd"/>
+      <w:r>
+        <w:rPr>
+          <w:rFonts w:eastAsia="Times New Roman" w:cstheme="minorHAnsi"/>
+          <w:lang w:val="en-ID" w:eastAsia="en-ID"/>
+        </w:rPr>
+        <w:t xml:space="preserve"> </w:t>
+      </w:r>
+      <w:proofErr w:type="spellStart"/>
+      <w:r>
+        <w:rPr>
+          <w:rFonts w:eastAsia="Times New Roman" w:cstheme="minorHAnsi"/>
+          <w:lang w:val="en-ID" w:eastAsia="en-ID"/>
+        </w:rPr>
+        <w:t>kerja</w:t>
+      </w:r>
+      <w:proofErr w:type="spellEnd"/>
+      <w:r>
+        <w:rPr>
+          <w:rFonts w:eastAsia="Times New Roman" w:cstheme="minorHAnsi"/>
+          <w:lang w:val="en-ID" w:eastAsia="en-ID"/>
+        </w:rPr>
+        <w:t xml:space="preserve"> dan </w:t>
+      </w:r>
+      <w:proofErr w:type="spellStart"/>
+      <w:r>
+        <w:rPr>
+          <w:rFonts w:eastAsia="Times New Roman" w:cstheme="minorHAnsi"/>
+          <w:lang w:val="en-ID" w:eastAsia="en-ID"/>
+        </w:rPr>
+        <w:t>mengidentifikasi</w:t>
+      </w:r>
+      <w:proofErr w:type="spellEnd"/>
+      <w:r>
+        <w:rPr>
+          <w:rFonts w:eastAsia="Times New Roman" w:cstheme="minorHAnsi"/>
+          <w:lang w:val="en-ID" w:eastAsia="en-ID"/>
+        </w:rPr>
+        <w:t xml:space="preserve"> area yang </w:t>
+      </w:r>
+      <w:proofErr w:type="spellStart"/>
+      <w:r>
+        <w:rPr>
+          <w:rFonts w:eastAsia="Times New Roman" w:cstheme="minorHAnsi"/>
+          <w:lang w:val="en-ID" w:eastAsia="en-ID"/>
+        </w:rPr>
+        <w:t>membutuhkan</w:t>
+      </w:r>
+      <w:proofErr w:type="spellEnd"/>
+      <w:r>
+        <w:rPr>
+          <w:rFonts w:eastAsia="Times New Roman" w:cstheme="minorHAnsi"/>
+          <w:lang w:val="en-ID" w:eastAsia="en-ID"/>
+        </w:rPr>
+        <w:t xml:space="preserve"> </w:t>
+      </w:r>
+      <w:proofErr w:type="spellStart"/>
+      <w:r>
+        <w:rPr>
+          <w:rFonts w:eastAsia="Times New Roman" w:cstheme="minorHAnsi"/>
+          <w:lang w:val="en-ID" w:eastAsia="en-ID"/>
+        </w:rPr>
+        <w:t>perbaikan</w:t>
+      </w:r>
+      <w:proofErr w:type="spellEnd"/>
+      <w:r>
+        <w:rPr>
+          <w:rFonts w:eastAsia="Times New Roman" w:cstheme="minorHAnsi"/>
+          <w:lang w:val="en-ID" w:eastAsia="en-ID"/>
+        </w:rPr>
+        <w:t xml:space="preserve">. </w:t>
+      </w:r>
+      <w:proofErr w:type="spellStart"/>
+      <w:r>
+        <w:rPr>
+          <w:rFonts w:eastAsia="Times New Roman" w:cstheme="minorHAnsi"/>
+          <w:lang w:val="en-ID" w:eastAsia="en-ID"/>
+        </w:rPr>
+        <w:t>Ia</w:t>
+      </w:r>
+      <w:proofErr w:type="spellEnd"/>
+      <w:r>
+        <w:rPr>
+          <w:rFonts w:eastAsia="Times New Roman" w:cstheme="minorHAnsi"/>
+          <w:lang w:val="en-ID" w:eastAsia="en-ID"/>
+        </w:rPr>
+        <w:t xml:space="preserve"> </w:t>
+      </w:r>
+      <w:proofErr w:type="spellStart"/>
+      <w:r>
+        <w:rPr>
+          <w:rFonts w:eastAsia="Times New Roman" w:cstheme="minorHAnsi"/>
+          <w:lang w:val="en-ID" w:eastAsia="en-ID"/>
+        </w:rPr>
+        <w:t>mengembangkan</w:t>
+      </w:r>
+      <w:proofErr w:type="spellEnd"/>
+      <w:r>
+        <w:rPr>
+          <w:rFonts w:eastAsia="Times New Roman" w:cstheme="minorHAnsi"/>
+          <w:lang w:val="en-ID" w:eastAsia="en-ID"/>
+        </w:rPr>
+        <w:t xml:space="preserve"> </w:t>
+      </w:r>
+      <w:proofErr w:type="spellStart"/>
+      <w:r>
+        <w:rPr>
+          <w:rFonts w:eastAsia="Times New Roman" w:cstheme="minorHAnsi"/>
+          <w:lang w:val="en-ID" w:eastAsia="en-ID"/>
+        </w:rPr>
+        <w:t>simbol-simbol</w:t>
+      </w:r>
+      <w:proofErr w:type="spellEnd"/>
+      <w:r>
+        <w:rPr>
+          <w:rFonts w:eastAsia="Times New Roman" w:cstheme="minorHAnsi"/>
+          <w:lang w:val="en-ID" w:eastAsia="en-ID"/>
+        </w:rPr>
+        <w:t xml:space="preserve"> </w:t>
+      </w:r>
+      <w:proofErr w:type="spellStart"/>
+      <w:r>
+        <w:rPr>
+          <w:rFonts w:eastAsia="Times New Roman" w:cstheme="minorHAnsi"/>
+          <w:lang w:val="en-ID" w:eastAsia="en-ID"/>
+        </w:rPr>
+        <w:t>standar</w:t>
+      </w:r>
+      <w:proofErr w:type="spellEnd"/>
+      <w:r>
+        <w:rPr>
+          <w:rFonts w:eastAsia="Times New Roman" w:cstheme="minorHAnsi"/>
+          <w:lang w:val="en-ID" w:eastAsia="en-ID"/>
+        </w:rPr>
+        <w:t xml:space="preserve"> </w:t>
+      </w:r>
+      <w:proofErr w:type="spellStart"/>
+      <w:r>
+        <w:rPr>
+          <w:rFonts w:eastAsia="Times New Roman" w:cstheme="minorHAnsi"/>
+          <w:lang w:val="en-ID" w:eastAsia="en-ID"/>
+        </w:rPr>
+        <w:t>untuk</w:t>
+      </w:r>
+      <w:proofErr w:type="spellEnd"/>
+      <w:r>
+        <w:rPr>
+          <w:rFonts w:eastAsia="Times New Roman" w:cstheme="minorHAnsi"/>
+          <w:lang w:val="en-ID" w:eastAsia="en-ID"/>
+        </w:rPr>
+        <w:t xml:space="preserve"> </w:t>
+      </w:r>
+      <w:proofErr w:type="spellStart"/>
+      <w:r>
+        <w:rPr>
+          <w:rFonts w:eastAsia="Times New Roman" w:cstheme="minorHAnsi"/>
+          <w:lang w:val="en-ID" w:eastAsia="en-ID"/>
+        </w:rPr>
+        <w:t>menggambarkan</w:t>
+      </w:r>
+      <w:proofErr w:type="spellEnd"/>
+      <w:r>
+        <w:rPr>
+          <w:rFonts w:eastAsia="Times New Roman" w:cstheme="minorHAnsi"/>
+          <w:lang w:val="en-ID" w:eastAsia="en-ID"/>
+        </w:rPr>
+        <w:t xml:space="preserve"> </w:t>
+      </w:r>
+      <w:proofErr w:type="spellStart"/>
+      <w:r>
+        <w:rPr>
+          <w:rFonts w:eastAsia="Times New Roman" w:cstheme="minorHAnsi"/>
+          <w:lang w:val="en-ID" w:eastAsia="en-ID"/>
+        </w:rPr>
+        <w:t>aktivitas</w:t>
+      </w:r>
+      <w:proofErr w:type="spellEnd"/>
+      <w:r>
+        <w:rPr>
+          <w:rFonts w:eastAsia="Times New Roman" w:cstheme="minorHAnsi"/>
+          <w:lang w:val="en-ID" w:eastAsia="en-ID"/>
+        </w:rPr>
+        <w:t xml:space="preserve">, </w:t>
+      </w:r>
+      <w:proofErr w:type="spellStart"/>
+      <w:r>
+        <w:rPr>
+          <w:rFonts w:eastAsia="Times New Roman" w:cstheme="minorHAnsi"/>
+          <w:lang w:val="en-ID" w:eastAsia="en-ID"/>
+        </w:rPr>
+        <w:t>kondisi</w:t>
+      </w:r>
+      <w:proofErr w:type="spellEnd"/>
+      <w:r>
+        <w:rPr>
+          <w:rFonts w:eastAsia="Times New Roman" w:cstheme="minorHAnsi"/>
+          <w:lang w:val="en-ID" w:eastAsia="en-ID"/>
+        </w:rPr>
+        <w:t xml:space="preserve">, dan </w:t>
+      </w:r>
+      <w:proofErr w:type="spellStart"/>
+      <w:r>
+        <w:rPr>
+          <w:rFonts w:eastAsia="Times New Roman" w:cstheme="minorHAnsi"/>
+          <w:lang w:val="en-ID" w:eastAsia="en-ID"/>
+        </w:rPr>
+        <w:t>alur</w:t>
+      </w:r>
+      <w:proofErr w:type="spellEnd"/>
+      <w:r>
+        <w:rPr>
+          <w:rFonts w:eastAsia="Times New Roman" w:cstheme="minorHAnsi"/>
+          <w:lang w:val="en-ID" w:eastAsia="en-ID"/>
+        </w:rPr>
+        <w:t xml:space="preserve"> </w:t>
+      </w:r>
+      <w:proofErr w:type="spellStart"/>
+      <w:r>
+        <w:rPr>
+          <w:rFonts w:eastAsia="Times New Roman" w:cstheme="minorHAnsi"/>
+          <w:lang w:val="en-ID" w:eastAsia="en-ID"/>
+        </w:rPr>
+        <w:t>logika</w:t>
+      </w:r>
+      <w:proofErr w:type="spellEnd"/>
+      <w:r>
+        <w:rPr>
+          <w:rFonts w:eastAsia="Times New Roman" w:cstheme="minorHAnsi"/>
+          <w:lang w:val="en-ID" w:eastAsia="en-ID"/>
+        </w:rPr>
+        <w:t xml:space="preserve">, yang </w:t>
+      </w:r>
+      <w:proofErr w:type="spellStart"/>
+      <w:r>
+        <w:rPr>
+          <w:rFonts w:eastAsia="Times New Roman" w:cstheme="minorHAnsi"/>
+          <w:lang w:val="en-ID" w:eastAsia="en-ID"/>
+        </w:rPr>
+        <w:t>hingga</w:t>
+      </w:r>
+      <w:proofErr w:type="spellEnd"/>
+      <w:r>
+        <w:rPr>
+          <w:rFonts w:eastAsia="Times New Roman" w:cstheme="minorHAnsi"/>
+          <w:lang w:val="en-ID" w:eastAsia="en-ID"/>
+        </w:rPr>
+        <w:t xml:space="preserve"> </w:t>
+      </w:r>
+      <w:proofErr w:type="spellStart"/>
+      <w:r>
+        <w:rPr>
+          <w:rFonts w:eastAsia="Times New Roman" w:cstheme="minorHAnsi"/>
+          <w:lang w:val="en-ID" w:eastAsia="en-ID"/>
+        </w:rPr>
+        <w:t>kini</w:t>
+      </w:r>
+      <w:proofErr w:type="spellEnd"/>
+      <w:r>
+        <w:rPr>
+          <w:rFonts w:eastAsia="Times New Roman" w:cstheme="minorHAnsi"/>
+          <w:lang w:val="en-ID" w:eastAsia="en-ID"/>
+        </w:rPr>
+        <w:t xml:space="preserve"> </w:t>
+      </w:r>
+      <w:proofErr w:type="spellStart"/>
+      <w:r>
+        <w:rPr>
+          <w:rFonts w:eastAsia="Times New Roman" w:cstheme="minorHAnsi"/>
+          <w:lang w:val="en-ID" w:eastAsia="en-ID"/>
+        </w:rPr>
+        <w:t>masih</w:t>
+      </w:r>
+      <w:proofErr w:type="spellEnd"/>
+      <w:r>
+        <w:rPr>
+          <w:rFonts w:eastAsia="Times New Roman" w:cstheme="minorHAnsi"/>
+          <w:lang w:val="en-ID" w:eastAsia="en-ID"/>
+        </w:rPr>
+        <w:t xml:space="preserve"> </w:t>
+      </w:r>
+      <w:proofErr w:type="spellStart"/>
+      <w:r>
+        <w:rPr>
+          <w:rFonts w:eastAsia="Times New Roman" w:cstheme="minorHAnsi"/>
+          <w:lang w:val="en-ID" w:eastAsia="en-ID"/>
+        </w:rPr>
+        <w:t>digunakan</w:t>
+      </w:r>
+      <w:proofErr w:type="spellEnd"/>
+      <w:r>
+        <w:rPr>
+          <w:rFonts w:eastAsia="Times New Roman" w:cstheme="minorHAnsi"/>
+          <w:lang w:val="en-ID" w:eastAsia="en-ID"/>
+        </w:rPr>
+        <w:t xml:space="preserve"> </w:t>
+      </w:r>
+      <w:proofErr w:type="spellStart"/>
+      <w:r>
+        <w:rPr>
+          <w:rFonts w:eastAsia="Times New Roman" w:cstheme="minorHAnsi"/>
+          <w:lang w:val="en-ID" w:eastAsia="en-ID"/>
+        </w:rPr>
+        <w:t>dalam</w:t>
+      </w:r>
+      <w:proofErr w:type="spellEnd"/>
+      <w:r>
+        <w:rPr>
+          <w:rFonts w:eastAsia="Times New Roman" w:cstheme="minorHAnsi"/>
+          <w:lang w:val="en-ID" w:eastAsia="en-ID"/>
+        </w:rPr>
+        <w:t xml:space="preserve"> </w:t>
+      </w:r>
+      <w:proofErr w:type="spellStart"/>
+      <w:r>
+        <w:rPr>
+          <w:rFonts w:eastAsia="Times New Roman" w:cstheme="minorHAnsi"/>
+          <w:lang w:val="en-ID" w:eastAsia="en-ID"/>
+        </w:rPr>
+        <w:t>berbagai</w:t>
+      </w:r>
+      <w:proofErr w:type="spellEnd"/>
+      <w:r>
+        <w:rPr>
+          <w:rFonts w:eastAsia="Times New Roman" w:cstheme="minorHAnsi"/>
+          <w:lang w:val="en-ID" w:eastAsia="en-ID"/>
+        </w:rPr>
+        <w:t xml:space="preserve"> </w:t>
+      </w:r>
+      <w:proofErr w:type="spellStart"/>
+      <w:r>
+        <w:rPr>
+          <w:rFonts w:eastAsia="Times New Roman" w:cstheme="minorHAnsi"/>
+          <w:lang w:val="en-ID" w:eastAsia="en-ID"/>
+        </w:rPr>
+        <w:t>bidang</w:t>
+      </w:r>
+      <w:proofErr w:type="spellEnd"/>
+      <w:r>
+        <w:rPr>
+          <w:rFonts w:eastAsia="Times New Roman" w:cstheme="minorHAnsi"/>
+          <w:lang w:val="en-ID" w:eastAsia="en-ID"/>
+        </w:rPr>
+        <w:t xml:space="preserve"> </w:t>
+      </w:r>
+      <w:proofErr w:type="spellStart"/>
+      <w:r>
+        <w:rPr>
+          <w:rFonts w:eastAsia="Times New Roman" w:cstheme="minorHAnsi"/>
+          <w:lang w:val="en-ID" w:eastAsia="en-ID"/>
+        </w:rPr>
+        <w:t>seperti</w:t>
+      </w:r>
+      <w:proofErr w:type="spellEnd"/>
+      <w:r>
+        <w:rPr>
+          <w:rFonts w:eastAsia="Times New Roman" w:cstheme="minorHAnsi"/>
+          <w:lang w:val="en-ID" w:eastAsia="en-ID"/>
+        </w:rPr>
+        <w:t xml:space="preserve"> </w:t>
+      </w:r>
+      <w:proofErr w:type="spellStart"/>
+      <w:r>
+        <w:rPr>
+          <w:rFonts w:eastAsia="Times New Roman" w:cstheme="minorHAnsi"/>
+          <w:lang w:val="en-ID" w:eastAsia="en-ID"/>
+        </w:rPr>
+        <w:t>rekayasa</w:t>
+      </w:r>
+      <w:proofErr w:type="spellEnd"/>
+      <w:r>
+        <w:rPr>
+          <w:rFonts w:eastAsia="Times New Roman" w:cstheme="minorHAnsi"/>
+          <w:lang w:val="en-ID" w:eastAsia="en-ID"/>
+        </w:rPr>
+        <w:t xml:space="preserve"> </w:t>
+      </w:r>
+      <w:proofErr w:type="spellStart"/>
+      <w:r>
+        <w:rPr>
+          <w:rFonts w:eastAsia="Times New Roman" w:cstheme="minorHAnsi"/>
+          <w:lang w:val="en-ID" w:eastAsia="en-ID"/>
+        </w:rPr>
+        <w:t>perangkat</w:t>
+      </w:r>
+      <w:proofErr w:type="spellEnd"/>
+      <w:r>
+        <w:rPr>
+          <w:rFonts w:eastAsia="Times New Roman" w:cstheme="minorHAnsi"/>
+          <w:lang w:val="en-ID" w:eastAsia="en-ID"/>
+        </w:rPr>
+        <w:t xml:space="preserve"> </w:t>
+      </w:r>
+      <w:proofErr w:type="spellStart"/>
+      <w:r>
+        <w:rPr>
+          <w:rFonts w:eastAsia="Times New Roman" w:cstheme="minorHAnsi"/>
+          <w:lang w:val="en-ID" w:eastAsia="en-ID"/>
+        </w:rPr>
+        <w:t>lunak</w:t>
+      </w:r>
+      <w:proofErr w:type="spellEnd"/>
+      <w:r>
+        <w:rPr>
+          <w:rFonts w:eastAsia="Times New Roman" w:cstheme="minorHAnsi"/>
+          <w:lang w:val="en-ID" w:eastAsia="en-ID"/>
+        </w:rPr>
+        <w:t xml:space="preserve">, </w:t>
+      </w:r>
+      <w:proofErr w:type="spellStart"/>
+      <w:r>
+        <w:rPr>
+          <w:rFonts w:eastAsia="Times New Roman" w:cstheme="minorHAnsi"/>
+          <w:lang w:val="en-ID" w:eastAsia="en-ID"/>
+        </w:rPr>
+        <w:t>bisnis</w:t>
+      </w:r>
+      <w:proofErr w:type="spellEnd"/>
+      <w:r>
+        <w:rPr>
+          <w:rFonts w:eastAsia="Times New Roman" w:cstheme="minorHAnsi"/>
+          <w:lang w:val="en-ID" w:eastAsia="en-ID"/>
+        </w:rPr>
+        <w:t xml:space="preserve">, dan </w:t>
+      </w:r>
+      <w:proofErr w:type="spellStart"/>
+      <w:r>
+        <w:rPr>
+          <w:rFonts w:eastAsia="Times New Roman" w:cstheme="minorHAnsi"/>
+          <w:lang w:val="en-ID" w:eastAsia="en-ID"/>
+        </w:rPr>
+        <w:t>pendidikan</w:t>
+      </w:r>
+      <w:proofErr w:type="spellEnd"/>
+      <w:r>
+        <w:rPr>
+          <w:rFonts w:eastAsia="Times New Roman" w:cstheme="minorHAnsi"/>
+          <w:lang w:val="en-ID" w:eastAsia="en-ID"/>
+        </w:rPr>
+        <w:t xml:space="preserve">. Flowchart </w:t>
+      </w:r>
+      <w:proofErr w:type="spellStart"/>
+      <w:r>
+        <w:rPr>
+          <w:rFonts w:eastAsia="Times New Roman" w:cstheme="minorHAnsi"/>
+          <w:lang w:val="en-ID" w:eastAsia="en-ID"/>
+        </w:rPr>
+        <w:t>bukan</w:t>
+      </w:r>
+      <w:proofErr w:type="spellEnd"/>
+      <w:r>
+        <w:rPr>
+          <w:rFonts w:eastAsia="Times New Roman" w:cstheme="minorHAnsi"/>
+          <w:lang w:val="en-ID" w:eastAsia="en-ID"/>
+        </w:rPr>
+        <w:t xml:space="preserve"> </w:t>
+      </w:r>
+      <w:proofErr w:type="spellStart"/>
+      <w:r>
+        <w:rPr>
+          <w:rFonts w:eastAsia="Times New Roman" w:cstheme="minorHAnsi"/>
+          <w:lang w:val="en-ID" w:eastAsia="en-ID"/>
+        </w:rPr>
+        <w:t>hanya</w:t>
+      </w:r>
+      <w:proofErr w:type="spellEnd"/>
+      <w:r>
+        <w:rPr>
+          <w:rFonts w:eastAsia="Times New Roman" w:cstheme="minorHAnsi"/>
+          <w:lang w:val="en-ID" w:eastAsia="en-ID"/>
+        </w:rPr>
+        <w:t xml:space="preserve"> </w:t>
+      </w:r>
+      <w:proofErr w:type="spellStart"/>
+      <w:r>
+        <w:rPr>
+          <w:rFonts w:eastAsia="Times New Roman" w:cstheme="minorHAnsi"/>
+          <w:lang w:val="en-ID" w:eastAsia="en-ID"/>
+        </w:rPr>
+        <w:t>alat</w:t>
+      </w:r>
+      <w:proofErr w:type="spellEnd"/>
+      <w:r>
+        <w:rPr>
+          <w:rFonts w:eastAsia="Times New Roman" w:cstheme="minorHAnsi"/>
+          <w:lang w:val="en-ID" w:eastAsia="en-ID"/>
+        </w:rPr>
+        <w:t xml:space="preserve"> </w:t>
+      </w:r>
+      <w:proofErr w:type="spellStart"/>
+      <w:r>
+        <w:rPr>
+          <w:rFonts w:eastAsia="Times New Roman" w:cstheme="minorHAnsi"/>
+          <w:lang w:val="en-ID" w:eastAsia="en-ID"/>
+        </w:rPr>
+        <w:t>teknis</w:t>
+      </w:r>
+      <w:proofErr w:type="spellEnd"/>
+      <w:r>
+        <w:rPr>
+          <w:rFonts w:eastAsia="Times New Roman" w:cstheme="minorHAnsi"/>
+          <w:lang w:val="en-ID" w:eastAsia="en-ID"/>
+        </w:rPr>
+        <w:t xml:space="preserve">, </w:t>
+      </w:r>
+      <w:proofErr w:type="spellStart"/>
+      <w:r>
+        <w:rPr>
+          <w:rFonts w:eastAsia="Times New Roman" w:cstheme="minorHAnsi"/>
+          <w:lang w:val="en-ID" w:eastAsia="en-ID"/>
+        </w:rPr>
+        <w:t>tetapi</w:t>
+      </w:r>
+      <w:proofErr w:type="spellEnd"/>
+      <w:r>
+        <w:rPr>
+          <w:rFonts w:eastAsia="Times New Roman" w:cstheme="minorHAnsi"/>
+          <w:lang w:val="en-ID" w:eastAsia="en-ID"/>
+        </w:rPr>
+        <w:t xml:space="preserve"> juga </w:t>
+      </w:r>
+      <w:proofErr w:type="spellStart"/>
+      <w:r>
+        <w:rPr>
+          <w:rFonts w:eastAsia="Times New Roman" w:cstheme="minorHAnsi"/>
+          <w:lang w:val="en-ID" w:eastAsia="en-ID"/>
+        </w:rPr>
+        <w:t>sarana</w:t>
+      </w:r>
+      <w:proofErr w:type="spellEnd"/>
+      <w:r>
+        <w:rPr>
+          <w:rFonts w:eastAsia="Times New Roman" w:cstheme="minorHAnsi"/>
+          <w:lang w:val="en-ID" w:eastAsia="en-ID"/>
+        </w:rPr>
+        <w:t xml:space="preserve"> </w:t>
+      </w:r>
+      <w:proofErr w:type="spellStart"/>
+      <w:r>
+        <w:rPr>
+          <w:rFonts w:eastAsia="Times New Roman" w:cstheme="minorHAnsi"/>
+          <w:lang w:val="en-ID" w:eastAsia="en-ID"/>
+        </w:rPr>
+        <w:t>komunikasi</w:t>
+      </w:r>
+      <w:proofErr w:type="spellEnd"/>
+      <w:r>
+        <w:rPr>
+          <w:rFonts w:eastAsia="Times New Roman" w:cstheme="minorHAnsi"/>
+          <w:lang w:val="en-ID" w:eastAsia="en-ID"/>
+        </w:rPr>
+        <w:t xml:space="preserve"> visual yang </w:t>
+      </w:r>
+      <w:proofErr w:type="spellStart"/>
+      <w:r>
+        <w:rPr>
+          <w:rFonts w:eastAsia="Times New Roman" w:cstheme="minorHAnsi"/>
+          <w:lang w:val="en-ID" w:eastAsia="en-ID"/>
+        </w:rPr>
+        <w:t>memperjelas</w:t>
+      </w:r>
+      <w:proofErr w:type="spellEnd"/>
+      <w:r>
+        <w:rPr>
+          <w:rFonts w:eastAsia="Times New Roman" w:cstheme="minorHAnsi"/>
+          <w:lang w:val="en-ID" w:eastAsia="en-ID"/>
+        </w:rPr>
+        <w:t xml:space="preserve"> </w:t>
+      </w:r>
+      <w:proofErr w:type="spellStart"/>
+      <w:r>
+        <w:rPr>
+          <w:rFonts w:eastAsia="Times New Roman" w:cstheme="minorHAnsi"/>
+          <w:lang w:val="en-ID" w:eastAsia="en-ID"/>
+        </w:rPr>
+        <w:t>struktur</w:t>
+      </w:r>
+      <w:proofErr w:type="spellEnd"/>
+      <w:r>
+        <w:rPr>
+          <w:rFonts w:eastAsia="Times New Roman" w:cstheme="minorHAnsi"/>
+          <w:lang w:val="en-ID" w:eastAsia="en-ID"/>
+        </w:rPr>
+        <w:t xml:space="preserve"> dan </w:t>
+      </w:r>
+      <w:proofErr w:type="spellStart"/>
+      <w:r>
+        <w:rPr>
+          <w:rFonts w:eastAsia="Times New Roman" w:cstheme="minorHAnsi"/>
+          <w:lang w:val="en-ID" w:eastAsia="en-ID"/>
+        </w:rPr>
+        <w:t>logika</w:t>
+      </w:r>
+      <w:proofErr w:type="spellEnd"/>
+      <w:r>
+        <w:rPr>
+          <w:rFonts w:eastAsia="Times New Roman" w:cstheme="minorHAnsi"/>
+          <w:lang w:val="en-ID" w:eastAsia="en-ID"/>
+        </w:rPr>
+        <w:t xml:space="preserve"> </w:t>
+      </w:r>
+      <w:proofErr w:type="spellStart"/>
+      <w:r>
+        <w:rPr>
+          <w:rFonts w:eastAsia="Times New Roman" w:cstheme="minorHAnsi"/>
+          <w:lang w:val="en-ID" w:eastAsia="en-ID"/>
+        </w:rPr>
+        <w:t>sistem</w:t>
+      </w:r>
+      <w:proofErr w:type="spellEnd"/>
+      <w:r>
+        <w:rPr>
+          <w:rFonts w:eastAsia="Times New Roman" w:cstheme="minorHAnsi"/>
+          <w:lang w:val="en-ID" w:eastAsia="en-ID"/>
+        </w:rPr>
+        <w:t>.</w:t>
+      </w:r>
+    </w:p>
+    <w:p>
+      <w:pPr>
+        <w:pStyle w:val="Heading3"/>
+        <w:spacing w:after="240"/>
+        <w:rPr>
+          <w:rFonts w:eastAsia="Times New Roman"/>
+          <w:lang w:val="en-ID" w:eastAsia="en-ID"/>
+        </w:rPr>
+      </w:pPr>
+      <w:r>
+        <w:rPr>
+          <w:rFonts w:eastAsia="Times New Roman"/>
+          <w:lang w:val="en-ID" w:eastAsia="en-ID"/>
+        </w:rPr>
+        <w:tab/>
+        <w:t>2.10.1</w:t>
+      </w:r>
+      <w:r>
+        <w:rPr>
+          <w:rFonts w:eastAsia="Times New Roman"/>
+          <w:lang w:val="en-ID" w:eastAsia="en-ID"/>
+        </w:rPr>
+        <w:tab/>
+      </w:r>
+      <w:proofErr w:type="spellStart"/>
+      <w:r>
+        <w:rPr>
+          <w:rFonts w:eastAsia="Times New Roman"/>
+          <w:lang w:val="en-ID" w:eastAsia="en-ID"/>
+        </w:rPr>
+        <w:t>Simbol</w:t>
+      </w:r>
+      <w:proofErr w:type="spellEnd"/>
+      <w:r>
+        <w:rPr>
+          <w:rFonts w:eastAsia="Times New Roman"/>
+          <w:lang w:val="en-ID" w:eastAsia="en-ID"/>
+        </w:rPr>
+        <w:t xml:space="preserve"> Flowchart</w:t>
+      </w:r>
+    </w:p>
+    <w:p>
+      <w:pPr>
+        <w:ind w:firstLine="720"/>
+        <w:jc w:val="center"/>
+        <w:rPr>
+          <w:lang w:val="en-ID" w:eastAsia="en-ID"/>
+        </w:rPr>
+      </w:pPr>
+      <w:r>
+        <w:rPr>
+          <w:noProof/>
+        </w:rPr>
+        <w:drawing>
+          <wp:inline distT="0" distB="0" distL="0" distR="0" wp14:anchorId="339993A5" wp14:editId="5584E54A">
+            <wp:extent cx="3283889" cy="922750"/>
+            <wp:effectExtent l="0" t="0" r="0" b="0"/>
+            <wp:docPr id="23" name="Picture 23"/>
+            <wp:cNvGraphicFramePr>
+              <a:graphicFrameLocks xmlns:a="http://schemas.openxmlformats.org/drawingml/2006/main" noChangeAspect="1"/>
+            </wp:cNvGraphicFramePr>
+            <a:graphic xmlns:a="http://schemas.openxmlformats.org/drawingml/2006/main">
+              <a:graphicData uri="http://schemas.openxmlformats.org/drawingml/2006/picture">
+                <pic:pic xmlns:pic="http://schemas.openxmlformats.org/drawingml/2006/picture">
+                  <pic:nvPicPr>
+                    <pic:cNvPr id="0" name="Picture 5"/>
+                    <pic:cNvPicPr>
+                      <a:picLocks noChangeAspect="1" noChangeArrowheads="1"/>
+                    </pic:cNvPicPr>
+                  </pic:nvPicPr>
+                  <pic:blipFill>
+                    <a:blip r:embed="rId41">
+                      <a:extLst>
+                        <a:ext uri="{28A0092B-C50C-407E-A947-70E740481C1C}">
+                          <a14:useLocalDpi xmlns:a14="http://schemas.microsoft.com/office/drawing/2010/main" val="0"/>
+                        </a:ext>
+                      </a:extLst>
+                    </a:blip>
+                    <a:srcRect/>
+                    <a:stretch>
+                      <a:fillRect/>
+                    </a:stretch>
+                  </pic:blipFill>
+                  <pic:spPr bwMode="auto">
+                    <a:xfrm>
+                      <a:off x="0" y="0"/>
+                      <a:ext cx="3309700" cy="930003"/>
+                    </a:xfrm>
+                    <a:prstGeom prst="rect">
+                      <a:avLst/>
+                    </a:prstGeom>
+                    <a:noFill/>
+                    <a:ln>
+                      <a:noFill/>
+                    </a:ln>
+                  </pic:spPr>
+                </pic:pic>
+              </a:graphicData>
+            </a:graphic>
+          </wp:inline>
+        </w:drawing>
+      </w:r>
+    </w:p>
+    <w:p>
+      <w:pPr>
+        <w:ind w:firstLine="720"/>
+        <w:jc w:val="center"/>
+        <w:rPr>
+          <w:lang w:val="en-ID" w:eastAsia="en-ID"/>
+        </w:rPr>
+      </w:pPr>
+      <w:r>
+        <w:rPr>
+          <w:b/>
+          <w:bCs/>
+          <w:lang w:val="en-ID" w:eastAsia="en-ID"/>
+        </w:rPr>
+        <w:t xml:space="preserve">Gambar 2.13 </w:t>
+      </w:r>
+      <w:proofErr w:type="spellStart"/>
+      <w:r>
+        <w:rPr>
+          <w:lang w:val="en-ID" w:eastAsia="en-ID"/>
+        </w:rPr>
+        <w:t>Simbol</w:t>
+      </w:r>
+      <w:proofErr w:type="spellEnd"/>
+      <w:r>
+        <w:rPr>
+          <w:lang w:val="en-ID" w:eastAsia="en-ID"/>
+        </w:rPr>
+        <w:t xml:space="preserve"> Flowchart</w:t>
+      </w:r>
+    </w:p>
+    <w:p>
+      <w:pPr>
+        <w:ind w:left="720"/>
+        <w:jc w:val="center"/>
+        <w:rPr>
+          <w:b/>
+          <w:bCs/>
+          <w:lang w:val="en-ID" w:eastAsia="en-ID"/>
+        </w:rPr>
+        <w:sectPr>
+          <w:pgSz w:w="8392" w:h="11907" w:code="11"/>
+          <w:pgMar w:top="1418" w:right="1134" w:bottom="1418" w:left="1418" w:header="709" w:footer="709" w:gutter="0"/>
+          <w:cols w:space="708"/>
+          <w:titlePg/>
+          <w:docGrid w:linePitch="360"/>
+        </w:sectPr>
+      </w:pPr>
+      <w:r>
+        <w:rPr>
+          <w:b/>
+          <w:bCs/>
+          <w:lang w:val="en-ID" w:eastAsia="en-ID"/>
+        </w:rPr>
+        <w:t>(</w:t>
+      </w:r>
+      <w:proofErr w:type="spellStart"/>
+      <w:proofErr w:type="gramStart"/>
+      <w:r>
+        <w:rPr>
+          <w:b/>
+          <w:bCs/>
+          <w:lang w:val="en-ID" w:eastAsia="en-ID"/>
+        </w:rPr>
+        <w:t>Sumber</w:t>
+      </w:r>
+      <w:proofErr w:type="spellEnd"/>
+      <w:r>
+        <w:rPr>
+          <w:b/>
+          <w:bCs/>
+          <w:lang w:val="en-ID" w:eastAsia="en-ID"/>
+        </w:rPr>
+        <w:t xml:space="preserve"> :</w:t>
+      </w:r>
+      <w:proofErr w:type="gramEnd"/>
+      <w:r>
+        <w:rPr>
+          <w:b/>
+          <w:bCs/>
+          <w:lang w:val="en-ID" w:eastAsia="en-ID"/>
+        </w:rPr>
+        <w:t xml:space="preserve"> </w:t>
+      </w:r>
+      <w:r>
+        <w:rPr>
+          <w:lang w:val="en-ID" w:eastAsia="en-ID"/>
+        </w:rPr>
+        <w:t>https://dicoding-assets.sgp1.cdn.digitaloceanspaces.com/blog/wp-content/uploads/2021/07/Simbol-Flowchart.png</w:t>
+      </w:r>
+      <w:r>
+        <w:rPr>
+          <w:b/>
+          <w:bCs/>
+          <w:lang w:val="en-ID" w:eastAsia="en-ID"/>
+        </w:rPr>
+        <w:t>)</w:t>
+      </w:r>
+    </w:p>
+    <w:p>
+      <w:pPr>
+        <w:spacing w:line="360" w:lineRule="auto"/>
+        <w:ind w:left="720"/>
+        <w:rPr>
+          <w:b/>
+          <w:bCs/>
+          <w:lang w:val="en-ID" w:eastAsia="en-ID"/>
+        </w:rPr>
+      </w:pPr>
+      <w:r>
+        <w:rPr>
+          <w:b/>
+          <w:bCs/>
+          <w:lang w:val="en-ID" w:eastAsia="en-ID"/>
+        </w:rPr>
+        <w:lastRenderedPageBreak/>
+        <w:t>1.</w:t>
+      </w:r>
+      <w:r>
+        <w:rPr>
+          <w:b/>
+          <w:bCs/>
+          <w:lang w:val="en-ID" w:eastAsia="en-ID"/>
+        </w:rPr>
+        <w:tab/>
+        <w:t>Decision</w:t>
+      </w:r>
+    </w:p>
+    <w:p>
+      <w:pPr>
+        <w:spacing w:line="360" w:lineRule="auto"/>
+        <w:ind w:left="1440" w:firstLine="720"/>
+      </w:pPr>
+      <w:r>
+        <w:t xml:space="preserve">Decision </w:t>
+      </w:r>
+      <w:proofErr w:type="spellStart"/>
+      <w:r>
+        <w:t>adalah</w:t>
+      </w:r>
+      <w:proofErr w:type="spellEnd"/>
+      <w:r>
+        <w:t xml:space="preserve"> </w:t>
+      </w:r>
+      <w:proofErr w:type="spellStart"/>
+      <w:r>
+        <w:t>titik</w:t>
+      </w:r>
+      <w:proofErr w:type="spellEnd"/>
+      <w:r>
+        <w:t xml:space="preserve"> </w:t>
+      </w:r>
+      <w:proofErr w:type="spellStart"/>
+      <w:r>
+        <w:t>percabangan</w:t>
+      </w:r>
+      <w:proofErr w:type="spellEnd"/>
+      <w:r>
+        <w:t xml:space="preserve"> </w:t>
+      </w:r>
+      <w:proofErr w:type="spellStart"/>
+      <w:r>
+        <w:t>logika</w:t>
+      </w:r>
+      <w:proofErr w:type="spellEnd"/>
+      <w:r>
+        <w:t xml:space="preserve"> </w:t>
+      </w:r>
+      <w:proofErr w:type="spellStart"/>
+      <w:r>
+        <w:t>dalam</w:t>
+      </w:r>
+      <w:proofErr w:type="spellEnd"/>
+      <w:r>
+        <w:t xml:space="preserve"> flowchart, di mana </w:t>
+      </w:r>
+      <w:proofErr w:type="spellStart"/>
+      <w:r>
+        <w:t>sistem</w:t>
+      </w:r>
+      <w:proofErr w:type="spellEnd"/>
+      <w:r>
+        <w:t xml:space="preserve"> </w:t>
+      </w:r>
+      <w:proofErr w:type="spellStart"/>
+      <w:r>
+        <w:t>harus</w:t>
+      </w:r>
+      <w:proofErr w:type="spellEnd"/>
+      <w:r>
+        <w:t xml:space="preserve"> </w:t>
+      </w:r>
+      <w:proofErr w:type="spellStart"/>
+      <w:r>
+        <w:t>memilih</w:t>
+      </w:r>
+      <w:proofErr w:type="spellEnd"/>
+      <w:r>
+        <w:t xml:space="preserve"> </w:t>
+      </w:r>
+      <w:proofErr w:type="spellStart"/>
+      <w:r>
+        <w:t>antara</w:t>
+      </w:r>
+      <w:proofErr w:type="spellEnd"/>
+      <w:r>
+        <w:t xml:space="preserve"> dua </w:t>
+      </w:r>
+      <w:proofErr w:type="spellStart"/>
+      <w:r>
+        <w:t>atau</w:t>
+      </w:r>
+      <w:proofErr w:type="spellEnd"/>
+      <w:r>
+        <w:t xml:space="preserve"> </w:t>
+      </w:r>
+      <w:proofErr w:type="spellStart"/>
+      <w:r>
+        <w:t>lebih</w:t>
+      </w:r>
+      <w:proofErr w:type="spellEnd"/>
+      <w:r>
+        <w:t xml:space="preserve"> </w:t>
+      </w:r>
+      <w:proofErr w:type="spellStart"/>
+      <w:r>
+        <w:t>jalur</w:t>
+      </w:r>
+      <w:proofErr w:type="spellEnd"/>
+      <w:r>
+        <w:t xml:space="preserve"> </w:t>
+      </w:r>
+      <w:proofErr w:type="spellStart"/>
+      <w:r>
+        <w:t>berdasarkan</w:t>
+      </w:r>
+      <w:proofErr w:type="spellEnd"/>
+      <w:r>
+        <w:t xml:space="preserve"> </w:t>
+      </w:r>
+      <w:proofErr w:type="spellStart"/>
+      <w:r>
+        <w:t>kondisi</w:t>
+      </w:r>
+      <w:proofErr w:type="spellEnd"/>
+      <w:r>
+        <w:t xml:space="preserve"> </w:t>
+      </w:r>
+      <w:proofErr w:type="spellStart"/>
+      <w:r>
+        <w:t>tertentu</w:t>
+      </w:r>
+      <w:proofErr w:type="spellEnd"/>
+      <w:r>
+        <w:t xml:space="preserve">. </w:t>
+      </w:r>
+      <w:proofErr w:type="spellStart"/>
+      <w:r>
+        <w:t>Digambarkan</w:t>
+      </w:r>
+      <w:proofErr w:type="spellEnd"/>
+      <w:r>
+        <w:t xml:space="preserve"> </w:t>
+      </w:r>
+      <w:proofErr w:type="spellStart"/>
+      <w:r>
+        <w:t>dengan</w:t>
+      </w:r>
+      <w:proofErr w:type="spellEnd"/>
+      <w:r>
+        <w:t xml:space="preserve"> </w:t>
+      </w:r>
+      <w:proofErr w:type="spellStart"/>
+      <w:r>
+        <w:t>bentuk</w:t>
+      </w:r>
+      <w:proofErr w:type="spellEnd"/>
+      <w:r>
+        <w:t xml:space="preserve"> </w:t>
+      </w:r>
+      <w:proofErr w:type="spellStart"/>
+      <w:r>
+        <w:t>belah</w:t>
+      </w:r>
+      <w:proofErr w:type="spellEnd"/>
+      <w:r>
+        <w:t xml:space="preserve"> ketupat, </w:t>
+      </w:r>
+      <w:proofErr w:type="spellStart"/>
+      <w:r>
+        <w:t>simbol</w:t>
+      </w:r>
+      <w:proofErr w:type="spellEnd"/>
+      <w:r>
+        <w:t xml:space="preserve"> </w:t>
+      </w:r>
+      <w:proofErr w:type="spellStart"/>
+      <w:r>
+        <w:t>ini</w:t>
+      </w:r>
+      <w:proofErr w:type="spellEnd"/>
+      <w:r>
+        <w:t xml:space="preserve"> </w:t>
+      </w:r>
+      <w:proofErr w:type="spellStart"/>
+      <w:r>
+        <w:t>penting</w:t>
+      </w:r>
+      <w:proofErr w:type="spellEnd"/>
+      <w:r>
+        <w:t xml:space="preserve"> </w:t>
+      </w:r>
+      <w:proofErr w:type="spellStart"/>
+      <w:r>
+        <w:t>untuk</w:t>
+      </w:r>
+      <w:proofErr w:type="spellEnd"/>
+      <w:r>
+        <w:t xml:space="preserve"> </w:t>
+      </w:r>
+      <w:proofErr w:type="spellStart"/>
+      <w:r>
+        <w:t>menggambarkan</w:t>
+      </w:r>
+      <w:proofErr w:type="spellEnd"/>
+      <w:r>
+        <w:t xml:space="preserve"> </w:t>
+      </w:r>
+      <w:proofErr w:type="spellStart"/>
+      <w:r>
+        <w:t>logika</w:t>
+      </w:r>
+      <w:proofErr w:type="spellEnd"/>
+      <w:r>
+        <w:t xml:space="preserve"> </w:t>
+      </w:r>
+      <w:proofErr w:type="spellStart"/>
+      <w:r>
+        <w:t>bercabang</w:t>
+      </w:r>
+      <w:proofErr w:type="spellEnd"/>
+      <w:r>
+        <w:t xml:space="preserve"> </w:t>
+      </w:r>
+      <w:proofErr w:type="spellStart"/>
+      <w:r>
+        <w:t>seperti</w:t>
+      </w:r>
+      <w:proofErr w:type="spellEnd"/>
+      <w:r>
+        <w:t xml:space="preserve"> “</w:t>
+      </w:r>
+      <w:proofErr w:type="spellStart"/>
+      <w:r>
+        <w:t>ya</w:t>
+      </w:r>
+      <w:proofErr w:type="spellEnd"/>
+      <w:r>
+        <w:t>/</w:t>
+      </w:r>
+      <w:proofErr w:type="spellStart"/>
+      <w:r>
+        <w:t>tidak</w:t>
+      </w:r>
+      <w:proofErr w:type="spellEnd"/>
+      <w:r>
+        <w:t xml:space="preserve">” </w:t>
+      </w:r>
+      <w:proofErr w:type="spellStart"/>
+      <w:r>
+        <w:t>atau</w:t>
+      </w:r>
+      <w:proofErr w:type="spellEnd"/>
+      <w:r>
+        <w:t xml:space="preserve"> “</w:t>
+      </w:r>
+      <w:proofErr w:type="spellStart"/>
+      <w:r>
+        <w:t>benar</w:t>
+      </w:r>
+      <w:proofErr w:type="spellEnd"/>
+      <w:r>
+        <w:t>/salah”.</w:t>
+      </w:r>
+    </w:p>
+    <w:p>
+      <w:pPr>
+        <w:spacing w:line="360" w:lineRule="auto"/>
+        <w:ind w:left="720"/>
+        <w:rPr>
+          <w:b/>
+          <w:bCs/>
+        </w:rPr>
+      </w:pPr>
+      <w:r>
+        <w:rPr>
+          <w:b/>
+          <w:bCs/>
+        </w:rPr>
+        <w:t>2.</w:t>
+      </w:r>
+      <w:r>
+        <w:rPr>
+          <w:b/>
+          <w:bCs/>
+        </w:rPr>
+        <w:tab/>
+        <w:t>Flow</w:t>
+      </w:r>
+    </w:p>
+    <w:p>
+      <w:pPr>
+        <w:spacing w:line="360" w:lineRule="auto"/>
+        <w:ind w:left="1440" w:firstLine="720"/>
+      </w:pPr>
+      <w:r>
+        <w:t xml:space="preserve">Flow </w:t>
+      </w:r>
+      <w:proofErr w:type="spellStart"/>
+      <w:r>
+        <w:t>menunjukkan</w:t>
+      </w:r>
+      <w:proofErr w:type="spellEnd"/>
+      <w:r>
+        <w:t xml:space="preserve"> </w:t>
+      </w:r>
+      <w:proofErr w:type="spellStart"/>
+      <w:r>
+        <w:t>arah</w:t>
+      </w:r>
+      <w:proofErr w:type="spellEnd"/>
+      <w:r>
+        <w:t xml:space="preserve"> </w:t>
+      </w:r>
+      <w:proofErr w:type="spellStart"/>
+      <w:r>
+        <w:t>jalannya</w:t>
+      </w:r>
+      <w:proofErr w:type="spellEnd"/>
+      <w:r>
+        <w:t xml:space="preserve"> proses </w:t>
+      </w:r>
+      <w:proofErr w:type="spellStart"/>
+      <w:r>
+        <w:t>dalam</w:t>
+      </w:r>
+      <w:proofErr w:type="spellEnd"/>
+      <w:r>
+        <w:t xml:space="preserve"> diagram, </w:t>
+      </w:r>
+      <w:proofErr w:type="spellStart"/>
+      <w:r>
+        <w:t>biasanya</w:t>
+      </w:r>
+      <w:proofErr w:type="spellEnd"/>
+      <w:r>
+        <w:t xml:space="preserve"> </w:t>
+      </w:r>
+      <w:proofErr w:type="spellStart"/>
+      <w:r>
+        <w:t>digambarkan</w:t>
+      </w:r>
+      <w:proofErr w:type="spellEnd"/>
+      <w:r>
+        <w:t xml:space="preserve"> </w:t>
+      </w:r>
+      <w:proofErr w:type="spellStart"/>
+      <w:r>
+        <w:t>dengan</w:t>
+      </w:r>
+      <w:proofErr w:type="spellEnd"/>
+      <w:r>
+        <w:t xml:space="preserve"> </w:t>
+      </w:r>
+      <w:proofErr w:type="spellStart"/>
+      <w:r>
+        <w:t>panah</w:t>
+      </w:r>
+      <w:proofErr w:type="spellEnd"/>
+      <w:r>
+        <w:t xml:space="preserve">. </w:t>
+      </w:r>
+      <w:proofErr w:type="spellStart"/>
+      <w:r>
+        <w:t>Panah</w:t>
+      </w:r>
+      <w:proofErr w:type="spellEnd"/>
+      <w:r>
+        <w:t xml:space="preserve"> </w:t>
+      </w:r>
+      <w:proofErr w:type="spellStart"/>
+      <w:r>
+        <w:t>ini</w:t>
+      </w:r>
+      <w:proofErr w:type="spellEnd"/>
+      <w:r>
+        <w:t xml:space="preserve"> </w:t>
+      </w:r>
+      <w:proofErr w:type="spellStart"/>
+      <w:r>
+        <w:t>menghubungkan</w:t>
+      </w:r>
+      <w:proofErr w:type="spellEnd"/>
+      <w:r>
+        <w:t xml:space="preserve"> </w:t>
+      </w:r>
+      <w:proofErr w:type="spellStart"/>
+      <w:r>
+        <w:t>simbol-simbol</w:t>
+      </w:r>
+      <w:proofErr w:type="spellEnd"/>
+      <w:r>
+        <w:t xml:space="preserve"> dan </w:t>
+      </w:r>
+      <w:proofErr w:type="spellStart"/>
+      <w:r>
+        <w:t>menunjukkan</w:t>
+      </w:r>
+      <w:proofErr w:type="spellEnd"/>
+      <w:r>
+        <w:t xml:space="preserve"> </w:t>
+      </w:r>
+      <w:proofErr w:type="spellStart"/>
+      <w:r>
+        <w:t>urutan</w:t>
+      </w:r>
+      <w:proofErr w:type="spellEnd"/>
+      <w:r>
+        <w:t xml:space="preserve"> </w:t>
+      </w:r>
+      <w:proofErr w:type="spellStart"/>
+      <w:r>
+        <w:t>eksekusi</w:t>
+      </w:r>
+      <w:proofErr w:type="spellEnd"/>
+      <w:r>
+        <w:t xml:space="preserve"> </w:t>
+      </w:r>
+      <w:proofErr w:type="spellStart"/>
+      <w:r>
+        <w:t>atau</w:t>
+      </w:r>
+      <w:proofErr w:type="spellEnd"/>
+      <w:r>
+        <w:t xml:space="preserve"> </w:t>
+      </w:r>
+      <w:proofErr w:type="spellStart"/>
+      <w:r>
+        <w:t>logika</w:t>
+      </w:r>
+      <w:proofErr w:type="spellEnd"/>
+      <w:r>
+        <w:t xml:space="preserve"> </w:t>
+      </w:r>
+      <w:proofErr w:type="spellStart"/>
+      <w:r>
         <w:t>dari</w:t>
       </w:r>
       <w:proofErr w:type="spellEnd"/>
       <w:r>
-        <w:rPr>
-          <w:rFonts w:ascii="Times New Roman" w:eastAsia="Times New Roman" w:hAnsi="Times New Roman" w:cs="Times New Roman"/>
-          <w:sz w:val="24"/>
-          <w:szCs w:val="24"/>
-          <w:lang w:val="en-ID" w:eastAsia="en-ID"/>
-        </w:rPr>
-        <w:t xml:space="preserve"> </w:t>
-      </w:r>
-      <w:proofErr w:type="spellStart"/>
-      <w:r>
-        <w:rPr>
-          <w:rFonts w:ascii="Times New Roman" w:eastAsia="Times New Roman" w:hAnsi="Times New Roman" w:cs="Times New Roman"/>
-          <w:sz w:val="24"/>
-          <w:szCs w:val="24"/>
-          <w:lang w:val="en-ID" w:eastAsia="en-ID"/>
-        </w:rPr>
-        <w:t>konten</w:t>
-      </w:r>
-      <w:proofErr w:type="spellEnd"/>
-      <w:r>
-        <w:rPr>
-          <w:rFonts w:ascii="Times New Roman" w:eastAsia="Times New Roman" w:hAnsi="Times New Roman" w:cs="Times New Roman"/>
-          <w:sz w:val="24"/>
-          <w:szCs w:val="24"/>
-          <w:lang w:val="en-ID" w:eastAsia="en-ID"/>
-        </w:rPr>
-        <w:t xml:space="preserve"> basis data yang </w:t>
-      </w:r>
-      <w:proofErr w:type="spellStart"/>
-      <w:r>
-        <w:rPr>
-          <w:rFonts w:ascii="Times New Roman" w:eastAsia="Times New Roman" w:hAnsi="Times New Roman" w:cs="Times New Roman"/>
-          <w:sz w:val="24"/>
-          <w:szCs w:val="24"/>
-          <w:lang w:val="en-ID" w:eastAsia="en-ID"/>
-        </w:rPr>
+        <w:t xml:space="preserve"> </w:t>
+      </w:r>
+      <w:proofErr w:type="spellStart"/>
+      <w:r>
+        <w:t>satu</w:t>
+      </w:r>
+      <w:proofErr w:type="spellEnd"/>
+      <w:r>
+        <w:t xml:space="preserve"> </w:t>
+      </w:r>
+      <w:proofErr w:type="spellStart"/>
+      <w:r>
+        <w:t>langkah</w:t>
+      </w:r>
+      <w:proofErr w:type="spellEnd"/>
+      <w:r>
+        <w:t xml:space="preserve"> </w:t>
+      </w:r>
+      <w:proofErr w:type="spellStart"/>
+      <w:r>
+        <w:t>ke</w:t>
+      </w:r>
+      <w:proofErr w:type="spellEnd"/>
+      <w:r>
+        <w:t xml:space="preserve"> </w:t>
+      </w:r>
+      <w:proofErr w:type="spellStart"/>
+      <w:r>
+        <w:t>langkah</w:t>
+      </w:r>
+      <w:proofErr w:type="spellEnd"/>
+      <w:r>
+        <w:t xml:space="preserve"> </w:t>
+      </w:r>
+      <w:proofErr w:type="spellStart"/>
+      <w:r>
+        <w:t>berikutnya</w:t>
+      </w:r>
+      <w:proofErr w:type="spellEnd"/>
+      <w:r>
+        <w:t>.</w:t>
+      </w:r>
+    </w:p>
+    <w:p>
+      <w:pPr>
+        <w:spacing w:line="360" w:lineRule="auto"/>
+        <w:ind w:left="720"/>
+        <w:rPr>
+          <w:b/>
+          <w:bCs/>
+        </w:rPr>
+      </w:pPr>
+      <w:r>
+        <w:rPr>
+          <w:b/>
+          <w:bCs/>
+        </w:rPr>
+        <w:t>3.</w:t>
+      </w:r>
+      <w:r>
+        <w:rPr>
+          <w:b/>
+          <w:bCs/>
+        </w:rPr>
+        <w:tab/>
+        <w:t>Data</w:t>
+      </w:r>
+    </w:p>
+    <w:p>
+      <w:pPr>
+        <w:spacing w:line="360" w:lineRule="auto"/>
+        <w:ind w:left="1440" w:firstLine="720"/>
+      </w:pPr>
+      <w:r>
+        <w:t xml:space="preserve">Data </w:t>
+      </w:r>
+      <w:proofErr w:type="spellStart"/>
+      <w:r>
+        <w:t>merepresentasikan</w:t>
+      </w:r>
+      <w:proofErr w:type="spellEnd"/>
+      <w:r>
+        <w:t xml:space="preserve"> </w:t>
+      </w:r>
+      <w:proofErr w:type="spellStart"/>
+      <w:r>
+        <w:t>titik</w:t>
+      </w:r>
+      <w:proofErr w:type="spellEnd"/>
+      <w:r>
+        <w:t xml:space="preserve"> di mana </w:t>
+      </w:r>
+      <w:proofErr w:type="spellStart"/>
+      <w:r>
+        <w:t>informasi</w:t>
+      </w:r>
+      <w:proofErr w:type="spellEnd"/>
+      <w:r>
+        <w:t xml:space="preserve"> </w:t>
+      </w:r>
+      <w:proofErr w:type="spellStart"/>
+      <w:r>
+        <w:t>dimasukkan</w:t>
+      </w:r>
+      <w:proofErr w:type="spellEnd"/>
+      <w:r>
+        <w:t xml:space="preserve"> </w:t>
+      </w:r>
+      <w:proofErr w:type="spellStart"/>
+      <w:r>
+        <w:t>ke</w:t>
+      </w:r>
+      <w:proofErr w:type="spellEnd"/>
+      <w:r>
+        <w:t xml:space="preserve"> </w:t>
+      </w:r>
+      <w:proofErr w:type="spellStart"/>
+      <w:r>
+        <w:t>dalam</w:t>
+      </w:r>
+      <w:proofErr w:type="spellEnd"/>
+      <w:r>
+        <w:t xml:space="preserve"> </w:t>
+      </w:r>
+      <w:proofErr w:type="spellStart"/>
+      <w:r>
+        <w:t>sistem</w:t>
+      </w:r>
+      <w:proofErr w:type="spellEnd"/>
+      <w:r>
+        <w:t xml:space="preserve"> </w:t>
+      </w:r>
+      <w:proofErr w:type="spellStart"/>
+      <w:r>
+        <w:t>atau</w:t>
+      </w:r>
+      <w:proofErr w:type="spellEnd"/>
+      <w:r>
+        <w:t xml:space="preserve"> </w:t>
+      </w:r>
+      <w:proofErr w:type="spellStart"/>
+      <w:r>
+        <w:t>hasil</w:t>
+      </w:r>
+      <w:proofErr w:type="spellEnd"/>
+      <w:r>
+        <w:t xml:space="preserve"> </w:t>
+      </w:r>
+      <w:proofErr w:type="spellStart"/>
+      <w:r>
+        <w:t>dikeluarkan</w:t>
+      </w:r>
+      <w:proofErr w:type="spellEnd"/>
+      <w:r>
+        <w:t xml:space="preserve"> </w:t>
+      </w:r>
+      <w:proofErr w:type="spellStart"/>
+      <w:r>
+        <w:t>dari</w:t>
+      </w:r>
+      <w:proofErr w:type="spellEnd"/>
+      <w:r>
+        <w:t xml:space="preserve"> </w:t>
+      </w:r>
+      <w:proofErr w:type="spellStart"/>
+      <w:r>
+        <w:t>sistem</w:t>
+      </w:r>
+      <w:proofErr w:type="spellEnd"/>
+      <w:r>
+        <w:t xml:space="preserve">. </w:t>
+      </w:r>
+      <w:proofErr w:type="spellStart"/>
+      <w:r>
+        <w:t>Simbol</w:t>
+      </w:r>
+      <w:proofErr w:type="spellEnd"/>
+      <w:r>
+        <w:t xml:space="preserve"> </w:t>
+      </w:r>
+      <w:proofErr w:type="spellStart"/>
+      <w:r>
+        <w:t>ini</w:t>
+      </w:r>
+      <w:proofErr w:type="spellEnd"/>
+      <w:r>
+        <w:t xml:space="preserve"> </w:t>
+      </w:r>
+      <w:proofErr w:type="spellStart"/>
+      <w:r>
+        <w:t>biasanya</w:t>
+      </w:r>
+      <w:proofErr w:type="spellEnd"/>
+      <w:r>
+        <w:t xml:space="preserve"> </w:t>
+      </w:r>
+      <w:proofErr w:type="spellStart"/>
+      <w:r>
+        <w:t>berbentuk</w:t>
+      </w:r>
+      <w:proofErr w:type="spellEnd"/>
+      <w:r>
+        <w:t xml:space="preserve"> </w:t>
+      </w:r>
+      <w:proofErr w:type="spellStart"/>
+      <w:r>
+        <w:t>jajar</w:t>
+      </w:r>
+      <w:proofErr w:type="spellEnd"/>
+      <w:r>
+        <w:t xml:space="preserve"> </w:t>
+      </w:r>
+      <w:proofErr w:type="spellStart"/>
+      <w:r>
+        <w:t>genjang</w:t>
+      </w:r>
+      <w:proofErr w:type="spellEnd"/>
+      <w:r>
+        <w:t xml:space="preserve"> dan </w:t>
+      </w:r>
+      <w:proofErr w:type="spellStart"/>
+      <w:r>
+        <w:t>digunakan</w:t>
+      </w:r>
+      <w:proofErr w:type="spellEnd"/>
+      <w:r>
+        <w:t xml:space="preserve"> </w:t>
+      </w:r>
+      <w:proofErr w:type="spellStart"/>
+      <w:r>
+        <w:t>untuk</w:t>
+      </w:r>
+      <w:proofErr w:type="spellEnd"/>
+      <w:r>
+        <w:t xml:space="preserve"> </w:t>
+      </w:r>
+      <w:proofErr w:type="spellStart"/>
+      <w:r>
+        <w:lastRenderedPageBreak/>
         <w:t>menunjukkan</w:t>
       </w:r>
       <w:proofErr w:type="spellEnd"/>
       <w:r>
-        <w:rPr>
-          <w:rFonts w:ascii="Times New Roman" w:eastAsia="Times New Roman" w:hAnsi="Times New Roman" w:cs="Times New Roman"/>
-          <w:sz w:val="24"/>
-          <w:szCs w:val="24"/>
-          <w:lang w:val="en-ID" w:eastAsia="en-ID"/>
-        </w:rPr>
-        <w:t xml:space="preserve"> </w:t>
-      </w:r>
-      <w:proofErr w:type="spellStart"/>
-      <w:r>
-        <w:rPr>
-          <w:rFonts w:ascii="Times New Roman" w:eastAsia="Times New Roman" w:hAnsi="Times New Roman" w:cs="Times New Roman"/>
-          <w:sz w:val="24"/>
-          <w:szCs w:val="24"/>
-          <w:lang w:val="en-ID" w:eastAsia="en-ID"/>
-        </w:rPr>
-        <w:t>berbagai</w:t>
-      </w:r>
-      <w:proofErr w:type="spellEnd"/>
-      <w:r>
-        <w:rPr>
-          <w:rFonts w:ascii="Times New Roman" w:eastAsia="Times New Roman" w:hAnsi="Times New Roman" w:cs="Times New Roman"/>
-          <w:sz w:val="24"/>
-          <w:szCs w:val="24"/>
-          <w:lang w:val="en-ID" w:eastAsia="en-ID"/>
-        </w:rPr>
-        <w:t xml:space="preserve"> </w:t>
-      </w:r>
-      <w:proofErr w:type="spellStart"/>
-      <w:r>
-        <w:rPr>
-          <w:rFonts w:ascii="Times New Roman" w:eastAsia="Times New Roman" w:hAnsi="Times New Roman" w:cs="Times New Roman"/>
-          <w:sz w:val="24"/>
-          <w:szCs w:val="24"/>
-          <w:lang w:val="en-ID" w:eastAsia="en-ID"/>
-        </w:rPr>
-        <w:t>entitas</w:t>
-      </w:r>
-      <w:proofErr w:type="spellEnd"/>
-      <w:r>
-        <w:rPr>
-          <w:rFonts w:ascii="Times New Roman" w:eastAsia="Times New Roman" w:hAnsi="Times New Roman" w:cs="Times New Roman"/>
-          <w:sz w:val="24"/>
-          <w:szCs w:val="24"/>
-          <w:lang w:val="en-ID" w:eastAsia="en-ID"/>
-        </w:rPr>
+        <w:t xml:space="preserve"> </w:t>
+      </w:r>
+      <w:proofErr w:type="spellStart"/>
+      <w:r>
+        <w:t>interaksi</w:t>
+      </w:r>
+      <w:proofErr w:type="spellEnd"/>
+      <w:r>
+        <w:t xml:space="preserve"> </w:t>
+      </w:r>
+      <w:proofErr w:type="spellStart"/>
+      <w:r>
+        <w:t>antara</w:t>
+      </w:r>
+      <w:proofErr w:type="spellEnd"/>
+      <w:r>
+        <w:t xml:space="preserve"> </w:t>
+      </w:r>
+      <w:proofErr w:type="spellStart"/>
+      <w:r>
+        <w:t>pengguna</w:t>
+      </w:r>
+      <w:proofErr w:type="spellEnd"/>
+      <w:r>
         <w:t xml:space="preserve"> dan </w:t>
       </w:r>
       <w:proofErr w:type="spellStart"/>
       <w:r>
-        <w:rPr>
-          <w:rFonts w:ascii="Times New Roman" w:eastAsia="Times New Roman" w:hAnsi="Times New Roman" w:cs="Times New Roman"/>
-          <w:sz w:val="24"/>
-          <w:szCs w:val="24"/>
-          <w:lang w:val="en-ID" w:eastAsia="en-ID"/>
-        </w:rPr>
-        <w:t>relasi</w:t>
-      </w:r>
-      <w:proofErr w:type="spellEnd"/>
-      <w:r>
-        <w:rPr>
-          <w:rFonts w:ascii="Times New Roman" w:eastAsia="Times New Roman" w:hAnsi="Times New Roman" w:cs="Times New Roman"/>
-          <w:sz w:val="24"/>
-          <w:szCs w:val="24"/>
-          <w:lang w:val="en-ID" w:eastAsia="en-ID"/>
-        </w:rPr>
-        <w:t xml:space="preserve"> </w:t>
-      </w:r>
-      <w:proofErr w:type="spellStart"/>
-      <w:r>
-        <w:rPr>
-          <w:rFonts w:ascii="Times New Roman" w:eastAsia="Times New Roman" w:hAnsi="Times New Roman" w:cs="Times New Roman"/>
-          <w:sz w:val="24"/>
-          <w:szCs w:val="24"/>
-          <w:lang w:val="en-ID" w:eastAsia="en-ID"/>
-        </w:rPr>
-        <w:t>penting</w:t>
-      </w:r>
-      <w:proofErr w:type="spellEnd"/>
-      <w:r>
-        <w:rPr>
-          <w:rFonts w:ascii="Times New Roman" w:eastAsia="Times New Roman" w:hAnsi="Times New Roman" w:cs="Times New Roman"/>
-          <w:sz w:val="24"/>
-          <w:szCs w:val="24"/>
-          <w:lang w:val="en-ID" w:eastAsia="en-ID"/>
-        </w:rPr>
-        <w:t xml:space="preserve"> di </w:t>
-      </w:r>
-      <w:proofErr w:type="spellStart"/>
-      <w:r>
-        <w:rPr>
-          <w:rFonts w:ascii="Times New Roman" w:eastAsia="Times New Roman" w:hAnsi="Times New Roman" w:cs="Times New Roman"/>
-          <w:sz w:val="24"/>
-          <w:szCs w:val="24"/>
-          <w:lang w:val="en-ID" w:eastAsia="en-ID"/>
-        </w:rPr>
-        <w:t>antara</w:t>
-      </w:r>
-      <w:proofErr w:type="spellEnd"/>
-      <w:r>
-        <w:rPr>
-          <w:rFonts w:ascii="Times New Roman" w:eastAsia="Times New Roman" w:hAnsi="Times New Roman" w:cs="Times New Roman"/>
-          <w:sz w:val="24"/>
-          <w:szCs w:val="24"/>
-          <w:lang w:val="en-ID" w:eastAsia="en-ID"/>
-        </w:rPr>
-        <w:t xml:space="preserve"> </w:t>
-      </w:r>
-      <w:proofErr w:type="spellStart"/>
-      <w:r>
-        <w:rPr>
-          <w:rFonts w:ascii="Times New Roman" w:eastAsia="Times New Roman" w:hAnsi="Times New Roman" w:cs="Times New Roman"/>
-          <w:sz w:val="24"/>
-          <w:szCs w:val="24"/>
-          <w:lang w:val="en-ID" w:eastAsia="en-ID"/>
-        </w:rPr>
-        <w:t>mereka</w:t>
-      </w:r>
-      <w:proofErr w:type="spellEnd"/>
-      <w:r>
-        <w:rPr>
-          <w:rFonts w:ascii="Times New Roman" w:eastAsia="Times New Roman" w:hAnsi="Times New Roman" w:cs="Times New Roman"/>
-          <w:sz w:val="24"/>
-          <w:szCs w:val="24"/>
-          <w:lang w:val="en-ID" w:eastAsia="en-ID"/>
-        </w:rPr>
+        <w:t>sistem</w:t>
+      </w:r>
+      <w:proofErr w:type="spellEnd"/>
+      <w:r>
+        <w:t>.</w:t>
+      </w:r>
+    </w:p>
+    <w:p>
+      <w:pPr>
+        <w:spacing w:line="360" w:lineRule="auto"/>
+        <w:ind w:left="720"/>
+        <w:rPr>
+          <w:b/>
+          <w:bCs/>
+        </w:rPr>
+      </w:pPr>
+      <w:r>
+        <w:rPr>
+          <w:b/>
+          <w:bCs/>
+        </w:rPr>
+        <w:t xml:space="preserve">4. </w:t>
+      </w:r>
+      <w:r>
+        <w:rPr>
+          <w:b/>
+          <w:bCs/>
+        </w:rPr>
+        <w:tab/>
+        <w:t>Process</w:t>
+      </w:r>
+    </w:p>
+    <w:p>
+      <w:pPr>
+        <w:spacing w:line="360" w:lineRule="auto"/>
+        <w:ind w:left="1440" w:firstLine="720"/>
+      </w:pPr>
+      <w:r>
+        <w:t xml:space="preserve">Process </w:t>
+      </w:r>
+      <w:proofErr w:type="spellStart"/>
+      <w:r>
+        <w:t>adalah</w:t>
+      </w:r>
+      <w:proofErr w:type="spellEnd"/>
+      <w:r>
+        <w:t xml:space="preserve"> </w:t>
+      </w:r>
+      <w:proofErr w:type="spellStart"/>
+      <w:r>
+        <w:t>simbol</w:t>
+      </w:r>
+      <w:proofErr w:type="spellEnd"/>
+      <w:r>
+        <w:t xml:space="preserve"> yang </w:t>
+      </w:r>
+      <w:proofErr w:type="spellStart"/>
+      <w:r>
+        <w:t>merepresentasikan</w:t>
+      </w:r>
+      <w:proofErr w:type="spellEnd"/>
+      <w:r>
+        <w:t xml:space="preserve"> </w:t>
+      </w:r>
+      <w:proofErr w:type="spellStart"/>
+      <w:r>
+        <w:t>aktivitas</w:t>
+      </w:r>
+      <w:proofErr w:type="spellEnd"/>
+      <w:r>
+        <w:t xml:space="preserve"> </w:t>
+      </w:r>
+      <w:proofErr w:type="spellStart"/>
+      <w:r>
+        <w:t>atau</w:t>
+      </w:r>
+      <w:proofErr w:type="spellEnd"/>
+      <w:r>
+        <w:t xml:space="preserve"> </w:t>
+      </w:r>
+      <w:proofErr w:type="spellStart"/>
+      <w:r>
+        <w:t>tindakan</w:t>
+      </w:r>
+      <w:proofErr w:type="spellEnd"/>
+      <w:r>
+        <w:t xml:space="preserve"> yang </w:t>
+      </w:r>
+      <w:proofErr w:type="spellStart"/>
+      <w:r>
+        <w:t>dilakukan</w:t>
+      </w:r>
+      <w:proofErr w:type="spellEnd"/>
+      <w:r>
+        <w:t xml:space="preserve"> </w:t>
+      </w:r>
+      <w:proofErr w:type="spellStart"/>
+      <w:r>
+        <w:t>dalam</w:t>
+      </w:r>
+      <w:proofErr w:type="spellEnd"/>
+      <w:r>
+        <w:t xml:space="preserve"> </w:t>
+      </w:r>
+      <w:proofErr w:type="spellStart"/>
+      <w:r>
+        <w:t>sistem</w:t>
+      </w:r>
+      <w:proofErr w:type="spellEnd"/>
+      <w:r>
         <w:t xml:space="preserve">. </w:t>
       </w:r>
       <w:proofErr w:type="spellStart"/>
       <w:r>
-        <w:rPr>
-          <w:rFonts w:ascii="Times New Roman" w:eastAsia="Times New Roman" w:hAnsi="Times New Roman" w:cs="Times New Roman"/>
-          <w:sz w:val="24"/>
-          <w:szCs w:val="24"/>
-          <w:lang w:val="en-ID" w:eastAsia="en-ID"/>
-        </w:rPr>
-        <w:t>Dengan</w:t>
-      </w:r>
-      <w:proofErr w:type="spellEnd"/>
-      <w:r>
-        <w:rPr>
-          <w:rFonts w:ascii="Times New Roman" w:eastAsia="Times New Roman" w:hAnsi="Times New Roman" w:cs="Times New Roman"/>
-          <w:sz w:val="24"/>
-          <w:szCs w:val="24"/>
-          <w:lang w:val="en-ID" w:eastAsia="en-ID"/>
-        </w:rPr>
-        <w:t xml:space="preserve"> ERD, proses </w:t>
-      </w:r>
-      <w:proofErr w:type="spellStart"/>
-      <w:r>
-        <w:rPr>
-          <w:rFonts w:ascii="Times New Roman" w:eastAsia="Times New Roman" w:hAnsi="Times New Roman" w:cs="Times New Roman"/>
-          <w:sz w:val="24"/>
-          <w:szCs w:val="24"/>
-          <w:lang w:val="en-ID" w:eastAsia="en-ID"/>
-        </w:rPr>
-        <w:t>analisis</w:t>
-      </w:r>
-      <w:proofErr w:type="spellEnd"/>
-      <w:r>
-        <w:rPr>
-          <w:rFonts w:ascii="Times New Roman" w:eastAsia="Times New Roman" w:hAnsi="Times New Roman" w:cs="Times New Roman"/>
-          <w:sz w:val="24"/>
-          <w:szCs w:val="24"/>
-          <w:lang w:val="en-ID" w:eastAsia="en-ID"/>
-        </w:rPr>
-        <w:t xml:space="preserve"> dan </w:t>
-      </w:r>
-      <w:proofErr w:type="spellStart"/>
-      <w:r>
-        <w:rPr>
-          <w:rFonts w:ascii="Times New Roman" w:eastAsia="Times New Roman" w:hAnsi="Times New Roman" w:cs="Times New Roman"/>
-          <w:sz w:val="24"/>
-          <w:szCs w:val="24"/>
-          <w:lang w:val="en-ID" w:eastAsia="en-ID"/>
-        </w:rPr>
-        <w:t>perancangan</w:t>
-      </w:r>
-      <w:proofErr w:type="spellEnd"/>
-      <w:r>
-        <w:rPr>
-          <w:rFonts w:ascii="Times New Roman" w:eastAsia="Times New Roman" w:hAnsi="Times New Roman" w:cs="Times New Roman"/>
-          <w:sz w:val="24"/>
-          <w:szCs w:val="24"/>
-          <w:lang w:val="en-ID" w:eastAsia="en-ID"/>
-        </w:rPr>
-        <w:t xml:space="preserve"> </w:t>
-      </w:r>
-      <w:proofErr w:type="spellStart"/>
-      <w:r>
-        <w:rPr>
-          <w:rFonts w:ascii="Times New Roman" w:eastAsia="Times New Roman" w:hAnsi="Times New Roman" w:cs="Times New Roman"/>
-          <w:sz w:val="24"/>
-          <w:szCs w:val="24"/>
-          <w:lang w:val="en-ID" w:eastAsia="en-ID"/>
-        </w:rPr>
-        <w:t>sistem</w:t>
-      </w:r>
-      <w:proofErr w:type="spellEnd"/>
-      <w:r>
-        <w:rPr>
-          <w:rFonts w:ascii="Times New Roman" w:eastAsia="Times New Roman" w:hAnsi="Times New Roman" w:cs="Times New Roman"/>
-          <w:sz w:val="24"/>
-          <w:szCs w:val="24"/>
-          <w:lang w:val="en-ID" w:eastAsia="en-ID"/>
-        </w:rPr>
-        <w:t xml:space="preserve"> </w:t>
-      </w:r>
-      <w:proofErr w:type="spellStart"/>
-      <w:r>
-        <w:rPr>
-          <w:rFonts w:ascii="Times New Roman" w:eastAsia="Times New Roman" w:hAnsi="Times New Roman" w:cs="Times New Roman"/>
-          <w:sz w:val="24"/>
-          <w:szCs w:val="24"/>
-          <w:lang w:val="en-ID" w:eastAsia="en-ID"/>
-        </w:rPr>
-        <w:t>menjadi</w:t>
-      </w:r>
-      <w:proofErr w:type="spellEnd"/>
-      <w:r>
-        <w:rPr>
-          <w:rFonts w:ascii="Times New Roman" w:eastAsia="Times New Roman" w:hAnsi="Times New Roman" w:cs="Times New Roman"/>
-          <w:sz w:val="24"/>
-          <w:szCs w:val="24"/>
-          <w:lang w:val="en-ID" w:eastAsia="en-ID"/>
-        </w:rPr>
-        <w:t xml:space="preserve"> </w:t>
-      </w:r>
-      <w:proofErr w:type="spellStart"/>
-      <w:r>
-        <w:rPr>
-          <w:rFonts w:ascii="Times New Roman" w:eastAsia="Times New Roman" w:hAnsi="Times New Roman" w:cs="Times New Roman"/>
-          <w:sz w:val="24"/>
-          <w:szCs w:val="24"/>
-          <w:lang w:val="en-ID" w:eastAsia="en-ID"/>
-        </w:rPr>
-        <w:t>lebih</w:t>
-      </w:r>
-      <w:proofErr w:type="spellEnd"/>
-      <w:r>
-        <w:rPr>
-          <w:rFonts w:ascii="Times New Roman" w:eastAsia="Times New Roman" w:hAnsi="Times New Roman" w:cs="Times New Roman"/>
-          <w:sz w:val="24"/>
-          <w:szCs w:val="24"/>
-          <w:lang w:val="en-ID" w:eastAsia="en-ID"/>
-        </w:rPr>
-        <w:t xml:space="preserve"> </w:t>
-      </w:r>
-      <w:proofErr w:type="spellStart"/>
-      <w:r>
-        <w:rPr>
-          <w:rFonts w:ascii="Times New Roman" w:eastAsia="Times New Roman" w:hAnsi="Times New Roman" w:cs="Times New Roman"/>
-          <w:sz w:val="24"/>
-          <w:szCs w:val="24"/>
-          <w:lang w:val="en-ID" w:eastAsia="en-ID"/>
-        </w:rPr>
-        <w:t>sistematis</w:t>
-      </w:r>
-      <w:proofErr w:type="spellEnd"/>
-      <w:r>
-        <w:rPr>
-          <w:rFonts w:ascii="Times New Roman" w:eastAsia="Times New Roman" w:hAnsi="Times New Roman" w:cs="Times New Roman"/>
-          <w:sz w:val="24"/>
-          <w:szCs w:val="24"/>
-          <w:lang w:val="en-ID" w:eastAsia="en-ID"/>
-        </w:rPr>
+        <w:t>Biasanya</w:t>
+      </w:r>
+      <w:proofErr w:type="spellEnd"/>
+      <w:r>
+        <w:t xml:space="preserve"> </w:t>
+      </w:r>
+      <w:proofErr w:type="spellStart"/>
+      <w:r>
+        <w:t>digambarkan</w:t>
+      </w:r>
+      <w:proofErr w:type="spellEnd"/>
+      <w:r>
+        <w:t xml:space="preserve"> </w:t>
+      </w:r>
+      <w:proofErr w:type="spellStart"/>
+      <w:r>
+        <w:t>dengan</w:t>
+      </w:r>
+      <w:proofErr w:type="spellEnd"/>
+      <w:r>
+        <w:t xml:space="preserve"> </w:t>
+      </w:r>
+      <w:proofErr w:type="spellStart"/>
+      <w:r>
+        <w:t>persegi</w:t>
+      </w:r>
+      <w:proofErr w:type="spellEnd"/>
+      <w:r>
+        <w:t xml:space="preserve"> </w:t>
+      </w:r>
+      <w:proofErr w:type="spellStart"/>
+      <w:r>
+        <w:t>panjang</w:t>
+      </w:r>
+      <w:proofErr w:type="spellEnd"/>
+      <w:r>
+        <w:t xml:space="preserve">, proses </w:t>
+      </w:r>
+      <w:proofErr w:type="spellStart"/>
+      <w:r>
+        <w:t>ini</w:t>
+      </w:r>
+      <w:proofErr w:type="spellEnd"/>
+      <w:r>
+        <w:t xml:space="preserve"> </w:t>
+      </w:r>
+      <w:proofErr w:type="spellStart"/>
+      <w:r>
+        <w:t>bisa</w:t>
+      </w:r>
+      <w:proofErr w:type="spellEnd"/>
+      <w:r>
+        <w:t xml:space="preserve"> </w:t>
+      </w:r>
+      <w:proofErr w:type="spellStart"/>
+      <w:r>
+        <w:t>berupa</w:t>
+      </w:r>
+      <w:proofErr w:type="spellEnd"/>
+      <w:r>
+        <w:t xml:space="preserve"> </w:t>
+      </w:r>
+      <w:proofErr w:type="spellStart"/>
+      <w:r>
+        <w:t>perhitungan</w:t>
+      </w:r>
+      <w:proofErr w:type="spellEnd"/>
+      <w:r>
         <w:t xml:space="preserve">, </w:t>
       </w:r>
       <w:proofErr w:type="spellStart"/>
       <w:r>
-        <w:rPr>
-          <w:rFonts w:ascii="Times New Roman" w:eastAsia="Times New Roman" w:hAnsi="Times New Roman" w:cs="Times New Roman"/>
-          <w:sz w:val="24"/>
-          <w:szCs w:val="24"/>
-          <w:lang w:val="en-ID" w:eastAsia="en-ID"/>
-        </w:rPr>
-        <w:t>karena</w:t>
-      </w:r>
-      <w:proofErr w:type="spellEnd"/>
-      <w:r>
-        <w:rPr>
-          <w:rFonts w:ascii="Times New Roman" w:eastAsia="Times New Roman" w:hAnsi="Times New Roman" w:cs="Times New Roman"/>
-          <w:sz w:val="24"/>
-          <w:szCs w:val="24"/>
-          <w:lang w:val="en-ID" w:eastAsia="en-ID"/>
-        </w:rPr>
-        <w:t xml:space="preserve"> diagram </w:t>
-      </w:r>
-      <w:proofErr w:type="spellStart"/>
-      <w:r>
-        <w:rPr>
-          <w:rFonts w:ascii="Times New Roman" w:eastAsia="Times New Roman" w:hAnsi="Times New Roman" w:cs="Times New Roman"/>
-          <w:sz w:val="24"/>
-          <w:szCs w:val="24"/>
-          <w:lang w:val="en-ID" w:eastAsia="en-ID"/>
-        </w:rPr>
+        <w:t>pengolahan</w:t>
+      </w:r>
+      <w:proofErr w:type="spellEnd"/>
+      <w:r>
+        <w:t xml:space="preserve"> data, </w:t>
+      </w:r>
+      <w:proofErr w:type="spellStart"/>
+      <w:r>
+        <w:t>atau</w:t>
+      </w:r>
+      <w:proofErr w:type="spellEnd"/>
+      <w:r>
+        <w:t xml:space="preserve"> </w:t>
+      </w:r>
+      <w:proofErr w:type="spellStart"/>
+      <w:r>
+        <w:t>eksekusi</w:t>
+      </w:r>
+      <w:proofErr w:type="spellEnd"/>
+      <w:r>
+        <w:t xml:space="preserve"> </w:t>
+      </w:r>
+      <w:proofErr w:type="spellStart"/>
+      <w:r>
+        <w:t>perintah</w:t>
+      </w:r>
+      <w:proofErr w:type="spellEnd"/>
+      <w:r>
+        <w:t xml:space="preserve"> </w:t>
+      </w:r>
+      <w:proofErr w:type="spellStart"/>
+      <w:r>
+        <w:t>tertentu</w:t>
+      </w:r>
+      <w:proofErr w:type="spellEnd"/>
+      <w:r>
+        <w:t>.</w:t>
+      </w:r>
+    </w:p>
+    <w:p>
+      <w:pPr>
+        <w:spacing w:line="360" w:lineRule="auto"/>
+        <w:ind w:left="720"/>
+        <w:rPr>
+          <w:b/>
+          <w:bCs/>
+        </w:rPr>
+      </w:pPr>
+      <w:r>
+        <w:rPr>
+          <w:b/>
+          <w:bCs/>
+        </w:rPr>
+        <w:t>5.</w:t>
+      </w:r>
+      <w:r>
+        <w:rPr>
+          <w:b/>
+          <w:bCs/>
+        </w:rPr>
+        <w:tab/>
+        <w:t>Terminator</w:t>
+      </w:r>
+    </w:p>
+    <w:p>
+      <w:pPr>
+        <w:spacing w:line="360" w:lineRule="auto"/>
+        <w:ind w:left="1440" w:firstLine="720"/>
+        <w:rPr>
+          <w:b/>
+          <w:bCs/>
+        </w:rPr>
+        <w:sectPr>
+          <w:pgSz w:w="8392" w:h="11907" w:code="11"/>
+          <w:pgMar w:top="1418" w:right="1134" w:bottom="1418" w:left="1418" w:header="709" w:footer="709" w:gutter="0"/>
+          <w:cols w:space="708"/>
+          <w:titlePg/>
+          <w:docGrid w:linePitch="360"/>
+        </w:sectPr>
+      </w:pPr>
+      <w:r>
+        <w:t xml:space="preserve">Terminator </w:t>
+      </w:r>
+      <w:proofErr w:type="spellStart"/>
+      <w:r>
+        <w:t>adalah</w:t>
+      </w:r>
+      <w:proofErr w:type="spellEnd"/>
+      <w:r>
+        <w:t xml:space="preserve"> </w:t>
+      </w:r>
+      <w:proofErr w:type="spellStart"/>
+      <w:r>
+        <w:t>simbol</w:t>
+      </w:r>
+      <w:proofErr w:type="spellEnd"/>
+      <w:r>
+        <w:t xml:space="preserve"> yang </w:t>
+      </w:r>
+      <w:proofErr w:type="spellStart"/>
+      <w:r>
+        <w:t>menandai</w:t>
+      </w:r>
+      <w:proofErr w:type="spellEnd"/>
+      <w:r>
+        <w:t xml:space="preserve"> </w:t>
+      </w:r>
+      <w:proofErr w:type="spellStart"/>
+      <w:r>
+        <w:t>awal</w:t>
+      </w:r>
+      <w:proofErr w:type="spellEnd"/>
+      <w:r>
+        <w:t xml:space="preserve"> </w:t>
+      </w:r>
+      <w:proofErr w:type="spellStart"/>
+      <w:r>
+        <w:t>atau</w:t>
+      </w:r>
+      <w:proofErr w:type="spellEnd"/>
+      <w:r>
+        <w:t xml:space="preserve"> </w:t>
+      </w:r>
+      <w:proofErr w:type="spellStart"/>
+      <w:r>
+        <w:t>akhir</w:t>
+      </w:r>
+      <w:proofErr w:type="spellEnd"/>
+      <w:r>
+        <w:t xml:space="preserve"> </w:t>
+      </w:r>
+      <w:proofErr w:type="spellStart"/>
+      <w:r>
+        <w:t>dari</w:t>
+      </w:r>
+      <w:proofErr w:type="spellEnd"/>
+      <w:r>
+        <w:t xml:space="preserve"> </w:t>
+      </w:r>
+      <w:proofErr w:type="spellStart"/>
+      <w:r>
+        <w:t>sebuah</w:t>
+      </w:r>
+      <w:proofErr w:type="spellEnd"/>
+      <w:r>
+        <w:t xml:space="preserve"> proses </w:t>
+      </w:r>
+      <w:proofErr w:type="spellStart"/>
+      <w:r>
+        <w:t>dalam</w:t>
+      </w:r>
+      <w:proofErr w:type="spellEnd"/>
+      <w:r>
+        <w:t xml:space="preserve"> flowchart. </w:t>
+      </w:r>
+      <w:proofErr w:type="spellStart"/>
+      <w:r>
+        <w:t>Digambarkan</w:t>
+      </w:r>
+      <w:proofErr w:type="spellEnd"/>
+      <w:r>
+        <w:t xml:space="preserve"> </w:t>
+      </w:r>
+      <w:proofErr w:type="spellStart"/>
+      <w:r>
+        <w:t>dengan</w:t>
+      </w:r>
+      <w:proofErr w:type="spellEnd"/>
+      <w:r>
+        <w:t xml:space="preserve"> </w:t>
+      </w:r>
+      <w:proofErr w:type="spellStart"/>
+      <w:r>
+        <w:t>bentuk</w:t>
+      </w:r>
+      <w:proofErr w:type="spellEnd"/>
+      <w:r>
+        <w:t xml:space="preserve"> oval </w:t>
+      </w:r>
+      <w:proofErr w:type="spellStart"/>
+      <w:r>
+        <w:t>atau</w:t>
+      </w:r>
+      <w:proofErr w:type="spellEnd"/>
+      <w:r>
+        <w:t xml:space="preserve"> </w:t>
+      </w:r>
+      <w:proofErr w:type="spellStart"/>
+      <w:r>
+        <w:t>kapsul</w:t>
+      </w:r>
+      <w:proofErr w:type="spellEnd"/>
+      <w:r>
+        <w:t xml:space="preserve">, </w:t>
+      </w:r>
+      <w:proofErr w:type="spellStart"/>
+      <w:r>
+        <w:t>simbol</w:t>
+      </w:r>
+      <w:proofErr w:type="spellEnd"/>
+      <w:r>
+        <w:t xml:space="preserve"> </w:t>
+      </w:r>
+      <w:proofErr w:type="spellStart"/>
+      <w:r>
         <w:t>ini</w:t>
       </w:r>
       <w:proofErr w:type="spellEnd"/>
       <w:r>
-        <w:rPr>
-          <w:rFonts w:ascii="Times New Roman" w:eastAsia="Times New Roman" w:hAnsi="Times New Roman" w:cs="Times New Roman"/>
-          <w:sz w:val="24"/>
-          <w:szCs w:val="24"/>
-          <w:lang w:val="en-ID" w:eastAsia="en-ID"/>
-        </w:rPr>
-        <w:t xml:space="preserve"> </w:t>
-      </w:r>
-      <w:proofErr w:type="spellStart"/>
-      <w:r>
-        <w:rPr>
-          <w:rFonts w:ascii="Times New Roman" w:eastAsia="Times New Roman" w:hAnsi="Times New Roman" w:cs="Times New Roman"/>
-          <w:sz w:val="24"/>
-          <w:szCs w:val="24"/>
-          <w:lang w:val="en-ID" w:eastAsia="en-ID"/>
-        </w:rPr>
-        <w:t>mampu</w:t>
-      </w:r>
-      <w:proofErr w:type="spellEnd"/>
-      <w:r>
-        <w:rPr>
-          <w:rFonts w:ascii="Times New Roman" w:eastAsia="Times New Roman" w:hAnsi="Times New Roman" w:cs="Times New Roman"/>
-          <w:sz w:val="24"/>
-          <w:szCs w:val="24"/>
-          <w:lang w:val="en-ID" w:eastAsia="en-ID"/>
-        </w:rPr>
-        <w:t xml:space="preserve"> </w:t>
-      </w:r>
-      <w:proofErr w:type="spellStart"/>
-      <w:r>
-        <w:rPr>
-          <w:rFonts w:ascii="Times New Roman" w:eastAsia="Times New Roman" w:hAnsi="Times New Roman" w:cs="Times New Roman"/>
-          <w:sz w:val="24"/>
-          <w:szCs w:val="24"/>
-          <w:lang w:val="en-ID" w:eastAsia="en-ID"/>
-        </w:rPr>
-        <w:t>menjelaskan</w:t>
-      </w:r>
-      <w:proofErr w:type="spellEnd"/>
-      <w:r>
-        <w:rPr>
-          <w:rFonts w:ascii="Times New Roman" w:eastAsia="Times New Roman" w:hAnsi="Times New Roman" w:cs="Times New Roman"/>
-          <w:sz w:val="24"/>
-          <w:szCs w:val="24"/>
-          <w:lang w:val="en-ID" w:eastAsia="en-ID"/>
-        </w:rPr>
-        <w:t xml:space="preserve"> </w:t>
-      </w:r>
-      <w:proofErr w:type="spellStart"/>
-      <w:r>
-        <w:rPr>
-          <w:rFonts w:ascii="Times New Roman" w:eastAsia="Times New Roman" w:hAnsi="Times New Roman" w:cs="Times New Roman"/>
-          <w:sz w:val="24"/>
-          <w:szCs w:val="24"/>
-          <w:lang w:val="en-ID" w:eastAsia="en-ID"/>
-        </w:rPr>
-        <w:t>bagaimana</w:t>
-      </w:r>
-      <w:proofErr w:type="spellEnd"/>
-      <w:r>
-        <w:rPr>
-          <w:rFonts w:ascii="Times New Roman" w:eastAsia="Times New Roman" w:hAnsi="Times New Roman" w:cs="Times New Roman"/>
-          <w:sz w:val="24"/>
-          <w:szCs w:val="24"/>
-          <w:lang w:val="en-ID" w:eastAsia="en-ID"/>
-        </w:rPr>
-        <w:t xml:space="preserve"> data </w:t>
-      </w:r>
-      <w:proofErr w:type="spellStart"/>
-      <w:r>
-        <w:rPr>
-          <w:rFonts w:ascii="Times New Roman" w:eastAsia="Times New Roman" w:hAnsi="Times New Roman" w:cs="Times New Roman"/>
-          <w:sz w:val="24"/>
-          <w:szCs w:val="24"/>
-          <w:lang w:val="en-ID" w:eastAsia="en-ID"/>
-        </w:rPr>
-        <w:t>dibuat</w:t>
-      </w:r>
-      <w:proofErr w:type="spellEnd"/>
-      <w:r>
-        <w:rPr>
-          <w:rFonts w:ascii="Times New Roman" w:eastAsia="Times New Roman" w:hAnsi="Times New Roman" w:cs="Times New Roman"/>
-          <w:sz w:val="24"/>
-          <w:szCs w:val="24"/>
-          <w:lang w:val="en-ID" w:eastAsia="en-ID"/>
-        </w:rPr>
-        <w:t xml:space="preserve">, </w:t>
-      </w:r>
-      <w:proofErr w:type="spellStart"/>
-      <w:r>
-        <w:rPr>
-          <w:rFonts w:ascii="Times New Roman" w:eastAsia="Times New Roman" w:hAnsi="Times New Roman" w:cs="Times New Roman"/>
-          <w:sz w:val="24"/>
-          <w:szCs w:val="24"/>
-          <w:lang w:val="en-ID" w:eastAsia="en-ID"/>
-        </w:rPr>
-        <w:t>disimpan</w:t>
-      </w:r>
-      <w:proofErr w:type="spellEnd"/>
-      <w:r>
-        <w:rPr>
-          <w:rFonts w:ascii="Times New Roman" w:eastAsia="Times New Roman" w:hAnsi="Times New Roman" w:cs="Times New Roman"/>
-          <w:sz w:val="24"/>
-          <w:szCs w:val="24"/>
-          <w:lang w:val="en-ID" w:eastAsia="en-ID"/>
-        </w:rPr>
-        <w:t xml:space="preserve">, dan </w:t>
-      </w:r>
-      <w:proofErr w:type="spellStart"/>
-      <w:r>
-        <w:rPr>
-          <w:rFonts w:ascii="Times New Roman" w:eastAsia="Times New Roman" w:hAnsi="Times New Roman" w:cs="Times New Roman"/>
-          <w:sz w:val="24"/>
-          <w:szCs w:val="24"/>
-          <w:lang w:val="en-ID" w:eastAsia="en-ID"/>
-        </w:rPr>
-        <w:t>digunakan</w:t>
-      </w:r>
-      <w:proofErr w:type="spellEnd"/>
-      <w:r>
-        <w:rPr>
-          <w:rFonts w:ascii="Times New Roman" w:eastAsia="Times New Roman" w:hAnsi="Times New Roman" w:cs="Times New Roman"/>
-          <w:sz w:val="24"/>
-          <w:szCs w:val="24"/>
-          <w:lang w:val="en-ID" w:eastAsia="en-ID"/>
-        </w:rPr>
-        <w:t xml:space="preserve"> </w:t>
-      </w:r>
-      <w:proofErr w:type="spellStart"/>
-      <w:r>
-        <w:rPr>
-          <w:rFonts w:ascii="Times New Roman" w:eastAsia="Times New Roman" w:hAnsi="Times New Roman" w:cs="Times New Roman"/>
-          <w:sz w:val="24"/>
-          <w:szCs w:val="24"/>
-          <w:lang w:val="en-ID" w:eastAsia="en-ID"/>
-        </w:rPr>
-        <w:t>dalam</w:t>
-      </w:r>
-      <w:proofErr w:type="spellEnd"/>
-      <w:r>
-        <w:rPr>
-          <w:rFonts w:ascii="Times New Roman" w:eastAsia="Times New Roman" w:hAnsi="Times New Roman" w:cs="Times New Roman"/>
-          <w:sz w:val="24"/>
-          <w:szCs w:val="24"/>
-          <w:lang w:val="en-ID" w:eastAsia="en-ID"/>
-        </w:rPr>
-        <w:t xml:space="preserve"> </w:t>
-      </w:r>
-      <w:proofErr w:type="spellStart"/>
-      <w:r>
-        <w:rPr>
-          <w:rFonts w:ascii="Times New Roman" w:eastAsia="Times New Roman" w:hAnsi="Times New Roman" w:cs="Times New Roman"/>
-          <w:sz w:val="24"/>
-          <w:szCs w:val="24"/>
-          <w:lang w:val="en-ID" w:eastAsia="en-ID"/>
-        </w:rPr>
-        <w:t>konteks</w:t>
-      </w:r>
-      <w:proofErr w:type="spellEnd"/>
-      <w:r>
-        <w:rPr>
-          <w:rFonts w:ascii="Times New Roman" w:eastAsia="Times New Roman" w:hAnsi="Times New Roman" w:cs="Times New Roman"/>
-          <w:sz w:val="24"/>
-          <w:szCs w:val="24"/>
-          <w:lang w:val="en-ID" w:eastAsia="en-ID"/>
-        </w:rPr>
-        <w:t xml:space="preserve"> </w:t>
-      </w:r>
-      <w:proofErr w:type="spellStart"/>
-      <w:r>
-        <w:rPr>
-          <w:rFonts w:ascii="Times New Roman" w:eastAsia="Times New Roman" w:hAnsi="Times New Roman" w:cs="Times New Roman"/>
-          <w:sz w:val="24"/>
-          <w:szCs w:val="24"/>
-          <w:lang w:val="en-ID" w:eastAsia="en-ID"/>
-        </w:rPr>
-        <w:t>bisnis</w:t>
-      </w:r>
-      <w:proofErr w:type="spellEnd"/>
-      <w:r>
-        <w:rPr>
-          <w:rFonts w:ascii="Times New Roman" w:eastAsia="Times New Roman" w:hAnsi="Times New Roman" w:cs="Times New Roman"/>
-          <w:sz w:val="24"/>
-          <w:szCs w:val="24"/>
-          <w:lang w:val="en-ID" w:eastAsia="en-ID"/>
-        </w:rPr>
-        <w:t xml:space="preserve"> </w:t>
-      </w:r>
-      <w:proofErr w:type="spellStart"/>
-      <w:r>
-        <w:rPr>
-          <w:rFonts w:ascii="Times New Roman" w:eastAsia="Times New Roman" w:hAnsi="Times New Roman" w:cs="Times New Roman"/>
-          <w:sz w:val="24"/>
-          <w:szCs w:val="24"/>
-          <w:lang w:val="en-ID" w:eastAsia="en-ID"/>
-        </w:rPr>
-        <w:t>atau</w:t>
-      </w:r>
-      <w:proofErr w:type="spellEnd"/>
-      <w:r>
-        <w:rPr>
-          <w:rFonts w:ascii="Times New Roman" w:eastAsia="Times New Roman" w:hAnsi="Times New Roman" w:cs="Times New Roman"/>
-          <w:sz w:val="24"/>
-          <w:szCs w:val="24"/>
-          <w:lang w:val="en-ID" w:eastAsia="en-ID"/>
-        </w:rPr>
-        <w:t xml:space="preserve"> </w:t>
-      </w:r>
-      <w:proofErr w:type="spellStart"/>
-      <w:r>
-        <w:rPr>
-          <w:rFonts w:ascii="Times New Roman" w:eastAsia="Times New Roman" w:hAnsi="Times New Roman" w:cs="Times New Roman"/>
-          <w:sz w:val="24"/>
-          <w:szCs w:val="24"/>
-          <w:lang w:val="en-ID" w:eastAsia="en-ID"/>
-        </w:rPr>
-        <w:t>aplikasi</w:t>
-      </w:r>
-      <w:proofErr w:type="spellEnd"/>
-      <w:r>
-        <w:rPr>
-          <w:rFonts w:ascii="Times New Roman" w:eastAsia="Times New Roman" w:hAnsi="Times New Roman" w:cs="Times New Roman"/>
-          <w:sz w:val="24"/>
-          <w:szCs w:val="24"/>
-          <w:lang w:val="en-ID" w:eastAsia="en-ID"/>
-        </w:rPr>
-        <w:t xml:space="preserve"> digital.</w:t>
+        <w:t xml:space="preserve"> </w:t>
+      </w:r>
+      <w:proofErr w:type="spellStart"/>
+      <w:r>
+        <w:t>membantu</w:t>
+      </w:r>
+      <w:proofErr w:type="spellEnd"/>
+      <w:r>
+        <w:t xml:space="preserve"> </w:t>
+      </w:r>
+      <w:proofErr w:type="spellStart"/>
+      <w:r>
+        <w:t>membatasi</w:t>
+      </w:r>
+      <w:proofErr w:type="spellEnd"/>
+      <w:r>
+        <w:t xml:space="preserve"> </w:t>
+      </w:r>
+      <w:proofErr w:type="spellStart"/>
+      <w:r>
+        <w:t>ruang</w:t>
+      </w:r>
+      <w:proofErr w:type="spellEnd"/>
+      <w:r>
+        <w:t xml:space="preserve"> </w:t>
+      </w:r>
+      <w:proofErr w:type="spellStart"/>
+      <w:r>
+        <w:t>lingkup</w:t>
+      </w:r>
+      <w:proofErr w:type="spellEnd"/>
+      <w:r>
+        <w:t xml:space="preserve"> proses yang </w:t>
+      </w:r>
+      <w:proofErr w:type="spellStart"/>
+      <w:r>
+        <w:t>digambarkan</w:t>
+      </w:r>
+      <w:proofErr w:type="spellEnd"/>
+      <w:r>
+        <w:t>.</w:t>
       </w:r>
     </w:p>
     <w:p>
@@ -36218,7 +39913,7 @@
                     <pic:cNvPicPr/>
                   </pic:nvPicPr>
                   <pic:blipFill>
-                    <a:blip r:embed="rId39"/>
+                    <a:blip r:embed="rId42"/>
                     <a:stretch>
                       <a:fillRect/>
                     </a:stretch>
@@ -43037,6 +46732,7 @@
   <w:style w:type="character" w:default="1" w:styleId="DefaultParagraphFont">
     <w:name w:val="Default Paragraph Font"/>
     <w:uiPriority w:val="1"/>
+    <w:semiHidden/>
     <w:unhideWhenUsed/>
   </w:style>
   <w:style w:type="table" w:default="1" w:styleId="TableNormal">

--- a/.docx/bUQxTVhCUjh3NzlRdC96cXJyTUkxelk0NDBLMlh3V2RvbmUvN0lJSVdoVT0=20250724081533/LAPORAN PROJECT WORK.docx
+++ b/.docx/bUQxTVhCUjh3NzlRdC96cXJyTUkxelk0NDBLMlh3V2RvbmUvN0lJSVdoVT0=20250724081533/LAPORAN PROJECT WORK.docx
@@ -100,7 +100,7 @@
           <w:noProof/>
         </w:rPr>
         <w:drawing>
-          <wp:anchor distT="0" distB="0" distL="114300" distR="114300" simplePos="0" relativeHeight="251631615" behindDoc="1" locked="0" layoutInCell="1" allowOverlap="1" wp14:anchorId="3A59A508" wp14:editId="12EE5C4D">
+          <wp:anchor distT="0" distB="0" distL="114300" distR="114300" simplePos="0" relativeHeight="251631615" behindDoc="1" locked="0" layoutInCell="1" allowOverlap="1" wp14:anchorId="3A59A508" wp14:editId="22268D05">
             <wp:simplePos x="0" y="0"/>
             <wp:positionH relativeFrom="column">
               <wp:posOffset>-241372</wp:posOffset>
@@ -10421,14 +10421,6 @@
           <w:sz w:val="22"/>
           <w:szCs w:val="22"/>
         </w:rPr>
-        <w:sectPr>
-          <w:footerReference w:type="first" r:id="rId20"/>
-          <w:pgSz w:w="8392" w:h="11907" w:code="11"/>
-          <w:pgMar w:top="1418" w:right="1134" w:bottom="1418" w:left="1418" w:header="709" w:footer="709" w:gutter="0"/>
-          <w:cols w:space="708"/>
-          <w:titlePg/>
-          <w:docGrid w:linePitch="360"/>
-        </w:sectPr>
       </w:pPr>
       <w:proofErr w:type="spellStart"/>
       <w:r>
@@ -11363,7 +11355,6 @@
           <w:rFonts w:cstheme="minorHAnsi"/>
           <w:szCs w:val="22"/>
         </w:rPr>
-        <w:lastRenderedPageBreak/>
         <w:t xml:space="preserve">1.2 </w:t>
       </w:r>
       <w:proofErr w:type="spellStart"/>
@@ -11964,19 +11955,13 @@
         <w:rPr>
           <w:rFonts w:cstheme="minorHAnsi"/>
         </w:rPr>
-        <w:sectPr>
-          <w:pgSz w:w="8392" w:h="11907" w:code="11"/>
-          <w:pgMar w:top="1418" w:right="1134" w:bottom="1418" w:left="1418" w:header="709" w:footer="709" w:gutter="0"/>
-          <w:cols w:space="708"/>
-          <w:titlePg/>
-          <w:docGrid w:linePitch="360"/>
-        </w:sectPr>
-      </w:pPr>
-      <w:proofErr w:type="spellStart"/>
-      <w:r>
-        <w:rPr>
-          <w:rFonts w:cstheme="minorHAnsi"/>
-        </w:rPr>
+      </w:pPr>
+      <w:proofErr w:type="spellStart"/>
+      <w:r>
+        <w:rPr>
+          <w:rFonts w:cstheme="minorHAnsi"/>
+        </w:rPr>
+        <w:lastRenderedPageBreak/>
         <w:t>Bagaimana</w:t>
       </w:r>
       <w:proofErr w:type="spellEnd"/>
@@ -12112,6 +12097,15 @@
         </w:rPr>
         <w:t>?</w:t>
       </w:r>
+    </w:p>
+    <w:p>
+      <w:pPr>
+        <w:spacing w:after="0" w:line="360" w:lineRule="auto"/>
+        <w:jc w:val="both"/>
+        <w:rPr>
+          <w:rFonts w:cstheme="minorHAnsi"/>
+        </w:rPr>
+      </w:pPr>
     </w:p>
     <w:p>
       <w:pPr>
@@ -12130,7 +12124,6 @@
           <w:b/>
           <w:color w:val="000000" w:themeColor="text1"/>
         </w:rPr>
-        <w:lastRenderedPageBreak/>
         <w:t xml:space="preserve">1.3 </w:t>
       </w:r>
       <w:proofErr w:type="spellStart"/>
@@ -12191,6 +12184,7 @@
           <w:tab w:val="left" w:pos="2291"/>
         </w:tabs>
         <w:spacing w:before="240" w:line="360" w:lineRule="auto"/>
+        <w:jc w:val="both"/>
         <w:rPr>
           <w:rFonts w:cstheme="minorHAnsi"/>
         </w:rPr>
@@ -12375,6 +12369,7 @@
           <w:tab w:val="left" w:pos="2291"/>
         </w:tabs>
         <w:spacing w:line="360" w:lineRule="auto"/>
+        <w:jc w:val="both"/>
         <w:rPr>
           <w:rFonts w:cstheme="minorHAnsi"/>
         </w:rPr>
@@ -12573,6 +12568,7 @@
           <w:tab w:val="left" w:pos="2291"/>
         </w:tabs>
         <w:spacing w:line="360" w:lineRule="auto"/>
+        <w:jc w:val="both"/>
         <w:rPr>
           <w:rFonts w:cstheme="minorHAnsi"/>
         </w:rPr>
@@ -12687,6 +12683,7 @@
           <w:tab w:val="left" w:pos="2291"/>
         </w:tabs>
         <w:spacing w:line="360" w:lineRule="auto"/>
+        <w:jc w:val="both"/>
         <w:rPr>
           <w:rFonts w:cstheme="minorHAnsi"/>
         </w:rPr>
@@ -12857,6 +12854,7 @@
           <w:tab w:val="left" w:pos="2291"/>
         </w:tabs>
         <w:spacing w:line="360" w:lineRule="auto"/>
+        <w:jc w:val="both"/>
         <w:rPr>
           <w:rFonts w:cstheme="minorHAnsi"/>
         </w:rPr>
@@ -13058,18 +13056,13 @@
         <w:rPr>
           <w:rFonts w:cstheme="minorHAnsi"/>
         </w:rPr>
-        <w:sectPr>
-          <w:pgSz w:w="8392" w:h="11907" w:code="11"/>
-          <w:pgMar w:top="1418" w:right="1134" w:bottom="1418" w:left="1418" w:header="709" w:footer="709" w:gutter="0"/>
-          <w:cols w:space="708"/>
-          <w:docGrid w:linePitch="360"/>
-        </w:sectPr>
-      </w:pPr>
-      <w:proofErr w:type="spellStart"/>
-      <w:r>
-        <w:rPr>
-          <w:rFonts w:cstheme="minorHAnsi"/>
-        </w:rPr>
+      </w:pPr>
+      <w:proofErr w:type="spellStart"/>
+      <w:r>
+        <w:rPr>
+          <w:rFonts w:cstheme="minorHAnsi"/>
+        </w:rPr>
+        <w:lastRenderedPageBreak/>
         <w:t>Meningkatkan</w:t>
       </w:r>
       <w:proofErr w:type="spellEnd"/>
@@ -13268,7 +13261,6 @@
         <w:rPr>
           <w:rFonts w:cstheme="minorHAnsi"/>
         </w:rPr>
-        <w:lastRenderedPageBreak/>
         <w:t>Mengoptimalkan</w:t>
       </w:r>
       <w:proofErr w:type="spellEnd"/>
@@ -13448,6 +13440,7 @@
           <w:rFonts w:cstheme="minorHAnsi"/>
         </w:rPr>
         <w:sectPr>
+          <w:footerReference w:type="first" r:id="rId20"/>
           <w:pgSz w:w="8392" w:h="11907" w:code="11"/>
           <w:pgMar w:top="1418" w:right="1134" w:bottom="1418" w:left="1418" w:header="709" w:footer="709" w:gutter="0"/>
           <w:cols w:space="708"/>
@@ -16861,7 +16854,7 @@
           <w:noProof/>
         </w:rPr>
         <w:drawing>
-          <wp:inline distT="0" distB="0" distL="0" distR="0" wp14:anchorId="26C7928E" wp14:editId="543F13FB">
+          <wp:inline distT="0" distB="0" distL="0" distR="0" wp14:anchorId="26C7928E" wp14:editId="47945FA8">
             <wp:extent cx="3709035" cy="2465070"/>
             <wp:effectExtent l="0" t="0" r="5715" b="0"/>
             <wp:docPr id="1" name="Picture 1"/>
@@ -16997,7 +16990,7 @@
           <w:noProof/>
         </w:rPr>
         <w:drawing>
-          <wp:inline distT="0" distB="0" distL="0" distR="0" wp14:anchorId="1F252343" wp14:editId="2EFDA8BD">
+          <wp:inline distT="0" distB="0" distL="0" distR="0" wp14:anchorId="1F252343" wp14:editId="39A69AFB">
             <wp:extent cx="1724025" cy="932082"/>
             <wp:effectExtent l="0" t="0" r="0" b="1905"/>
             <wp:docPr id="2" name="Picture 2"/>
@@ -35330,13 +35323,7 @@
         <w:rPr>
           <w:lang w:val="en-ID" w:eastAsia="en-ID"/>
         </w:rPr>
-        <w:t>a</w:t>
-      </w:r>
-      <w:r>
-        <w:rPr>
-          <w:lang w:val="en-ID" w:eastAsia="en-ID"/>
-        </w:rPr>
-        <w:t>https://lumira.co.id/blog/wp-content/uploads/2024/10/Cara-Membuat-Flowchart-yang-Efektif-untuk-Proyek-IT.jpg</w:t>
+        <w:t>ahttps://lumira.co.id/blog/wp-content/uploads/2024/10/Cara-Membuat-Flowchart-yang-Efektif-untuk-Proyek-IT.jpg</w:t>
       </w:r>
       <w:r>
         <w:rPr>

--- a/.docx/bUQxTVhCUjh3NzlRdC96cXJyTUkxelk0NDBLMlh3V2RvbmUvN0lJSVdoVT0=20250724081533/LAPORAN PROJECT WORK.docx
+++ b/.docx/bUQxTVhCUjh3NzlRdC96cXJyTUkxelk0NDBLMlh3V2RvbmUvN0lJSVdoVT0=20250724081533/LAPORAN PROJECT WORK.docx
@@ -100,7 +100,7 @@
           <w:noProof/>
         </w:rPr>
         <w:drawing>
-          <wp:anchor distT="0" distB="0" distL="114300" distR="114300" simplePos="0" relativeHeight="251631615" behindDoc="1" locked="0" layoutInCell="1" allowOverlap="1" wp14:anchorId="3A59A508" wp14:editId="22268D05">
+          <wp:anchor distT="0" distB="0" distL="114300" distR="114300" simplePos="0" relativeHeight="251631615" behindDoc="1" locked="0" layoutInCell="1" allowOverlap="1" wp14:anchorId="3A59A508" wp14:editId="7A7D0DD5">
             <wp:simplePos x="0" y="0"/>
             <wp:positionH relativeFrom="column">
               <wp:posOffset>-241372</wp:posOffset>
@@ -1133,6 +1133,8 @@
                                 <w:bCs/>
                               </w:rPr>
                             </w:pPr>
+                            <w:proofErr w:type="spellStart"/>
+                            <w:proofErr w:type="gramStart"/>
                             <w:r>
                               <w:rPr>
                                 <w:b/>
@@ -1140,6 +1142,7 @@
                               </w:rPr>
                               <w:t>Mengetahui</w:t>
                             </w:r>
+                            <w:proofErr w:type="spellEnd"/>
                             <w:r>
                               <w:rPr>
                                 <w:b/>
@@ -1154,6 +1157,7 @@
                               </w:rPr>
                               <w:t>:</w:t>
                             </w:r>
+                            <w:proofErr w:type="gramEnd"/>
                           </w:p>
                         </w:txbxContent>
                       </wps:txbx>
@@ -1192,6 +1196,8 @@
                           <w:bCs/>
                         </w:rPr>
                       </w:pPr>
+                      <w:proofErr w:type="spellStart"/>
+                      <w:proofErr w:type="gramStart"/>
                       <w:r>
                         <w:rPr>
                           <w:b/>
@@ -1199,6 +1205,7 @@
                         </w:rPr>
                         <w:t>Mengetahui</w:t>
                       </w:r>
+                      <w:proofErr w:type="spellEnd"/>
                       <w:r>
                         <w:rPr>
                           <w:b/>
@@ -1213,6 +1220,7 @@
                         </w:rPr>
                         <w:t>:</w:t>
                       </w:r>
+                      <w:proofErr w:type="gramEnd"/>
                     </w:p>
                   </w:txbxContent>
                 </v:textbox>
@@ -1302,11 +1310,19 @@
                                 <w:b/>
                               </w:rPr>
                             </w:pPr>
+                            <w:proofErr w:type="spellStart"/>
                             <w:r>
                               <w:rPr>
                                 <w:b/>
                               </w:rPr>
-                              <w:t>Pembimbing 2</w:t>
+                              <w:t>Pembimbing</w:t>
+                            </w:r>
+                            <w:proofErr w:type="spellEnd"/>
+                            <w:r>
+                              <w:rPr>
+                                <w:b/>
+                              </w:rPr>
+                              <w:t xml:space="preserve"> 2</w:t>
                             </w:r>
                           </w:p>
                           <w:p>
@@ -1329,12 +1345,44 @@
                             <w:pPr>
                               <w:jc w:val="center"/>
                             </w:pPr>
+                            <w:proofErr w:type="spellStart"/>
                             <w:r>
                               <w:rPr>
                                 <w:szCs w:val="28"/>
                               </w:rPr>
-                              <w:t>Yanuar Setyoningsih, S.Pd</w:t>
+                              <w:t>Yanuar</w:t>
                             </w:r>
+                            <w:proofErr w:type="spellEnd"/>
+                            <w:r>
+                              <w:rPr>
+                                <w:szCs w:val="28"/>
+                              </w:rPr>
+                              <w:t xml:space="preserve"> </w:t>
+                            </w:r>
+                            <w:proofErr w:type="spellStart"/>
+                            <w:r>
+                              <w:rPr>
+                                <w:szCs w:val="28"/>
+                              </w:rPr>
+                              <w:t>Setyoningsih</w:t>
+                            </w:r>
+                            <w:proofErr w:type="spellEnd"/>
+                            <w:r>
+                              <w:rPr>
+                                <w:szCs w:val="28"/>
+                              </w:rPr>
+                              <w:t xml:space="preserve">, </w:t>
+                            </w:r>
+                            <w:proofErr w:type="spellStart"/>
+                            <w:proofErr w:type="gramStart"/>
+                            <w:r>
+                              <w:rPr>
+                                <w:szCs w:val="28"/>
+                              </w:rPr>
+                              <w:t>S.Pd</w:t>
+                            </w:r>
+                            <w:proofErr w:type="spellEnd"/>
+                            <w:proofErr w:type="gramEnd"/>
                           </w:p>
                         </w:txbxContent>
                       </wps:txbx>
@@ -1368,11 +1416,19 @@
                           <w:b/>
                         </w:rPr>
                       </w:pPr>
+                      <w:proofErr w:type="spellStart"/>
                       <w:r>
                         <w:rPr>
                           <w:b/>
                         </w:rPr>
-                        <w:t>Pembimbing 2</w:t>
+                        <w:t>Pembimbing</w:t>
+                      </w:r>
+                      <w:proofErr w:type="spellEnd"/>
+                      <w:r>
+                        <w:rPr>
+                          <w:b/>
+                        </w:rPr>
+                        <w:t xml:space="preserve"> 2</w:t>
                       </w:r>
                     </w:p>
                     <w:p>
@@ -1395,12 +1451,44 @@
                       <w:pPr>
                         <w:jc w:val="center"/>
                       </w:pPr>
+                      <w:proofErr w:type="spellStart"/>
                       <w:r>
                         <w:rPr>
                           <w:szCs w:val="28"/>
                         </w:rPr>
-                        <w:t>Yanuar Setyoningsih, S.Pd</w:t>
+                        <w:t>Yanuar</w:t>
                       </w:r>
+                      <w:proofErr w:type="spellEnd"/>
+                      <w:r>
+                        <w:rPr>
+                          <w:szCs w:val="28"/>
+                        </w:rPr>
+                        <w:t xml:space="preserve"> </w:t>
+                      </w:r>
+                      <w:proofErr w:type="spellStart"/>
+                      <w:r>
+                        <w:rPr>
+                          <w:szCs w:val="28"/>
+                        </w:rPr>
+                        <w:t>Setyoningsih</w:t>
+                      </w:r>
+                      <w:proofErr w:type="spellEnd"/>
+                      <w:r>
+                        <w:rPr>
+                          <w:szCs w:val="28"/>
+                        </w:rPr>
+                        <w:t xml:space="preserve">, </w:t>
+                      </w:r>
+                      <w:proofErr w:type="spellStart"/>
+                      <w:proofErr w:type="gramStart"/>
+                      <w:r>
+                        <w:rPr>
+                          <w:szCs w:val="28"/>
+                        </w:rPr>
+                        <w:t>S.Pd</w:t>
+                      </w:r>
+                      <w:proofErr w:type="spellEnd"/>
+                      <w:proofErr w:type="gramEnd"/>
                     </w:p>
                   </w:txbxContent>
                 </v:textbox>
@@ -1483,11 +1571,19 @@
                                 <w:b/>
                               </w:rPr>
                             </w:pPr>
+                            <w:proofErr w:type="spellStart"/>
                             <w:r>
                               <w:rPr>
                                 <w:b/>
                               </w:rPr>
-                              <w:t>Pembimbing 1</w:t>
+                              <w:t>Pembimbing</w:t>
+                            </w:r>
+                            <w:proofErr w:type="spellEnd"/>
+                            <w:r>
+                              <w:rPr>
+                                <w:b/>
+                              </w:rPr>
+                              <w:t xml:space="preserve"> 1</w:t>
                             </w:r>
                           </w:p>
                           <w:p>
@@ -1512,8 +1608,34 @@
                               <w:jc w:val="center"/>
                             </w:pPr>
                             <w:r>
-                              <w:t>Venny Meida Hersianty, S.Tr.Kom</w:t>
+                              <w:t xml:space="preserve">Venny </w:t>
                             </w:r>
+                            <w:proofErr w:type="spellStart"/>
+                            <w:r>
+                              <w:t>Meida</w:t>
+                            </w:r>
+                            <w:proofErr w:type="spellEnd"/>
+                            <w:r>
+                              <w:t xml:space="preserve"> </w:t>
+                            </w:r>
+                            <w:proofErr w:type="spellStart"/>
+                            <w:r>
+                              <w:t>Hersianty</w:t>
+                            </w:r>
+                            <w:proofErr w:type="spellEnd"/>
+                            <w:r>
+                              <w:t xml:space="preserve">, </w:t>
+                            </w:r>
+                            <w:proofErr w:type="spellStart"/>
+                            <w:r>
+                              <w:t>S.</w:t>
+                            </w:r>
+                            <w:proofErr w:type="gramStart"/>
+                            <w:r>
+                              <w:t>Tr.Kom</w:t>
+                            </w:r>
+                            <w:proofErr w:type="spellEnd"/>
+                            <w:proofErr w:type="gramEnd"/>
                           </w:p>
                         </w:txbxContent>
                       </wps:txbx>
@@ -1547,11 +1669,19 @@
                           <w:b/>
                         </w:rPr>
                       </w:pPr>
+                      <w:proofErr w:type="spellStart"/>
                       <w:r>
                         <w:rPr>
                           <w:b/>
                         </w:rPr>
-                        <w:t>Pembimbing 1</w:t>
+                        <w:t>Pembimbing</w:t>
+                      </w:r>
+                      <w:proofErr w:type="spellEnd"/>
+                      <w:r>
+                        <w:rPr>
+                          <w:b/>
+                        </w:rPr>
+                        <w:t xml:space="preserve"> 1</w:t>
                       </w:r>
                     </w:p>
                     <w:p>
@@ -1576,8 +1706,34 @@
                         <w:jc w:val="center"/>
                       </w:pPr>
                       <w:r>
-                        <w:t>Venny Meida Hersianty, S.Tr.Kom</w:t>
+                        <w:t xml:space="preserve">Venny </w:t>
                       </w:r>
+                      <w:proofErr w:type="spellStart"/>
+                      <w:r>
+                        <w:t>Meida</w:t>
+                      </w:r>
+                      <w:proofErr w:type="spellEnd"/>
+                      <w:r>
+                        <w:t xml:space="preserve"> </w:t>
+                      </w:r>
+                      <w:proofErr w:type="spellStart"/>
+                      <w:r>
+                        <w:t>Hersianty</w:t>
+                      </w:r>
+                      <w:proofErr w:type="spellEnd"/>
+                      <w:r>
+                        <w:t xml:space="preserve">, </w:t>
+                      </w:r>
+                      <w:proofErr w:type="spellStart"/>
+                      <w:r>
+                        <w:t>S.</w:t>
+                      </w:r>
+                      <w:proofErr w:type="gramStart"/>
+                      <w:r>
+                        <w:t>Tr.Kom</w:t>
+                      </w:r>
+                      <w:proofErr w:type="spellEnd"/>
+                      <w:proofErr w:type="gramEnd"/>
                     </w:p>
                   </w:txbxContent>
                 </v:textbox>
@@ -1746,8 +1902,15 @@
                               <w:jc w:val="center"/>
                             </w:pPr>
                             <w:r>
-                              <w:t>Dwi Slamet Santoso, M.Pd</w:t>
+                              <w:t xml:space="preserve">Dwi Slamet Santoso, </w:t>
                             </w:r>
+                            <w:proofErr w:type="spellStart"/>
+                            <w:proofErr w:type="gramStart"/>
+                            <w:r>
+                              <w:t>M.Pd</w:t>
+                            </w:r>
+                            <w:proofErr w:type="spellEnd"/>
+                            <w:proofErr w:type="gramEnd"/>
                           </w:p>
                         </w:txbxContent>
                       </wps:txbx>
@@ -1809,8 +1972,15 @@
                         <w:jc w:val="center"/>
                       </w:pPr>
                       <w:r>
-                        <w:t>Dwi Slamet Santoso, M.Pd</w:t>
+                        <w:t xml:space="preserve">Dwi Slamet Santoso, </w:t>
                       </w:r>
+                      <w:proofErr w:type="spellStart"/>
+                      <w:proofErr w:type="gramStart"/>
+                      <w:r>
+                        <w:t>M.Pd</w:t>
+                      </w:r>
+                      <w:proofErr w:type="spellEnd"/>
+                      <w:proofErr w:type="gramEnd"/>
                     </w:p>
                   </w:txbxContent>
                 </v:textbox>
@@ -1884,11 +2054,33 @@
                                 <w:b/>
                               </w:rPr>
                             </w:pPr>
+                            <w:proofErr w:type="spellStart"/>
                             <w:r>
                               <w:rPr>
                                 <w:b/>
                               </w:rPr>
-                              <w:t>Kepala Bengkel TIK</w:t>
+                              <w:t>Kepala</w:t>
+                            </w:r>
+                            <w:proofErr w:type="spellEnd"/>
+                            <w:r>
+                              <w:rPr>
+                                <w:b/>
+                              </w:rPr>
+                              <w:t xml:space="preserve"> </w:t>
+                            </w:r>
+                            <w:proofErr w:type="spellStart"/>
+                            <w:r>
+                              <w:rPr>
+                                <w:b/>
+                              </w:rPr>
+                              <w:t>Bengkel</w:t>
+                            </w:r>
+                            <w:proofErr w:type="spellEnd"/>
+                            <w:r>
+                              <w:rPr>
+                                <w:b/>
+                              </w:rPr>
+                              <w:t xml:space="preserve"> TIK</w:t>
                             </w:r>
                           </w:p>
                           <w:p>
@@ -1911,9 +2103,29 @@
                             <w:pPr>
                               <w:jc w:val="center"/>
                             </w:pPr>
+                            <w:proofErr w:type="spellStart"/>
                             <w:r>
-                              <w:t>Eko Mulyanto, S.Pd</w:t>
+                              <w:t>Eko</w:t>
                             </w:r>
+                            <w:proofErr w:type="spellEnd"/>
+                            <w:r>
+                              <w:t xml:space="preserve"> </w:t>
+                            </w:r>
+                            <w:proofErr w:type="spellStart"/>
+                            <w:r>
+                              <w:t>Mulyanto</w:t>
+                            </w:r>
+                            <w:proofErr w:type="spellEnd"/>
+                            <w:r>
+                              <w:t xml:space="preserve">, </w:t>
+                            </w:r>
+                            <w:proofErr w:type="spellStart"/>
+                            <w:proofErr w:type="gramStart"/>
+                            <w:r>
+                              <w:t>S.Pd</w:t>
+                            </w:r>
+                            <w:proofErr w:type="spellEnd"/>
+                            <w:proofErr w:type="gramEnd"/>
                           </w:p>
                         </w:txbxContent>
                       </wps:txbx>
@@ -1944,11 +2156,33 @@
                           <w:b/>
                         </w:rPr>
                       </w:pPr>
+                      <w:proofErr w:type="spellStart"/>
                       <w:r>
                         <w:rPr>
                           <w:b/>
                         </w:rPr>
-                        <w:t>Kepala Bengkel TIK</w:t>
+                        <w:t>Kepala</w:t>
+                      </w:r>
+                      <w:proofErr w:type="spellEnd"/>
+                      <w:r>
+                        <w:rPr>
+                          <w:b/>
+                        </w:rPr>
+                        <w:t xml:space="preserve"> </w:t>
+                      </w:r>
+                      <w:proofErr w:type="spellStart"/>
+                      <w:r>
+                        <w:rPr>
+                          <w:b/>
+                        </w:rPr>
+                        <w:t>Bengkel</w:t>
+                      </w:r>
+                      <w:proofErr w:type="spellEnd"/>
+                      <w:r>
+                        <w:rPr>
+                          <w:b/>
+                        </w:rPr>
+                        <w:t xml:space="preserve"> TIK</w:t>
                       </w:r>
                     </w:p>
                     <w:p>
@@ -1971,9 +2205,29 @@
                       <w:pPr>
                         <w:jc w:val="center"/>
                       </w:pPr>
+                      <w:proofErr w:type="spellStart"/>
                       <w:r>
-                        <w:t>Eko Mulyanto, S.Pd</w:t>
+                        <w:t>Eko</w:t>
                       </w:r>
+                      <w:proofErr w:type="spellEnd"/>
+                      <w:r>
+                        <w:t xml:space="preserve"> </w:t>
+                      </w:r>
+                      <w:proofErr w:type="spellStart"/>
+                      <w:r>
+                        <w:t>Mulyanto</w:t>
+                      </w:r>
+                      <w:proofErr w:type="spellEnd"/>
+                      <w:r>
+                        <w:t xml:space="preserve">, </w:t>
+                      </w:r>
+                      <w:proofErr w:type="spellStart"/>
+                      <w:proofErr w:type="gramStart"/>
+                      <w:r>
+                        <w:t>S.Pd</w:t>
+                      </w:r>
+                      <w:proofErr w:type="spellEnd"/>
+                      <w:proofErr w:type="gramEnd"/>
                     </w:p>
                   </w:txbxContent>
                 </v:textbox>
@@ -2071,12 +2325,22 @@
                             <w:pPr>
                               <w:jc w:val="center"/>
                             </w:pPr>
+                            <w:proofErr w:type="spellStart"/>
+                            <w:proofErr w:type="gramStart"/>
                             <w:r>
                               <w:rPr>
                                 <w:b/>
                               </w:rPr>
-                              <w:t>Menyutujui :</w:t>
+                              <w:t>Menyutujui</w:t>
                             </w:r>
+                            <w:proofErr w:type="spellEnd"/>
+                            <w:r>
+                              <w:rPr>
+                                <w:b/>
+                              </w:rPr>
+                              <w:t xml:space="preserve"> :</w:t>
+                            </w:r>
+                            <w:proofErr w:type="gramEnd"/>
                           </w:p>
                         </w:txbxContent>
                       </wps:txbx>
@@ -2107,12 +2371,22 @@
                       <w:pPr>
                         <w:jc w:val="center"/>
                       </w:pPr>
+                      <w:proofErr w:type="spellStart"/>
+                      <w:proofErr w:type="gramStart"/>
                       <w:r>
                         <w:rPr>
                           <w:b/>
                         </w:rPr>
-                        <w:t>Menyutujui :</w:t>
+                        <w:t>Menyutujui</w:t>
                       </w:r>
+                      <w:proofErr w:type="spellEnd"/>
+                      <w:r>
+                        <w:rPr>
+                          <w:b/>
+                        </w:rPr>
+                        <w:t xml:space="preserve"> :</w:t>
+                      </w:r>
+                      <w:proofErr w:type="gramEnd"/>
                     </w:p>
                   </w:txbxContent>
                 </v:textbox>
@@ -2193,11 +2467,47 @@
                                 <w:b/>
                               </w:rPr>
                             </w:pPr>
+                            <w:proofErr w:type="spellStart"/>
                             <w:r>
                               <w:rPr>
                                 <w:b/>
                               </w:rPr>
-                              <w:t>Kepala Bidang Keahlian TIK</w:t>
+                              <w:t>Kepala</w:t>
+                            </w:r>
+                            <w:proofErr w:type="spellEnd"/>
+                            <w:r>
+                              <w:rPr>
+                                <w:b/>
+                              </w:rPr>
+                              <w:t xml:space="preserve"> </w:t>
+                            </w:r>
+                            <w:proofErr w:type="spellStart"/>
+                            <w:r>
+                              <w:rPr>
+                                <w:b/>
+                              </w:rPr>
+                              <w:t>Bidang</w:t>
+                            </w:r>
+                            <w:proofErr w:type="spellEnd"/>
+                            <w:r>
+                              <w:rPr>
+                                <w:b/>
+                              </w:rPr>
+                              <w:t xml:space="preserve"> </w:t>
+                            </w:r>
+                            <w:proofErr w:type="spellStart"/>
+                            <w:r>
+                              <w:rPr>
+                                <w:b/>
+                              </w:rPr>
+                              <w:t>Keahlian</w:t>
+                            </w:r>
+                            <w:proofErr w:type="spellEnd"/>
+                            <w:r>
+                              <w:rPr>
+                                <w:b/>
+                              </w:rPr>
+                              <w:t xml:space="preserve"> TIK</w:t>
                             </w:r>
                           </w:p>
                           <w:p>
@@ -2220,8 +2530,13 @@
                             <w:pPr>
                               <w:jc w:val="center"/>
                             </w:pPr>
+                            <w:proofErr w:type="spellStart"/>
                             <w:r>
-                              <w:t>Yanri Nur Wibowo, ST</w:t>
+                              <w:t>Yanri</w:t>
+                            </w:r>
+                            <w:proofErr w:type="spellEnd"/>
+                            <w:r>
+                              <w:t xml:space="preserve"> Nur Wibowo, ST</w:t>
                             </w:r>
                           </w:p>
                         </w:txbxContent>
@@ -2256,11 +2571,47 @@
                           <w:b/>
                         </w:rPr>
                       </w:pPr>
+                      <w:proofErr w:type="spellStart"/>
                       <w:r>
                         <w:rPr>
                           <w:b/>
                         </w:rPr>
-                        <w:t>Kepala Bidang Keahlian TIK</w:t>
+                        <w:t>Kepala</w:t>
+                      </w:r>
+                      <w:proofErr w:type="spellEnd"/>
+                      <w:r>
+                        <w:rPr>
+                          <w:b/>
+                        </w:rPr>
+                        <w:t xml:space="preserve"> </w:t>
+                      </w:r>
+                      <w:proofErr w:type="spellStart"/>
+                      <w:r>
+                        <w:rPr>
+                          <w:b/>
+                        </w:rPr>
+                        <w:t>Bidang</w:t>
+                      </w:r>
+                      <w:proofErr w:type="spellEnd"/>
+                      <w:r>
+                        <w:rPr>
+                          <w:b/>
+                        </w:rPr>
+                        <w:t xml:space="preserve"> </w:t>
+                      </w:r>
+                      <w:proofErr w:type="spellStart"/>
+                      <w:r>
+                        <w:rPr>
+                          <w:b/>
+                        </w:rPr>
+                        <w:t>Keahlian</w:t>
+                      </w:r>
+                      <w:proofErr w:type="spellEnd"/>
+                      <w:r>
+                        <w:rPr>
+                          <w:b/>
+                        </w:rPr>
+                        <w:t xml:space="preserve"> TIK</w:t>
                       </w:r>
                     </w:p>
                     <w:p>
@@ -2283,8 +2634,13 @@
                       <w:pPr>
                         <w:jc w:val="center"/>
                       </w:pPr>
+                      <w:proofErr w:type="spellStart"/>
                       <w:r>
-                        <w:t>Yanri Nur Wibowo, ST</w:t>
+                        <w:t>Yanri</w:t>
+                      </w:r>
+                      <w:proofErr w:type="spellEnd"/>
+                      <w:r>
+                        <w:t xml:space="preserve"> Nur Wibowo, ST</w:t>
                       </w:r>
                     </w:p>
                   </w:txbxContent>
@@ -13439,13 +13795,6 @@
         <w:rPr>
           <w:rFonts w:cstheme="minorHAnsi"/>
         </w:rPr>
-        <w:sectPr>
-          <w:footerReference w:type="first" r:id="rId20"/>
-          <w:pgSz w:w="8392" w:h="11907" w:code="11"/>
-          <w:pgMar w:top="1418" w:right="1134" w:bottom="1418" w:left="1418" w:header="709" w:footer="709" w:gutter="0"/>
-          <w:cols w:space="708"/>
-          <w:docGrid w:linePitch="360"/>
-        </w:sectPr>
       </w:pPr>
       <w:proofErr w:type="spellStart"/>
       <w:r>
@@ -13699,7 +14048,6 @@
           <w:rFonts w:cstheme="minorHAnsi"/>
           <w:szCs w:val="22"/>
         </w:rPr>
-        <w:lastRenderedPageBreak/>
         <w:t xml:space="preserve">1.4 Batasan </w:t>
       </w:r>
       <w:proofErr w:type="spellStart"/>
@@ -14660,27 +15008,18 @@
         <w:spacing w:before="100" w:beforeAutospacing="1" w:after="100" w:afterAutospacing="1" w:line="360" w:lineRule="auto"/>
         <w:jc w:val="both"/>
         <w:rPr>
+          <w:rFonts w:cstheme="minorHAnsi"/>
+          <w:szCs w:val="22"/>
+        </w:rPr>
+      </w:pPr>
+      <w:proofErr w:type="spellStart"/>
+      <w:r>
+        <w:rPr>
           <w:rFonts w:asciiTheme="minorHAnsi" w:hAnsiTheme="minorHAnsi" w:cstheme="minorHAnsi"/>
           <w:sz w:val="22"/>
           <w:szCs w:val="22"/>
         </w:rPr>
-        <w:sectPr>
-          <w:headerReference w:type="default" r:id="rId21"/>
-          <w:footerReference w:type="default" r:id="rId22"/>
-          <w:pgSz w:w="8392" w:h="11907" w:code="11"/>
-          <w:pgMar w:top="1418" w:right="1134" w:bottom="1418" w:left="1418" w:header="709" w:footer="709" w:gutter="0"/>
-          <w:cols w:space="708"/>
-          <w:titlePg/>
-          <w:docGrid w:linePitch="360"/>
-        </w:sectPr>
-      </w:pPr>
-      <w:proofErr w:type="spellStart"/>
-      <w:r>
-        <w:rPr>
-          <w:rFonts w:asciiTheme="minorHAnsi" w:hAnsiTheme="minorHAnsi" w:cstheme="minorHAnsi"/>
-          <w:sz w:val="22"/>
-          <w:szCs w:val="22"/>
-        </w:rPr>
+        <w:lastRenderedPageBreak/>
         <w:t>Akses</w:t>
       </w:r>
       <w:proofErr w:type="spellEnd"/>
@@ -14884,42 +15223,20 @@
     <w:p>
       <w:pPr>
         <w:pStyle w:val="Heading2"/>
-        <w:rPr>
-          <w:rFonts w:cstheme="minorHAnsi"/>
-          <w:b w:val="0"/>
-          <w:szCs w:val="22"/>
-        </w:rPr>
-      </w:pPr>
-      <w:r>
-        <w:rPr>
-          <w:rFonts w:cstheme="minorHAnsi"/>
-          <w:szCs w:val="22"/>
-        </w:rPr>
-        <w:lastRenderedPageBreak/>
+      </w:pPr>
+      <w:r>
         <w:t xml:space="preserve">1.5 </w:t>
       </w:r>
       <w:proofErr w:type="spellStart"/>
       <w:r>
-        <w:rPr>
-          <w:rFonts w:cstheme="minorHAnsi"/>
-          <w:szCs w:val="22"/>
-        </w:rPr>
         <w:t>Metode</w:t>
       </w:r>
       <w:proofErr w:type="spellEnd"/>
       <w:r>
-        <w:rPr>
-          <w:rFonts w:cstheme="minorHAnsi"/>
-          <w:szCs w:val="22"/>
-        </w:rPr>
-        <w:t xml:space="preserve"> </w:t>
-      </w:r>
-      <w:proofErr w:type="spellStart"/>
-      <w:r>
-        <w:rPr>
-          <w:rFonts w:cstheme="minorHAnsi"/>
-          <w:szCs w:val="22"/>
-        </w:rPr>
+        <w:t xml:space="preserve"> </w:t>
+      </w:r>
+      <w:proofErr w:type="spellStart"/>
+      <w:r>
         <w:t>Penelitian</w:t>
       </w:r>
       <w:proofErr w:type="spellEnd"/>
@@ -15658,12 +15975,6 @@
           <w:rFonts w:eastAsia="Times New Roman" w:cstheme="minorHAnsi"/>
           <w:lang w:val="en-ID" w:eastAsia="en-ID"/>
         </w:rPr>
-        <w:sectPr>
-          <w:pgSz w:w="8392" w:h="11907" w:code="11"/>
-          <w:pgMar w:top="1418" w:right="1134" w:bottom="1418" w:left="1418" w:header="709" w:footer="709" w:gutter="0"/>
-          <w:cols w:space="708"/>
-          <w:docGrid w:linePitch="360"/>
-        </w:sectPr>
       </w:pPr>
       <w:proofErr w:type="spellStart"/>
       <w:r>
@@ -15812,34 +16123,125 @@
     </w:p>
     <w:p>
       <w:pPr>
-        <w:spacing w:before="100" w:beforeAutospacing="1" w:after="100" w:afterAutospacing="1" w:line="240" w:lineRule="auto"/>
-        <w:rPr>
-          <w:rFonts w:eastAsia="Times New Roman" w:cstheme="minorHAnsi"/>
-          <w:lang w:val="en-ID" w:eastAsia="en-ID"/>
-        </w:rPr>
-      </w:pPr>
+        <w:pStyle w:val="Heading2"/>
+        <w:rPr>
+          <w:rFonts w:cstheme="minorHAnsi"/>
+          <w:b w:val="0"/>
+          <w:szCs w:val="22"/>
+        </w:rPr>
+      </w:pPr>
+      <w:r>
+        <w:rPr>
+          <w:rFonts w:cstheme="minorHAnsi"/>
+          <w:szCs w:val="22"/>
+        </w:rPr>
+        <w:t xml:space="preserve">1.6 </w:t>
+      </w:r>
+      <w:proofErr w:type="spellStart"/>
+      <w:r>
+        <w:rPr>
+          <w:rFonts w:cstheme="minorHAnsi"/>
+          <w:szCs w:val="22"/>
+        </w:rPr>
+        <w:t>Sistematika</w:t>
+      </w:r>
+      <w:proofErr w:type="spellEnd"/>
+      <w:r>
+        <w:rPr>
+          <w:rFonts w:cstheme="minorHAnsi"/>
+          <w:szCs w:val="22"/>
+        </w:rPr>
+        <w:t xml:space="preserve"> </w:t>
+      </w:r>
+      <w:proofErr w:type="spellStart"/>
+      <w:r>
+        <w:rPr>
+          <w:rFonts w:cstheme="minorHAnsi"/>
+          <w:szCs w:val="22"/>
+        </w:rPr>
+        <w:t>Penulisan</w:t>
+      </w:r>
+      <w:proofErr w:type="spellEnd"/>
     </w:p>
     <w:p>
       <w:pPr>
-        <w:pStyle w:val="Heading2"/>
-        <w:rPr>
-          <w:rFonts w:cstheme="minorHAnsi"/>
-          <w:b w:val="0"/>
-          <w:szCs w:val="22"/>
-        </w:rPr>
-      </w:pPr>
-      <w:r>
-        <w:rPr>
-          <w:rFonts w:cstheme="minorHAnsi"/>
-          <w:szCs w:val="22"/>
-        </w:rPr>
-        <w:t xml:space="preserve">1.6 </w:t>
-      </w:r>
-      <w:proofErr w:type="spellStart"/>
-      <w:r>
-        <w:rPr>
-          <w:rFonts w:cstheme="minorHAnsi"/>
-          <w:szCs w:val="22"/>
+        <w:spacing w:before="240" w:after="0" w:line="276" w:lineRule="auto"/>
+        <w:ind w:left="720"/>
+        <w:jc w:val="both"/>
+        <w:rPr>
+          <w:rFonts w:cstheme="minorHAnsi"/>
+          <w:bCs/>
+        </w:rPr>
+      </w:pPr>
+      <w:proofErr w:type="spellStart"/>
+      <w:r>
+        <w:rPr>
+          <w:rFonts w:cstheme="minorHAnsi"/>
+          <w:bCs/>
+        </w:rPr>
+        <w:t>Laporan</w:t>
+      </w:r>
+      <w:proofErr w:type="spellEnd"/>
+      <w:r>
+        <w:rPr>
+          <w:rFonts w:cstheme="minorHAnsi"/>
+          <w:bCs/>
+        </w:rPr>
+        <w:t xml:space="preserve"> </w:t>
+      </w:r>
+      <w:proofErr w:type="spellStart"/>
+      <w:r>
+        <w:rPr>
+          <w:rFonts w:cstheme="minorHAnsi"/>
+          <w:bCs/>
+        </w:rPr>
+        <w:t>ini</w:t>
+      </w:r>
+      <w:proofErr w:type="spellEnd"/>
+      <w:r>
+        <w:rPr>
+          <w:rFonts w:cstheme="minorHAnsi"/>
+          <w:bCs/>
+        </w:rPr>
+        <w:t xml:space="preserve"> </w:t>
+      </w:r>
+      <w:proofErr w:type="spellStart"/>
+      <w:r>
+        <w:rPr>
+          <w:rFonts w:cstheme="minorHAnsi"/>
+          <w:bCs/>
+        </w:rPr>
+        <w:t>disusun</w:t>
+      </w:r>
+      <w:proofErr w:type="spellEnd"/>
+      <w:r>
+        <w:rPr>
+          <w:rFonts w:cstheme="minorHAnsi"/>
+          <w:bCs/>
+        </w:rPr>
+        <w:t xml:space="preserve"> </w:t>
+      </w:r>
+      <w:proofErr w:type="spellStart"/>
+      <w:r>
+        <w:rPr>
+          <w:rFonts w:cstheme="minorHAnsi"/>
+          <w:bCs/>
+        </w:rPr>
+        <w:t>dalam</w:t>
+      </w:r>
+      <w:proofErr w:type="spellEnd"/>
+      <w:r>
+        <w:rPr>
+          <w:rFonts w:cstheme="minorHAnsi"/>
+          <w:bCs/>
+        </w:rPr>
+        <w:t xml:space="preserve"> </w:t>
+      </w:r>
+      <w:proofErr w:type="spellStart"/>
+      <w:r>
+        <w:rPr>
+          <w:rFonts w:cstheme="minorHAnsi"/>
+          <w:bCs/>
         </w:rPr>
         <w:t>Sistematika</w:t>
       </w:r>
@@ -15847,171 +16249,73 @@
       <w:r>
         <w:rPr>
           <w:rFonts w:cstheme="minorHAnsi"/>
-          <w:szCs w:val="22"/>
-        </w:rPr>
-        <w:t xml:space="preserve"> </w:t>
-      </w:r>
-      <w:proofErr w:type="spellStart"/>
-      <w:r>
-        <w:rPr>
-          <w:rFonts w:cstheme="minorHAnsi"/>
-          <w:szCs w:val="22"/>
+          <w:bCs/>
+        </w:rPr>
+        <w:t xml:space="preserve"> </w:t>
+      </w:r>
+      <w:proofErr w:type="spellStart"/>
+      <w:r>
+        <w:rPr>
+          <w:rFonts w:cstheme="minorHAnsi"/>
+          <w:bCs/>
         </w:rPr>
         <w:t>Penulisan</w:t>
       </w:r>
       <w:proofErr w:type="spellEnd"/>
+      <w:r>
+        <w:rPr>
+          <w:rFonts w:cstheme="minorHAnsi"/>
+          <w:bCs/>
+        </w:rPr>
+        <w:t xml:space="preserve"> </w:t>
+      </w:r>
+      <w:proofErr w:type="spellStart"/>
+      <w:r>
+        <w:rPr>
+          <w:rFonts w:cstheme="minorHAnsi"/>
+          <w:bCs/>
+        </w:rPr>
+        <w:t>sebagai</w:t>
+      </w:r>
+      <w:proofErr w:type="spellEnd"/>
+      <w:r>
+        <w:rPr>
+          <w:rFonts w:cstheme="minorHAnsi"/>
+          <w:bCs/>
+        </w:rPr>
+        <w:t xml:space="preserve"> </w:t>
+      </w:r>
+      <w:proofErr w:type="spellStart"/>
+      <w:r>
+        <w:rPr>
+          <w:rFonts w:cstheme="minorHAnsi"/>
+          <w:bCs/>
+        </w:rPr>
+        <w:t>berikut</w:t>
+      </w:r>
+      <w:proofErr w:type="spellEnd"/>
+      <w:r>
+        <w:rPr>
+          <w:rFonts w:cstheme="minorHAnsi"/>
+          <w:bCs/>
+        </w:rPr>
+        <w:t>:</w:t>
+      </w:r>
     </w:p>
     <w:p>
       <w:pPr>
-        <w:spacing w:before="240" w:after="0" w:line="276" w:lineRule="auto"/>
+        <w:spacing w:after="0" w:line="276" w:lineRule="auto"/>
         <w:jc w:val="both"/>
         <w:rPr>
           <w:rFonts w:cstheme="minorHAnsi"/>
           <w:bCs/>
         </w:rPr>
       </w:pPr>
-      <w:proofErr w:type="spellStart"/>
-      <w:r>
-        <w:rPr>
-          <w:rFonts w:cstheme="minorHAnsi"/>
-          <w:bCs/>
-        </w:rPr>
-        <w:t>Laporan</w:t>
-      </w:r>
-      <w:proofErr w:type="spellEnd"/>
-      <w:r>
-        <w:rPr>
-          <w:rFonts w:cstheme="minorHAnsi"/>
-          <w:bCs/>
-        </w:rPr>
-        <w:t xml:space="preserve"> </w:t>
-      </w:r>
-      <w:proofErr w:type="spellStart"/>
-      <w:r>
-        <w:rPr>
-          <w:rFonts w:cstheme="minorHAnsi"/>
-          <w:bCs/>
-        </w:rPr>
-        <w:t>ini</w:t>
-      </w:r>
-      <w:proofErr w:type="spellEnd"/>
-      <w:r>
-        <w:rPr>
-          <w:rFonts w:cstheme="minorHAnsi"/>
-          <w:bCs/>
-        </w:rPr>
-        <w:t xml:space="preserve"> </w:t>
-      </w:r>
-      <w:proofErr w:type="spellStart"/>
-      <w:r>
-        <w:rPr>
-          <w:rFonts w:cstheme="minorHAnsi"/>
-          <w:bCs/>
-        </w:rPr>
-        <w:t>disusun</w:t>
-      </w:r>
-      <w:proofErr w:type="spellEnd"/>
-      <w:r>
-        <w:rPr>
-          <w:rFonts w:cstheme="minorHAnsi"/>
-          <w:bCs/>
-        </w:rPr>
-        <w:t xml:space="preserve"> </w:t>
-      </w:r>
-      <w:proofErr w:type="spellStart"/>
-      <w:r>
-        <w:rPr>
-          <w:rFonts w:cstheme="minorHAnsi"/>
-          <w:bCs/>
-        </w:rPr>
-        <w:t>dalam</w:t>
-      </w:r>
-      <w:proofErr w:type="spellEnd"/>
-      <w:r>
-        <w:rPr>
-          <w:rFonts w:cstheme="minorHAnsi"/>
-          <w:bCs/>
-        </w:rPr>
-        <w:t xml:space="preserve"> </w:t>
-      </w:r>
-      <w:proofErr w:type="spellStart"/>
-      <w:r>
-        <w:rPr>
-          <w:rFonts w:cstheme="minorHAnsi"/>
-          <w:bCs/>
-        </w:rPr>
-        <w:t>Sistematika</w:t>
-      </w:r>
-      <w:proofErr w:type="spellEnd"/>
-      <w:r>
-        <w:rPr>
-          <w:rFonts w:cstheme="minorHAnsi"/>
-          <w:bCs/>
-        </w:rPr>
-        <w:t xml:space="preserve"> </w:t>
-      </w:r>
-      <w:proofErr w:type="spellStart"/>
-      <w:r>
-        <w:rPr>
-          <w:rFonts w:cstheme="minorHAnsi"/>
-          <w:bCs/>
-        </w:rPr>
-        <w:t>Penulisan</w:t>
-      </w:r>
-      <w:proofErr w:type="spellEnd"/>
-      <w:r>
-        <w:rPr>
-          <w:rFonts w:cstheme="minorHAnsi"/>
-          <w:bCs/>
-        </w:rPr>
-        <w:t xml:space="preserve"> </w:t>
-      </w:r>
-      <w:proofErr w:type="spellStart"/>
-      <w:r>
-        <w:rPr>
-          <w:rFonts w:cstheme="minorHAnsi"/>
-          <w:bCs/>
-        </w:rPr>
-        <w:t>sebagai</w:t>
-      </w:r>
-      <w:proofErr w:type="spellEnd"/>
-      <w:r>
-        <w:rPr>
-          <w:rFonts w:cstheme="minorHAnsi"/>
-          <w:bCs/>
-        </w:rPr>
-        <w:t xml:space="preserve"> </w:t>
-      </w:r>
-      <w:proofErr w:type="spellStart"/>
-      <w:r>
-        <w:rPr>
-          <w:rFonts w:cstheme="minorHAnsi"/>
-          <w:bCs/>
-        </w:rPr>
-        <w:t>berikut</w:t>
-      </w:r>
-      <w:proofErr w:type="spellEnd"/>
-      <w:r>
-        <w:rPr>
-          <w:rFonts w:cstheme="minorHAnsi"/>
-          <w:bCs/>
-        </w:rPr>
-        <w:t>:</w:t>
-      </w:r>
     </w:p>
     <w:p>
       <w:pPr>
-        <w:spacing w:after="0" w:line="276" w:lineRule="auto"/>
-        <w:jc w:val="both"/>
-        <w:rPr>
-          <w:rFonts w:cstheme="minorHAnsi"/>
-          <w:bCs/>
-        </w:rPr>
-      </w:pPr>
-    </w:p>
-    <w:p>
-      <w:pPr>
         <w:pStyle w:val="Heading3"/>
+        <w:ind w:firstLine="720"/>
         <w:rPr>
           <w:rFonts w:cstheme="minorHAnsi"/>
           <w:b w:val="0"/>
@@ -16023,6 +16327,7 @@
           <w:rFonts w:cstheme="minorHAnsi"/>
           <w:szCs w:val="22"/>
         </w:rPr>
+        <w:lastRenderedPageBreak/>
         <w:t>BAB I</w:t>
       </w:r>
       <w:r>
@@ -16208,6 +16513,7 @@
     <w:p>
       <w:pPr>
         <w:pStyle w:val="Heading3"/>
+        <w:ind w:firstLine="720"/>
         <w:rPr>
           <w:rFonts w:cstheme="minorHAnsi"/>
           <w:b w:val="0"/>
@@ -16297,6 +16603,7 @@
     <w:p>
       <w:pPr>
         <w:pStyle w:val="Heading3"/>
+        <w:ind w:firstLine="720"/>
         <w:rPr>
           <w:rFonts w:cstheme="minorHAnsi"/>
           <w:b w:val="0"/>
@@ -16475,24 +16782,8 @@
     </w:p>
     <w:p>
       <w:pPr>
-        <w:spacing w:after="0" w:line="276" w:lineRule="auto"/>
-        <w:jc w:val="both"/>
-        <w:rPr>
-          <w:rFonts w:cstheme="minorHAnsi"/>
-          <w:bCs/>
-        </w:rPr>
-      </w:pPr>
-      <w:r>
-        <w:rPr>
-          <w:rFonts w:cstheme="minorHAnsi"/>
-          <w:bCs/>
-        </w:rPr>
-        <w:br w:type="page"/>
-      </w:r>
-    </w:p>
-    <w:p>
-      <w:pPr>
         <w:pStyle w:val="Heading3"/>
+        <w:ind w:firstLine="720"/>
         <w:rPr>
           <w:rFonts w:cstheme="minorHAnsi"/>
           <w:b w:val="0"/>
@@ -16504,7 +16795,6 @@
           <w:rFonts w:cstheme="minorHAnsi"/>
           <w:szCs w:val="22"/>
         </w:rPr>
-        <w:lastRenderedPageBreak/>
         <w:t>BAB IV</w:t>
       </w:r>
       <w:r>
@@ -16595,6 +16885,7 @@
     <w:p>
       <w:pPr>
         <w:pStyle w:val="Heading3"/>
+        <w:ind w:firstLine="720"/>
         <w:rPr>
           <w:rFonts w:cstheme="minorHAnsi"/>
           <w:b w:val="0"/>
@@ -16606,6 +16897,7 @@
           <w:rFonts w:cstheme="minorHAnsi"/>
           <w:szCs w:val="22"/>
         </w:rPr>
+        <w:lastRenderedPageBreak/>
         <w:t>BAB V</w:t>
       </w:r>
       <w:r>
@@ -16674,6 +16966,7 @@
     <w:p>
       <w:pPr>
         <w:pStyle w:val="Heading3"/>
+        <w:ind w:firstLine="720"/>
         <w:rPr>
           <w:rFonts w:cstheme="minorHAnsi"/>
           <w:b w:val="0"/>
@@ -16691,6 +16984,7 @@
     <w:p>
       <w:pPr>
         <w:pStyle w:val="Heading3"/>
+        <w:ind w:firstLine="720"/>
         <w:rPr>
           <w:rFonts w:cstheme="minorHAnsi"/>
           <w:b w:val="0"/>
@@ -16708,11 +17002,145 @@
     <w:p>
       <w:pPr>
         <w:pStyle w:val="Heading3"/>
-        <w:rPr>
-          <w:rFonts w:cstheme="minorHAnsi"/>
-          <w:szCs w:val="22"/>
+        <w:ind w:firstLine="720"/>
+        <w:rPr>
+          <w:rFonts w:cstheme="minorHAnsi"/>
+          <w:szCs w:val="22"/>
+        </w:rPr>
+      </w:pPr>
+      <w:r>
+        <w:rPr>
+          <w:rFonts w:cstheme="minorHAnsi"/>
+          <w:szCs w:val="22"/>
+        </w:rPr>
+        <w:t>BIODATA PENULIS</w:t>
+      </w:r>
+    </w:p>
+    <w:p/>
+    <w:p>
+      <w:pPr>
+        <w:pStyle w:val="Heading3"/>
+        <w:rPr>
+          <w:rFonts w:cstheme="minorHAnsi"/>
+          <w:szCs w:val="22"/>
+        </w:rPr>
+      </w:pPr>
+      <w:r>
+        <w:rPr>
+          <w:rFonts w:cstheme="minorHAnsi"/>
+          <w:szCs w:val="22"/>
+        </w:rPr>
+        <w:t xml:space="preserve">1.7 </w:t>
+      </w:r>
+      <w:proofErr w:type="spellStart"/>
+      <w:r>
+        <w:rPr>
+          <w:rFonts w:cstheme="minorHAnsi"/>
+          <w:szCs w:val="22"/>
+        </w:rPr>
+        <w:t>Rencana</w:t>
+      </w:r>
+      <w:proofErr w:type="spellEnd"/>
+      <w:r>
+        <w:rPr>
+          <w:rFonts w:cstheme="minorHAnsi"/>
+          <w:szCs w:val="22"/>
+        </w:rPr>
+        <w:t xml:space="preserve"> </w:t>
+      </w:r>
+      <w:proofErr w:type="spellStart"/>
+      <w:r>
+        <w:rPr>
+          <w:rFonts w:cstheme="minorHAnsi"/>
+          <w:szCs w:val="22"/>
+        </w:rPr>
+        <w:t>Kegiatan</w:t>
+      </w:r>
+      <w:proofErr w:type="spellEnd"/>
+    </w:p>
+    <w:p>
+      <w:pPr>
+        <w:rPr>
+          <w:rFonts w:cstheme="minorHAnsi"/>
+        </w:rPr>
+      </w:pPr>
+    </w:p>
+    <w:p>
+      <w:pPr>
+        <w:jc w:val="center"/>
+        <w:rPr>
+          <w:rFonts w:cstheme="minorHAnsi"/>
+        </w:rPr>
+      </w:pPr>
+      <w:proofErr w:type="spellStart"/>
+      <w:proofErr w:type="gramStart"/>
+      <w:r>
+        <w:rPr>
+          <w:rFonts w:cstheme="minorHAnsi"/>
+          <w:b/>
+          <w:bCs/>
+        </w:rPr>
+        <w:t>Tabel</w:t>
+      </w:r>
+      <w:proofErr w:type="spellEnd"/>
+      <w:r>
+        <w:rPr>
+          <w:rFonts w:cstheme="minorHAnsi"/>
+          <w:b/>
+          <w:bCs/>
+        </w:rPr>
+        <w:t xml:space="preserve">  1.1</w:t>
+      </w:r>
+      <w:proofErr w:type="gramEnd"/>
+      <w:r>
+        <w:rPr>
+          <w:rFonts w:cstheme="minorHAnsi"/>
+          <w:b/>
+          <w:bCs/>
+        </w:rPr>
+        <w:t xml:space="preserve"> </w:t>
+      </w:r>
+      <w:proofErr w:type="spellStart"/>
+      <w:r>
+        <w:rPr>
+          <w:rFonts w:cstheme="minorHAnsi"/>
+        </w:rPr>
+        <w:t>Rencana</w:t>
+      </w:r>
+      <w:proofErr w:type="spellEnd"/>
+      <w:r>
+        <w:rPr>
+          <w:rFonts w:cstheme="minorHAnsi"/>
+        </w:rPr>
+        <w:t xml:space="preserve"> </w:t>
+      </w:r>
+      <w:proofErr w:type="spellStart"/>
+      <w:r>
+        <w:rPr>
+          <w:rFonts w:cstheme="minorHAnsi"/>
+        </w:rPr>
+        <w:t>Kegiatan</w:t>
+      </w:r>
+      <w:proofErr w:type="spellEnd"/>
+    </w:p>
+    <w:p>
+      <w:pPr>
+        <w:jc w:val="center"/>
+        <w:rPr>
+          <w:rFonts w:cstheme="minorHAnsi"/>
+          <w:noProof/>
+        </w:rPr>
+      </w:pPr>
+    </w:p>
+    <w:p>
+      <w:pPr>
+        <w:jc w:val="center"/>
+        <w:rPr>
+          <w:rFonts w:cstheme="minorHAnsi"/>
         </w:rPr>
         <w:sectPr>
+          <w:headerReference w:type="default" r:id="rId20"/>
+          <w:footerReference w:type="default" r:id="rId21"/>
           <w:pgSz w:w="8392" w:h="11907" w:code="11"/>
           <w:pgMar w:top="1418" w:right="1134" w:bottom="1418" w:left="1418" w:header="709" w:footer="709" w:gutter="0"/>
           <w:cols w:space="708"/>
@@ -16722,141 +17150,12 @@
       <w:r>
         <w:rPr>
           <w:rFonts w:cstheme="minorHAnsi"/>
-          <w:szCs w:val="22"/>
-        </w:rPr>
-        <w:t>BIODATA PENULIS</w:t>
-      </w:r>
-    </w:p>
-    <w:p>
-      <w:pPr>
-        <w:pStyle w:val="Heading2"/>
-        <w:rPr>
-          <w:rFonts w:cstheme="minorHAnsi"/>
-          <w:b w:val="0"/>
-          <w:szCs w:val="22"/>
-        </w:rPr>
-      </w:pPr>
-      <w:r>
-        <w:rPr>
-          <w:rFonts w:cstheme="minorHAnsi"/>
-          <w:szCs w:val="22"/>
-        </w:rPr>
-        <w:lastRenderedPageBreak/>
-        <w:t xml:space="preserve">1.7 </w:t>
-      </w:r>
-      <w:proofErr w:type="spellStart"/>
-      <w:r>
-        <w:rPr>
-          <w:rFonts w:cstheme="minorHAnsi"/>
-          <w:szCs w:val="22"/>
-        </w:rPr>
-        <w:t>Rencana</w:t>
-      </w:r>
-      <w:proofErr w:type="spellEnd"/>
-      <w:r>
-        <w:rPr>
-          <w:rFonts w:cstheme="minorHAnsi"/>
-          <w:szCs w:val="22"/>
-        </w:rPr>
-        <w:t xml:space="preserve"> </w:t>
-      </w:r>
-      <w:proofErr w:type="spellStart"/>
-      <w:r>
-        <w:rPr>
-          <w:rFonts w:cstheme="minorHAnsi"/>
-          <w:szCs w:val="22"/>
-        </w:rPr>
-        <w:t>Kegiatan</w:t>
-      </w:r>
-      <w:proofErr w:type="spellEnd"/>
-    </w:p>
-    <w:p>
-      <w:pPr>
-        <w:rPr>
-          <w:rFonts w:cstheme="minorHAnsi"/>
-        </w:rPr>
-      </w:pPr>
-    </w:p>
-    <w:p>
-      <w:pPr>
-        <w:jc w:val="center"/>
-        <w:rPr>
-          <w:rFonts w:cstheme="minorHAnsi"/>
-        </w:rPr>
-      </w:pPr>
-      <w:proofErr w:type="spellStart"/>
-      <w:proofErr w:type="gramStart"/>
-      <w:r>
-        <w:rPr>
-          <w:rFonts w:cstheme="minorHAnsi"/>
-          <w:b/>
-          <w:bCs/>
-        </w:rPr>
-        <w:t>Tabel</w:t>
-      </w:r>
-      <w:proofErr w:type="spellEnd"/>
-      <w:r>
-        <w:rPr>
-          <w:rFonts w:cstheme="minorHAnsi"/>
-          <w:b/>
-          <w:bCs/>
-        </w:rPr>
-        <w:t xml:space="preserve">  1.1</w:t>
-      </w:r>
-      <w:proofErr w:type="gramEnd"/>
-      <w:r>
-        <w:rPr>
-          <w:rFonts w:cstheme="minorHAnsi"/>
-          <w:b/>
-          <w:bCs/>
-        </w:rPr>
-        <w:t xml:space="preserve"> </w:t>
-      </w:r>
-      <w:proofErr w:type="spellStart"/>
-      <w:r>
-        <w:rPr>
-          <w:rFonts w:cstheme="minorHAnsi"/>
-        </w:rPr>
-        <w:t>Rencana</w:t>
-      </w:r>
-      <w:proofErr w:type="spellEnd"/>
-      <w:r>
-        <w:rPr>
-          <w:rFonts w:cstheme="minorHAnsi"/>
-        </w:rPr>
-        <w:t xml:space="preserve"> </w:t>
-      </w:r>
-      <w:proofErr w:type="spellStart"/>
-      <w:r>
-        <w:rPr>
-          <w:rFonts w:cstheme="minorHAnsi"/>
-        </w:rPr>
-        <w:t>Kegiatan</w:t>
-      </w:r>
-      <w:proofErr w:type="spellEnd"/>
-    </w:p>
-    <w:p>
-      <w:pPr>
-        <w:jc w:val="center"/>
-        <w:rPr>
-          <w:rFonts w:cstheme="minorHAnsi"/>
-        </w:rPr>
-        <w:sectPr>
-          <w:pgSz w:w="8392" w:h="11907" w:code="11"/>
-          <w:pgMar w:top="1418" w:right="1134" w:bottom="1418" w:left="1418" w:header="709" w:footer="709" w:gutter="0"/>
-          <w:cols w:space="708"/>
-          <w:docGrid w:linePitch="360"/>
-        </w:sectPr>
-      </w:pPr>
-      <w:r>
-        <w:rPr>
-          <w:rFonts w:cstheme="minorHAnsi"/>
           <w:noProof/>
         </w:rPr>
         <w:drawing>
-          <wp:inline distT="0" distB="0" distL="0" distR="0" wp14:anchorId="26C7928E" wp14:editId="47945FA8">
-            <wp:extent cx="3709035" cy="2465070"/>
-            <wp:effectExtent l="0" t="0" r="5715" b="0"/>
+          <wp:inline distT="0" distB="0" distL="0" distR="0" wp14:anchorId="26C7928E" wp14:editId="22F05F19">
+            <wp:extent cx="3465899" cy="2465070"/>
+            <wp:effectExtent l="0" t="0" r="1270" b="0"/>
             <wp:docPr id="1" name="Picture 1"/>
             <wp:cNvGraphicFramePr>
               <a:graphicFrameLocks xmlns:a="http://schemas.openxmlformats.org/drawingml/2006/main" noChangeAspect="1"/>
@@ -16870,23 +17169,21 @@
                       <a:picLocks noChangeAspect="1" noChangeArrowheads="1"/>
                     </pic:cNvPicPr>
                   </pic:nvPicPr>
-                  <pic:blipFill>
-                    <a:blip r:embed="rId23" cstate="print">
+                  <pic:blipFill rotWithShape="1">
+                    <a:blip r:embed="rId22" cstate="print">
                       <a:extLst>
                         <a:ext uri="{28A0092B-C50C-407E-A947-70E740481C1C}">
                           <a14:useLocalDpi xmlns:a14="http://schemas.microsoft.com/office/drawing/2010/main" val="0"/>
                         </a:ext>
                       </a:extLst>
                     </a:blip>
-                    <a:srcRect/>
-                    <a:stretch>
-                      <a:fillRect/>
-                    </a:stretch>
+                    <a:srcRect l="6556"/>
+                    <a:stretch/>
                   </pic:blipFill>
                   <pic:spPr bwMode="auto">
                     <a:xfrm>
                       <a:off x="0" y="0"/>
-                      <a:ext cx="3709035" cy="2465070"/>
+                      <a:ext cx="3465899" cy="2465070"/>
                     </a:xfrm>
                     <a:prstGeom prst="rect">
                       <a:avLst/>
@@ -16895,6 +17192,11 @@
                     <a:ln>
                       <a:noFill/>
                     </a:ln>
+                    <a:extLst>
+                      <a:ext uri="{53640926-AAD7-44D8-BBD7-CCE9431645EC}">
+                        <a14:shadowObscured xmlns:a14="http://schemas.microsoft.com/office/drawing/2010/main"/>
+                      </a:ext>
+                    </a:extLst>
                   </pic:spPr>
                 </pic:pic>
               </a:graphicData>
@@ -16990,7 +17292,7 @@
           <w:noProof/>
         </w:rPr>
         <w:drawing>
-          <wp:inline distT="0" distB="0" distL="0" distR="0" wp14:anchorId="1F252343" wp14:editId="39A69AFB">
+          <wp:inline distT="0" distB="0" distL="0" distR="0" wp14:anchorId="1F252343" wp14:editId="21D9286B">
             <wp:extent cx="1724025" cy="932082"/>
             <wp:effectExtent l="0" t="0" r="0" b="1905"/>
             <wp:docPr id="2" name="Picture 2"/>
@@ -17007,7 +17309,7 @@
                     </pic:cNvPicPr>
                   </pic:nvPicPr>
                   <pic:blipFill>
-                    <a:blip r:embed="rId24" cstate="print">
+                    <a:blip r:embed="rId23" cstate="print">
                       <a:extLst>
                         <a:ext uri="{28A0092B-C50C-407E-A947-70E740481C1C}">
                           <a14:useLocalDpi xmlns:a14="http://schemas.microsoft.com/office/drawing/2010/main" val="0"/>
@@ -18734,52 +19036,15 @@
     </w:p>
     <w:p>
       <w:pPr>
-        <w:spacing w:before="240"/>
-        <w:jc w:val="both"/>
-        <w:rPr>
-          <w:rFonts w:cstheme="minorHAnsi"/>
-        </w:rPr>
-        <w:sectPr>
-          <w:headerReference w:type="first" r:id="rId25"/>
-          <w:footerReference w:type="first" r:id="rId26"/>
-          <w:pgSz w:w="8392" w:h="11907" w:code="11"/>
-          <w:pgMar w:top="1418" w:right="1134" w:bottom="1418" w:left="1418" w:header="709" w:footer="709" w:gutter="0"/>
-          <w:cols w:space="708"/>
-          <w:titlePg/>
-          <w:docGrid w:linePitch="360"/>
-        </w:sectPr>
-      </w:pPr>
-    </w:p>
-    <w:p>
-      <w:pPr>
         <w:pStyle w:val="Heading2"/>
-        <w:spacing w:after="240"/>
-        <w:rPr>
-          <w:rFonts w:cstheme="minorHAnsi"/>
-          <w:b w:val="0"/>
-          <w:szCs w:val="22"/>
-        </w:rPr>
-      </w:pPr>
-      <w:r>
-        <w:rPr>
-          <w:rFonts w:cstheme="minorHAnsi"/>
-          <w:szCs w:val="22"/>
-        </w:rPr>
-        <w:lastRenderedPageBreak/>
+      </w:pPr>
+      <w:r>
         <w:t>2.2</w:t>
       </w:r>
       <w:r>
-        <w:rPr>
-          <w:rFonts w:cstheme="minorHAnsi"/>
-          <w:szCs w:val="22"/>
-        </w:rPr>
         <w:tab/>
       </w:r>
       <w:r>
-        <w:rPr>
-          <w:rFonts w:cstheme="minorHAnsi"/>
-          <w:szCs w:val="22"/>
-        </w:rPr>
         <w:t>Bootstrap</w:t>
       </w:r>
     </w:p>
@@ -18817,7 +19082,7 @@
                     </pic:cNvPicPr>
                   </pic:nvPicPr>
                   <pic:blipFill>
-                    <a:blip r:embed="rId27" cstate="print">
+                    <a:blip r:embed="rId24" cstate="print">
                       <a:extLst>
                         <a:ext uri="{28A0092B-C50C-407E-A947-70E740481C1C}">
                           <a14:useLocalDpi xmlns:a14="http://schemas.microsoft.com/office/drawing/2010/main" val="0"/>
@@ -18943,17 +19208,19 @@
       <w:pPr>
         <w:spacing w:before="100" w:beforeAutospacing="1" w:after="100" w:afterAutospacing="1" w:line="360" w:lineRule="auto"/>
         <w:ind w:firstLine="720"/>
-        <w:rPr>
-          <w:rFonts w:eastAsia="Times New Roman" w:cstheme="minorHAnsi"/>
-          <w:lang w:val="en-ID" w:eastAsia="en-ID"/>
-        </w:rPr>
-      </w:pPr>
-      <w:proofErr w:type="spellStart"/>
-      <w:r>
-        <w:rPr>
-          <w:rFonts w:eastAsia="Times New Roman" w:cstheme="minorHAnsi"/>
-          <w:lang w:val="en-ID" w:eastAsia="en-ID"/>
-        </w:rPr>
+        <w:jc w:val="both"/>
+        <w:rPr>
+          <w:rFonts w:eastAsia="Times New Roman" w:cstheme="minorHAnsi"/>
+          <w:lang w:val="en-ID" w:eastAsia="en-ID"/>
+        </w:rPr>
+      </w:pPr>
+      <w:proofErr w:type="spellStart"/>
+      <w:r>
+        <w:rPr>
+          <w:rFonts w:eastAsia="Times New Roman" w:cstheme="minorHAnsi"/>
+          <w:lang w:val="en-ID" w:eastAsia="en-ID"/>
+        </w:rPr>
+        <w:lastRenderedPageBreak/>
         <w:t>Menurut</w:t>
       </w:r>
       <w:proofErr w:type="spellEnd"/>
@@ -19641,17 +19908,11 @@
       <w:pPr>
         <w:spacing w:before="100" w:beforeAutospacing="1" w:after="100" w:afterAutospacing="1" w:line="360" w:lineRule="auto"/>
         <w:ind w:firstLine="720"/>
-        <w:rPr>
-          <w:rFonts w:eastAsia="Times New Roman" w:cstheme="minorHAnsi"/>
-          <w:lang w:val="en-ID" w:eastAsia="en-ID"/>
-        </w:rPr>
-        <w:sectPr>
-          <w:pgSz w:w="8392" w:h="11907" w:code="11"/>
-          <w:pgMar w:top="1418" w:right="1134" w:bottom="1418" w:left="1418" w:header="709" w:footer="709" w:gutter="0"/>
-          <w:cols w:space="708"/>
-          <w:titlePg/>
-          <w:docGrid w:linePitch="360"/>
-        </w:sectPr>
+        <w:jc w:val="both"/>
+        <w:rPr>
+          <w:rFonts w:eastAsia="Times New Roman" w:cstheme="minorHAnsi"/>
+          <w:lang w:val="en-ID" w:eastAsia="en-ID"/>
+        </w:rPr>
       </w:pPr>
       <w:r>
         <w:rPr>
@@ -19866,15 +20127,7 @@
           <w:rFonts w:eastAsia="Times New Roman" w:cstheme="minorHAnsi"/>
           <w:lang w:val="en-ID" w:eastAsia="en-ID"/>
         </w:rPr>
-        <w:t xml:space="preserve"> </w:t>
-      </w:r>
-      <w:r>
-        <w:rPr>
-          <w:rFonts w:eastAsia="Times New Roman" w:cstheme="minorHAnsi"/>
-          <w:lang w:val="en-ID" w:eastAsia="en-ID"/>
-        </w:rPr>
-        <w:lastRenderedPageBreak/>
-        <w:t xml:space="preserve">Osmani, Bootstrap </w:t>
+        <w:t xml:space="preserve"> Osmani, Bootstrap </w:t>
       </w:r>
       <w:proofErr w:type="spellStart"/>
       <w:r>
@@ -20424,17 +20677,14 @@
     <w:p>
       <w:pPr>
         <w:pStyle w:val="Heading2"/>
-        <w:spacing w:after="240"/>
-        <w:rPr>
-          <w:rFonts w:eastAsia="Times New Roman" w:cstheme="minorHAnsi"/>
-          <w:szCs w:val="22"/>
-          <w:lang w:val="en-ID" w:eastAsia="en-ID"/>
-        </w:rPr>
-      </w:pPr>
-      <w:r>
-        <w:rPr>
-          <w:rFonts w:eastAsia="Times New Roman" w:cstheme="minorHAnsi"/>
-          <w:szCs w:val="22"/>
+        <w:rPr>
+          <w:rFonts w:eastAsia="Times New Roman"/>
+          <w:lang w:val="en-ID" w:eastAsia="en-ID"/>
+        </w:rPr>
+      </w:pPr>
+      <w:r>
+        <w:rPr>
+          <w:rFonts w:eastAsia="Times New Roman"/>
           <w:lang w:val="en-ID" w:eastAsia="en-ID"/>
         </w:rPr>
         <w:lastRenderedPageBreak/>
@@ -20442,16 +20692,14 @@
       </w:r>
       <w:r>
         <w:rPr>
-          <w:rFonts w:eastAsia="Times New Roman" w:cstheme="minorHAnsi"/>
-          <w:szCs w:val="22"/>
+          <w:rFonts w:eastAsia="Times New Roman"/>
           <w:lang w:val="en-ID" w:eastAsia="en-ID"/>
         </w:rPr>
         <w:tab/>
       </w:r>
       <w:r>
         <w:rPr>
-          <w:rFonts w:eastAsia="Times New Roman" w:cstheme="minorHAnsi"/>
-          <w:szCs w:val="22"/>
+          <w:rFonts w:eastAsia="Times New Roman"/>
           <w:lang w:val="en-ID" w:eastAsia="en-ID"/>
         </w:rPr>
         <w:t>Laravel</w:t>
@@ -20492,7 +20740,7 @@
                     </pic:cNvPicPr>
                   </pic:nvPicPr>
                   <pic:blipFill>
-                    <a:blip r:embed="rId28" cstate="print">
+                    <a:blip r:embed="rId25" cstate="print">
                       <a:extLst>
                         <a:ext uri="{28A0092B-C50C-407E-A947-70E740481C1C}">
                           <a14:useLocalDpi xmlns:a14="http://schemas.microsoft.com/office/drawing/2010/main" val="0"/>
@@ -21467,13 +21715,6 @@
           <w:rFonts w:eastAsia="Times New Roman" w:cstheme="minorHAnsi"/>
           <w:lang w:val="en-ID" w:eastAsia="en-ID"/>
         </w:rPr>
-        <w:sectPr>
-          <w:pgSz w:w="8392" w:h="11907" w:code="11"/>
-          <w:pgMar w:top="1418" w:right="1134" w:bottom="1418" w:left="1418" w:header="709" w:footer="709" w:gutter="0"/>
-          <w:cols w:space="708"/>
-          <w:titlePg/>
-          <w:docGrid w:linePitch="360"/>
-        </w:sectPr>
       </w:pPr>
       <w:r>
         <w:rPr>
@@ -21624,102 +21865,95 @@
           <w:rFonts w:eastAsia="Times New Roman" w:cstheme="minorHAnsi"/>
           <w:lang w:val="en-ID" w:eastAsia="en-ID"/>
         </w:rPr>
-        <w:t xml:space="preserve"> PHP </w:t>
-      </w:r>
+        <w:t xml:space="preserve"> PHP paling </w:t>
+      </w:r>
+      <w:proofErr w:type="spellStart"/>
+      <w:r>
+        <w:rPr>
+          <w:rFonts w:eastAsia="Times New Roman" w:cstheme="minorHAnsi"/>
+          <w:lang w:val="en-ID" w:eastAsia="en-ID"/>
+        </w:rPr>
+        <w:t>kuat</w:t>
+      </w:r>
+      <w:proofErr w:type="spellEnd"/>
+      <w:r>
+        <w:rPr>
+          <w:rFonts w:eastAsia="Times New Roman" w:cstheme="minorHAnsi"/>
+          <w:lang w:val="en-ID" w:eastAsia="en-ID"/>
+        </w:rPr>
+        <w:t xml:space="preserve"> dan paling </w:t>
+      </w:r>
+      <w:proofErr w:type="spellStart"/>
+      <w:r>
+        <w:rPr>
+          <w:rFonts w:eastAsia="Times New Roman" w:cstheme="minorHAnsi"/>
+          <w:lang w:val="en-ID" w:eastAsia="en-ID"/>
+        </w:rPr>
+        <w:t>mudah</w:t>
+      </w:r>
+      <w:proofErr w:type="spellEnd"/>
+      <w:r>
+        <w:rPr>
+          <w:rFonts w:eastAsia="Times New Roman" w:cstheme="minorHAnsi"/>
+          <w:lang w:val="en-ID" w:eastAsia="en-ID"/>
+        </w:rPr>
+        <w:t xml:space="preserve"> </w:t>
+      </w:r>
+      <w:proofErr w:type="spellStart"/>
+      <w:r>
+        <w:rPr>
+          <w:rFonts w:eastAsia="Times New Roman" w:cstheme="minorHAnsi"/>
+          <w:lang w:val="en-ID" w:eastAsia="en-ID"/>
+        </w:rPr>
+        <w:t>dipahami</w:t>
+      </w:r>
+      <w:proofErr w:type="spellEnd"/>
+      <w:r>
+        <w:rPr>
+          <w:rFonts w:eastAsia="Times New Roman" w:cstheme="minorHAnsi"/>
+          <w:lang w:val="en-ID" w:eastAsia="en-ID"/>
+        </w:rPr>
+        <w:t xml:space="preserve">." </w:t>
+      </w:r>
+      <w:proofErr w:type="spellStart"/>
+      <w:r>
+        <w:rPr>
+          <w:rFonts w:eastAsia="Times New Roman" w:cstheme="minorHAnsi"/>
+          <w:lang w:val="en-ID" w:eastAsia="en-ID"/>
+        </w:rPr>
+        <w:t>Menurut</w:t>
+      </w:r>
+      <w:proofErr w:type="spellEnd"/>
+      <w:r>
+        <w:rPr>
+          <w:rFonts w:eastAsia="Times New Roman" w:cstheme="minorHAnsi"/>
+          <w:lang w:val="en-ID" w:eastAsia="en-ID"/>
+        </w:rPr>
+        <w:t xml:space="preserve"> Way, </w:t>
+      </w:r>
+      <w:proofErr w:type="spellStart"/>
+      <w:r>
+        <w:rPr>
+          <w:rFonts w:eastAsia="Times New Roman" w:cstheme="minorHAnsi"/>
+          <w:lang w:val="en-ID" w:eastAsia="en-ID"/>
+        </w:rPr>
+        <w:t>fitur-fitur</w:t>
+      </w:r>
+      <w:proofErr w:type="spellEnd"/>
+      <w:r>
+        <w:rPr>
+          <w:rFonts w:eastAsia="Times New Roman" w:cstheme="minorHAnsi"/>
+          <w:lang w:val="en-ID" w:eastAsia="en-ID"/>
+        </w:rPr>
+        <w:t xml:space="preserve"> </w:t>
+      </w:r>
+      <w:proofErr w:type="spellStart"/>
       <w:r>
         <w:rPr>
           <w:rFonts w:eastAsia="Times New Roman" w:cstheme="minorHAnsi"/>
           <w:lang w:val="en-ID" w:eastAsia="en-ID"/>
         </w:rPr>
         <w:lastRenderedPageBreak/>
-        <w:t xml:space="preserve">paling </w:t>
-      </w:r>
-      <w:proofErr w:type="spellStart"/>
-      <w:r>
-        <w:rPr>
-          <w:rFonts w:eastAsia="Times New Roman" w:cstheme="minorHAnsi"/>
-          <w:lang w:val="en-ID" w:eastAsia="en-ID"/>
-        </w:rPr>
-        <w:t>kuat</w:t>
-      </w:r>
-      <w:proofErr w:type="spellEnd"/>
-      <w:r>
-        <w:rPr>
-          <w:rFonts w:eastAsia="Times New Roman" w:cstheme="minorHAnsi"/>
-          <w:lang w:val="en-ID" w:eastAsia="en-ID"/>
-        </w:rPr>
-        <w:t xml:space="preserve"> dan paling </w:t>
-      </w:r>
-      <w:proofErr w:type="spellStart"/>
-      <w:r>
-        <w:rPr>
-          <w:rFonts w:eastAsia="Times New Roman" w:cstheme="minorHAnsi"/>
-          <w:lang w:val="en-ID" w:eastAsia="en-ID"/>
-        </w:rPr>
-        <w:t>mudah</w:t>
-      </w:r>
-      <w:proofErr w:type="spellEnd"/>
-      <w:r>
-        <w:rPr>
-          <w:rFonts w:eastAsia="Times New Roman" w:cstheme="minorHAnsi"/>
-          <w:lang w:val="en-ID" w:eastAsia="en-ID"/>
-        </w:rPr>
-        <w:t xml:space="preserve"> </w:t>
-      </w:r>
-      <w:proofErr w:type="spellStart"/>
-      <w:r>
-        <w:rPr>
-          <w:rFonts w:eastAsia="Times New Roman" w:cstheme="minorHAnsi"/>
-          <w:lang w:val="en-ID" w:eastAsia="en-ID"/>
-        </w:rPr>
-        <w:t>dipahami</w:t>
-      </w:r>
-      <w:proofErr w:type="spellEnd"/>
-      <w:r>
-        <w:rPr>
-          <w:rFonts w:eastAsia="Times New Roman" w:cstheme="minorHAnsi"/>
-          <w:lang w:val="en-ID" w:eastAsia="en-ID"/>
-        </w:rPr>
-        <w:t xml:space="preserve">." </w:t>
-      </w:r>
-      <w:proofErr w:type="spellStart"/>
-      <w:r>
-        <w:rPr>
-          <w:rFonts w:eastAsia="Times New Roman" w:cstheme="minorHAnsi"/>
-          <w:lang w:val="en-ID" w:eastAsia="en-ID"/>
-        </w:rPr>
-        <w:t>Menurut</w:t>
-      </w:r>
-      <w:proofErr w:type="spellEnd"/>
-      <w:r>
-        <w:rPr>
-          <w:rFonts w:eastAsia="Times New Roman" w:cstheme="minorHAnsi"/>
-          <w:lang w:val="en-ID" w:eastAsia="en-ID"/>
-        </w:rPr>
-        <w:t xml:space="preserve"> Way, </w:t>
-      </w:r>
-      <w:proofErr w:type="spellStart"/>
-      <w:r>
-        <w:rPr>
-          <w:rFonts w:eastAsia="Times New Roman" w:cstheme="minorHAnsi"/>
-          <w:lang w:val="en-ID" w:eastAsia="en-ID"/>
-        </w:rPr>
-        <w:t>fitur-fitur</w:t>
-      </w:r>
-      <w:proofErr w:type="spellEnd"/>
-      <w:r>
-        <w:rPr>
-          <w:rFonts w:eastAsia="Times New Roman" w:cstheme="minorHAnsi"/>
-          <w:lang w:val="en-ID" w:eastAsia="en-ID"/>
-        </w:rPr>
-        <w:t xml:space="preserve"> </w:t>
-      </w:r>
-      <w:proofErr w:type="spellStart"/>
-      <w:r>
-        <w:rPr>
-          <w:rFonts w:eastAsia="Times New Roman" w:cstheme="minorHAnsi"/>
-          <w:lang w:val="en-ID" w:eastAsia="en-ID"/>
-        </w:rPr>
         <w:t>seperti</w:t>
       </w:r>
       <w:proofErr w:type="spellEnd"/>
@@ -22214,7 +22448,6 @@
     <w:p>
       <w:pPr>
         <w:pStyle w:val="Heading2"/>
-        <w:spacing w:after="240"/>
         <w:rPr>
           <w:rFonts w:eastAsia="Times New Roman"/>
           <w:szCs w:val="24"/>
@@ -22225,7 +22458,6 @@
           <w:rFonts w:eastAsia="Times New Roman"/>
           <w:lang w:val="id-ID"/>
         </w:rPr>
-        <w:lastRenderedPageBreak/>
         <w:t>2.4</w:t>
       </w:r>
       <w:r>
@@ -22286,7 +22518,7 @@
                     </pic:cNvPicPr>
                   </pic:nvPicPr>
                   <pic:blipFill rotWithShape="1">
-                    <a:blip r:embed="rId29" cstate="print">
+                    <a:blip r:embed="rId26" cstate="print">
                       <a:extLst>
                         <a:ext uri="{28A0092B-C50C-407E-A947-70E740481C1C}">
                           <a14:useLocalDpi xmlns:a14="http://schemas.microsoft.com/office/drawing/2010/main" val="0"/>
@@ -22413,16 +22645,13 @@
         </w:rPr>
         <w:t xml:space="preserve"> </w:t>
       </w:r>
-      <w:hyperlink r:id="rId30" w:history="1">
-        <w:r>
-          <w:rPr>
-            <w:rStyle w:val="Hyperlink"/>
-            <w:rFonts w:cstheme="minorHAnsi"/>
-            <w:lang w:val="en-ID" w:eastAsia="en-ID"/>
-          </w:rPr>
-          <w:t>https://wproom.com/wp-content/uploads/2018/11/html.png</w:t>
-        </w:r>
-      </w:hyperlink>
+      <w:r>
+        <w:rPr>
+          <w:rFonts w:cstheme="minorHAnsi"/>
+          <w:lang w:val="en-ID" w:eastAsia="en-ID"/>
+        </w:rPr>
+        <w:t>https://wproom.com/wp-content/uploads/2018/11/html.png</w:t>
+      </w:r>
       <w:r>
         <w:rPr>
           <w:rFonts w:cstheme="minorHAnsi"/>
@@ -22825,7 +23054,15 @@
           <w:rFonts w:eastAsia="Times New Roman" w:cstheme="minorHAnsi"/>
           <w:lang w:val="en-ID" w:eastAsia="en-ID"/>
         </w:rPr>
-        <w:t xml:space="preserve"> CERN, </w:t>
+        <w:t xml:space="preserve"> </w:t>
+      </w:r>
+      <w:r>
+        <w:rPr>
+          <w:rFonts w:eastAsia="Times New Roman" w:cstheme="minorHAnsi"/>
+          <w:lang w:val="en-ID" w:eastAsia="en-ID"/>
+        </w:rPr>
+        <w:lastRenderedPageBreak/>
+        <w:t xml:space="preserve">CERN, </w:t>
       </w:r>
       <w:proofErr w:type="spellStart"/>
       <w:r>
@@ -23276,7 +23513,6 @@
           <w:rFonts w:eastAsia="Times New Roman" w:cstheme="minorHAnsi"/>
           <w:lang w:val="en-ID" w:eastAsia="en-ID"/>
         </w:rPr>
-        <w:lastRenderedPageBreak/>
         <w:t>menarik</w:t>
       </w:r>
       <w:proofErr w:type="spellEnd"/>
@@ -23601,14 +23837,6 @@
           <w:rFonts w:eastAsia="Times New Roman" w:cstheme="minorHAnsi"/>
           <w:lang w:val="en-ID" w:eastAsia="en-ID"/>
         </w:rPr>
-        <w:sectPr>
-          <w:headerReference w:type="first" r:id="rId31"/>
-          <w:pgSz w:w="8392" w:h="11907" w:code="11"/>
-          <w:pgMar w:top="1418" w:right="1134" w:bottom="1418" w:left="1418" w:header="709" w:footer="709" w:gutter="0"/>
-          <w:cols w:space="708"/>
-          <w:titlePg/>
-          <w:docGrid w:linePitch="360"/>
-        </w:sectPr>
       </w:pPr>
       <w:r>
         <w:rPr>
@@ -24131,7 +24359,6 @@
     <w:p>
       <w:pPr>
         <w:pStyle w:val="Heading2"/>
-        <w:spacing w:after="240"/>
         <w:rPr>
           <w:noProof/>
         </w:rPr>
@@ -24188,7 +24415,7 @@
                     </pic:cNvPicPr>
                   </pic:nvPicPr>
                   <pic:blipFill>
-                    <a:blip r:embed="rId32">
+                    <a:blip r:embed="rId27">
                       <a:extLst>
                         <a:ext uri="{28A0092B-C50C-407E-A947-70E740481C1C}">
                           <a14:useLocalDpi xmlns:a14="http://schemas.microsoft.com/office/drawing/2010/main" val="0"/>
@@ -24287,16 +24514,13 @@
         </w:rPr>
         <w:t xml:space="preserve"> </w:t>
       </w:r>
-      <w:hyperlink r:id="rId33" w:history="1">
-        <w:r>
-          <w:rPr>
-            <w:rStyle w:val="Hyperlink"/>
-            <w:rFonts w:cstheme="minorHAnsi"/>
-            <w:lang w:val="en-ID" w:eastAsia="en-ID"/>
-          </w:rPr>
-          <w:t>https://www.petanikode.com/img/css/css-sqr.png</w:t>
-        </w:r>
-      </w:hyperlink>
+      <w:r>
+        <w:rPr>
+          <w:rFonts w:cstheme="minorHAnsi"/>
+          <w:lang w:val="en-ID" w:eastAsia="en-ID"/>
+        </w:rPr>
+        <w:t>https://www.petanikode.com/img/css/css-sqr.png</w:t>
+      </w:r>
       <w:r>
         <w:rPr>
           <w:rFonts w:cstheme="minorHAnsi"/>
@@ -25417,13 +25641,6 @@
           <w:rFonts w:eastAsia="Times New Roman" w:cstheme="minorHAnsi"/>
           <w:lang w:val="en-ID" w:eastAsia="en-ID"/>
         </w:rPr>
-        <w:sectPr>
-          <w:pgSz w:w="8392" w:h="11907" w:code="11"/>
-          <w:pgMar w:top="1418" w:right="1134" w:bottom="1418" w:left="1418" w:header="709" w:footer="709" w:gutter="0"/>
-          <w:cols w:space="708"/>
-          <w:titlePg/>
-          <w:docGrid w:linePitch="360"/>
-        </w:sectPr>
       </w:pPr>
       <w:proofErr w:type="spellStart"/>
       <w:r>
@@ -26101,7 +26318,6 @@
     <w:p>
       <w:pPr>
         <w:pStyle w:val="Heading2"/>
-        <w:spacing w:after="240"/>
         <w:rPr>
           <w:rFonts w:eastAsia="Times New Roman"/>
           <w:lang w:val="en-ID" w:eastAsia="en-ID"/>
@@ -26112,7 +26328,6 @@
           <w:rFonts w:eastAsia="Times New Roman"/>
           <w:lang w:val="en-ID" w:eastAsia="en-ID"/>
         </w:rPr>
-        <w:lastRenderedPageBreak/>
         <w:t>2.6</w:t>
       </w:r>
       <w:r>
@@ -26159,7 +26374,7 @@
                     </pic:cNvPicPr>
                   </pic:nvPicPr>
                   <pic:blipFill>
-                    <a:blip r:embed="rId34" cstate="print">
+                    <a:blip r:embed="rId28" cstate="print">
                       <a:extLst>
                         <a:ext uri="{28A0092B-C50C-407E-A947-70E740481C1C}">
                           <a14:useLocalDpi xmlns:a14="http://schemas.microsoft.com/office/drawing/2010/main" val="0"/>
@@ -26294,6 +26509,7 @@
           <w:rFonts w:eastAsia="Times New Roman" w:cstheme="minorHAnsi"/>
           <w:lang w:val="en-ID" w:eastAsia="en-ID"/>
         </w:rPr>
+        <w:lastRenderedPageBreak/>
         <w:t>Menurut</w:t>
       </w:r>
       <w:proofErr w:type="spellEnd"/>
@@ -26654,7 +26870,23 @@
           <w:rFonts w:eastAsia="Times New Roman" w:cstheme="minorHAnsi"/>
           <w:lang w:val="en-ID" w:eastAsia="en-ID"/>
         </w:rPr>
-        <w:t xml:space="preserve"> (client-side) agar </w:t>
+        <w:t xml:space="preserve"> (</w:t>
+      </w:r>
+      <w:r>
+        <w:rPr>
+          <w:rFonts w:eastAsia="Times New Roman" w:cstheme="minorHAnsi"/>
+          <w:i/>
+          <w:iCs/>
+          <w:lang w:val="en-ID" w:eastAsia="en-ID"/>
+        </w:rPr>
+        <w:t>client-side</w:t>
+      </w:r>
+      <w:r>
+        <w:rPr>
+          <w:rFonts w:eastAsia="Times New Roman" w:cstheme="minorHAnsi"/>
+          <w:lang w:val="en-ID" w:eastAsia="en-ID"/>
+        </w:rPr>
+        <w:t xml:space="preserve">) agar </w:t>
       </w:r>
       <w:proofErr w:type="spellStart"/>
       <w:r>
@@ -27177,7 +27409,23 @@
           <w:rFonts w:eastAsia="Times New Roman" w:cstheme="minorHAnsi"/>
           <w:lang w:val="en-ID" w:eastAsia="en-ID"/>
         </w:rPr>
-        <w:t xml:space="preserve"> scripting yang </w:t>
+        <w:t xml:space="preserve"> </w:t>
+      </w:r>
+      <w:r>
+        <w:rPr>
+          <w:rFonts w:eastAsia="Times New Roman" w:cstheme="minorHAnsi"/>
+          <w:i/>
+          <w:iCs/>
+          <w:lang w:val="en-ID" w:eastAsia="en-ID"/>
+        </w:rPr>
+        <w:t>scripting</w:t>
+      </w:r>
+      <w:r>
+        <w:rPr>
+          <w:rFonts w:eastAsia="Times New Roman" w:cstheme="minorHAnsi"/>
+          <w:lang w:val="en-ID" w:eastAsia="en-ID"/>
+        </w:rPr>
+        <w:t xml:space="preserve"> yang </w:t>
       </w:r>
       <w:proofErr w:type="spellStart"/>
       <w:r>
@@ -27249,7 +27497,6 @@
           <w:rFonts w:eastAsia="Times New Roman" w:cstheme="minorHAnsi"/>
           <w:lang w:val="en-ID" w:eastAsia="en-ID"/>
         </w:rPr>
-        <w:lastRenderedPageBreak/>
         <w:t>besar</w:t>
       </w:r>
       <w:proofErr w:type="spellEnd"/>
@@ -27562,7 +27809,23 @@
           <w:rFonts w:eastAsia="Times New Roman" w:cstheme="minorHAnsi"/>
           <w:lang w:val="en-ID" w:eastAsia="en-ID"/>
         </w:rPr>
-        <w:t xml:space="preserve"> DOM, </w:t>
+        <w:t xml:space="preserve"> </w:t>
+      </w:r>
+      <w:r>
+        <w:rPr>
+          <w:rFonts w:eastAsia="Times New Roman" w:cstheme="minorHAnsi"/>
+          <w:i/>
+          <w:iCs/>
+          <w:lang w:val="en-ID" w:eastAsia="en-ID"/>
+        </w:rPr>
+        <w:t>DOM</w:t>
+      </w:r>
+      <w:r>
+        <w:rPr>
+          <w:rFonts w:eastAsia="Times New Roman" w:cstheme="minorHAnsi"/>
+          <w:lang w:val="en-ID" w:eastAsia="en-ID"/>
+        </w:rPr>
+        <w:t xml:space="preserve">, </w:t>
       </w:r>
       <w:proofErr w:type="spellStart"/>
       <w:r>
@@ -27663,13 +27926,6 @@
           <w:rFonts w:eastAsia="Times New Roman" w:cstheme="minorHAnsi"/>
           <w:lang w:val="en-ID" w:eastAsia="en-ID"/>
         </w:rPr>
-        <w:sectPr>
-          <w:pgSz w:w="8392" w:h="11907" w:code="11"/>
-          <w:pgMar w:top="1418" w:right="1134" w:bottom="1418" w:left="1418" w:header="709" w:footer="709" w:gutter="0"/>
-          <w:cols w:space="708"/>
-          <w:titlePg/>
-          <w:docGrid w:linePitch="360"/>
-        </w:sectPr>
       </w:pPr>
       <w:proofErr w:type="spellStart"/>
       <w:r>
@@ -27749,7 +28005,23 @@
           <w:rFonts w:eastAsia="Times New Roman" w:cstheme="minorHAnsi"/>
           <w:lang w:val="en-ID" w:eastAsia="en-ID"/>
         </w:rPr>
-        <w:t xml:space="preserve"> script </w:t>
+        <w:t xml:space="preserve"> </w:t>
+      </w:r>
+      <w:r>
+        <w:rPr>
+          <w:rFonts w:eastAsia="Times New Roman" w:cstheme="minorHAnsi"/>
+          <w:i/>
+          <w:iCs/>
+          <w:lang w:val="en-ID" w:eastAsia="en-ID"/>
+        </w:rPr>
+        <w:t>script</w:t>
+      </w:r>
+      <w:r>
+        <w:rPr>
+          <w:rFonts w:eastAsia="Times New Roman" w:cstheme="minorHAnsi"/>
+          <w:lang w:val="en-ID" w:eastAsia="en-ID"/>
+        </w:rPr>
+        <w:t xml:space="preserve"> </w:t>
       </w:r>
       <w:proofErr w:type="spellStart"/>
       <w:r>
@@ -27957,7 +28229,15 @@
           <w:rFonts w:eastAsia="Times New Roman" w:cstheme="minorHAnsi"/>
           <w:lang w:val="en-ID" w:eastAsia="en-ID"/>
         </w:rPr>
-        <w:t xml:space="preserve"> JavaScript </w:t>
+        <w:t xml:space="preserve"> </w:t>
+      </w:r>
+      <w:r>
+        <w:rPr>
+          <w:rFonts w:eastAsia="Times New Roman" w:cstheme="minorHAnsi"/>
+          <w:lang w:val="en-ID" w:eastAsia="en-ID"/>
+        </w:rPr>
+        <w:lastRenderedPageBreak/>
+        <w:t xml:space="preserve">JavaScript </w:t>
       </w:r>
       <w:proofErr w:type="spellStart"/>
       <w:r>
@@ -28181,7 +28461,23 @@
           <w:rFonts w:eastAsia="Times New Roman" w:cstheme="minorHAnsi"/>
           <w:lang w:val="en-ID" w:eastAsia="en-ID"/>
         </w:rPr>
-        <w:t xml:space="preserve"> event, dan </w:t>
+        <w:t xml:space="preserve"> </w:t>
+      </w:r>
+      <w:r>
+        <w:rPr>
+          <w:rFonts w:eastAsia="Times New Roman" w:cstheme="minorHAnsi"/>
+          <w:i/>
+          <w:iCs/>
+          <w:lang w:val="en-ID" w:eastAsia="en-ID"/>
+        </w:rPr>
+        <w:t>event</w:t>
+      </w:r>
+      <w:r>
+        <w:rPr>
+          <w:rFonts w:eastAsia="Times New Roman" w:cstheme="minorHAnsi"/>
+          <w:lang w:val="en-ID" w:eastAsia="en-ID"/>
+        </w:rPr>
+        <w:t xml:space="preserve">, dan </w:t>
       </w:r>
       <w:proofErr w:type="spellStart"/>
       <w:r>
@@ -28213,7 +28509,23 @@
           <w:rFonts w:eastAsia="Times New Roman" w:cstheme="minorHAnsi"/>
           <w:lang w:val="en-ID" w:eastAsia="en-ID"/>
         </w:rPr>
-        <w:t xml:space="preserve"> API </w:t>
+        <w:t xml:space="preserve"> </w:t>
+      </w:r>
+      <w:r>
+        <w:rPr>
+          <w:rFonts w:eastAsia="Times New Roman" w:cstheme="minorHAnsi"/>
+          <w:i/>
+          <w:iCs/>
+          <w:lang w:val="en-ID" w:eastAsia="en-ID"/>
+        </w:rPr>
+        <w:t>API</w:t>
+      </w:r>
+      <w:r>
+        <w:rPr>
+          <w:rFonts w:eastAsia="Times New Roman" w:cstheme="minorHAnsi"/>
+          <w:lang w:val="en-ID" w:eastAsia="en-ID"/>
+        </w:rPr>
+        <w:t xml:space="preserve"> </w:t>
       </w:r>
       <w:proofErr w:type="spellStart"/>
       <w:r>
@@ -28235,7 +28547,6 @@
     <w:p>
       <w:pPr>
         <w:pStyle w:val="Heading2"/>
-        <w:spacing w:after="240"/>
         <w:rPr>
           <w:rFonts w:eastAsia="Times New Roman"/>
           <w:lang w:val="en-ID" w:eastAsia="en-ID"/>
@@ -28246,7 +28557,6 @@
           <w:rFonts w:eastAsia="Times New Roman"/>
           <w:lang w:val="en-ID" w:eastAsia="en-ID"/>
         </w:rPr>
-        <w:lastRenderedPageBreak/>
         <w:t>2.7</w:t>
       </w:r>
       <w:r>
@@ -28287,7 +28597,7 @@
                     </pic:cNvPicPr>
                   </pic:nvPicPr>
                   <pic:blipFill>
-                    <a:blip r:embed="rId35">
+                    <a:blip r:embed="rId29">
                       <a:extLst>
                         <a:ext uri="{28A0092B-C50C-407E-A947-70E740481C1C}">
                           <a14:useLocalDpi xmlns:a14="http://schemas.microsoft.com/office/drawing/2010/main" val="0"/>
@@ -28945,19 +29255,13 @@
           <w:rFonts w:eastAsia="Times New Roman" w:cstheme="minorHAnsi"/>
           <w:lang w:val="en-ID" w:eastAsia="en-ID"/>
         </w:rPr>
-        <w:sectPr>
-          <w:pgSz w:w="8392" w:h="11907" w:code="11"/>
-          <w:pgMar w:top="1418" w:right="1134" w:bottom="1418" w:left="1418" w:header="709" w:footer="709" w:gutter="0"/>
-          <w:cols w:space="708"/>
-          <w:titlePg/>
-          <w:docGrid w:linePitch="360"/>
-        </w:sectPr>
-      </w:pPr>
-      <w:r>
-        <w:rPr>
-          <w:rFonts w:eastAsia="Times New Roman" w:cstheme="minorHAnsi"/>
-          <w:lang w:val="en-ID" w:eastAsia="en-ID"/>
-        </w:rPr>
+      </w:pPr>
+      <w:r>
+        <w:rPr>
+          <w:rFonts w:eastAsia="Times New Roman" w:cstheme="minorHAnsi"/>
+          <w:lang w:val="en-ID" w:eastAsia="en-ID"/>
+        </w:rPr>
+        <w:lastRenderedPageBreak/>
         <w:t xml:space="preserve">MariaDB </w:t>
       </w:r>
       <w:proofErr w:type="spellStart"/>
@@ -29006,7 +29310,23 @@
           <w:rFonts w:eastAsia="Times New Roman" w:cstheme="minorHAnsi"/>
           <w:lang w:val="en-ID" w:eastAsia="en-ID"/>
         </w:rPr>
-        <w:t xml:space="preserve"> RDBMS open-source yang </w:t>
+        <w:t xml:space="preserve"> </w:t>
+      </w:r>
+      <w:r>
+        <w:rPr>
+          <w:rFonts w:eastAsia="Times New Roman" w:cstheme="minorHAnsi"/>
+          <w:i/>
+          <w:iCs/>
+          <w:lang w:val="en-ID" w:eastAsia="en-ID"/>
+        </w:rPr>
+        <w:t>RDBMS</w:t>
+      </w:r>
+      <w:r>
+        <w:rPr>
+          <w:rFonts w:eastAsia="Times New Roman" w:cstheme="minorHAnsi"/>
+          <w:lang w:val="en-ID" w:eastAsia="en-ID"/>
+        </w:rPr>
+        <w:t xml:space="preserve"> open-source yang </w:t>
       </w:r>
       <w:proofErr w:type="spellStart"/>
       <w:r>
@@ -29254,7 +29574,6 @@
           <w:rFonts w:eastAsia="Times New Roman" w:cstheme="minorHAnsi"/>
           <w:lang w:val="en-ID" w:eastAsia="en-ID"/>
         </w:rPr>
-        <w:lastRenderedPageBreak/>
         <w:t>penyimpanan</w:t>
       </w:r>
       <w:proofErr w:type="spellEnd"/>
@@ -29407,7 +29726,23 @@
           <w:rFonts w:eastAsia="Times New Roman" w:cstheme="minorHAnsi"/>
           <w:lang w:val="en-ID" w:eastAsia="en-ID"/>
         </w:rPr>
-        <w:t xml:space="preserve"> GPL dan </w:t>
+        <w:t xml:space="preserve"> </w:t>
+      </w:r>
+      <w:r>
+        <w:rPr>
+          <w:rFonts w:eastAsia="Times New Roman" w:cstheme="minorHAnsi"/>
+          <w:i/>
+          <w:iCs/>
+          <w:lang w:val="en-ID" w:eastAsia="en-ID"/>
+        </w:rPr>
+        <w:t>GPL</w:t>
+      </w:r>
+      <w:r>
+        <w:rPr>
+          <w:rFonts w:eastAsia="Times New Roman" w:cstheme="minorHAnsi"/>
+          <w:lang w:val="en-ID" w:eastAsia="en-ID"/>
+        </w:rPr>
+        <w:t xml:space="preserve"> dan </w:t>
       </w:r>
       <w:proofErr w:type="spellStart"/>
       <w:r>
@@ -29621,7 +29956,6 @@
     <w:p>
       <w:pPr>
         <w:pStyle w:val="Heading2"/>
-        <w:spacing w:after="240"/>
         <w:rPr>
           <w:rFonts w:eastAsia="Times New Roman"/>
           <w:lang w:val="en-ID" w:eastAsia="en-ID"/>
@@ -29632,7 +29966,6 @@
           <w:rFonts w:eastAsia="Times New Roman"/>
           <w:lang w:val="en-ID" w:eastAsia="en-ID"/>
         </w:rPr>
-        <w:lastRenderedPageBreak/>
         <w:t>2.</w:t>
       </w:r>
       <w:r>
@@ -29686,7 +30019,7 @@
                     </pic:cNvPicPr>
                   </pic:nvPicPr>
                   <pic:blipFill>
-                    <a:blip r:embed="rId36">
+                    <a:blip r:embed="rId30">
                       <a:extLst>
                         <a:ext uri="{28A0092B-C50C-407E-A947-70E740481C1C}">
                           <a14:useLocalDpi xmlns:a14="http://schemas.microsoft.com/office/drawing/2010/main" val="0"/>
@@ -29848,7 +30181,23 @@
           <w:rFonts w:eastAsia="Times New Roman" w:cstheme="minorHAnsi"/>
           <w:lang w:val="en-ID" w:eastAsia="en-ID"/>
         </w:rPr>
-        <w:t xml:space="preserve"> (2012), DFD </w:t>
+        <w:t xml:space="preserve"> (2012), </w:t>
+      </w:r>
+      <w:r>
+        <w:rPr>
+          <w:rFonts w:eastAsia="Times New Roman" w:cstheme="minorHAnsi"/>
+          <w:i/>
+          <w:iCs/>
+          <w:lang w:val="en-ID" w:eastAsia="en-ID"/>
+        </w:rPr>
+        <w:t>DFD</w:t>
+      </w:r>
+      <w:r>
+        <w:rPr>
+          <w:rFonts w:eastAsia="Times New Roman" w:cstheme="minorHAnsi"/>
+          <w:lang w:val="en-ID" w:eastAsia="en-ID"/>
+        </w:rPr>
+        <w:t xml:space="preserve"> </w:t>
       </w:r>
       <w:proofErr w:type="spellStart"/>
       <w:r>
@@ -30096,6 +30445,7 @@
           <w:rFonts w:eastAsia="Times New Roman" w:cstheme="minorHAnsi"/>
           <w:lang w:val="en-ID" w:eastAsia="en-ID"/>
         </w:rPr>
+        <w:lastRenderedPageBreak/>
         <w:t>sistem</w:t>
       </w:r>
       <w:proofErr w:type="spellEnd"/>
@@ -30435,7 +30785,23 @@
           <w:rFonts w:eastAsia="Times New Roman" w:cstheme="minorHAnsi"/>
           <w:lang w:val="en-ID" w:eastAsia="en-ID"/>
         </w:rPr>
-        <w:t xml:space="preserve"> (2013), DFD </w:t>
+        <w:t xml:space="preserve"> (2013), </w:t>
+      </w:r>
+      <w:r>
+        <w:rPr>
+          <w:rFonts w:eastAsia="Times New Roman" w:cstheme="minorHAnsi"/>
+          <w:i/>
+          <w:iCs/>
+          <w:lang w:val="en-ID" w:eastAsia="en-ID"/>
+        </w:rPr>
+        <w:t>DFD</w:t>
+      </w:r>
+      <w:r>
+        <w:rPr>
+          <w:rFonts w:eastAsia="Times New Roman" w:cstheme="minorHAnsi"/>
+          <w:lang w:val="en-ID" w:eastAsia="en-ID"/>
+        </w:rPr>
+        <w:t xml:space="preserve"> </w:t>
       </w:r>
       <w:proofErr w:type="spellStart"/>
       <w:r>
@@ -30755,7 +31121,23 @@
           <w:rFonts w:eastAsia="Times New Roman" w:cstheme="minorHAnsi"/>
           <w:lang w:val="en-ID" w:eastAsia="en-ID"/>
         </w:rPr>
-        <w:t xml:space="preserve"> DFD </w:t>
+        <w:t xml:space="preserve"> </w:t>
+      </w:r>
+      <w:r>
+        <w:rPr>
+          <w:rFonts w:eastAsia="Times New Roman" w:cstheme="minorHAnsi"/>
+          <w:i/>
+          <w:iCs/>
+          <w:lang w:val="en-ID" w:eastAsia="en-ID"/>
+        </w:rPr>
+        <w:t>DFD</w:t>
+      </w:r>
+      <w:r>
+        <w:rPr>
+          <w:rFonts w:eastAsia="Times New Roman" w:cstheme="minorHAnsi"/>
+          <w:lang w:val="en-ID" w:eastAsia="en-ID"/>
+        </w:rPr>
+        <w:t xml:space="preserve"> </w:t>
       </w:r>
       <w:proofErr w:type="spellStart"/>
       <w:r>
@@ -30795,7 +31177,6 @@
           <w:rFonts w:eastAsia="Times New Roman" w:cstheme="minorHAnsi"/>
           <w:lang w:val="en-ID" w:eastAsia="en-ID"/>
         </w:rPr>
-        <w:lastRenderedPageBreak/>
         <w:t>alat</w:t>
       </w:r>
       <w:proofErr w:type="spellEnd"/>
@@ -30940,17 +31321,6 @@
         <w:spacing w:before="100" w:beforeAutospacing="1" w:after="100" w:afterAutospacing="1" w:line="360" w:lineRule="auto"/>
         <w:ind w:firstLine="720"/>
         <w:jc w:val="both"/>
-        <w:rPr>
-          <w:rFonts w:eastAsia="Times New Roman" w:cstheme="minorHAnsi"/>
-          <w:lang w:val="en-ID" w:eastAsia="en-ID"/>
-        </w:rPr>
-        <w:sectPr>
-          <w:pgSz w:w="8392" w:h="11907" w:code="11"/>
-          <w:pgMar w:top="1418" w:right="1134" w:bottom="1418" w:left="1418" w:header="709" w:footer="709" w:gutter="0"/>
-          <w:cols w:space="708"/>
-          <w:titlePg/>
-          <w:docGrid w:linePitch="360"/>
-        </w:sectPr>
       </w:pPr>
       <w:proofErr w:type="spellStart"/>
       <w:r>
@@ -30998,7 +31368,23 @@
           <w:rFonts w:eastAsia="Times New Roman" w:cstheme="minorHAnsi"/>
           <w:lang w:val="en-ID" w:eastAsia="en-ID"/>
         </w:rPr>
-        <w:t xml:space="preserve"> (2020), DFD </w:t>
+        <w:t xml:space="preserve"> (2020), </w:t>
+      </w:r>
+      <w:r>
+        <w:rPr>
+          <w:rFonts w:eastAsia="Times New Roman" w:cstheme="minorHAnsi"/>
+          <w:i/>
+          <w:iCs/>
+          <w:lang w:val="en-ID" w:eastAsia="en-ID"/>
+        </w:rPr>
+        <w:t>DFD</w:t>
+      </w:r>
+      <w:r>
+        <w:rPr>
+          <w:rFonts w:eastAsia="Times New Roman" w:cstheme="minorHAnsi"/>
+          <w:lang w:val="en-ID" w:eastAsia="en-ID"/>
+        </w:rPr>
+        <w:t xml:space="preserve"> </w:t>
       </w:r>
       <w:proofErr w:type="spellStart"/>
       <w:r>
@@ -31238,7 +31624,23 @@
           <w:rFonts w:eastAsia="Times New Roman" w:cstheme="minorHAnsi"/>
           <w:lang w:val="en-ID" w:eastAsia="en-ID"/>
         </w:rPr>
-        <w:t xml:space="preserve"> DFD </w:t>
+        <w:t xml:space="preserve"> </w:t>
+      </w:r>
+      <w:r>
+        <w:rPr>
+          <w:rFonts w:eastAsia="Times New Roman" w:cstheme="minorHAnsi"/>
+          <w:i/>
+          <w:iCs/>
+          <w:lang w:val="en-ID" w:eastAsia="en-ID"/>
+        </w:rPr>
+        <w:t>DFD</w:t>
+      </w:r>
+      <w:r>
+        <w:rPr>
+          <w:rFonts w:eastAsia="Times New Roman" w:cstheme="minorHAnsi"/>
+          <w:lang w:val="en-ID" w:eastAsia="en-ID"/>
+        </w:rPr>
+        <w:t xml:space="preserve"> </w:t>
       </w:r>
       <w:proofErr w:type="spellStart"/>
       <w:r>
@@ -31527,7 +31929,6 @@
           <w:rFonts w:eastAsia="Times New Roman"/>
           <w:lang w:val="en-ID" w:eastAsia="en-ID"/>
         </w:rPr>
-        <w:lastRenderedPageBreak/>
         <w:t>2.</w:t>
       </w:r>
       <w:r>
@@ -31602,6 +32003,7 @@
         <w:rPr>
           <w:noProof/>
         </w:rPr>
+        <w:lastRenderedPageBreak/>
         <w:drawing>
           <wp:inline distT="0" distB="0" distL="0" distR="0" wp14:anchorId="445F54C8" wp14:editId="77BAE354">
             <wp:extent cx="3286647" cy="1136890"/>
@@ -31620,7 +32022,7 @@
                     </pic:cNvPicPr>
                   </pic:nvPicPr>
                   <pic:blipFill rotWithShape="1">
-                    <a:blip r:embed="rId37">
+                    <a:blip r:embed="rId31">
                       <a:extLst>
                         <a:ext uri="{28A0092B-C50C-407E-A947-70E740481C1C}">
                           <a14:useLocalDpi xmlns:a14="http://schemas.microsoft.com/office/drawing/2010/main" val="0"/>
@@ -31821,16 +32223,16 @@
         <w:spacing w:line="360" w:lineRule="auto"/>
         <w:ind w:left="1800" w:firstLine="360"/>
         <w:jc w:val="both"/>
-        <w:sectPr>
-          <w:pgSz w:w="8392" w:h="11907" w:code="11"/>
-          <w:pgMar w:top="1418" w:right="1134" w:bottom="1418" w:left="1418" w:header="709" w:footer="709" w:gutter="0"/>
-          <w:cols w:space="708"/>
-          <w:titlePg/>
-          <w:docGrid w:linePitch="360"/>
-        </w:sectPr>
-      </w:pPr>
-      <w:r>
-        <w:t xml:space="preserve">External entity </w:t>
+      </w:pPr>
+      <w:r>
+        <w:rPr>
+          <w:i/>
+          <w:iCs/>
+        </w:rPr>
+        <w:t>External entity</w:t>
+      </w:r>
+      <w:r>
+        <w:t xml:space="preserve"> </w:t>
       </w:r>
       <w:proofErr w:type="spellStart"/>
       <w:r>
@@ -31838,7 +32240,17 @@
       </w:r>
       <w:proofErr w:type="spellEnd"/>
       <w:r>
-        <w:t xml:space="preserve"> DFD </w:t>
+        <w:t xml:space="preserve"> </w:t>
+      </w:r>
+      <w:r>
+        <w:rPr>
+          <w:i/>
+          <w:iCs/>
+        </w:rPr>
+        <w:t>DFD</w:t>
+      </w:r>
+      <w:r>
+        <w:t xml:space="preserve"> </w:t>
       </w:r>
       <w:proofErr w:type="spellStart"/>
       <w:r>
@@ -32046,7 +32458,17 @@
       </w:r>
       <w:proofErr w:type="spellEnd"/>
       <w:r>
-        <w:t xml:space="preserve">, external entity </w:t>
+        <w:t xml:space="preserve">, </w:t>
+      </w:r>
+      <w:r>
+        <w:rPr>
+          <w:i/>
+          <w:iCs/>
+        </w:rPr>
+        <w:t>external entity</w:t>
+      </w:r>
+      <w:r>
+        <w:t xml:space="preserve"> </w:t>
       </w:r>
       <w:proofErr w:type="spellStart"/>
       <w:r>
@@ -32117,7 +32539,6 @@
           <w:bCs/>
           <w:lang w:val="en-ID" w:eastAsia="en-ID"/>
         </w:rPr>
-        <w:lastRenderedPageBreak/>
         <w:t>Data Flow</w:t>
       </w:r>
     </w:p>
@@ -32134,7 +32555,14 @@
         </w:rPr>
       </w:pPr>
       <w:r>
-        <w:t xml:space="preserve">Data flow </w:t>
+        <w:rPr>
+          <w:i/>
+          <w:iCs/>
+        </w:rPr>
+        <w:t>Data flow</w:t>
+      </w:r>
+      <w:r>
+        <w:t xml:space="preserve"> </w:t>
       </w:r>
       <w:proofErr w:type="spellStart"/>
       <w:r>
@@ -32142,7 +32570,17 @@
       </w:r>
       <w:proofErr w:type="spellEnd"/>
       <w:r>
-        <w:t xml:space="preserve"> DFD </w:t>
+        <w:t xml:space="preserve"> </w:t>
+      </w:r>
+      <w:r>
+        <w:rPr>
+          <w:i/>
+          <w:iCs/>
+        </w:rPr>
+        <w:t>DFD</w:t>
+      </w:r>
+      <w:r>
+        <w:t xml:space="preserve"> </w:t>
       </w:r>
       <w:proofErr w:type="spellStart"/>
       <w:r>
@@ -32230,7 +32668,31 @@
       </w:r>
       <w:proofErr w:type="spellEnd"/>
       <w:r>
-        <w:t xml:space="preserve"> proses, data store, dan external entity. </w:t>
+        <w:t xml:space="preserve"> </w:t>
+      </w:r>
+      <w:r>
+        <w:lastRenderedPageBreak/>
+        <w:t xml:space="preserve">proses, </w:t>
+      </w:r>
+      <w:r>
+        <w:rPr>
+          <w:i/>
+          <w:iCs/>
+        </w:rPr>
+        <w:t>data store</w:t>
+      </w:r>
+      <w:r>
+        <w:t xml:space="preserve">, dan </w:t>
+      </w:r>
+      <w:r>
+        <w:rPr>
+          <w:i/>
+          <w:iCs/>
+        </w:rPr>
+        <w:t>external entity</w:t>
+      </w:r>
+      <w:r>
+        <w:t xml:space="preserve">. </w:t>
       </w:r>
       <w:proofErr w:type="spellStart"/>
       <w:r>
@@ -32310,7 +32772,17 @@
       </w:r>
       <w:proofErr w:type="spellEnd"/>
       <w:r>
-        <w:t xml:space="preserve">. Data flow </w:t>
+        <w:t xml:space="preserve">. </w:t>
+      </w:r>
+      <w:r>
+        <w:rPr>
+          <w:i/>
+          <w:iCs/>
+        </w:rPr>
+        <w:t>Data flow</w:t>
+      </w:r>
+      <w:r>
+        <w:t xml:space="preserve"> </w:t>
       </w:r>
       <w:proofErr w:type="spellStart"/>
       <w:r>
@@ -32422,16 +32894,16 @@
         <w:spacing w:line="360" w:lineRule="auto"/>
         <w:ind w:left="1800" w:firstLine="360"/>
         <w:jc w:val="both"/>
-        <w:sectPr>
-          <w:pgSz w:w="8392" w:h="11907" w:code="11"/>
-          <w:pgMar w:top="1418" w:right="1134" w:bottom="1418" w:left="1418" w:header="709" w:footer="709" w:gutter="0"/>
-          <w:cols w:space="708"/>
-          <w:titlePg/>
-          <w:docGrid w:linePitch="360"/>
-        </w:sectPr>
-      </w:pPr>
-      <w:r>
-        <w:t xml:space="preserve">Process </w:t>
+      </w:pPr>
+      <w:r>
+        <w:rPr>
+          <w:i/>
+          <w:iCs/>
+        </w:rPr>
+        <w:t>Process</w:t>
+      </w:r>
+      <w:r>
+        <w:t xml:space="preserve"> </w:t>
       </w:r>
       <w:proofErr w:type="spellStart"/>
       <w:r>
@@ -32439,7 +32911,17 @@
       </w:r>
       <w:proofErr w:type="spellEnd"/>
       <w:r>
-        <w:t xml:space="preserve"> DFD </w:t>
+        <w:t xml:space="preserve"> </w:t>
+      </w:r>
+      <w:r>
+        <w:rPr>
+          <w:i/>
+          <w:iCs/>
+        </w:rPr>
+        <w:t>DFD</w:t>
+      </w:r>
+      <w:r>
+        <w:t xml:space="preserve"> </w:t>
       </w:r>
       <w:proofErr w:type="spellStart"/>
       <w:r>
@@ -32750,7 +33232,6 @@
           <w:bCs/>
           <w:lang w:val="en-ID" w:eastAsia="en-ID"/>
         </w:rPr>
-        <w:lastRenderedPageBreak/>
         <w:t>Data Store</w:t>
       </w:r>
     </w:p>
@@ -32760,16 +33241,16 @@
         <w:spacing w:line="360" w:lineRule="auto"/>
         <w:ind w:left="1800" w:firstLine="360"/>
         <w:jc w:val="both"/>
-        <w:sectPr>
-          <w:pgSz w:w="8392" w:h="11907" w:code="11"/>
-          <w:pgMar w:top="1418" w:right="1134" w:bottom="1418" w:left="1418" w:header="709" w:footer="709" w:gutter="0"/>
-          <w:cols w:space="708"/>
-          <w:titlePg/>
-          <w:docGrid w:linePitch="360"/>
-        </w:sectPr>
-      </w:pPr>
-      <w:r>
-        <w:t xml:space="preserve">Data store </w:t>
+      </w:pPr>
+      <w:r>
+        <w:rPr>
+          <w:i/>
+          <w:iCs/>
+        </w:rPr>
+        <w:t>Data store</w:t>
+      </w:r>
+      <w:r>
+        <w:t xml:space="preserve"> </w:t>
       </w:r>
       <w:proofErr w:type="spellStart"/>
       <w:r>
@@ -32777,7 +33258,17 @@
       </w:r>
       <w:proofErr w:type="spellEnd"/>
       <w:r>
-        <w:t xml:space="preserve"> DFD </w:t>
+        <w:t xml:space="preserve"> </w:t>
+      </w:r>
+      <w:r>
+        <w:rPr>
+          <w:i/>
+          <w:iCs/>
+        </w:rPr>
+        <w:t>DFD</w:t>
+      </w:r>
+      <w:r>
+        <w:t xml:space="preserve"> </w:t>
       </w:r>
       <w:proofErr w:type="spellStart"/>
       <w:r>
@@ -32793,51 +33284,143 @@
       </w:r>
       <w:proofErr w:type="spellEnd"/>
       <w:r>
+        <w:t xml:space="preserve"> yang</w:t>
+      </w:r>
+      <w:r>
+        <w:t xml:space="preserve"> </w:t>
+      </w:r>
+      <w:proofErr w:type="spellStart"/>
+      <w:r>
+        <w:t>merepresentasikan</w:t>
+      </w:r>
+      <w:proofErr w:type="spellEnd"/>
+      <w:r>
+        <w:t xml:space="preserve"> </w:t>
+      </w:r>
+      <w:proofErr w:type="spellStart"/>
+      <w:r>
+        <w:t>tempat</w:t>
+      </w:r>
+      <w:proofErr w:type="spellEnd"/>
+      <w:r>
+        <w:t xml:space="preserve"> </w:t>
+      </w:r>
+      <w:proofErr w:type="spellStart"/>
+      <w:r>
+        <w:t>penyimpanan</w:t>
+      </w:r>
+      <w:proofErr w:type="spellEnd"/>
+      <w:r>
+        <w:t xml:space="preserve"> data yang </w:t>
+      </w:r>
+      <w:proofErr w:type="spellStart"/>
+      <w:r>
+        <w:t>digunakan</w:t>
+      </w:r>
+      <w:proofErr w:type="spellEnd"/>
+      <w:r>
+        <w:t xml:space="preserve"> </w:t>
+      </w:r>
+      <w:proofErr w:type="spellStart"/>
+      <w:r>
+        <w:t>atau</w:t>
+      </w:r>
+      <w:proofErr w:type="spellEnd"/>
+      <w:r>
+        <w:t xml:space="preserve"> </w:t>
+      </w:r>
+      <w:proofErr w:type="spellStart"/>
+      <w:r>
+        <w:lastRenderedPageBreak/>
+        <w:t>dihasilkan</w:t>
+      </w:r>
+      <w:proofErr w:type="spellEnd"/>
+      <w:r>
+        <w:t xml:space="preserve"> oleh proses </w:t>
+      </w:r>
+      <w:proofErr w:type="spellStart"/>
+      <w:r>
+        <w:t>dalam</w:t>
+      </w:r>
+      <w:proofErr w:type="spellEnd"/>
+      <w:r>
+        <w:t xml:space="preserve"> </w:t>
+      </w:r>
+      <w:proofErr w:type="spellStart"/>
+      <w:r>
+        <w:t>sistem</w:t>
+      </w:r>
+      <w:proofErr w:type="spellEnd"/>
+      <w:r>
+        <w:t xml:space="preserve">. </w:t>
+      </w:r>
+      <w:proofErr w:type="spellStart"/>
+      <w:r>
+        <w:t>Simbolnya</w:t>
+      </w:r>
+      <w:proofErr w:type="spellEnd"/>
+      <w:r>
+        <w:t xml:space="preserve"> </w:t>
+      </w:r>
+      <w:proofErr w:type="spellStart"/>
+      <w:r>
+        <w:t>berupa</w:t>
+      </w:r>
+      <w:proofErr w:type="spellEnd"/>
+      <w:r>
+        <w:t xml:space="preserve"> dua garis </w:t>
+      </w:r>
+      <w:proofErr w:type="spellStart"/>
+      <w:r>
+        <w:t>sejajar</w:t>
+      </w:r>
+      <w:proofErr w:type="spellEnd"/>
+      <w:r>
+        <w:t xml:space="preserve"> dan </w:t>
+      </w:r>
+      <w:proofErr w:type="spellStart"/>
+      <w:r>
+        <w:t>berfungsi</w:t>
+      </w:r>
+      <w:proofErr w:type="spellEnd"/>
+      <w:r>
+        <w:t xml:space="preserve"> </w:t>
+      </w:r>
+      <w:proofErr w:type="spellStart"/>
+      <w:r>
+        <w:t>sebagai</w:t>
+      </w:r>
+      <w:proofErr w:type="spellEnd"/>
+      <w:r>
+        <w:t xml:space="preserve"> media </w:t>
+      </w:r>
+      <w:proofErr w:type="spellStart"/>
+      <w:r>
+        <w:t>penyimpanan</w:t>
+      </w:r>
+      <w:proofErr w:type="spellEnd"/>
+      <w:r>
+        <w:t xml:space="preserve"> </w:t>
+      </w:r>
+      <w:proofErr w:type="spellStart"/>
+      <w:r>
+        <w:t>informasi</w:t>
+      </w:r>
+      <w:proofErr w:type="spellEnd"/>
+      <w:r>
         <w:t xml:space="preserve"> yang </w:t>
       </w:r>
       <w:proofErr w:type="spellStart"/>
       <w:r>
-        <w:t>merepresentasikan</w:t>
-      </w:r>
-      <w:proofErr w:type="spellEnd"/>
-      <w:r>
-        <w:t xml:space="preserve"> </w:t>
-      </w:r>
-      <w:proofErr w:type="spellStart"/>
-      <w:r>
-        <w:t>tempat</w:t>
-      </w:r>
-      <w:proofErr w:type="spellEnd"/>
-      <w:r>
-        <w:t xml:space="preserve"> </w:t>
-      </w:r>
-      <w:proofErr w:type="spellStart"/>
-      <w:r>
-        <w:t>penyimpanan</w:t>
-      </w:r>
-      <w:proofErr w:type="spellEnd"/>
-      <w:r>
-        <w:t xml:space="preserve"> data yang </w:t>
-      </w:r>
-      <w:proofErr w:type="spellStart"/>
-      <w:r>
-        <w:t>digunakan</w:t>
-      </w:r>
-      <w:proofErr w:type="spellEnd"/>
-      <w:r>
-        <w:t xml:space="preserve"> </w:t>
-      </w:r>
-      <w:proofErr w:type="spellStart"/>
-      <w:r>
-        <w:t>atau</w:t>
-      </w:r>
-      <w:proofErr w:type="spellEnd"/>
-      <w:r>
-        <w:t xml:space="preserve"> </w:t>
-      </w:r>
-      <w:proofErr w:type="spellStart"/>
-      <w:r>
-        <w:t>dihasilkan</w:t>
+        <w:t>dapat</w:t>
+      </w:r>
+      <w:proofErr w:type="spellEnd"/>
+      <w:r>
+        <w:t xml:space="preserve"> </w:t>
+      </w:r>
+      <w:proofErr w:type="spellStart"/>
+      <w:r>
+        <w:t>diakses</w:t>
       </w:r>
       <w:proofErr w:type="spellEnd"/>
       <w:r>
@@ -32845,115 +33428,37 @@
       </w:r>
       <w:proofErr w:type="spellStart"/>
       <w:r>
-        <w:t>dalam</w:t>
-      </w:r>
-      <w:proofErr w:type="spellEnd"/>
-      <w:r>
-        <w:t xml:space="preserve"> </w:t>
-      </w:r>
-      <w:proofErr w:type="spellStart"/>
-      <w:r>
-        <w:t>sistem</w:t>
+        <w:t>kapan</w:t>
+      </w:r>
+      <w:proofErr w:type="spellEnd"/>
+      <w:r>
+        <w:t xml:space="preserve"> </w:t>
+      </w:r>
+      <w:proofErr w:type="spellStart"/>
+      <w:r>
+        <w:t>saja</w:t>
+      </w:r>
+      <w:proofErr w:type="spellEnd"/>
+      <w:r>
+        <w:t xml:space="preserve"> </w:t>
+      </w:r>
+      <w:proofErr w:type="spellStart"/>
+      <w:r>
+        <w:t>diperlukan</w:t>
       </w:r>
       <w:proofErr w:type="spellEnd"/>
       <w:r>
         <w:t xml:space="preserve">. </w:t>
       </w:r>
-      <w:proofErr w:type="spellStart"/>
-      <w:r>
-        <w:t>Simbolnya</w:t>
-      </w:r>
-      <w:proofErr w:type="spellEnd"/>
-      <w:r>
-        <w:t xml:space="preserve"> </w:t>
-      </w:r>
-      <w:proofErr w:type="spellStart"/>
-      <w:r>
-        <w:t>berupa</w:t>
-      </w:r>
-      <w:proofErr w:type="spellEnd"/>
-      <w:r>
-        <w:t xml:space="preserve"> dua garis </w:t>
-      </w:r>
-      <w:proofErr w:type="spellStart"/>
-      <w:r>
-        <w:t>sejajar</w:t>
-      </w:r>
-      <w:proofErr w:type="spellEnd"/>
-      <w:r>
-        <w:t xml:space="preserve"> dan </w:t>
-      </w:r>
-      <w:proofErr w:type="spellStart"/>
-      <w:r>
-        <w:t>berfungsi</w:t>
-      </w:r>
-      <w:proofErr w:type="spellEnd"/>
-      <w:r>
-        <w:t xml:space="preserve"> </w:t>
-      </w:r>
-      <w:proofErr w:type="spellStart"/>
-      <w:r>
-        <w:t>sebagai</w:t>
-      </w:r>
-      <w:proofErr w:type="spellEnd"/>
-      <w:r>
-        <w:t xml:space="preserve"> media </w:t>
-      </w:r>
-      <w:proofErr w:type="spellStart"/>
-      <w:r>
-        <w:t>penyimpanan</w:t>
-      </w:r>
-      <w:proofErr w:type="spellEnd"/>
-      <w:r>
-        <w:t xml:space="preserve"> </w:t>
-      </w:r>
-      <w:proofErr w:type="spellStart"/>
-      <w:r>
-        <w:t>informasi</w:t>
-      </w:r>
-      <w:proofErr w:type="spellEnd"/>
-      <w:r>
-        <w:t xml:space="preserve"> yang </w:t>
-      </w:r>
-      <w:proofErr w:type="spellStart"/>
-      <w:r>
-        <w:t>dapat</w:t>
-      </w:r>
-      <w:proofErr w:type="spellEnd"/>
-      <w:r>
-        <w:t xml:space="preserve"> </w:t>
-      </w:r>
-      <w:proofErr w:type="spellStart"/>
-      <w:r>
-        <w:t>diakses</w:t>
-      </w:r>
-      <w:proofErr w:type="spellEnd"/>
-      <w:r>
-        <w:t xml:space="preserve"> oleh proses </w:t>
-      </w:r>
-      <w:proofErr w:type="spellStart"/>
-      <w:r>
-        <w:t>kapan</w:t>
-      </w:r>
-      <w:proofErr w:type="spellEnd"/>
-      <w:r>
-        <w:t xml:space="preserve"> </w:t>
-      </w:r>
-      <w:proofErr w:type="spellStart"/>
-      <w:r>
-        <w:t>saja</w:t>
-      </w:r>
-      <w:proofErr w:type="spellEnd"/>
-      <w:r>
-        <w:t xml:space="preserve"> </w:t>
-      </w:r>
-      <w:proofErr w:type="spellStart"/>
-      <w:r>
-        <w:t>diperlukan</w:t>
-      </w:r>
-      <w:proofErr w:type="spellEnd"/>
-      <w:r>
-        <w:t xml:space="preserve">. Data store </w:t>
+      <w:r>
+        <w:rPr>
+          <w:i/>
+          <w:iCs/>
+        </w:rPr>
+        <w:t>Data store</w:t>
+      </w:r>
+      <w:r>
+        <w:t xml:space="preserve"> </w:t>
       </w:r>
       <w:proofErr w:type="spellStart"/>
       <w:r>
@@ -33095,7 +33600,6 @@
         <w:rPr>
           <w:lang w:val="en-ID" w:eastAsia="en-ID"/>
         </w:rPr>
-        <w:lastRenderedPageBreak/>
         <w:t>2.</w:t>
       </w:r>
       <w:r>
@@ -33141,7 +33645,7 @@
                     </pic:cNvPicPr>
                   </pic:nvPicPr>
                   <pic:blipFill>
-                    <a:blip r:embed="rId38" cstate="print">
+                    <a:blip r:embed="rId32" cstate="print">
                       <a:extLst>
                         <a:ext uri="{28A0092B-C50C-407E-A947-70E740481C1C}">
                           <a14:useLocalDpi xmlns:a14="http://schemas.microsoft.com/office/drawing/2010/main" val="0"/>
@@ -33259,6 +33763,7 @@
     <w:p>
       <w:pPr>
         <w:spacing w:before="100" w:beforeAutospacing="1" w:after="100" w:afterAutospacing="1" w:line="360" w:lineRule="auto"/>
+        <w:ind w:firstLine="720"/>
         <w:jc w:val="both"/>
         <w:rPr>
           <w:rFonts w:eastAsia="Times New Roman" w:cstheme="minorHAnsi"/>
@@ -33271,6 +33776,7 @@
           <w:rFonts w:eastAsia="Times New Roman" w:cstheme="minorHAnsi"/>
           <w:lang w:val="en-ID" w:eastAsia="en-ID"/>
         </w:rPr>
+        <w:lastRenderedPageBreak/>
         <w:t>Menurut</w:t>
       </w:r>
       <w:proofErr w:type="spellEnd"/>
@@ -33295,7 +33801,23 @@
           <w:rFonts w:eastAsia="Times New Roman" w:cstheme="minorHAnsi"/>
           <w:lang w:val="en-ID" w:eastAsia="en-ID"/>
         </w:rPr>
-        <w:t xml:space="preserve">, Entity Relationship Diagram (ERD) </w:t>
+        <w:t xml:space="preserve">, </w:t>
+      </w:r>
+      <w:r>
+        <w:rPr>
+          <w:rFonts w:eastAsia="Times New Roman" w:cstheme="minorHAnsi"/>
+          <w:i/>
+          <w:iCs/>
+          <w:lang w:val="en-ID" w:eastAsia="en-ID"/>
+        </w:rPr>
+        <w:t>Entity Relationship Diagram (ERD)</w:t>
+      </w:r>
+      <w:r>
+        <w:rPr>
+          <w:rFonts w:eastAsia="Times New Roman" w:cstheme="minorHAnsi"/>
+          <w:lang w:val="en-ID" w:eastAsia="en-ID"/>
+        </w:rPr>
+        <w:t xml:space="preserve"> </w:t>
       </w:r>
       <w:proofErr w:type="spellStart"/>
       <w:r>
@@ -33455,7 +33977,23 @@
           <w:rFonts w:eastAsia="Times New Roman" w:cstheme="minorHAnsi"/>
           <w:lang w:val="en-ID" w:eastAsia="en-ID"/>
         </w:rPr>
-        <w:t xml:space="preserve">. ERD </w:t>
+        <w:t xml:space="preserve">. </w:t>
+      </w:r>
+      <w:r>
+        <w:rPr>
+          <w:rFonts w:eastAsia="Times New Roman" w:cstheme="minorHAnsi"/>
+          <w:i/>
+          <w:iCs/>
+          <w:lang w:val="en-ID" w:eastAsia="en-ID"/>
+        </w:rPr>
+        <w:t>ERD</w:t>
+      </w:r>
+      <w:r>
+        <w:rPr>
+          <w:rFonts w:eastAsia="Times New Roman" w:cstheme="minorHAnsi"/>
+          <w:lang w:val="en-ID" w:eastAsia="en-ID"/>
+        </w:rPr>
+        <w:t xml:space="preserve"> </w:t>
       </w:r>
       <w:proofErr w:type="spellStart"/>
       <w:r>
@@ -33749,6 +34287,7 @@
     <w:p>
       <w:pPr>
         <w:spacing w:before="100" w:beforeAutospacing="1" w:after="100" w:afterAutospacing="1" w:line="360" w:lineRule="auto"/>
+        <w:ind w:firstLine="720"/>
         <w:jc w:val="both"/>
         <w:rPr>
           <w:rFonts w:eastAsia="Times New Roman" w:cstheme="minorHAnsi"/>
@@ -33792,7 +34331,23 @@
           <w:rFonts w:eastAsia="Times New Roman" w:cstheme="minorHAnsi"/>
           <w:lang w:val="en-ID" w:eastAsia="en-ID"/>
         </w:rPr>
-        <w:t xml:space="preserve"> ERD </w:t>
+        <w:t xml:space="preserve"> </w:t>
+      </w:r>
+      <w:r>
+        <w:rPr>
+          <w:rFonts w:eastAsia="Times New Roman" w:cstheme="minorHAnsi"/>
+          <w:i/>
+          <w:iCs/>
+          <w:lang w:val="en-ID" w:eastAsia="en-ID"/>
+        </w:rPr>
+        <w:t>ERD</w:t>
+      </w:r>
+      <w:r>
+        <w:rPr>
+          <w:rFonts w:eastAsia="Times New Roman" w:cstheme="minorHAnsi"/>
+          <w:lang w:val="en-ID" w:eastAsia="en-ID"/>
+        </w:rPr>
+        <w:t xml:space="preserve"> </w:t>
       </w:r>
       <w:proofErr w:type="spellStart"/>
       <w:r>
@@ -34000,7 +34555,23 @@
           <w:rFonts w:eastAsia="Times New Roman" w:cstheme="minorHAnsi"/>
           <w:lang w:val="en-ID" w:eastAsia="en-ID"/>
         </w:rPr>
-        <w:t xml:space="preserve"> ERD, proses </w:t>
+        <w:t xml:space="preserve"> </w:t>
+      </w:r>
+      <w:r>
+        <w:rPr>
+          <w:rFonts w:eastAsia="Times New Roman" w:cstheme="minorHAnsi"/>
+          <w:i/>
+          <w:iCs/>
+          <w:lang w:val="en-ID" w:eastAsia="en-ID"/>
+        </w:rPr>
+        <w:t>ERD</w:t>
+      </w:r>
+      <w:r>
+        <w:rPr>
+          <w:rFonts w:eastAsia="Times New Roman" w:cstheme="minorHAnsi"/>
+          <w:lang w:val="en-ID" w:eastAsia="en-ID"/>
+        </w:rPr>
+        <w:t xml:space="preserve">, proses </w:t>
       </w:r>
       <w:proofErr w:type="spellStart"/>
       <w:r>
@@ -34024,7 +34595,6 @@
           <w:rFonts w:eastAsia="Times New Roman" w:cstheme="minorHAnsi"/>
           <w:lang w:val="en-ID" w:eastAsia="en-ID"/>
         </w:rPr>
-        <w:lastRenderedPageBreak/>
         <w:t>perancangan</w:t>
       </w:r>
       <w:proofErr w:type="spellEnd"/>
@@ -34323,6 +34893,7 @@
           <w:rFonts w:eastAsia="Times New Roman"/>
           <w:lang w:val="en-ID" w:eastAsia="en-ID"/>
         </w:rPr>
+        <w:lastRenderedPageBreak/>
         <w:t>2.9.1</w:t>
       </w:r>
       <w:r>
@@ -34395,7 +34966,7 @@
                     </pic:cNvPicPr>
                   </pic:nvPicPr>
                   <pic:blipFill>
-                    <a:blip r:embed="rId39">
+                    <a:blip r:embed="rId33">
                       <a:extLst>
                         <a:ext uri="{28A0092B-C50C-407E-A947-70E740481C1C}">
                           <a14:useLocalDpi xmlns:a14="http://schemas.microsoft.com/office/drawing/2010/main" val="0"/>
@@ -34566,16 +35137,16 @@
         <w:spacing w:line="360" w:lineRule="auto"/>
         <w:ind w:left="1440" w:firstLine="720"/>
         <w:jc w:val="both"/>
-        <w:sectPr>
-          <w:pgSz w:w="8392" w:h="11907" w:code="11"/>
-          <w:pgMar w:top="1418" w:right="1134" w:bottom="1418" w:left="1418" w:header="709" w:footer="709" w:gutter="0"/>
-          <w:cols w:space="708"/>
-          <w:titlePg/>
-          <w:docGrid w:linePitch="360"/>
-        </w:sectPr>
-      </w:pPr>
-      <w:r>
-        <w:t xml:space="preserve">Entity </w:t>
+      </w:pPr>
+      <w:r>
+        <w:rPr>
+          <w:i/>
+          <w:iCs/>
+        </w:rPr>
+        <w:t>Entity</w:t>
+      </w:r>
+      <w:r>
+        <w:t xml:space="preserve"> </w:t>
       </w:r>
       <w:proofErr w:type="spellStart"/>
       <w:r>
@@ -34607,7 +35178,17 @@
       </w:r>
       <w:proofErr w:type="spellEnd"/>
       <w:r>
-        <w:t xml:space="preserve"> ERD yang </w:t>
+        <w:t xml:space="preserve"> </w:t>
+      </w:r>
+      <w:r>
+        <w:rPr>
+          <w:i/>
+          <w:iCs/>
+        </w:rPr>
+        <w:t>ERD</w:t>
+      </w:r>
+      <w:r>
+        <w:t xml:space="preserve"> yang </w:t>
       </w:r>
       <w:proofErr w:type="spellStart"/>
       <w:r>
@@ -34695,7 +35276,17 @@
       </w:r>
       <w:proofErr w:type="spellEnd"/>
       <w:r>
-        <w:t xml:space="preserve">. Entity </w:t>
+        <w:t xml:space="preserve">. </w:t>
+      </w:r>
+      <w:r>
+        <w:rPr>
+          <w:i/>
+          <w:iCs/>
+        </w:rPr>
+        <w:t>Entity</w:t>
+      </w:r>
+      <w:r>
+        <w:t xml:space="preserve"> </w:t>
       </w:r>
       <w:proofErr w:type="spellStart"/>
       <w:r>
@@ -34795,7 +35386,6 @@
           <w:bCs/>
           <w:lang w:val="en-ID" w:eastAsia="en-ID"/>
         </w:rPr>
-        <w:lastRenderedPageBreak/>
         <w:t>2.</w:t>
       </w:r>
       <w:r>
@@ -34815,7 +35405,14 @@
         <w:jc w:val="both"/>
       </w:pPr>
       <w:r>
-        <w:t xml:space="preserve">Attribute </w:t>
+        <w:rPr>
+          <w:i/>
+          <w:iCs/>
+        </w:rPr>
+        <w:t>Attribute</w:t>
+      </w:r>
+      <w:r>
+        <w:t xml:space="preserve"> </w:t>
       </w:r>
       <w:proofErr w:type="spellStart"/>
       <w:r>
@@ -34855,7 +35452,17 @@
       </w:r>
       <w:proofErr w:type="spellEnd"/>
       <w:r>
-        <w:t xml:space="preserve"> entity. </w:t>
+        <w:t xml:space="preserve"> </w:t>
+      </w:r>
+      <w:r>
+        <w:rPr>
+          <w:i/>
+          <w:iCs/>
+        </w:rPr>
+        <w:t>entity</w:t>
+      </w:r>
+      <w:r>
+        <w:t xml:space="preserve">. </w:t>
       </w:r>
       <w:proofErr w:type="spellStart"/>
       <w:r>
@@ -34867,6 +35474,7 @@
       </w:r>
       <w:proofErr w:type="spellStart"/>
       <w:r>
+        <w:lastRenderedPageBreak/>
         <w:t>berfungsi</w:t>
       </w:r>
       <w:proofErr w:type="spellEnd"/>
@@ -34903,7 +35511,17 @@
       </w:r>
       <w:proofErr w:type="spellEnd"/>
       <w:r>
-        <w:t xml:space="preserve"> pada entity, </w:t>
+        <w:t xml:space="preserve"> pada </w:t>
+      </w:r>
+      <w:r>
+        <w:rPr>
+          <w:i/>
+          <w:iCs/>
+        </w:rPr>
+        <w:t>entity</w:t>
+      </w:r>
+      <w:r>
+        <w:t xml:space="preserve">, </w:t>
       </w:r>
       <w:proofErr w:type="spellStart"/>
       <w:r>
@@ -34985,16 +35603,16 @@
         <w:spacing w:line="360" w:lineRule="auto"/>
         <w:ind w:left="1440" w:firstLine="720"/>
         <w:jc w:val="both"/>
-        <w:sectPr>
-          <w:pgSz w:w="8392" w:h="11907" w:code="11"/>
-          <w:pgMar w:top="1418" w:right="1134" w:bottom="1418" w:left="1418" w:header="709" w:footer="709" w:gutter="0"/>
-          <w:cols w:space="708"/>
-          <w:titlePg/>
-          <w:docGrid w:linePitch="360"/>
-        </w:sectPr>
-      </w:pPr>
-      <w:r>
-        <w:t xml:space="preserve">Relationship </w:t>
+      </w:pPr>
+      <w:r>
+        <w:rPr>
+          <w:i/>
+          <w:iCs/>
+        </w:rPr>
+        <w:t>Relationship</w:t>
+      </w:r>
+      <w:r>
+        <w:t xml:space="preserve"> </w:t>
       </w:r>
       <w:proofErr w:type="spellStart"/>
       <w:r>
@@ -35042,7 +35660,17 @@
       </w:r>
       <w:proofErr w:type="spellEnd"/>
       <w:r>
-        <w:t xml:space="preserve"> entity </w:t>
+        <w:t xml:space="preserve"> </w:t>
+      </w:r>
+      <w:r>
+        <w:rPr>
+          <w:i/>
+          <w:iCs/>
+        </w:rPr>
+        <w:t>entity</w:t>
+      </w:r>
+      <w:r>
+        <w:t xml:space="preserve"> </w:t>
       </w:r>
       <w:proofErr w:type="spellStart"/>
       <w:r>
@@ -35082,7 +35710,17 @@
       </w:r>
       <w:proofErr w:type="spellEnd"/>
       <w:r>
-        <w:t xml:space="preserve"> entity </w:t>
+        <w:t xml:space="preserve"> </w:t>
+      </w:r>
+      <w:r>
+        <w:rPr>
+          <w:i/>
+          <w:iCs/>
+        </w:rPr>
+        <w:t>entity</w:t>
+      </w:r>
+      <w:r>
+        <w:t xml:space="preserve"> </w:t>
       </w:r>
       <w:proofErr w:type="spellStart"/>
       <w:r>
@@ -35177,7 +35815,6 @@
         <w:rPr>
           <w:lang w:val="en-ID" w:eastAsia="en-ID"/>
         </w:rPr>
-        <w:lastRenderedPageBreak/>
         <w:t>2.10</w:t>
       </w:r>
       <w:r>
@@ -35217,7 +35854,7 @@
                     </pic:cNvPicPr>
                   </pic:nvPicPr>
                   <pic:blipFill>
-                    <a:blip r:embed="rId40" cstate="print">
+                    <a:blip r:embed="rId34" cstate="print">
                       <a:extLst>
                         <a:ext uri="{28A0092B-C50C-407E-A947-70E740481C1C}">
                           <a14:useLocalDpi xmlns:a14="http://schemas.microsoft.com/office/drawing/2010/main" val="0"/>
@@ -35289,6 +35926,7 @@
           <w:bCs/>
           <w:lang w:val="en-ID" w:eastAsia="en-ID"/>
         </w:rPr>
+        <w:lastRenderedPageBreak/>
         <w:t>(</w:t>
       </w:r>
       <w:proofErr w:type="spellStart"/>
@@ -35374,7 +36012,23 @@
           <w:rFonts w:eastAsia="Times New Roman" w:cstheme="minorHAnsi"/>
           <w:lang w:val="en-ID" w:eastAsia="en-ID"/>
         </w:rPr>
-        <w:t xml:space="preserve"> Larry Constable, flowchart </w:t>
+        <w:t xml:space="preserve"> Larry Constable, </w:t>
+      </w:r>
+      <w:r>
+        <w:rPr>
+          <w:rFonts w:eastAsia="Times New Roman" w:cstheme="minorHAnsi"/>
+          <w:i/>
+          <w:iCs/>
+          <w:lang w:val="en-ID" w:eastAsia="en-ID"/>
+        </w:rPr>
+        <w:t>flowchart</w:t>
+      </w:r>
+      <w:r>
+        <w:rPr>
+          <w:rFonts w:eastAsia="Times New Roman" w:cstheme="minorHAnsi"/>
+          <w:lang w:val="en-ID" w:eastAsia="en-ID"/>
+        </w:rPr>
+        <w:t xml:space="preserve"> </w:t>
       </w:r>
       <w:proofErr w:type="spellStart"/>
       <w:r>
@@ -35822,7 +36476,23 @@
           <w:rFonts w:eastAsia="Times New Roman" w:cstheme="minorHAnsi"/>
           <w:lang w:val="en-ID" w:eastAsia="en-ID"/>
         </w:rPr>
-        <w:t xml:space="preserve">, flowchart </w:t>
+        <w:t xml:space="preserve">, </w:t>
+      </w:r>
+      <w:r>
+        <w:rPr>
+          <w:rFonts w:eastAsia="Times New Roman" w:cstheme="minorHAnsi"/>
+          <w:i/>
+          <w:iCs/>
+          <w:lang w:val="en-ID" w:eastAsia="en-ID"/>
+        </w:rPr>
+        <w:t>flowchart</w:t>
+      </w:r>
+      <w:r>
+        <w:rPr>
+          <w:rFonts w:eastAsia="Times New Roman" w:cstheme="minorHAnsi"/>
+          <w:lang w:val="en-ID" w:eastAsia="en-ID"/>
+        </w:rPr>
+        <w:t xml:space="preserve"> </w:t>
       </w:r>
       <w:proofErr w:type="spellStart"/>
       <w:r>
@@ -36065,7 +36735,6 @@
           <w:rFonts w:eastAsia="Times New Roman" w:cstheme="minorHAnsi"/>
           <w:lang w:val="en-ID" w:eastAsia="en-ID"/>
         </w:rPr>
-        <w:lastRenderedPageBreak/>
         <w:t>Sementara</w:t>
       </w:r>
       <w:proofErr w:type="spellEnd"/>
@@ -36218,7 +36887,23 @@
           <w:rFonts w:eastAsia="Times New Roman" w:cstheme="minorHAnsi"/>
           <w:lang w:val="en-ID" w:eastAsia="en-ID"/>
         </w:rPr>
-        <w:t xml:space="preserve"> flowchart pada </w:t>
+        <w:t xml:space="preserve"> </w:t>
+      </w:r>
+      <w:r>
+        <w:rPr>
+          <w:rFonts w:eastAsia="Times New Roman" w:cstheme="minorHAnsi"/>
+          <w:i/>
+          <w:iCs/>
+          <w:lang w:val="en-ID" w:eastAsia="en-ID"/>
+        </w:rPr>
+        <w:t>flowchart</w:t>
+      </w:r>
+      <w:r>
+        <w:rPr>
+          <w:rFonts w:eastAsia="Times New Roman" w:cstheme="minorHAnsi"/>
+          <w:lang w:val="en-ID" w:eastAsia="en-ID"/>
+        </w:rPr>
+        <w:t xml:space="preserve"> pada </w:t>
       </w:r>
       <w:proofErr w:type="spellStart"/>
       <w:r>
@@ -36762,7 +37447,23 @@
           <w:rFonts w:eastAsia="Times New Roman" w:cstheme="minorHAnsi"/>
           <w:lang w:val="en-ID" w:eastAsia="en-ID"/>
         </w:rPr>
-        <w:t xml:space="preserve">. Flowchart </w:t>
+        <w:t xml:space="preserve">. </w:t>
+      </w:r>
+      <w:r>
+        <w:rPr>
+          <w:rFonts w:eastAsia="Times New Roman" w:cstheme="minorHAnsi"/>
+          <w:i/>
+          <w:iCs/>
+          <w:lang w:val="en-ID" w:eastAsia="en-ID"/>
+        </w:rPr>
+        <w:t>Flowchart</w:t>
+      </w:r>
+      <w:r>
+        <w:rPr>
+          <w:rFonts w:eastAsia="Times New Roman" w:cstheme="minorHAnsi"/>
+          <w:lang w:val="en-ID" w:eastAsia="en-ID"/>
+        </w:rPr>
+        <w:t xml:space="preserve"> </w:t>
       </w:r>
       <w:proofErr w:type="spellStart"/>
       <w:r>
@@ -36955,6 +37656,7 @@
           <w:rFonts w:eastAsia="Times New Roman"/>
           <w:lang w:val="en-ID" w:eastAsia="en-ID"/>
         </w:rPr>
+        <w:lastRenderedPageBreak/>
         <w:tab/>
         <w:t>2.10.1</w:t>
       </w:r>
@@ -37012,7 +37714,7 @@
                     </pic:cNvPicPr>
                   </pic:nvPicPr>
                   <pic:blipFill>
-                    <a:blip r:embed="rId41">
+                    <a:blip r:embed="rId35">
                       <a:extLst>
                         <a:ext uri="{28A0092B-C50C-407E-A947-70E740481C1C}">
                           <a14:useLocalDpi xmlns:a14="http://schemas.microsoft.com/office/drawing/2010/main" val="0"/>
@@ -37084,7 +37786,1088 @@
           <w:bCs/>
           <w:lang w:val="en-ID" w:eastAsia="en-ID"/>
         </w:rPr>
+      </w:pPr>
+      <w:r>
+        <w:rPr>
+          <w:b/>
+          <w:bCs/>
+          <w:lang w:val="en-ID" w:eastAsia="en-ID"/>
+        </w:rPr>
+        <w:t>(</w:t>
+      </w:r>
+      <w:proofErr w:type="spellStart"/>
+      <w:proofErr w:type="gramStart"/>
+      <w:r>
+        <w:rPr>
+          <w:b/>
+          <w:bCs/>
+          <w:lang w:val="en-ID" w:eastAsia="en-ID"/>
+        </w:rPr>
+        <w:t>Sumber</w:t>
+      </w:r>
+      <w:proofErr w:type="spellEnd"/>
+      <w:r>
+        <w:rPr>
+          <w:b/>
+          <w:bCs/>
+          <w:lang w:val="en-ID" w:eastAsia="en-ID"/>
+        </w:rPr>
+        <w:t xml:space="preserve"> :</w:t>
+      </w:r>
+      <w:proofErr w:type="gramEnd"/>
+      <w:r>
+        <w:rPr>
+          <w:b/>
+          <w:bCs/>
+          <w:lang w:val="en-ID" w:eastAsia="en-ID"/>
+        </w:rPr>
+        <w:t xml:space="preserve"> </w:t>
+      </w:r>
+      <w:r>
+        <w:rPr>
+          <w:lang w:val="en-ID" w:eastAsia="en-ID"/>
+        </w:rPr>
+        <w:t>https://dicoding-assets.sgp1.cdn.digitaloceanspaces.com/blog/wp-content/uploads/2021/07/Simbol-Flowchart.png</w:t>
+      </w:r>
+      <w:r>
+        <w:rPr>
+          <w:b/>
+          <w:bCs/>
+          <w:lang w:val="en-ID" w:eastAsia="en-ID"/>
+        </w:rPr>
+        <w:t>)</w:t>
+      </w:r>
+    </w:p>
+    <w:p>
+      <w:pPr>
+        <w:spacing w:line="360" w:lineRule="auto"/>
+        <w:ind w:left="720"/>
+        <w:rPr>
+          <w:b/>
+          <w:bCs/>
+          <w:lang w:val="en-ID" w:eastAsia="en-ID"/>
+        </w:rPr>
+      </w:pPr>
+      <w:r>
+        <w:rPr>
+          <w:b/>
+          <w:bCs/>
+          <w:lang w:val="en-ID" w:eastAsia="en-ID"/>
+        </w:rPr>
+        <w:t>1.</w:t>
+      </w:r>
+      <w:r>
+        <w:rPr>
+          <w:b/>
+          <w:bCs/>
+          <w:lang w:val="en-ID" w:eastAsia="en-ID"/>
+        </w:rPr>
+        <w:tab/>
+        <w:t>Decision</w:t>
+      </w:r>
+    </w:p>
+    <w:p>
+      <w:pPr>
+        <w:spacing w:line="360" w:lineRule="auto"/>
+        <w:ind w:left="1440" w:firstLine="720"/>
+        <w:jc w:val="both"/>
+      </w:pPr>
+      <w:r>
+        <w:rPr>
+          <w:i/>
+          <w:iCs/>
+        </w:rPr>
+        <w:t>Decision</w:t>
+      </w:r>
+      <w:r>
+        <w:t xml:space="preserve"> </w:t>
+      </w:r>
+      <w:proofErr w:type="spellStart"/>
+      <w:r>
+        <w:t>adalah</w:t>
+      </w:r>
+      <w:proofErr w:type="spellEnd"/>
+      <w:r>
+        <w:t xml:space="preserve"> </w:t>
+      </w:r>
+      <w:proofErr w:type="spellStart"/>
+      <w:r>
+        <w:t>titik</w:t>
+      </w:r>
+      <w:proofErr w:type="spellEnd"/>
+      <w:r>
+        <w:t xml:space="preserve"> </w:t>
+      </w:r>
+      <w:proofErr w:type="spellStart"/>
+      <w:r>
+        <w:t>percabangan</w:t>
+      </w:r>
+      <w:proofErr w:type="spellEnd"/>
+      <w:r>
+        <w:t xml:space="preserve"> </w:t>
+      </w:r>
+      <w:proofErr w:type="spellStart"/>
+      <w:r>
+        <w:t>logika</w:t>
+      </w:r>
+      <w:proofErr w:type="spellEnd"/>
+      <w:r>
+        <w:t xml:space="preserve"> </w:t>
+      </w:r>
+      <w:proofErr w:type="spellStart"/>
+      <w:r>
+        <w:t>dalam</w:t>
+      </w:r>
+      <w:proofErr w:type="spellEnd"/>
+      <w:r>
+        <w:t xml:space="preserve"> </w:t>
+      </w:r>
+      <w:r>
+        <w:rPr>
+          <w:i/>
+          <w:iCs/>
+        </w:rPr>
+        <w:t>flowchart</w:t>
+      </w:r>
+      <w:r>
+        <w:t xml:space="preserve">, di mana </w:t>
+      </w:r>
+      <w:proofErr w:type="spellStart"/>
+      <w:r>
+        <w:t>sistem</w:t>
+      </w:r>
+      <w:proofErr w:type="spellEnd"/>
+      <w:r>
+        <w:t xml:space="preserve"> </w:t>
+      </w:r>
+      <w:proofErr w:type="spellStart"/>
+      <w:r>
+        <w:t>harus</w:t>
+      </w:r>
+      <w:proofErr w:type="spellEnd"/>
+      <w:r>
+        <w:t xml:space="preserve"> </w:t>
+      </w:r>
+      <w:proofErr w:type="spellStart"/>
+      <w:r>
+        <w:t>memilih</w:t>
+      </w:r>
+      <w:proofErr w:type="spellEnd"/>
+      <w:r>
+        <w:t xml:space="preserve"> </w:t>
+      </w:r>
+      <w:proofErr w:type="spellStart"/>
+      <w:r>
+        <w:t>antara</w:t>
+      </w:r>
+      <w:proofErr w:type="spellEnd"/>
+      <w:r>
+        <w:t xml:space="preserve"> dua </w:t>
+      </w:r>
+      <w:proofErr w:type="spellStart"/>
+      <w:r>
+        <w:t>atau</w:t>
+      </w:r>
+      <w:proofErr w:type="spellEnd"/>
+      <w:r>
+        <w:t xml:space="preserve"> </w:t>
+      </w:r>
+      <w:proofErr w:type="spellStart"/>
+      <w:r>
+        <w:t>lebih</w:t>
+      </w:r>
+      <w:proofErr w:type="spellEnd"/>
+      <w:r>
+        <w:t xml:space="preserve"> </w:t>
+      </w:r>
+      <w:proofErr w:type="spellStart"/>
+      <w:r>
+        <w:t>jalur</w:t>
+      </w:r>
+      <w:proofErr w:type="spellEnd"/>
+      <w:r>
+        <w:t xml:space="preserve"> </w:t>
+      </w:r>
+      <w:proofErr w:type="spellStart"/>
+      <w:r>
+        <w:t>berdasarkan</w:t>
+      </w:r>
+      <w:proofErr w:type="spellEnd"/>
+      <w:r>
+        <w:t xml:space="preserve"> </w:t>
+      </w:r>
+      <w:proofErr w:type="spellStart"/>
+      <w:r>
+        <w:t>kondisi</w:t>
+      </w:r>
+      <w:proofErr w:type="spellEnd"/>
+      <w:r>
+        <w:t xml:space="preserve"> </w:t>
+      </w:r>
+      <w:proofErr w:type="spellStart"/>
+      <w:r>
+        <w:t>tertentu</w:t>
+      </w:r>
+      <w:proofErr w:type="spellEnd"/>
+      <w:r>
+        <w:t xml:space="preserve">. </w:t>
+      </w:r>
+      <w:proofErr w:type="spellStart"/>
+      <w:r>
+        <w:t>Digambarkan</w:t>
+      </w:r>
+      <w:proofErr w:type="spellEnd"/>
+      <w:r>
+        <w:t xml:space="preserve"> </w:t>
+      </w:r>
+      <w:proofErr w:type="spellStart"/>
+      <w:r>
+        <w:t>dengan</w:t>
+      </w:r>
+      <w:proofErr w:type="spellEnd"/>
+      <w:r>
+        <w:t xml:space="preserve"> </w:t>
+      </w:r>
+      <w:proofErr w:type="spellStart"/>
+      <w:r>
+        <w:t>bentuk</w:t>
+      </w:r>
+      <w:proofErr w:type="spellEnd"/>
+      <w:r>
+        <w:t xml:space="preserve"> </w:t>
+      </w:r>
+      <w:proofErr w:type="spellStart"/>
+      <w:r>
+        <w:t>belah</w:t>
+      </w:r>
+      <w:proofErr w:type="spellEnd"/>
+      <w:r>
+        <w:t xml:space="preserve"> ketupat, </w:t>
+      </w:r>
+      <w:proofErr w:type="spellStart"/>
+      <w:r>
+        <w:t>simbol</w:t>
+      </w:r>
+      <w:proofErr w:type="spellEnd"/>
+      <w:r>
+        <w:t xml:space="preserve"> </w:t>
+      </w:r>
+      <w:proofErr w:type="spellStart"/>
+      <w:r>
+        <w:t>ini</w:t>
+      </w:r>
+      <w:proofErr w:type="spellEnd"/>
+      <w:r>
+        <w:t xml:space="preserve"> </w:t>
+      </w:r>
+      <w:proofErr w:type="spellStart"/>
+      <w:r>
+        <w:t>penting</w:t>
+      </w:r>
+      <w:proofErr w:type="spellEnd"/>
+      <w:r>
+        <w:t xml:space="preserve"> </w:t>
+      </w:r>
+      <w:proofErr w:type="spellStart"/>
+      <w:r>
+        <w:t>untuk</w:t>
+      </w:r>
+      <w:proofErr w:type="spellEnd"/>
+      <w:r>
+        <w:t xml:space="preserve"> </w:t>
+      </w:r>
+      <w:proofErr w:type="spellStart"/>
+      <w:r>
+        <w:t>menggambarkan</w:t>
+      </w:r>
+      <w:proofErr w:type="spellEnd"/>
+      <w:r>
+        <w:t xml:space="preserve"> </w:t>
+      </w:r>
+      <w:proofErr w:type="spellStart"/>
+      <w:r>
+        <w:t>logika</w:t>
+      </w:r>
+      <w:proofErr w:type="spellEnd"/>
+      <w:r>
+        <w:t xml:space="preserve"> </w:t>
+      </w:r>
+      <w:proofErr w:type="spellStart"/>
+      <w:r>
+        <w:t>bercabang</w:t>
+      </w:r>
+      <w:proofErr w:type="spellEnd"/>
+      <w:r>
+        <w:t xml:space="preserve"> </w:t>
+      </w:r>
+      <w:proofErr w:type="spellStart"/>
+      <w:r>
+        <w:t>seperti</w:t>
+      </w:r>
+      <w:proofErr w:type="spellEnd"/>
+      <w:r>
+        <w:t xml:space="preserve"> “</w:t>
+      </w:r>
+      <w:proofErr w:type="spellStart"/>
+      <w:r>
+        <w:t>ya</w:t>
+      </w:r>
+      <w:proofErr w:type="spellEnd"/>
+      <w:r>
+        <w:t>/</w:t>
+      </w:r>
+      <w:proofErr w:type="spellStart"/>
+      <w:r>
+        <w:t>tidak</w:t>
+      </w:r>
+      <w:proofErr w:type="spellEnd"/>
+      <w:r>
+        <w:t xml:space="preserve">” </w:t>
+      </w:r>
+      <w:proofErr w:type="spellStart"/>
+      <w:r>
+        <w:t>atau</w:t>
+      </w:r>
+      <w:proofErr w:type="spellEnd"/>
+      <w:r>
+        <w:t xml:space="preserve"> “</w:t>
+      </w:r>
+      <w:proofErr w:type="spellStart"/>
+      <w:r>
+        <w:t>benar</w:t>
+      </w:r>
+      <w:proofErr w:type="spellEnd"/>
+      <w:r>
+        <w:t>/salah”.</w:t>
+      </w:r>
+    </w:p>
+    <w:p>
+      <w:pPr>
+        <w:spacing w:line="360" w:lineRule="auto"/>
+        <w:ind w:left="720"/>
+        <w:rPr>
+          <w:b/>
+          <w:bCs/>
+        </w:rPr>
+      </w:pPr>
+      <w:r>
+        <w:rPr>
+          <w:b/>
+          <w:bCs/>
+        </w:rPr>
+        <w:t>2.</w:t>
+      </w:r>
+      <w:r>
+        <w:rPr>
+          <w:b/>
+          <w:bCs/>
+        </w:rPr>
+        <w:tab/>
+        <w:t>Flow</w:t>
+      </w:r>
+    </w:p>
+    <w:p>
+      <w:pPr>
+        <w:spacing w:line="360" w:lineRule="auto"/>
+        <w:ind w:left="1440" w:firstLine="720"/>
+        <w:jc w:val="both"/>
+      </w:pPr>
+      <w:r>
+        <w:rPr>
+          <w:i/>
+          <w:iCs/>
+        </w:rPr>
+        <w:t>Flow</w:t>
+      </w:r>
+      <w:r>
+        <w:t xml:space="preserve"> </w:t>
+      </w:r>
+      <w:proofErr w:type="spellStart"/>
+      <w:r>
+        <w:t>menunjukkan</w:t>
+      </w:r>
+      <w:proofErr w:type="spellEnd"/>
+      <w:r>
+        <w:t xml:space="preserve"> </w:t>
+      </w:r>
+      <w:proofErr w:type="spellStart"/>
+      <w:r>
+        <w:t>arah</w:t>
+      </w:r>
+      <w:proofErr w:type="spellEnd"/>
+      <w:r>
+        <w:t xml:space="preserve"> </w:t>
+      </w:r>
+      <w:proofErr w:type="spellStart"/>
+      <w:r>
+        <w:t>jalannya</w:t>
+      </w:r>
+      <w:proofErr w:type="spellEnd"/>
+      <w:r>
+        <w:t xml:space="preserve"> proses </w:t>
+      </w:r>
+      <w:proofErr w:type="spellStart"/>
+      <w:r>
+        <w:t>dalam</w:t>
+      </w:r>
+      <w:proofErr w:type="spellEnd"/>
+      <w:r>
+        <w:t xml:space="preserve"> diagram, </w:t>
+      </w:r>
+      <w:proofErr w:type="spellStart"/>
+      <w:r>
+        <w:t>biasanya</w:t>
+      </w:r>
+      <w:proofErr w:type="spellEnd"/>
+      <w:r>
+        <w:t xml:space="preserve"> </w:t>
+      </w:r>
+      <w:proofErr w:type="spellStart"/>
+      <w:r>
+        <w:t>digambarkan</w:t>
+      </w:r>
+      <w:proofErr w:type="spellEnd"/>
+      <w:r>
+        <w:t xml:space="preserve"> </w:t>
+      </w:r>
+      <w:proofErr w:type="spellStart"/>
+      <w:r>
+        <w:t>dengan</w:t>
+      </w:r>
+      <w:proofErr w:type="spellEnd"/>
+      <w:r>
+        <w:t xml:space="preserve"> </w:t>
+      </w:r>
+      <w:proofErr w:type="spellStart"/>
+      <w:r>
+        <w:t>panah</w:t>
+      </w:r>
+      <w:proofErr w:type="spellEnd"/>
+      <w:r>
+        <w:t xml:space="preserve">. </w:t>
+      </w:r>
+      <w:proofErr w:type="spellStart"/>
+      <w:r>
+        <w:t>Panah</w:t>
+      </w:r>
+      <w:proofErr w:type="spellEnd"/>
+      <w:r>
+        <w:t xml:space="preserve"> </w:t>
+      </w:r>
+      <w:proofErr w:type="spellStart"/>
+      <w:r>
+        <w:t>ini</w:t>
+      </w:r>
+      <w:proofErr w:type="spellEnd"/>
+      <w:r>
+        <w:t xml:space="preserve"> </w:t>
+      </w:r>
+      <w:proofErr w:type="spellStart"/>
+      <w:r>
+        <w:t>menghubungkan</w:t>
+      </w:r>
+      <w:proofErr w:type="spellEnd"/>
+      <w:r>
+        <w:t xml:space="preserve"> </w:t>
+      </w:r>
+      <w:proofErr w:type="spellStart"/>
+      <w:r>
+        <w:t>simbol-simbol</w:t>
+      </w:r>
+      <w:proofErr w:type="spellEnd"/>
+      <w:r>
+        <w:t xml:space="preserve"> </w:t>
+      </w:r>
+      <w:r>
+        <w:lastRenderedPageBreak/>
+        <w:t xml:space="preserve">dan </w:t>
+      </w:r>
+      <w:proofErr w:type="spellStart"/>
+      <w:r>
+        <w:t>menunjukkan</w:t>
+      </w:r>
+      <w:proofErr w:type="spellEnd"/>
+      <w:r>
+        <w:t xml:space="preserve"> </w:t>
+      </w:r>
+      <w:proofErr w:type="spellStart"/>
+      <w:r>
+        <w:t>urutan</w:t>
+      </w:r>
+      <w:proofErr w:type="spellEnd"/>
+      <w:r>
+        <w:t xml:space="preserve"> </w:t>
+      </w:r>
+      <w:proofErr w:type="spellStart"/>
+      <w:r>
+        <w:t>eksekusi</w:t>
+      </w:r>
+      <w:proofErr w:type="spellEnd"/>
+      <w:r>
+        <w:t xml:space="preserve"> </w:t>
+      </w:r>
+      <w:proofErr w:type="spellStart"/>
+      <w:r>
+        <w:t>atau</w:t>
+      </w:r>
+      <w:proofErr w:type="spellEnd"/>
+      <w:r>
+        <w:t xml:space="preserve"> </w:t>
+      </w:r>
+      <w:proofErr w:type="spellStart"/>
+      <w:r>
+        <w:t>logika</w:t>
+      </w:r>
+      <w:proofErr w:type="spellEnd"/>
+      <w:r>
+        <w:t xml:space="preserve"> </w:t>
+      </w:r>
+      <w:proofErr w:type="spellStart"/>
+      <w:r>
+        <w:t>dari</w:t>
+      </w:r>
+      <w:proofErr w:type="spellEnd"/>
+      <w:r>
+        <w:t xml:space="preserve"> </w:t>
+      </w:r>
+      <w:proofErr w:type="spellStart"/>
+      <w:r>
+        <w:t>satu</w:t>
+      </w:r>
+      <w:proofErr w:type="spellEnd"/>
+      <w:r>
+        <w:t xml:space="preserve"> </w:t>
+      </w:r>
+      <w:proofErr w:type="spellStart"/>
+      <w:r>
+        <w:t>langkah</w:t>
+      </w:r>
+      <w:proofErr w:type="spellEnd"/>
+      <w:r>
+        <w:t xml:space="preserve"> </w:t>
+      </w:r>
+      <w:proofErr w:type="spellStart"/>
+      <w:r>
+        <w:t>ke</w:t>
+      </w:r>
+      <w:proofErr w:type="spellEnd"/>
+      <w:r>
+        <w:t xml:space="preserve"> </w:t>
+      </w:r>
+      <w:proofErr w:type="spellStart"/>
+      <w:r>
+        <w:t>langkah</w:t>
+      </w:r>
+      <w:proofErr w:type="spellEnd"/>
+      <w:r>
+        <w:t xml:space="preserve"> </w:t>
+      </w:r>
+      <w:proofErr w:type="spellStart"/>
+      <w:r>
+        <w:t>berikutnya</w:t>
+      </w:r>
+      <w:proofErr w:type="spellEnd"/>
+      <w:r>
+        <w:t>.</w:t>
+      </w:r>
+    </w:p>
+    <w:p>
+      <w:pPr>
+        <w:spacing w:line="360" w:lineRule="auto"/>
+        <w:ind w:left="720"/>
+        <w:rPr>
+          <w:b/>
+          <w:bCs/>
+        </w:rPr>
+      </w:pPr>
+      <w:r>
+        <w:rPr>
+          <w:b/>
+          <w:bCs/>
+        </w:rPr>
+        <w:t>3.</w:t>
+      </w:r>
+      <w:r>
+        <w:rPr>
+          <w:b/>
+          <w:bCs/>
+        </w:rPr>
+        <w:tab/>
+        <w:t>Data</w:t>
+      </w:r>
+    </w:p>
+    <w:p>
+      <w:pPr>
+        <w:spacing w:line="360" w:lineRule="auto"/>
+        <w:ind w:left="1440" w:firstLine="720"/>
+        <w:jc w:val="both"/>
+      </w:pPr>
+      <w:r>
+        <w:t xml:space="preserve">Data </w:t>
+      </w:r>
+      <w:proofErr w:type="spellStart"/>
+      <w:r>
+        <w:t>merepresentasikan</w:t>
+      </w:r>
+      <w:proofErr w:type="spellEnd"/>
+      <w:r>
+        <w:t xml:space="preserve"> </w:t>
+      </w:r>
+      <w:proofErr w:type="spellStart"/>
+      <w:r>
+        <w:t>titik</w:t>
+      </w:r>
+      <w:proofErr w:type="spellEnd"/>
+      <w:r>
+        <w:t xml:space="preserve"> di mana </w:t>
+      </w:r>
+      <w:proofErr w:type="spellStart"/>
+      <w:r>
+        <w:t>informasi</w:t>
+      </w:r>
+      <w:proofErr w:type="spellEnd"/>
+      <w:r>
+        <w:t xml:space="preserve"> </w:t>
+      </w:r>
+      <w:proofErr w:type="spellStart"/>
+      <w:r>
+        <w:t>dimasukkan</w:t>
+      </w:r>
+      <w:proofErr w:type="spellEnd"/>
+      <w:r>
+        <w:t xml:space="preserve"> </w:t>
+      </w:r>
+      <w:proofErr w:type="spellStart"/>
+      <w:r>
+        <w:t>ke</w:t>
+      </w:r>
+      <w:proofErr w:type="spellEnd"/>
+      <w:r>
+        <w:t xml:space="preserve"> </w:t>
+      </w:r>
+      <w:proofErr w:type="spellStart"/>
+      <w:r>
+        <w:t>dalam</w:t>
+      </w:r>
+      <w:proofErr w:type="spellEnd"/>
+      <w:r>
+        <w:t xml:space="preserve"> </w:t>
+      </w:r>
+      <w:proofErr w:type="spellStart"/>
+      <w:r>
+        <w:t>sistem</w:t>
+      </w:r>
+      <w:proofErr w:type="spellEnd"/>
+      <w:r>
+        <w:t xml:space="preserve"> </w:t>
+      </w:r>
+      <w:proofErr w:type="spellStart"/>
+      <w:r>
+        <w:t>atau</w:t>
+      </w:r>
+      <w:proofErr w:type="spellEnd"/>
+      <w:r>
+        <w:t xml:space="preserve"> </w:t>
+      </w:r>
+      <w:proofErr w:type="spellStart"/>
+      <w:r>
+        <w:t>hasil</w:t>
+      </w:r>
+      <w:proofErr w:type="spellEnd"/>
+      <w:r>
+        <w:t xml:space="preserve"> </w:t>
+      </w:r>
+      <w:proofErr w:type="spellStart"/>
+      <w:r>
+        <w:t>dikeluarkan</w:t>
+      </w:r>
+      <w:proofErr w:type="spellEnd"/>
+      <w:r>
+        <w:t xml:space="preserve"> </w:t>
+      </w:r>
+      <w:proofErr w:type="spellStart"/>
+      <w:r>
+        <w:t>dari</w:t>
+      </w:r>
+      <w:proofErr w:type="spellEnd"/>
+      <w:r>
+        <w:t xml:space="preserve"> </w:t>
+      </w:r>
+      <w:proofErr w:type="spellStart"/>
+      <w:r>
+        <w:t>sistem</w:t>
+      </w:r>
+      <w:proofErr w:type="spellEnd"/>
+      <w:r>
+        <w:t xml:space="preserve">. </w:t>
+      </w:r>
+      <w:proofErr w:type="spellStart"/>
+      <w:r>
+        <w:t>Simbol</w:t>
+      </w:r>
+      <w:proofErr w:type="spellEnd"/>
+      <w:r>
+        <w:t xml:space="preserve"> </w:t>
+      </w:r>
+      <w:proofErr w:type="spellStart"/>
+      <w:r>
+        <w:t>ini</w:t>
+      </w:r>
+      <w:proofErr w:type="spellEnd"/>
+      <w:r>
+        <w:t xml:space="preserve"> </w:t>
+      </w:r>
+      <w:proofErr w:type="spellStart"/>
+      <w:r>
+        <w:t>biasanya</w:t>
+      </w:r>
+      <w:proofErr w:type="spellEnd"/>
+      <w:r>
+        <w:t xml:space="preserve"> </w:t>
+      </w:r>
+      <w:proofErr w:type="spellStart"/>
+      <w:r>
+        <w:t>berbentuk</w:t>
+      </w:r>
+      <w:proofErr w:type="spellEnd"/>
+      <w:r>
+        <w:t xml:space="preserve"> </w:t>
+      </w:r>
+      <w:proofErr w:type="spellStart"/>
+      <w:r>
+        <w:t>jajar</w:t>
+      </w:r>
+      <w:proofErr w:type="spellEnd"/>
+      <w:r>
+        <w:t xml:space="preserve"> </w:t>
+      </w:r>
+      <w:proofErr w:type="spellStart"/>
+      <w:r>
+        <w:t>genjang</w:t>
+      </w:r>
+      <w:proofErr w:type="spellEnd"/>
+      <w:r>
+        <w:t xml:space="preserve"> dan </w:t>
+      </w:r>
+      <w:proofErr w:type="spellStart"/>
+      <w:r>
+        <w:t>digunakan</w:t>
+      </w:r>
+      <w:proofErr w:type="spellEnd"/>
+      <w:r>
+        <w:t xml:space="preserve"> </w:t>
+      </w:r>
+      <w:proofErr w:type="spellStart"/>
+      <w:r>
+        <w:t>untuk</w:t>
+      </w:r>
+      <w:proofErr w:type="spellEnd"/>
+      <w:r>
+        <w:t xml:space="preserve"> </w:t>
+      </w:r>
+      <w:proofErr w:type="spellStart"/>
+      <w:r>
+        <w:t>menunjukkan</w:t>
+      </w:r>
+      <w:proofErr w:type="spellEnd"/>
+      <w:r>
+        <w:t xml:space="preserve"> </w:t>
+      </w:r>
+      <w:proofErr w:type="spellStart"/>
+      <w:r>
+        <w:t>interaksi</w:t>
+      </w:r>
+      <w:proofErr w:type="spellEnd"/>
+      <w:r>
+        <w:t xml:space="preserve"> </w:t>
+      </w:r>
+      <w:proofErr w:type="spellStart"/>
+      <w:r>
+        <w:t>antara</w:t>
+      </w:r>
+      <w:proofErr w:type="spellEnd"/>
+      <w:r>
+        <w:t xml:space="preserve"> </w:t>
+      </w:r>
+      <w:proofErr w:type="spellStart"/>
+      <w:r>
+        <w:t>pengguna</w:t>
+      </w:r>
+      <w:proofErr w:type="spellEnd"/>
+      <w:r>
+        <w:t xml:space="preserve"> dan </w:t>
+      </w:r>
+      <w:proofErr w:type="spellStart"/>
+      <w:r>
+        <w:t>sistem</w:t>
+      </w:r>
+      <w:proofErr w:type="spellEnd"/>
+      <w:r>
+        <w:t>.</w:t>
+      </w:r>
+    </w:p>
+    <w:p>
+      <w:pPr>
+        <w:spacing w:line="360" w:lineRule="auto"/>
+        <w:ind w:left="720"/>
+        <w:rPr>
+          <w:b/>
+          <w:bCs/>
+        </w:rPr>
+      </w:pPr>
+      <w:r>
+        <w:rPr>
+          <w:b/>
+          <w:bCs/>
+        </w:rPr>
+        <w:t xml:space="preserve">4. </w:t>
+      </w:r>
+      <w:r>
+        <w:rPr>
+          <w:b/>
+          <w:bCs/>
+        </w:rPr>
+        <w:tab/>
+        <w:t>Process</w:t>
+      </w:r>
+    </w:p>
+    <w:p>
+      <w:pPr>
+        <w:spacing w:line="360" w:lineRule="auto"/>
+        <w:ind w:left="1440" w:firstLine="720"/>
+        <w:jc w:val="both"/>
+      </w:pPr>
+      <w:r>
+        <w:rPr>
+          <w:i/>
+          <w:iCs/>
+        </w:rPr>
+        <w:t>Process</w:t>
+      </w:r>
+      <w:r>
+        <w:t xml:space="preserve"> </w:t>
+      </w:r>
+      <w:proofErr w:type="spellStart"/>
+      <w:r>
+        <w:t>adalah</w:t>
+      </w:r>
+      <w:proofErr w:type="spellEnd"/>
+      <w:r>
+        <w:t xml:space="preserve"> </w:t>
+      </w:r>
+      <w:proofErr w:type="spellStart"/>
+      <w:r>
+        <w:t>simbol</w:t>
+      </w:r>
+      <w:proofErr w:type="spellEnd"/>
+      <w:r>
+        <w:t xml:space="preserve"> yang </w:t>
+      </w:r>
+      <w:proofErr w:type="spellStart"/>
+      <w:r>
+        <w:t>merepresentasikan</w:t>
+      </w:r>
+      <w:proofErr w:type="spellEnd"/>
+      <w:r>
+        <w:t xml:space="preserve"> </w:t>
+      </w:r>
+      <w:proofErr w:type="spellStart"/>
+      <w:r>
+        <w:t>aktivitas</w:t>
+      </w:r>
+      <w:proofErr w:type="spellEnd"/>
+      <w:r>
+        <w:t xml:space="preserve"> </w:t>
+      </w:r>
+      <w:proofErr w:type="spellStart"/>
+      <w:r>
+        <w:t>atau</w:t>
+      </w:r>
+      <w:proofErr w:type="spellEnd"/>
+      <w:r>
+        <w:t xml:space="preserve"> </w:t>
+      </w:r>
+      <w:proofErr w:type="spellStart"/>
+      <w:r>
+        <w:t>tindakan</w:t>
+      </w:r>
+      <w:proofErr w:type="spellEnd"/>
+      <w:r>
+        <w:t xml:space="preserve"> yang </w:t>
+      </w:r>
+      <w:proofErr w:type="spellStart"/>
+      <w:r>
+        <w:t>dilakukan</w:t>
+      </w:r>
+      <w:proofErr w:type="spellEnd"/>
+      <w:r>
+        <w:t xml:space="preserve"> </w:t>
+      </w:r>
+      <w:proofErr w:type="spellStart"/>
+      <w:r>
+        <w:t>dalam</w:t>
+      </w:r>
+      <w:proofErr w:type="spellEnd"/>
+      <w:r>
+        <w:t xml:space="preserve"> </w:t>
+      </w:r>
+      <w:proofErr w:type="spellStart"/>
+      <w:r>
+        <w:t>sistem</w:t>
+      </w:r>
+      <w:proofErr w:type="spellEnd"/>
+      <w:r>
+        <w:t xml:space="preserve">. </w:t>
+      </w:r>
+      <w:proofErr w:type="spellStart"/>
+      <w:r>
+        <w:t>Biasanya</w:t>
+      </w:r>
+      <w:proofErr w:type="spellEnd"/>
+      <w:r>
+        <w:t xml:space="preserve"> </w:t>
+      </w:r>
+      <w:proofErr w:type="spellStart"/>
+      <w:r>
+        <w:t>digambarkan</w:t>
+      </w:r>
+      <w:proofErr w:type="spellEnd"/>
+      <w:r>
+        <w:t xml:space="preserve"> </w:t>
+      </w:r>
+      <w:proofErr w:type="spellStart"/>
+      <w:r>
+        <w:t>dengan</w:t>
+      </w:r>
+      <w:proofErr w:type="spellEnd"/>
+      <w:r>
+        <w:t xml:space="preserve"> </w:t>
+      </w:r>
+      <w:proofErr w:type="spellStart"/>
+      <w:r>
+        <w:t>persegi</w:t>
+      </w:r>
+      <w:proofErr w:type="spellEnd"/>
+      <w:r>
+        <w:t xml:space="preserve"> </w:t>
+      </w:r>
+      <w:proofErr w:type="spellStart"/>
+      <w:r>
+        <w:t>panjang</w:t>
+      </w:r>
+      <w:proofErr w:type="spellEnd"/>
+      <w:r>
+        <w:t xml:space="preserve">, proses </w:t>
+      </w:r>
+      <w:proofErr w:type="spellStart"/>
+      <w:r>
+        <w:t>ini</w:t>
+      </w:r>
+      <w:proofErr w:type="spellEnd"/>
+      <w:r>
+        <w:t xml:space="preserve"> </w:t>
+      </w:r>
+      <w:proofErr w:type="spellStart"/>
+      <w:r>
+        <w:t>bisa</w:t>
+      </w:r>
+      <w:proofErr w:type="spellEnd"/>
+      <w:r>
+        <w:t xml:space="preserve"> </w:t>
+      </w:r>
+      <w:proofErr w:type="spellStart"/>
+      <w:r>
+        <w:t>berupa</w:t>
+      </w:r>
+      <w:proofErr w:type="spellEnd"/>
+      <w:r>
+        <w:t xml:space="preserve"> </w:t>
+      </w:r>
+      <w:proofErr w:type="spellStart"/>
+      <w:r>
+        <w:t>perhitungan</w:t>
+      </w:r>
+      <w:proofErr w:type="spellEnd"/>
+      <w:r>
+        <w:t xml:space="preserve">, </w:t>
+      </w:r>
+      <w:proofErr w:type="spellStart"/>
+      <w:r>
+        <w:t>pengolahan</w:t>
+      </w:r>
+      <w:proofErr w:type="spellEnd"/>
+      <w:r>
+        <w:t xml:space="preserve"> data, </w:t>
+      </w:r>
+      <w:proofErr w:type="spellStart"/>
+      <w:r>
+        <w:t>atau</w:t>
+      </w:r>
+      <w:proofErr w:type="spellEnd"/>
+      <w:r>
+        <w:t xml:space="preserve"> </w:t>
+      </w:r>
+      <w:proofErr w:type="spellStart"/>
+      <w:r>
+        <w:t>eksekusi</w:t>
+      </w:r>
+      <w:proofErr w:type="spellEnd"/>
+      <w:r>
+        <w:t xml:space="preserve"> </w:t>
+      </w:r>
+      <w:proofErr w:type="spellStart"/>
+      <w:r>
+        <w:t>perintah</w:t>
+      </w:r>
+      <w:proofErr w:type="spellEnd"/>
+      <w:r>
+        <w:t xml:space="preserve"> </w:t>
+      </w:r>
+      <w:proofErr w:type="spellStart"/>
+      <w:r>
+        <w:t>tertentu</w:t>
+      </w:r>
+      <w:proofErr w:type="spellEnd"/>
+      <w:r>
+        <w:t>.</w:t>
+      </w:r>
+    </w:p>
+    <w:p>
+      <w:pPr>
+        <w:spacing w:line="360" w:lineRule="auto"/>
+        <w:ind w:left="720"/>
+        <w:rPr>
+          <w:b/>
+          <w:bCs/>
+        </w:rPr>
+      </w:pPr>
+      <w:r>
+        <w:rPr>
+          <w:b/>
+          <w:bCs/>
+        </w:rPr>
+        <w:t>5.</w:t>
+      </w:r>
+      <w:r>
+        <w:rPr>
+          <w:b/>
+          <w:bCs/>
+        </w:rPr>
+        <w:tab/>
+        <w:t>Terminator</w:t>
+      </w:r>
+    </w:p>
+    <w:p>
+      <w:pPr>
+        <w:spacing w:line="360" w:lineRule="auto"/>
+        <w:ind w:left="1440" w:firstLine="720"/>
+        <w:jc w:val="both"/>
+        <w:rPr>
+          <w:b/>
+          <w:bCs/>
+        </w:rPr>
         <w:sectPr>
+          <w:headerReference w:type="first" r:id="rId36"/>
           <w:pgSz w:w="8392" w:h="11907" w:code="11"/>
           <w:pgMar w:top="1418" w:right="1134" w:bottom="1418" w:left="1418" w:header="709" w:footer="709" w:gutter="0"/>
           <w:cols w:space="708"/>
@@ -37093,1163 +38876,125 @@
         </w:sectPr>
       </w:pPr>
       <w:r>
-        <w:rPr>
-          <w:b/>
-          <w:bCs/>
-          <w:lang w:val="en-ID" w:eastAsia="en-ID"/>
-        </w:rPr>
-        <w:t>(</w:t>
-      </w:r>
-      <w:proofErr w:type="spellStart"/>
-      <w:proofErr w:type="gramStart"/>
-      <w:r>
-        <w:rPr>
-          <w:b/>
-          <w:bCs/>
-          <w:lang w:val="en-ID" w:eastAsia="en-ID"/>
-        </w:rPr>
-        <w:t>Sumber</w:t>
-      </w:r>
-      <w:proofErr w:type="spellEnd"/>
-      <w:r>
-        <w:rPr>
-          <w:b/>
-          <w:bCs/>
-          <w:lang w:val="en-ID" w:eastAsia="en-ID"/>
-        </w:rPr>
-        <w:t xml:space="preserve"> :</w:t>
-      </w:r>
-      <w:proofErr w:type="gramEnd"/>
-      <w:r>
-        <w:rPr>
-          <w:b/>
-          <w:bCs/>
-          <w:lang w:val="en-ID" w:eastAsia="en-ID"/>
-        </w:rPr>
-        <w:t xml:space="preserve"> </w:t>
-      </w:r>
-      <w:r>
-        <w:rPr>
-          <w:lang w:val="en-ID" w:eastAsia="en-ID"/>
-        </w:rPr>
-        <w:t>https://dicoding-assets.sgp1.cdn.digitaloceanspaces.com/blog/wp-content/uploads/2021/07/Simbol-Flowchart.png</w:t>
-      </w:r>
-      <w:r>
-        <w:rPr>
-          <w:b/>
-          <w:bCs/>
-          <w:lang w:val="en-ID" w:eastAsia="en-ID"/>
-        </w:rPr>
-        <w:t>)</w:t>
-      </w:r>
-    </w:p>
-    <w:p>
-      <w:pPr>
-        <w:spacing w:line="360" w:lineRule="auto"/>
-        <w:ind w:left="720"/>
-        <w:rPr>
-          <w:b/>
-          <w:bCs/>
-          <w:lang w:val="en-ID" w:eastAsia="en-ID"/>
-        </w:rPr>
-      </w:pPr>
-      <w:r>
-        <w:rPr>
-          <w:b/>
-          <w:bCs/>
-          <w:lang w:val="en-ID" w:eastAsia="en-ID"/>
-        </w:rPr>
+        <w:t xml:space="preserve">Terminator </w:t>
+      </w:r>
+      <w:proofErr w:type="spellStart"/>
+      <w:r>
+        <w:t>adalah</w:t>
+      </w:r>
+      <w:proofErr w:type="spellEnd"/>
+      <w:r>
+        <w:t xml:space="preserve"> </w:t>
+      </w:r>
+      <w:proofErr w:type="spellStart"/>
+      <w:r>
+        <w:t>simbol</w:t>
+      </w:r>
+      <w:proofErr w:type="spellEnd"/>
+      <w:r>
+        <w:t xml:space="preserve"> yang </w:t>
+      </w:r>
+      <w:proofErr w:type="spellStart"/>
+      <w:r>
+        <w:t>menandai</w:t>
+      </w:r>
+      <w:proofErr w:type="spellEnd"/>
+      <w:r>
+        <w:t xml:space="preserve"> </w:t>
+      </w:r>
+      <w:proofErr w:type="spellStart"/>
+      <w:r>
+        <w:t>awal</w:t>
+      </w:r>
+      <w:proofErr w:type="spellEnd"/>
+      <w:r>
+        <w:t xml:space="preserve"> </w:t>
+      </w:r>
+      <w:proofErr w:type="spellStart"/>
+      <w:r>
+        <w:t>atau</w:t>
+      </w:r>
+      <w:proofErr w:type="spellEnd"/>
+      <w:r>
+        <w:t xml:space="preserve"> </w:t>
+      </w:r>
+      <w:proofErr w:type="spellStart"/>
+      <w:r>
+        <w:t>akhir</w:t>
+      </w:r>
+      <w:proofErr w:type="spellEnd"/>
+      <w:r>
+        <w:t xml:space="preserve"> </w:t>
+      </w:r>
+      <w:proofErr w:type="spellStart"/>
+      <w:r>
+        <w:t>dari</w:t>
+      </w:r>
+      <w:proofErr w:type="spellEnd"/>
+      <w:r>
+        <w:t xml:space="preserve"> </w:t>
+      </w:r>
+      <w:proofErr w:type="spellStart"/>
+      <w:r>
+        <w:t>sebuah</w:t>
+      </w:r>
+      <w:proofErr w:type="spellEnd"/>
+      <w:r>
+        <w:t xml:space="preserve"> proses </w:t>
+      </w:r>
+      <w:proofErr w:type="spellStart"/>
+      <w:r>
+        <w:t>dalam</w:t>
+      </w:r>
+      <w:proofErr w:type="spellEnd"/>
+      <w:r>
+        <w:t xml:space="preserve"> </w:t>
+      </w:r>
+      <w:r>
+        <w:rPr>
+          <w:i/>
+          <w:iCs/>
+        </w:rPr>
+        <w:t>flowchart</w:t>
+      </w:r>
+      <w:r>
+        <w:t xml:space="preserve">. </w:t>
+      </w:r>
+      <w:proofErr w:type="spellStart"/>
+      <w:r>
+        <w:t>Digambarkan</w:t>
+      </w:r>
+      <w:proofErr w:type="spellEnd"/>
+      <w:r>
+        <w:t xml:space="preserve"> </w:t>
+      </w:r>
+      <w:proofErr w:type="spellStart"/>
+      <w:r>
+        <w:t>dengan</w:t>
+      </w:r>
+      <w:proofErr w:type="spellEnd"/>
+      <w:r>
+        <w:t xml:space="preserve"> </w:t>
+      </w:r>
+      <w:proofErr w:type="spellStart"/>
+      <w:r>
+        <w:t>bentuk</w:t>
+      </w:r>
+      <w:proofErr w:type="spellEnd"/>
+      <w:r>
+        <w:t xml:space="preserve"> oval </w:t>
+      </w:r>
+      <w:proofErr w:type="spellStart"/>
+      <w:r>
+        <w:t>atau</w:t>
+      </w:r>
+      <w:proofErr w:type="spellEnd"/>
+      <w:r>
+        <w:t xml:space="preserve"> </w:t>
+      </w:r>
+      <w:proofErr w:type="spellStart"/>
+      <w:r>
         <w:lastRenderedPageBreak/>
-        <w:t>1.</w:t>
-      </w:r>
-      <w:r>
-        <w:rPr>
-          <w:b/>
-          <w:bCs/>
-          <w:lang w:val="en-ID" w:eastAsia="en-ID"/>
-        </w:rPr>
-        <w:tab/>
-        <w:t>Decision</w:t>
-      </w:r>
-    </w:p>
-    <w:p>
-      <w:pPr>
-        <w:spacing w:line="360" w:lineRule="auto"/>
-        <w:ind w:left="1440" w:firstLine="720"/>
-      </w:pPr>
-      <w:r>
-        <w:t xml:space="preserve">Decision </w:t>
-      </w:r>
-      <w:proofErr w:type="spellStart"/>
-      <w:r>
-        <w:t>adalah</w:t>
-      </w:r>
-      <w:proofErr w:type="spellEnd"/>
-      <w:r>
-        <w:t xml:space="preserve"> </w:t>
-      </w:r>
-      <w:proofErr w:type="spellStart"/>
-      <w:r>
-        <w:t>titik</w:t>
-      </w:r>
-      <w:proofErr w:type="spellEnd"/>
-      <w:r>
-        <w:t xml:space="preserve"> </w:t>
-      </w:r>
-      <w:proofErr w:type="spellStart"/>
-      <w:r>
-        <w:t>percabangan</w:t>
-      </w:r>
-      <w:proofErr w:type="spellEnd"/>
-      <w:r>
-        <w:t xml:space="preserve"> </w:t>
-      </w:r>
-      <w:proofErr w:type="spellStart"/>
-      <w:r>
-        <w:t>logika</w:t>
-      </w:r>
-      <w:proofErr w:type="spellEnd"/>
-      <w:r>
-        <w:t xml:space="preserve"> </w:t>
-      </w:r>
-      <w:proofErr w:type="spellStart"/>
-      <w:r>
-        <w:t>dalam</w:t>
-      </w:r>
-      <w:proofErr w:type="spellEnd"/>
-      <w:r>
-        <w:t xml:space="preserve"> flowchart, di mana </w:t>
-      </w:r>
-      <w:proofErr w:type="spellStart"/>
-      <w:r>
-        <w:t>sistem</w:t>
-      </w:r>
-      <w:proofErr w:type="spellEnd"/>
-      <w:r>
-        <w:t xml:space="preserve"> </w:t>
-      </w:r>
-      <w:proofErr w:type="spellStart"/>
-      <w:r>
-        <w:t>harus</w:t>
-      </w:r>
-      <w:proofErr w:type="spellEnd"/>
-      <w:r>
-        <w:t xml:space="preserve"> </w:t>
-      </w:r>
-      <w:proofErr w:type="spellStart"/>
-      <w:r>
-        <w:t>memilih</w:t>
-      </w:r>
-      <w:proofErr w:type="spellEnd"/>
-      <w:r>
-        <w:t xml:space="preserve"> </w:t>
-      </w:r>
-      <w:proofErr w:type="spellStart"/>
-      <w:r>
-        <w:t>antara</w:t>
-      </w:r>
-      <w:proofErr w:type="spellEnd"/>
-      <w:r>
-        <w:t xml:space="preserve"> dua </w:t>
-      </w:r>
-      <w:proofErr w:type="spellStart"/>
-      <w:r>
-        <w:t>atau</w:t>
-      </w:r>
-      <w:proofErr w:type="spellEnd"/>
-      <w:r>
-        <w:t xml:space="preserve"> </w:t>
-      </w:r>
-      <w:proofErr w:type="spellStart"/>
-      <w:r>
-        <w:t>lebih</w:t>
-      </w:r>
-      <w:proofErr w:type="spellEnd"/>
-      <w:r>
-        <w:t xml:space="preserve"> </w:t>
-      </w:r>
-      <w:proofErr w:type="spellStart"/>
-      <w:r>
-        <w:t>jalur</w:t>
-      </w:r>
-      <w:proofErr w:type="spellEnd"/>
-      <w:r>
-        <w:t xml:space="preserve"> </w:t>
-      </w:r>
-      <w:proofErr w:type="spellStart"/>
-      <w:r>
-        <w:t>berdasarkan</w:t>
-      </w:r>
-      <w:proofErr w:type="spellEnd"/>
-      <w:r>
-        <w:t xml:space="preserve"> </w:t>
-      </w:r>
-      <w:proofErr w:type="spellStart"/>
-      <w:r>
-        <w:t>kondisi</w:t>
-      </w:r>
-      <w:proofErr w:type="spellEnd"/>
-      <w:r>
-        <w:t xml:space="preserve"> </w:t>
-      </w:r>
-      <w:proofErr w:type="spellStart"/>
-      <w:r>
-        <w:t>tertentu</w:t>
-      </w:r>
-      <w:proofErr w:type="spellEnd"/>
-      <w:r>
-        <w:t xml:space="preserve">. </w:t>
-      </w:r>
-      <w:proofErr w:type="spellStart"/>
-      <w:r>
-        <w:t>Digambarkan</w:t>
-      </w:r>
-      <w:proofErr w:type="spellEnd"/>
-      <w:r>
-        <w:t xml:space="preserve"> </w:t>
-      </w:r>
-      <w:proofErr w:type="spellStart"/>
-      <w:r>
-        <w:t>dengan</w:t>
-      </w:r>
-      <w:proofErr w:type="spellEnd"/>
-      <w:r>
-        <w:t xml:space="preserve"> </w:t>
-      </w:r>
-      <w:proofErr w:type="spellStart"/>
-      <w:r>
-        <w:t>bentuk</w:t>
-      </w:r>
-      <w:proofErr w:type="spellEnd"/>
-      <w:r>
-        <w:t xml:space="preserve"> </w:t>
-      </w:r>
-      <w:proofErr w:type="spellStart"/>
-      <w:r>
-        <w:t>belah</w:t>
-      </w:r>
-      <w:proofErr w:type="spellEnd"/>
-      <w:r>
-        <w:t xml:space="preserve"> ketupat, </w:t>
-      </w:r>
-      <w:proofErr w:type="spellStart"/>
-      <w:r>
-        <w:t>simbol</w:t>
-      </w:r>
-      <w:proofErr w:type="spellEnd"/>
-      <w:r>
-        <w:t xml:space="preserve"> </w:t>
-      </w:r>
-      <w:proofErr w:type="spellStart"/>
-      <w:r>
-        <w:t>ini</w:t>
-      </w:r>
-      <w:proofErr w:type="spellEnd"/>
-      <w:r>
-        <w:t xml:space="preserve"> </w:t>
-      </w:r>
-      <w:proofErr w:type="spellStart"/>
-      <w:r>
-        <w:t>penting</w:t>
-      </w:r>
-      <w:proofErr w:type="spellEnd"/>
-      <w:r>
-        <w:t xml:space="preserve"> </w:t>
-      </w:r>
-      <w:proofErr w:type="spellStart"/>
-      <w:r>
-        <w:t>untuk</w:t>
-      </w:r>
-      <w:proofErr w:type="spellEnd"/>
-      <w:r>
-        <w:t xml:space="preserve"> </w:t>
-      </w:r>
-      <w:proofErr w:type="spellStart"/>
-      <w:r>
-        <w:t>menggambarkan</w:t>
-      </w:r>
-      <w:proofErr w:type="spellEnd"/>
-      <w:r>
-        <w:t xml:space="preserve"> </w:t>
-      </w:r>
-      <w:proofErr w:type="spellStart"/>
-      <w:r>
-        <w:t>logika</w:t>
-      </w:r>
-      <w:proofErr w:type="spellEnd"/>
-      <w:r>
-        <w:t xml:space="preserve"> </w:t>
-      </w:r>
-      <w:proofErr w:type="spellStart"/>
-      <w:r>
-        <w:t>bercabang</w:t>
-      </w:r>
-      <w:proofErr w:type="spellEnd"/>
-      <w:r>
-        <w:t xml:space="preserve"> </w:t>
-      </w:r>
-      <w:proofErr w:type="spellStart"/>
-      <w:r>
-        <w:t>seperti</w:t>
-      </w:r>
-      <w:proofErr w:type="spellEnd"/>
-      <w:r>
-        <w:t xml:space="preserve"> “</w:t>
-      </w:r>
-      <w:proofErr w:type="spellStart"/>
-      <w:r>
-        <w:t>ya</w:t>
-      </w:r>
-      <w:proofErr w:type="spellEnd"/>
-      <w:r>
-        <w:t>/</w:t>
-      </w:r>
-      <w:proofErr w:type="spellStart"/>
-      <w:r>
-        <w:t>tidak</w:t>
-      </w:r>
-      <w:proofErr w:type="spellEnd"/>
-      <w:r>
-        <w:t xml:space="preserve">” </w:t>
-      </w:r>
-      <w:proofErr w:type="spellStart"/>
-      <w:r>
-        <w:t>atau</w:t>
-      </w:r>
-      <w:proofErr w:type="spellEnd"/>
-      <w:r>
-        <w:t xml:space="preserve"> “</w:t>
-      </w:r>
-      <w:proofErr w:type="spellStart"/>
-      <w:r>
-        <w:t>benar</w:t>
-      </w:r>
-      <w:proofErr w:type="spellEnd"/>
-      <w:r>
-        <w:t>/salah”.</w:t>
-      </w:r>
-    </w:p>
-    <w:p>
-      <w:pPr>
-        <w:spacing w:line="360" w:lineRule="auto"/>
-        <w:ind w:left="720"/>
-        <w:rPr>
-          <w:b/>
-          <w:bCs/>
-        </w:rPr>
-      </w:pPr>
-      <w:r>
-        <w:rPr>
-          <w:b/>
-          <w:bCs/>
-        </w:rPr>
-        <w:t>2.</w:t>
-      </w:r>
-      <w:r>
-        <w:rPr>
-          <w:b/>
-          <w:bCs/>
-        </w:rPr>
-        <w:tab/>
-        <w:t>Flow</w:t>
-      </w:r>
-    </w:p>
-    <w:p>
-      <w:pPr>
-        <w:spacing w:line="360" w:lineRule="auto"/>
-        <w:ind w:left="1440" w:firstLine="720"/>
-      </w:pPr>
-      <w:r>
-        <w:t xml:space="preserve">Flow </w:t>
-      </w:r>
-      <w:proofErr w:type="spellStart"/>
-      <w:r>
-        <w:t>menunjukkan</w:t>
-      </w:r>
-      <w:proofErr w:type="spellEnd"/>
-      <w:r>
-        <w:t xml:space="preserve"> </w:t>
-      </w:r>
-      <w:proofErr w:type="spellStart"/>
-      <w:r>
-        <w:t>arah</w:t>
-      </w:r>
-      <w:proofErr w:type="spellEnd"/>
-      <w:r>
-        <w:t xml:space="preserve"> </w:t>
-      </w:r>
-      <w:proofErr w:type="spellStart"/>
-      <w:r>
-        <w:t>jalannya</w:t>
-      </w:r>
-      <w:proofErr w:type="spellEnd"/>
-      <w:r>
-        <w:t xml:space="preserve"> proses </w:t>
-      </w:r>
-      <w:proofErr w:type="spellStart"/>
-      <w:r>
-        <w:t>dalam</w:t>
-      </w:r>
-      <w:proofErr w:type="spellEnd"/>
-      <w:r>
-        <w:t xml:space="preserve"> diagram, </w:t>
-      </w:r>
-      <w:proofErr w:type="spellStart"/>
-      <w:r>
-        <w:t>biasanya</w:t>
-      </w:r>
-      <w:proofErr w:type="spellEnd"/>
-      <w:r>
-        <w:t xml:space="preserve"> </w:t>
-      </w:r>
-      <w:proofErr w:type="spellStart"/>
-      <w:r>
-        <w:t>digambarkan</w:t>
-      </w:r>
-      <w:proofErr w:type="spellEnd"/>
-      <w:r>
-        <w:t xml:space="preserve"> </w:t>
-      </w:r>
-      <w:proofErr w:type="spellStart"/>
-      <w:r>
-        <w:t>dengan</w:t>
-      </w:r>
-      <w:proofErr w:type="spellEnd"/>
-      <w:r>
-        <w:t xml:space="preserve"> </w:t>
-      </w:r>
-      <w:proofErr w:type="spellStart"/>
-      <w:r>
-        <w:t>panah</w:t>
-      </w:r>
-      <w:proofErr w:type="spellEnd"/>
-      <w:r>
-        <w:t xml:space="preserve">. </w:t>
-      </w:r>
-      <w:proofErr w:type="spellStart"/>
-      <w:r>
-        <w:t>Panah</w:t>
-      </w:r>
-      <w:proofErr w:type="spellEnd"/>
-      <w:r>
-        <w:t xml:space="preserve"> </w:t>
-      </w:r>
-      <w:proofErr w:type="spellStart"/>
-      <w:r>
-        <w:t>ini</w:t>
-      </w:r>
-      <w:proofErr w:type="spellEnd"/>
-      <w:r>
-        <w:t xml:space="preserve"> </w:t>
-      </w:r>
-      <w:proofErr w:type="spellStart"/>
-      <w:r>
-        <w:t>menghubungkan</w:t>
-      </w:r>
-      <w:proofErr w:type="spellEnd"/>
-      <w:r>
-        <w:t xml:space="preserve"> </w:t>
-      </w:r>
-      <w:proofErr w:type="spellStart"/>
-      <w:r>
-        <w:t>simbol-simbol</w:t>
-      </w:r>
-      <w:proofErr w:type="spellEnd"/>
-      <w:r>
-        <w:t xml:space="preserve"> dan </w:t>
-      </w:r>
-      <w:proofErr w:type="spellStart"/>
-      <w:r>
-        <w:t>menunjukkan</w:t>
-      </w:r>
-      <w:proofErr w:type="spellEnd"/>
-      <w:r>
-        <w:t xml:space="preserve"> </w:t>
-      </w:r>
-      <w:proofErr w:type="spellStart"/>
-      <w:r>
-        <w:t>urutan</w:t>
-      </w:r>
-      <w:proofErr w:type="spellEnd"/>
-      <w:r>
-        <w:t xml:space="preserve"> </w:t>
-      </w:r>
-      <w:proofErr w:type="spellStart"/>
-      <w:r>
-        <w:t>eksekusi</w:t>
-      </w:r>
-      <w:proofErr w:type="spellEnd"/>
-      <w:r>
-        <w:t xml:space="preserve"> </w:t>
-      </w:r>
-      <w:proofErr w:type="spellStart"/>
-      <w:r>
-        <w:t>atau</w:t>
-      </w:r>
-      <w:proofErr w:type="spellEnd"/>
-      <w:r>
-        <w:t xml:space="preserve"> </w:t>
-      </w:r>
-      <w:proofErr w:type="spellStart"/>
-      <w:r>
-        <w:t>logika</w:t>
-      </w:r>
-      <w:proofErr w:type="spellEnd"/>
-      <w:r>
-        <w:t xml:space="preserve"> </w:t>
-      </w:r>
-      <w:proofErr w:type="spellStart"/>
-      <w:r>
-        <w:t>dari</w:t>
-      </w:r>
-      <w:proofErr w:type="spellEnd"/>
-      <w:r>
-        <w:t xml:space="preserve"> </w:t>
-      </w:r>
-      <w:proofErr w:type="spellStart"/>
-      <w:r>
-        <w:t>satu</w:t>
-      </w:r>
-      <w:proofErr w:type="spellEnd"/>
-      <w:r>
-        <w:t xml:space="preserve"> </w:t>
-      </w:r>
-      <w:proofErr w:type="spellStart"/>
-      <w:r>
-        <w:t>langkah</w:t>
-      </w:r>
-      <w:proofErr w:type="spellEnd"/>
-      <w:r>
-        <w:t xml:space="preserve"> </w:t>
-      </w:r>
-      <w:proofErr w:type="spellStart"/>
-      <w:r>
-        <w:t>ke</w:t>
-      </w:r>
-      <w:proofErr w:type="spellEnd"/>
-      <w:r>
-        <w:t xml:space="preserve"> </w:t>
-      </w:r>
-      <w:proofErr w:type="spellStart"/>
-      <w:r>
-        <w:t>langkah</w:t>
-      </w:r>
-      <w:proofErr w:type="spellEnd"/>
-      <w:r>
-        <w:t xml:space="preserve"> </w:t>
-      </w:r>
-      <w:proofErr w:type="spellStart"/>
-      <w:r>
-        <w:t>berikutnya</w:t>
-      </w:r>
-      <w:proofErr w:type="spellEnd"/>
-      <w:r>
-        <w:t>.</w:t>
-      </w:r>
-    </w:p>
-    <w:p>
-      <w:pPr>
-        <w:spacing w:line="360" w:lineRule="auto"/>
-        <w:ind w:left="720"/>
-        <w:rPr>
-          <w:b/>
-          <w:bCs/>
-        </w:rPr>
-      </w:pPr>
-      <w:r>
-        <w:rPr>
-          <w:b/>
-          <w:bCs/>
-        </w:rPr>
-        <w:t>3.</w:t>
-      </w:r>
-      <w:r>
-        <w:rPr>
-          <w:b/>
-          <w:bCs/>
-        </w:rPr>
-        <w:tab/>
-        <w:t>Data</w:t>
-      </w:r>
-    </w:p>
-    <w:p>
-      <w:pPr>
-        <w:spacing w:line="360" w:lineRule="auto"/>
-        <w:ind w:left="1440" w:firstLine="720"/>
-      </w:pPr>
-      <w:r>
-        <w:t xml:space="preserve">Data </w:t>
-      </w:r>
-      <w:proofErr w:type="spellStart"/>
-      <w:r>
-        <w:t>merepresentasikan</w:t>
-      </w:r>
-      <w:proofErr w:type="spellEnd"/>
-      <w:r>
-        <w:t xml:space="preserve"> </w:t>
-      </w:r>
-      <w:proofErr w:type="spellStart"/>
-      <w:r>
-        <w:t>titik</w:t>
-      </w:r>
-      <w:proofErr w:type="spellEnd"/>
-      <w:r>
-        <w:t xml:space="preserve"> di mana </w:t>
-      </w:r>
-      <w:proofErr w:type="spellStart"/>
-      <w:r>
-        <w:t>informasi</w:t>
-      </w:r>
-      <w:proofErr w:type="spellEnd"/>
-      <w:r>
-        <w:t xml:space="preserve"> </w:t>
-      </w:r>
-      <w:proofErr w:type="spellStart"/>
-      <w:r>
-        <w:t>dimasukkan</w:t>
-      </w:r>
-      <w:proofErr w:type="spellEnd"/>
-      <w:r>
-        <w:t xml:space="preserve"> </w:t>
-      </w:r>
-      <w:proofErr w:type="spellStart"/>
-      <w:r>
-        <w:t>ke</w:t>
-      </w:r>
-      <w:proofErr w:type="spellEnd"/>
-      <w:r>
-        <w:t xml:space="preserve"> </w:t>
-      </w:r>
-      <w:proofErr w:type="spellStart"/>
-      <w:r>
-        <w:t>dalam</w:t>
-      </w:r>
-      <w:proofErr w:type="spellEnd"/>
-      <w:r>
-        <w:t xml:space="preserve"> </w:t>
-      </w:r>
-      <w:proofErr w:type="spellStart"/>
-      <w:r>
-        <w:t>sistem</w:t>
-      </w:r>
-      <w:proofErr w:type="spellEnd"/>
-      <w:r>
-        <w:t xml:space="preserve"> </w:t>
-      </w:r>
-      <w:proofErr w:type="spellStart"/>
-      <w:r>
-        <w:t>atau</w:t>
-      </w:r>
-      <w:proofErr w:type="spellEnd"/>
-      <w:r>
-        <w:t xml:space="preserve"> </w:t>
-      </w:r>
-      <w:proofErr w:type="spellStart"/>
-      <w:r>
-        <w:t>hasil</w:t>
-      </w:r>
-      <w:proofErr w:type="spellEnd"/>
-      <w:r>
-        <w:t xml:space="preserve"> </w:t>
-      </w:r>
-      <w:proofErr w:type="spellStart"/>
-      <w:r>
-        <w:t>dikeluarkan</w:t>
-      </w:r>
-      <w:proofErr w:type="spellEnd"/>
-      <w:r>
-        <w:t xml:space="preserve"> </w:t>
-      </w:r>
-      <w:proofErr w:type="spellStart"/>
-      <w:r>
-        <w:t>dari</w:t>
-      </w:r>
-      <w:proofErr w:type="spellEnd"/>
-      <w:r>
-        <w:t xml:space="preserve"> </w:t>
-      </w:r>
-      <w:proofErr w:type="spellStart"/>
-      <w:r>
-        <w:t>sistem</w:t>
-      </w:r>
-      <w:proofErr w:type="spellEnd"/>
-      <w:r>
-        <w:t xml:space="preserve">. </w:t>
-      </w:r>
-      <w:proofErr w:type="spellStart"/>
-      <w:r>
-        <w:t>Simbol</w:t>
-      </w:r>
-      <w:proofErr w:type="spellEnd"/>
-      <w:r>
-        <w:t xml:space="preserve"> </w:t>
-      </w:r>
-      <w:proofErr w:type="spellStart"/>
-      <w:r>
-        <w:t>ini</w:t>
-      </w:r>
-      <w:proofErr w:type="spellEnd"/>
-      <w:r>
-        <w:t xml:space="preserve"> </w:t>
-      </w:r>
-      <w:proofErr w:type="spellStart"/>
-      <w:r>
-        <w:t>biasanya</w:t>
-      </w:r>
-      <w:proofErr w:type="spellEnd"/>
-      <w:r>
-        <w:t xml:space="preserve"> </w:t>
-      </w:r>
-      <w:proofErr w:type="spellStart"/>
-      <w:r>
-        <w:t>berbentuk</w:t>
-      </w:r>
-      <w:proofErr w:type="spellEnd"/>
-      <w:r>
-        <w:t xml:space="preserve"> </w:t>
-      </w:r>
-      <w:proofErr w:type="spellStart"/>
-      <w:r>
-        <w:t>jajar</w:t>
-      </w:r>
-      <w:proofErr w:type="spellEnd"/>
-      <w:r>
-        <w:t xml:space="preserve"> </w:t>
-      </w:r>
-      <w:proofErr w:type="spellStart"/>
-      <w:r>
-        <w:t>genjang</w:t>
-      </w:r>
-      <w:proofErr w:type="spellEnd"/>
-      <w:r>
-        <w:t xml:space="preserve"> dan </w:t>
-      </w:r>
-      <w:proofErr w:type="spellStart"/>
-      <w:r>
-        <w:t>digunakan</w:t>
-      </w:r>
-      <w:proofErr w:type="spellEnd"/>
-      <w:r>
-        <w:t xml:space="preserve"> </w:t>
-      </w:r>
-      <w:proofErr w:type="spellStart"/>
-      <w:r>
-        <w:t>untuk</w:t>
-      </w:r>
-      <w:proofErr w:type="spellEnd"/>
-      <w:r>
-        <w:t xml:space="preserve"> </w:t>
-      </w:r>
-      <w:proofErr w:type="spellStart"/>
-      <w:r>
-        <w:lastRenderedPageBreak/>
-        <w:t>menunjukkan</w:t>
-      </w:r>
-      <w:proofErr w:type="spellEnd"/>
-      <w:r>
-        <w:t xml:space="preserve"> </w:t>
-      </w:r>
-      <w:proofErr w:type="spellStart"/>
-      <w:r>
-        <w:t>interaksi</w:t>
-      </w:r>
-      <w:proofErr w:type="spellEnd"/>
-      <w:r>
-        <w:t xml:space="preserve"> </w:t>
-      </w:r>
-      <w:proofErr w:type="spellStart"/>
-      <w:r>
-        <w:t>antara</w:t>
-      </w:r>
-      <w:proofErr w:type="spellEnd"/>
-      <w:r>
-        <w:t xml:space="preserve"> </w:t>
-      </w:r>
-      <w:proofErr w:type="spellStart"/>
-      <w:r>
-        <w:t>pengguna</w:t>
-      </w:r>
-      <w:proofErr w:type="spellEnd"/>
-      <w:r>
-        <w:t xml:space="preserve"> dan </w:t>
-      </w:r>
-      <w:proofErr w:type="spellStart"/>
-      <w:r>
-        <w:t>sistem</w:t>
-      </w:r>
-      <w:proofErr w:type="spellEnd"/>
-      <w:r>
-        <w:t>.</w:t>
-      </w:r>
-    </w:p>
-    <w:p>
-      <w:pPr>
-        <w:spacing w:line="360" w:lineRule="auto"/>
-        <w:ind w:left="720"/>
-        <w:rPr>
-          <w:b/>
-          <w:bCs/>
-        </w:rPr>
-      </w:pPr>
-      <w:r>
-        <w:rPr>
-          <w:b/>
-          <w:bCs/>
-        </w:rPr>
-        <w:t xml:space="preserve">4. </w:t>
-      </w:r>
-      <w:r>
-        <w:rPr>
-          <w:b/>
-          <w:bCs/>
-        </w:rPr>
-        <w:tab/>
-        <w:t>Process</w:t>
-      </w:r>
-    </w:p>
-    <w:p>
-      <w:pPr>
-        <w:spacing w:line="360" w:lineRule="auto"/>
-        <w:ind w:left="1440" w:firstLine="720"/>
-      </w:pPr>
-      <w:r>
-        <w:t xml:space="preserve">Process </w:t>
-      </w:r>
-      <w:proofErr w:type="spellStart"/>
-      <w:r>
-        <w:t>adalah</w:t>
-      </w:r>
-      <w:proofErr w:type="spellEnd"/>
-      <w:r>
-        <w:t xml:space="preserve"> </w:t>
-      </w:r>
-      <w:proofErr w:type="spellStart"/>
-      <w:r>
-        <w:t>simbol</w:t>
-      </w:r>
-      <w:proofErr w:type="spellEnd"/>
-      <w:r>
-        <w:t xml:space="preserve"> yang </w:t>
-      </w:r>
-      <w:proofErr w:type="spellStart"/>
-      <w:r>
-        <w:t>merepresentasikan</w:t>
-      </w:r>
-      <w:proofErr w:type="spellEnd"/>
-      <w:r>
-        <w:t xml:space="preserve"> </w:t>
-      </w:r>
-      <w:proofErr w:type="spellStart"/>
-      <w:r>
-        <w:t>aktivitas</w:t>
-      </w:r>
-      <w:proofErr w:type="spellEnd"/>
-      <w:r>
-        <w:t xml:space="preserve"> </w:t>
-      </w:r>
-      <w:proofErr w:type="spellStart"/>
-      <w:r>
-        <w:t>atau</w:t>
-      </w:r>
-      <w:proofErr w:type="spellEnd"/>
-      <w:r>
-        <w:t xml:space="preserve"> </w:t>
-      </w:r>
-      <w:proofErr w:type="spellStart"/>
-      <w:r>
-        <w:t>tindakan</w:t>
-      </w:r>
-      <w:proofErr w:type="spellEnd"/>
-      <w:r>
-        <w:t xml:space="preserve"> yang </w:t>
-      </w:r>
-      <w:proofErr w:type="spellStart"/>
-      <w:r>
-        <w:t>dilakukan</w:t>
-      </w:r>
-      <w:proofErr w:type="spellEnd"/>
-      <w:r>
-        <w:t xml:space="preserve"> </w:t>
-      </w:r>
-      <w:proofErr w:type="spellStart"/>
-      <w:r>
-        <w:t>dalam</w:t>
-      </w:r>
-      <w:proofErr w:type="spellEnd"/>
-      <w:r>
-        <w:t xml:space="preserve"> </w:t>
-      </w:r>
-      <w:proofErr w:type="spellStart"/>
-      <w:r>
-        <w:t>sistem</w:t>
-      </w:r>
-      <w:proofErr w:type="spellEnd"/>
-      <w:r>
-        <w:t xml:space="preserve">. </w:t>
-      </w:r>
-      <w:proofErr w:type="spellStart"/>
-      <w:r>
-        <w:t>Biasanya</w:t>
-      </w:r>
-      <w:proofErr w:type="spellEnd"/>
-      <w:r>
-        <w:t xml:space="preserve"> </w:t>
-      </w:r>
-      <w:proofErr w:type="spellStart"/>
-      <w:r>
-        <w:t>digambarkan</w:t>
-      </w:r>
-      <w:proofErr w:type="spellEnd"/>
-      <w:r>
-        <w:t xml:space="preserve"> </w:t>
-      </w:r>
-      <w:proofErr w:type="spellStart"/>
-      <w:r>
-        <w:t>dengan</w:t>
-      </w:r>
-      <w:proofErr w:type="spellEnd"/>
-      <w:r>
-        <w:t xml:space="preserve"> </w:t>
-      </w:r>
-      <w:proofErr w:type="spellStart"/>
-      <w:r>
-        <w:t>persegi</w:t>
-      </w:r>
-      <w:proofErr w:type="spellEnd"/>
-      <w:r>
-        <w:t xml:space="preserve"> </w:t>
-      </w:r>
-      <w:proofErr w:type="spellStart"/>
-      <w:r>
-        <w:t>panjang</w:t>
-      </w:r>
-      <w:proofErr w:type="spellEnd"/>
-      <w:r>
-        <w:t xml:space="preserve">, proses </w:t>
-      </w:r>
-      <w:proofErr w:type="spellStart"/>
-      <w:r>
-        <w:t>ini</w:t>
-      </w:r>
-      <w:proofErr w:type="spellEnd"/>
-      <w:r>
-        <w:t xml:space="preserve"> </w:t>
-      </w:r>
-      <w:proofErr w:type="spellStart"/>
-      <w:r>
-        <w:t>bisa</w:t>
-      </w:r>
-      <w:proofErr w:type="spellEnd"/>
-      <w:r>
-        <w:t xml:space="preserve"> </w:t>
-      </w:r>
-      <w:proofErr w:type="spellStart"/>
-      <w:r>
-        <w:t>berupa</w:t>
-      </w:r>
-      <w:proofErr w:type="spellEnd"/>
-      <w:r>
-        <w:t xml:space="preserve"> </w:t>
-      </w:r>
-      <w:proofErr w:type="spellStart"/>
-      <w:r>
-        <w:t>perhitungan</w:t>
-      </w:r>
-      <w:proofErr w:type="spellEnd"/>
-      <w:r>
-        <w:t xml:space="preserve">, </w:t>
-      </w:r>
-      <w:proofErr w:type="spellStart"/>
-      <w:r>
-        <w:t>pengolahan</w:t>
-      </w:r>
-      <w:proofErr w:type="spellEnd"/>
-      <w:r>
-        <w:t xml:space="preserve"> data, </w:t>
-      </w:r>
-      <w:proofErr w:type="spellStart"/>
-      <w:r>
-        <w:t>atau</w:t>
-      </w:r>
-      <w:proofErr w:type="spellEnd"/>
-      <w:r>
-        <w:t xml:space="preserve"> </w:t>
-      </w:r>
-      <w:proofErr w:type="spellStart"/>
-      <w:r>
-        <w:t>eksekusi</w:t>
-      </w:r>
-      <w:proofErr w:type="spellEnd"/>
-      <w:r>
-        <w:t xml:space="preserve"> </w:t>
-      </w:r>
-      <w:proofErr w:type="spellStart"/>
-      <w:r>
-        <w:t>perintah</w:t>
-      </w:r>
-      <w:proofErr w:type="spellEnd"/>
-      <w:r>
-        <w:t xml:space="preserve"> </w:t>
-      </w:r>
-      <w:proofErr w:type="spellStart"/>
-      <w:r>
-        <w:t>tertentu</w:t>
-      </w:r>
-      <w:proofErr w:type="spellEnd"/>
-      <w:r>
-        <w:t>.</w:t>
-      </w:r>
-    </w:p>
-    <w:p>
-      <w:pPr>
-        <w:spacing w:line="360" w:lineRule="auto"/>
-        <w:ind w:left="720"/>
-        <w:rPr>
-          <w:b/>
-          <w:bCs/>
-        </w:rPr>
-      </w:pPr>
-      <w:r>
-        <w:rPr>
-          <w:b/>
-          <w:bCs/>
-        </w:rPr>
-        <w:t>5.</w:t>
-      </w:r>
-      <w:r>
-        <w:rPr>
-          <w:b/>
-          <w:bCs/>
-        </w:rPr>
-        <w:tab/>
-        <w:t>Terminator</w:t>
-      </w:r>
-    </w:p>
-    <w:p>
-      <w:pPr>
-        <w:spacing w:line="360" w:lineRule="auto"/>
-        <w:ind w:left="1440" w:firstLine="720"/>
-        <w:rPr>
-          <w:b/>
-          <w:bCs/>
-        </w:rPr>
-        <w:sectPr>
-          <w:pgSz w:w="8392" w:h="11907" w:code="11"/>
-          <w:pgMar w:top="1418" w:right="1134" w:bottom="1418" w:left="1418" w:header="709" w:footer="709" w:gutter="0"/>
-          <w:cols w:space="708"/>
-          <w:titlePg/>
-          <w:docGrid w:linePitch="360"/>
-        </w:sectPr>
-      </w:pPr>
-      <w:r>
-        <w:t xml:space="preserve">Terminator </w:t>
-      </w:r>
-      <w:proofErr w:type="spellStart"/>
-      <w:r>
-        <w:t>adalah</w:t>
-      </w:r>
-      <w:proofErr w:type="spellEnd"/>
-      <w:r>
-        <w:t xml:space="preserve"> </w:t>
-      </w:r>
-      <w:proofErr w:type="spellStart"/>
-      <w:r>
-        <w:t>simbol</w:t>
-      </w:r>
-      <w:proofErr w:type="spellEnd"/>
-      <w:r>
-        <w:t xml:space="preserve"> yang </w:t>
-      </w:r>
-      <w:proofErr w:type="spellStart"/>
-      <w:r>
-        <w:t>menandai</w:t>
-      </w:r>
-      <w:proofErr w:type="spellEnd"/>
-      <w:r>
-        <w:t xml:space="preserve"> </w:t>
-      </w:r>
-      <w:proofErr w:type="spellStart"/>
-      <w:r>
-        <w:t>awal</w:t>
-      </w:r>
-      <w:proofErr w:type="spellEnd"/>
-      <w:r>
-        <w:t xml:space="preserve"> </w:t>
-      </w:r>
-      <w:proofErr w:type="spellStart"/>
-      <w:r>
-        <w:t>atau</w:t>
-      </w:r>
-      <w:proofErr w:type="spellEnd"/>
-      <w:r>
-        <w:t xml:space="preserve"> </w:t>
-      </w:r>
-      <w:proofErr w:type="spellStart"/>
-      <w:r>
-        <w:t>akhir</w:t>
-      </w:r>
-      <w:proofErr w:type="spellEnd"/>
-      <w:r>
-        <w:t xml:space="preserve"> </w:t>
-      </w:r>
-      <w:proofErr w:type="spellStart"/>
-      <w:r>
-        <w:t>dari</w:t>
-      </w:r>
-      <w:proofErr w:type="spellEnd"/>
-      <w:r>
-        <w:t xml:space="preserve"> </w:t>
-      </w:r>
-      <w:proofErr w:type="spellStart"/>
-      <w:r>
-        <w:t>sebuah</w:t>
-      </w:r>
-      <w:proofErr w:type="spellEnd"/>
-      <w:r>
-        <w:t xml:space="preserve"> proses </w:t>
-      </w:r>
-      <w:proofErr w:type="spellStart"/>
-      <w:r>
-        <w:t>dalam</w:t>
-      </w:r>
-      <w:proofErr w:type="spellEnd"/>
-      <w:r>
-        <w:t xml:space="preserve"> flowchart. </w:t>
-      </w:r>
-      <w:proofErr w:type="spellStart"/>
-      <w:r>
-        <w:t>Digambarkan</w:t>
-      </w:r>
-      <w:proofErr w:type="spellEnd"/>
-      <w:r>
-        <w:t xml:space="preserve"> </w:t>
-      </w:r>
-      <w:proofErr w:type="spellStart"/>
-      <w:r>
-        <w:t>dengan</w:t>
-      </w:r>
-      <w:proofErr w:type="spellEnd"/>
-      <w:r>
-        <w:t xml:space="preserve"> </w:t>
-      </w:r>
-      <w:proofErr w:type="spellStart"/>
-      <w:r>
-        <w:t>bentuk</w:t>
-      </w:r>
-      <w:proofErr w:type="spellEnd"/>
-      <w:r>
-        <w:t xml:space="preserve"> oval </w:t>
-      </w:r>
-      <w:proofErr w:type="spellStart"/>
-      <w:r>
-        <w:t>atau</w:t>
-      </w:r>
-      <w:proofErr w:type="spellEnd"/>
-      <w:r>
-        <w:t xml:space="preserve"> </w:t>
-      </w:r>
-      <w:proofErr w:type="spellStart"/>
-      <w:r>
         <w:t>kapsul</w:t>
       </w:r>
       <w:proofErr w:type="spellEnd"/>
@@ -38846,6 +39591,12 @@
         </w:rPr>
         <w:t>Blade</w:t>
       </w:r>
+      <w:r>
+        <w:rPr>
+          <w:lang w:val="en-ID" w:eastAsia="en-ID"/>
+        </w:rPr>
+        <w:t xml:space="preserve"> Templating Engine</w:t>
+      </w:r>
     </w:p>
     <w:p>
       <w:pPr>
@@ -38939,7 +39690,19 @@
         <w:rPr>
           <w:lang w:val="en-ID" w:eastAsia="en-ID"/>
         </w:rPr>
-        <w:t>SCSS</w:t>
+        <w:t>S</w:t>
+      </w:r>
+      <w:r>
+        <w:rPr>
+          <w:lang w:val="en-ID" w:eastAsia="en-ID"/>
+        </w:rPr>
+        <w:t xml:space="preserve">assy </w:t>
+      </w:r>
+      <w:r>
+        <w:rPr>
+          <w:lang w:val="en-ID" w:eastAsia="en-ID"/>
+        </w:rPr>
+        <w:t>CSS</w:t>
       </w:r>
     </w:p>
     <w:p>
@@ -39000,13 +39763,6 @@
         <w:rPr>
           <w:lang w:val="en-ID" w:eastAsia="en-ID"/>
         </w:rPr>
-        <w:sectPr>
-          <w:pgSz w:w="8392" w:h="11907" w:code="11"/>
-          <w:pgMar w:top="1418" w:right="1134" w:bottom="1418" w:left="1418" w:header="709" w:footer="709" w:gutter="0"/>
-          <w:cols w:space="708"/>
-          <w:titlePg/>
-          <w:docGrid w:linePitch="360"/>
-        </w:sectPr>
       </w:pPr>
       <w:r>
         <w:rPr>
@@ -39026,7 +39782,6 @@
         <w:rPr>
           <w:lang w:val="en-ID" w:eastAsia="en-ID"/>
         </w:rPr>
-        <w:lastRenderedPageBreak/>
         <w:t>3.2</w:t>
       </w:r>
       <w:r>
@@ -39116,13 +39871,6 @@
         <w:rPr>
           <w:lang w:val="en-ID" w:eastAsia="en-ID"/>
         </w:rPr>
-        <w:sectPr>
-          <w:pgSz w:w="8392" w:h="11907" w:code="11"/>
-          <w:pgMar w:top="1418" w:right="1134" w:bottom="1418" w:left="1418" w:header="709" w:footer="709" w:gutter="0"/>
-          <w:cols w:space="708"/>
-          <w:titlePg/>
-          <w:docGrid w:linePitch="360"/>
-        </w:sectPr>
       </w:pPr>
       <w:proofErr w:type="spellStart"/>
       <w:r>
@@ -39186,48 +39934,6 @@
           <w:lang w:val="en-ID" w:eastAsia="en-ID"/>
         </w:rPr>
         <w:t>berbasis</w:t>
-      </w:r>
-      <w:proofErr w:type="spellEnd"/>
-      <w:r>
-        <w:rPr>
-          <w:lang w:val="en-ID" w:eastAsia="en-ID"/>
-        </w:rPr>
-        <w:t xml:space="preserve"> website </w:t>
-      </w:r>
-      <w:proofErr w:type="spellStart"/>
-      <w:r>
-        <w:rPr>
-          <w:lang w:val="en-ID" w:eastAsia="en-ID"/>
-        </w:rPr>
-        <w:t>dengan</w:t>
-      </w:r>
-      <w:proofErr w:type="spellEnd"/>
-      <w:r>
-        <w:rPr>
-          <w:lang w:val="en-ID" w:eastAsia="en-ID"/>
-        </w:rPr>
-        <w:t xml:space="preserve"> </w:t>
-      </w:r>
-      <w:proofErr w:type="spellStart"/>
-      <w:r>
-        <w:rPr>
-          <w:lang w:val="en-ID" w:eastAsia="en-ID"/>
-        </w:rPr>
-        <w:t>menggunakan</w:t>
-      </w:r>
-      <w:proofErr w:type="spellEnd"/>
-      <w:r>
-        <w:rPr>
-          <w:lang w:val="en-ID" w:eastAsia="en-ID"/>
-        </w:rPr>
-        <w:t xml:space="preserve"> PHP, Bootstrap dan Laravel </w:t>
-      </w:r>
-      <w:proofErr w:type="spellStart"/>
-      <w:r>
-        <w:rPr>
-          <w:lang w:val="en-ID" w:eastAsia="en-ID"/>
-        </w:rPr>
-        <w:t>sebagai</w:t>
       </w:r>
       <w:proofErr w:type="spellEnd"/>
       <w:r>
@@ -39242,6 +39948,62 @@
           <w:iCs/>
           <w:lang w:val="en-ID" w:eastAsia="en-ID"/>
         </w:rPr>
+        <w:t>website</w:t>
+      </w:r>
+      <w:r>
+        <w:rPr>
+          <w:lang w:val="en-ID" w:eastAsia="en-ID"/>
+        </w:rPr>
+        <w:t xml:space="preserve"> </w:t>
+      </w:r>
+      <w:proofErr w:type="spellStart"/>
+      <w:r>
+        <w:rPr>
+          <w:lang w:val="en-ID" w:eastAsia="en-ID"/>
+        </w:rPr>
+        <w:t>dengan</w:t>
+      </w:r>
+      <w:proofErr w:type="spellEnd"/>
+      <w:r>
+        <w:rPr>
+          <w:lang w:val="en-ID" w:eastAsia="en-ID"/>
+        </w:rPr>
+        <w:t xml:space="preserve"> </w:t>
+      </w:r>
+      <w:proofErr w:type="spellStart"/>
+      <w:r>
+        <w:rPr>
+          <w:lang w:val="en-ID" w:eastAsia="en-ID"/>
+        </w:rPr>
+        <w:t>menggunakan</w:t>
+      </w:r>
+      <w:proofErr w:type="spellEnd"/>
+      <w:r>
+        <w:rPr>
+          <w:lang w:val="en-ID" w:eastAsia="en-ID"/>
+        </w:rPr>
+        <w:t xml:space="preserve"> PHP, Bootstrap dan Laravel </w:t>
+      </w:r>
+      <w:proofErr w:type="spellStart"/>
+      <w:r>
+        <w:rPr>
+          <w:lang w:val="en-ID" w:eastAsia="en-ID"/>
+        </w:rPr>
+        <w:t>sebagai</w:t>
+      </w:r>
+      <w:proofErr w:type="spellEnd"/>
+      <w:r>
+        <w:rPr>
+          <w:lang w:val="en-ID" w:eastAsia="en-ID"/>
+        </w:rPr>
+        <w:t xml:space="preserve"> </w:t>
+      </w:r>
+      <w:r>
+        <w:rPr>
+          <w:i/>
+          <w:iCs/>
+          <w:lang w:val="en-ID" w:eastAsia="en-ID"/>
+        </w:rPr>
         <w:t>framework</w:t>
       </w:r>
       <w:r>
@@ -39290,7 +40052,21 @@
         <w:rPr>
           <w:lang w:val="en-ID" w:eastAsia="en-ID"/>
         </w:rPr>
-        <w:t xml:space="preserve">. Website </w:t>
+        <w:t xml:space="preserve">. </w:t>
+      </w:r>
+      <w:r>
+        <w:rPr>
+          <w:i/>
+          <w:iCs/>
+          <w:lang w:val="en-ID" w:eastAsia="en-ID"/>
+        </w:rPr>
+        <w:t>Website</w:t>
+      </w:r>
+      <w:r>
+        <w:rPr>
+          <w:lang w:val="en-ID" w:eastAsia="en-ID"/>
+        </w:rPr>
+        <w:t xml:space="preserve"> </w:t>
       </w:r>
       <w:proofErr w:type="spellStart"/>
       <w:r>
@@ -39560,9 +40336,17 @@
       </w:r>
       <w:r>
         <w:rPr>
-          <w:lang w:val="en-ID" w:eastAsia="en-ID"/>
-        </w:rPr>
-        <w:t xml:space="preserve">Website </w:t>
+          <w:i/>
+          <w:iCs/>
+          <w:lang w:val="en-ID" w:eastAsia="en-ID"/>
+        </w:rPr>
+        <w:t>Website</w:t>
+      </w:r>
+      <w:r>
+        <w:rPr>
+          <w:lang w:val="en-ID" w:eastAsia="en-ID"/>
+        </w:rPr>
+        <w:t xml:space="preserve"> </w:t>
       </w:r>
       <w:proofErr w:type="spellStart"/>
       <w:r>
@@ -39667,6 +40451,7 @@
         <w:rPr>
           <w:lang w:val="en-ID" w:eastAsia="en-ID"/>
         </w:rPr>
+        <w:lastRenderedPageBreak/>
         <w:t>tetapi</w:t>
       </w:r>
       <w:proofErr w:type="spellEnd"/>
@@ -39730,7 +40515,21 @@
         <w:rPr>
           <w:lang w:val="en-ID" w:eastAsia="en-ID"/>
         </w:rPr>
-        <w:t xml:space="preserve"> website </w:t>
+        <w:t xml:space="preserve"> </w:t>
+      </w:r>
+      <w:r>
+        <w:rPr>
+          <w:i/>
+          <w:iCs/>
+          <w:lang w:val="en-ID" w:eastAsia="en-ID"/>
+        </w:rPr>
+        <w:t>website</w:t>
+      </w:r>
+      <w:r>
+        <w:rPr>
+          <w:lang w:val="en-ID" w:eastAsia="en-ID"/>
+        </w:rPr>
+        <w:t xml:space="preserve"> </w:t>
       </w:r>
       <w:proofErr w:type="spellStart"/>
       <w:r>
@@ -39828,7 +40627,6 @@
         <w:rPr>
           <w:lang w:val="en-ID" w:eastAsia="en-ID"/>
         </w:rPr>
-        <w:lastRenderedPageBreak/>
         <w:tab/>
         <w:t>3.2.2</w:t>
       </w:r>
@@ -39900,7 +40698,7 @@
                     <pic:cNvPicPr/>
                   </pic:nvPicPr>
                   <pic:blipFill>
-                    <a:blip r:embed="rId42"/>
+                    <a:blip r:embed="rId37"/>
                     <a:stretch>
                       <a:fillRect/>
                     </a:stretch>
@@ -39945,7 +40743,17 @@
       </w:pPr>
       <w:r>
         <w:tab/>
-        <w:t xml:space="preserve">Di DFD context level </w:t>
+        <w:t xml:space="preserve">Di </w:t>
+      </w:r>
+      <w:r>
+        <w:rPr>
+          <w:i/>
+          <w:iCs/>
+        </w:rPr>
+        <w:t>DFD context level</w:t>
+      </w:r>
+      <w:r>
+        <w:t xml:space="preserve"> </w:t>
       </w:r>
       <w:proofErr w:type="spellStart"/>
       <w:r>
@@ -40076,7 +40884,17 @@
       </w:r>
       <w:proofErr w:type="spellEnd"/>
       <w:r>
-        <w:t xml:space="preserve"> request-response.</w:t>
+        <w:t xml:space="preserve"> request-</w:t>
+      </w:r>
+      <w:r>
+        <w:rPr>
+          <w:i/>
+          <w:iCs/>
+        </w:rPr>
+        <w:t>response</w:t>
+      </w:r>
+      <w:r>
+        <w:t>.</w:t>
       </w:r>
     </w:p>
     <w:p>
@@ -40389,57 +41207,6 @@
 </w:ftr>
 </file>
 
-<file path=word/footer7.xml><?xml version="1.0" encoding="utf-8"?>
-<w:ftr xmlns:wpc="http://schemas.microsoft.com/office/word/2010/wordprocessingCanvas" xmlns:cx="http://schemas.microsoft.com/office/drawing/2014/chartex" xmlns:cx1="http://schemas.microsoft.com/office/drawing/2015/9/8/chartex" xmlns:cx2="http://schemas.microsoft.com/office/drawing/2015/10/21/chartex" xmlns:cx3="http://schemas.microsoft.com/office/drawing/2016/5/9/chartex" xmlns:cx4="http://schemas.microsoft.com/office/drawing/2016/5/10/chartex" xmlns:cx5="http://schemas.microsoft.com/office/drawing/2016/5/11/chartex" xmlns:cx6="http://schemas.microsoft.com/office/drawing/2016/5/12/chartex" xmlns:cx7="http://schemas.microsoft.com/office/drawing/2016/5/13/chartex" xmlns:cx8="http://schemas.microsoft.com/office/drawing/2016/5/14/chartex" xmlns:mc="http://schemas.openxmlformats.org/markup-compatibility/2006" xmlns:aink="http://schemas.microsoft.com/office/drawing/2016/ink" xmlns:am3d="http://schemas.microsoft.com/office/drawing/2017/model3d" xmlns:o="urn:schemas-microsoft-com:office:office" xmlns:oel="http://schemas.microsoft.com/office/2019/extlst" xmlns:r="http://schemas.openxmlformats.org/officeDocument/2006/relationships" xmlns:m="http://schemas.openxmlformats.org/officeDocument/2006/math" xmlns:v="urn:schemas-microsoft-com:vml" xmlns:wp14="http://schemas.microsoft.com/office/word/2010/wordprocessingDrawing" xmlns:wp="http://schemas.openxmlformats.org/drawingml/2006/wordprocessingDrawing" xmlns:w10="urn:schemas-microsoft-com:office:word" xmlns:w="http://schemas.openxmlformats.org/wordprocessingml/2006/main" xmlns:w14="http://schemas.microsoft.com/office/word/2010/wordml" xmlns:w15="http://schemas.microsoft.com/office/word/2012/wordml" xmlns:w16cex="http://schemas.microsoft.com/office/word/2018/wordml/cex" xmlns:w16cid="http://schemas.microsoft.com/office/word/2016/wordml/cid" xmlns:w16="http://schemas.microsoft.com/office/word/2018/wordml" xmlns:w16sdtdh="http://schemas.microsoft.com/office/word/2020/wordml/sdtdatahash" xmlns:w16se="http://schemas.microsoft.com/office/word/2015/wordml/symex" xmlns:wpg="http://schemas.microsoft.com/office/word/2010/wordprocessingGroup" xmlns:wpi="http://schemas.microsoft.com/office/word/2010/wordprocessingInk" xmlns:wne="http://schemas.microsoft.com/office/word/2006/wordml" xmlns:wps="http://schemas.microsoft.com/office/word/2010/wordprocessingShape" mc:Ignorable="w14 w15 w16se w16cid w16 w16cex w16sdtdh wp14">
-  <w:p>
-    <w:pPr>
-      <w:pStyle w:val="Footer"/>
-      <w:jc w:val="center"/>
-    </w:pPr>
-  </w:p>
-  <w:p>
-    <w:pPr>
-      <w:pStyle w:val="Footer"/>
-    </w:pPr>
-  </w:p>
-</w:ftr>
-</file>
-
-<file path=word/footer8.xml><?xml version="1.0" encoding="utf-8"?>
-<w:ftr xmlns:wpc="http://schemas.microsoft.com/office/word/2010/wordprocessingCanvas" xmlns:cx="http://schemas.microsoft.com/office/drawing/2014/chartex" xmlns:cx1="http://schemas.microsoft.com/office/drawing/2015/9/8/chartex" xmlns:cx2="http://schemas.microsoft.com/office/drawing/2015/10/21/chartex" xmlns:cx3="http://schemas.microsoft.com/office/drawing/2016/5/9/chartex" xmlns:cx4="http://schemas.microsoft.com/office/drawing/2016/5/10/chartex" xmlns:cx5="http://schemas.microsoft.com/office/drawing/2016/5/11/chartex" xmlns:cx6="http://schemas.microsoft.com/office/drawing/2016/5/12/chartex" xmlns:cx7="http://schemas.microsoft.com/office/drawing/2016/5/13/chartex" xmlns:cx8="http://schemas.microsoft.com/office/drawing/2016/5/14/chartex" xmlns:mc="http://schemas.openxmlformats.org/markup-compatibility/2006" xmlns:aink="http://schemas.microsoft.com/office/drawing/2016/ink" xmlns:am3d="http://schemas.microsoft.com/office/drawing/2017/model3d" xmlns:o="urn:schemas-microsoft-com:office:office" xmlns:oel="http://schemas.microsoft.com/office/2019/extlst" xmlns:r="http://schemas.openxmlformats.org/officeDocument/2006/relationships" xmlns:m="http://schemas.openxmlformats.org/officeDocument/2006/math" xmlns:v="urn:schemas-microsoft-com:vml" xmlns:wp14="http://schemas.microsoft.com/office/word/2010/wordprocessingDrawing" xmlns:wp="http://schemas.openxmlformats.org/drawingml/2006/wordprocessingDrawing" xmlns:w10="urn:schemas-microsoft-com:office:word" xmlns:w="http://schemas.openxmlformats.org/wordprocessingml/2006/main" xmlns:w14="http://schemas.microsoft.com/office/word/2010/wordml" xmlns:w15="http://schemas.microsoft.com/office/word/2012/wordml" xmlns:w16cex="http://schemas.microsoft.com/office/word/2018/wordml/cex" xmlns:w16cid="http://schemas.microsoft.com/office/word/2016/wordml/cid" xmlns:w16="http://schemas.microsoft.com/office/word/2018/wordml" xmlns:w16sdtdh="http://schemas.microsoft.com/office/word/2020/wordml/sdtdatahash" xmlns:w16se="http://schemas.microsoft.com/office/word/2015/wordml/symex" xmlns:wpg="http://schemas.microsoft.com/office/word/2010/wordprocessingGroup" xmlns:wpi="http://schemas.microsoft.com/office/word/2010/wordprocessingInk" xmlns:wne="http://schemas.microsoft.com/office/word/2006/wordml" xmlns:wps="http://schemas.microsoft.com/office/word/2010/wordprocessingShape" mc:Ignorable="w14 w15 w16se w16cid w16 w16cex w16sdtdh wp14">
-  <w:sdt>
-    <w:sdtPr>
-      <w:id w:val="1646388368"/>
-      <w:docPartObj>
-        <w:docPartGallery w:val="Page Numbers (Bottom of Page)"/>
-        <w:docPartUnique/>
-      </w:docPartObj>
-    </w:sdtPr>
-    <w:sdtEndPr>
-      <w:rPr>
-        <w:noProof/>
-      </w:rPr>
-    </w:sdtEndPr>
-    <w:sdtContent>
-      <w:p>
-        <w:pPr>
-          <w:pStyle w:val="Footer"/>
-          <w:jc w:val="center"/>
-        </w:pPr>
-        <w:r>
-          <w:t>9</w:t>
-        </w:r>
-      </w:p>
-    </w:sdtContent>
-  </w:sdt>
-  <w:p>
-    <w:pPr>
-      <w:pStyle w:val="Footer"/>
-    </w:pPr>
-  </w:p>
-</w:ftr>
-</file>
-
 <file path=word/footnotes.xml><?xml version="1.0" encoding="utf-8"?>
 <w:footnotes xmlns:wpc="http://schemas.microsoft.com/office/word/2010/wordprocessingCanvas" xmlns:cx="http://schemas.microsoft.com/office/drawing/2014/chartex" xmlns:cx1="http://schemas.microsoft.com/office/drawing/2015/9/8/chartex" xmlns:cx2="http://schemas.microsoft.com/office/drawing/2015/10/21/chartex" xmlns:cx3="http://schemas.microsoft.com/office/drawing/2016/5/9/chartex" xmlns:cx4="http://schemas.microsoft.com/office/drawing/2016/5/10/chartex" xmlns:cx5="http://schemas.microsoft.com/office/drawing/2016/5/11/chartex" xmlns:cx6="http://schemas.microsoft.com/office/drawing/2016/5/12/chartex" xmlns:cx7="http://schemas.microsoft.com/office/drawing/2016/5/13/chartex" xmlns:cx8="http://schemas.microsoft.com/office/drawing/2016/5/14/chartex" xmlns:mc="http://schemas.openxmlformats.org/markup-compatibility/2006" xmlns:aink="http://schemas.microsoft.com/office/drawing/2016/ink" xmlns:am3d="http://schemas.microsoft.com/office/drawing/2017/model3d" xmlns:o="urn:schemas-microsoft-com:office:office" xmlns:oel="http://schemas.microsoft.com/office/2019/extlst" xmlns:r="http://schemas.openxmlformats.org/officeDocument/2006/relationships" xmlns:m="http://schemas.openxmlformats.org/officeDocument/2006/math" xmlns:v="urn:schemas-microsoft-com:vml" xmlns:wp14="http://schemas.microsoft.com/office/word/2010/wordprocessingDrawing" xmlns:wp="http://schemas.openxmlformats.org/drawingml/2006/wordprocessingDrawing" xmlns:w10="urn:schemas-microsoft-com:office:word" xmlns:w="http://schemas.openxmlformats.org/wordprocessingml/2006/main" xmlns:w14="http://schemas.microsoft.com/office/word/2010/wordml" xmlns:w15="http://schemas.microsoft.com/office/word/2012/wordml" xmlns:w16cex="http://schemas.microsoft.com/office/word/2018/wordml/cex" xmlns:w16cid="http://schemas.microsoft.com/office/word/2016/wordml/cid" xmlns:w16="http://schemas.microsoft.com/office/word/2018/wordml" xmlns:w16sdtdh="http://schemas.microsoft.com/office/word/2020/wordml/sdtdatahash" xmlns:w16se="http://schemas.microsoft.com/office/word/2015/wordml/symex" xmlns:wpg="http://schemas.microsoft.com/office/word/2010/wordprocessingGroup" xmlns:wpi="http://schemas.microsoft.com/office/word/2010/wordprocessingInk" xmlns:wne="http://schemas.microsoft.com/office/word/2006/wordml" xmlns:wps="http://schemas.microsoft.com/office/word/2010/wordprocessingShape" mc:Ignorable="w14 w15 w16se w16cid w16 w16cex w16sdtdh wp14">
   <w:footnote w:type="separator" w:id="-1">
@@ -40627,38 +41394,6 @@
 
 <file path=word/header6.xml><?xml version="1.0" encoding="utf-8"?>
 <w:hdr xmlns:wpc="http://schemas.microsoft.com/office/word/2010/wordprocessingCanvas" xmlns:cx="http://schemas.microsoft.com/office/drawing/2014/chartex" xmlns:cx1="http://schemas.microsoft.com/office/drawing/2015/9/8/chartex" xmlns:cx2="http://schemas.microsoft.com/office/drawing/2015/10/21/chartex" xmlns:cx3="http://schemas.microsoft.com/office/drawing/2016/5/9/chartex" xmlns:cx4="http://schemas.microsoft.com/office/drawing/2016/5/10/chartex" xmlns:cx5="http://schemas.microsoft.com/office/drawing/2016/5/11/chartex" xmlns:cx6="http://schemas.microsoft.com/office/drawing/2016/5/12/chartex" xmlns:cx7="http://schemas.microsoft.com/office/drawing/2016/5/13/chartex" xmlns:cx8="http://schemas.microsoft.com/office/drawing/2016/5/14/chartex" xmlns:mc="http://schemas.openxmlformats.org/markup-compatibility/2006" xmlns:aink="http://schemas.microsoft.com/office/drawing/2016/ink" xmlns:am3d="http://schemas.microsoft.com/office/drawing/2017/model3d" xmlns:o="urn:schemas-microsoft-com:office:office" xmlns:oel="http://schemas.microsoft.com/office/2019/extlst" xmlns:r="http://schemas.openxmlformats.org/officeDocument/2006/relationships" xmlns:m="http://schemas.openxmlformats.org/officeDocument/2006/math" xmlns:v="urn:schemas-microsoft-com:vml" xmlns:wp14="http://schemas.microsoft.com/office/word/2010/wordprocessingDrawing" xmlns:wp="http://schemas.openxmlformats.org/drawingml/2006/wordprocessingDrawing" xmlns:w10="urn:schemas-microsoft-com:office:word" xmlns:w="http://schemas.openxmlformats.org/wordprocessingml/2006/main" xmlns:w14="http://schemas.microsoft.com/office/word/2010/wordml" xmlns:w15="http://schemas.microsoft.com/office/word/2012/wordml" xmlns:w16cex="http://schemas.microsoft.com/office/word/2018/wordml/cex" xmlns:w16cid="http://schemas.microsoft.com/office/word/2016/wordml/cid" xmlns:w16="http://schemas.microsoft.com/office/word/2018/wordml" xmlns:w16sdtdh="http://schemas.microsoft.com/office/word/2020/wordml/sdtdatahash" xmlns:w16se="http://schemas.microsoft.com/office/word/2015/wordml/symex" xmlns:wpg="http://schemas.microsoft.com/office/word/2010/wordprocessingGroup" xmlns:wpi="http://schemas.microsoft.com/office/word/2010/wordprocessingInk" xmlns:wne="http://schemas.microsoft.com/office/word/2006/wordml" xmlns:wps="http://schemas.microsoft.com/office/word/2010/wordprocessingShape" mc:Ignorable="w14 w15 w16se w16cid w16 w16cex w16sdtdh wp14">
-  <w:sdt>
-    <w:sdtPr>
-      <w:id w:val="939418302"/>
-      <w:docPartObj>
-        <w:docPartGallery w:val="Page Numbers (Top of Page)"/>
-        <w:docPartUnique/>
-      </w:docPartObj>
-    </w:sdtPr>
-    <w:sdtEndPr>
-      <w:rPr>
-        <w:noProof/>
-      </w:rPr>
-    </w:sdtEndPr>
-    <w:sdtContent>
-      <w:p>
-        <w:pPr>
-          <w:pStyle w:val="Header"/>
-          <w:jc w:val="right"/>
-        </w:pPr>
-      </w:p>
-    </w:sdtContent>
-  </w:sdt>
-  <w:p>
-    <w:pPr>
-      <w:pStyle w:val="Header"/>
-    </w:pPr>
-  </w:p>
-</w:hdr>
-</file>
-
-<file path=word/header7.xml><?xml version="1.0" encoding="utf-8"?>
-<w:hdr xmlns:wpc="http://schemas.microsoft.com/office/word/2010/wordprocessingCanvas" xmlns:cx="http://schemas.microsoft.com/office/drawing/2014/chartex" xmlns:cx1="http://schemas.microsoft.com/office/drawing/2015/9/8/chartex" xmlns:cx2="http://schemas.microsoft.com/office/drawing/2015/10/21/chartex" xmlns:cx3="http://schemas.microsoft.com/office/drawing/2016/5/9/chartex" xmlns:cx4="http://schemas.microsoft.com/office/drawing/2016/5/10/chartex" xmlns:cx5="http://schemas.microsoft.com/office/drawing/2016/5/11/chartex" xmlns:cx6="http://schemas.microsoft.com/office/drawing/2016/5/12/chartex" xmlns:cx7="http://schemas.microsoft.com/office/drawing/2016/5/13/chartex" xmlns:cx8="http://schemas.microsoft.com/office/drawing/2016/5/14/chartex" xmlns:mc="http://schemas.openxmlformats.org/markup-compatibility/2006" xmlns:aink="http://schemas.microsoft.com/office/drawing/2016/ink" xmlns:am3d="http://schemas.microsoft.com/office/drawing/2017/model3d" xmlns:o="urn:schemas-microsoft-com:office:office" xmlns:oel="http://schemas.microsoft.com/office/2019/extlst" xmlns:r="http://schemas.openxmlformats.org/officeDocument/2006/relationships" xmlns:m="http://schemas.openxmlformats.org/officeDocument/2006/math" xmlns:v="urn:schemas-microsoft-com:vml" xmlns:wp14="http://schemas.microsoft.com/office/word/2010/wordprocessingDrawing" xmlns:wp="http://schemas.openxmlformats.org/drawingml/2006/wordprocessingDrawing" xmlns:w10="urn:schemas-microsoft-com:office:word" xmlns:w="http://schemas.openxmlformats.org/wordprocessingml/2006/main" xmlns:w14="http://schemas.microsoft.com/office/word/2010/wordml" xmlns:w15="http://schemas.microsoft.com/office/word/2012/wordml" xmlns:w16cex="http://schemas.microsoft.com/office/word/2018/wordml/cex" xmlns:w16cid="http://schemas.microsoft.com/office/word/2016/wordml/cid" xmlns:w16="http://schemas.microsoft.com/office/word/2018/wordml" xmlns:w16sdtdh="http://schemas.microsoft.com/office/word/2020/wordml/sdtdatahash" xmlns:w16se="http://schemas.microsoft.com/office/word/2015/wordml/symex" xmlns:wpg="http://schemas.microsoft.com/office/word/2010/wordprocessingGroup" xmlns:wpi="http://schemas.microsoft.com/office/word/2010/wordprocessingInk" xmlns:wne="http://schemas.microsoft.com/office/word/2006/wordml" xmlns:wps="http://schemas.microsoft.com/office/word/2010/wordprocessingShape" mc:Ignorable="w14 w15 w16se w16cid w16 w16cex w16sdtdh wp14">
   <w:p>
     <w:pPr>
       <w:pStyle w:val="Header"/>
@@ -42293,7 +43028,7 @@
       <w:lvlText w:val=""/>
       <w:lvlJc w:val="left"/>
       <w:pPr>
-        <w:ind w:left="1080" w:hanging="360"/>
+        <w:ind w:left="1440" w:hanging="360"/>
       </w:pPr>
       <w:rPr>
         <w:rFonts w:ascii="Symbol" w:hAnsi="Symbol" w:hint="default"/>
@@ -42305,7 +43040,7 @@
       <w:lvlText w:val="o"/>
       <w:lvlJc w:val="left"/>
       <w:pPr>
-        <w:ind w:left="1800" w:hanging="360"/>
+        <w:ind w:left="2160" w:hanging="360"/>
       </w:pPr>
       <w:rPr>
         <w:rFonts w:ascii="Courier New" w:hAnsi="Courier New" w:cs="Courier New" w:hint="default"/>
@@ -42317,7 +43052,7 @@
       <w:lvlText w:val=""/>
       <w:lvlJc w:val="left"/>
       <w:pPr>
-        <w:ind w:left="2520" w:hanging="360"/>
+        <w:ind w:left="2880" w:hanging="360"/>
       </w:pPr>
       <w:rPr>
         <w:rFonts w:ascii="Wingdings" w:hAnsi="Wingdings" w:hint="default"/>
@@ -42329,7 +43064,7 @@
       <w:lvlText w:val=""/>
       <w:lvlJc w:val="left"/>
       <w:pPr>
-        <w:ind w:left="3240" w:hanging="360"/>
+        <w:ind w:left="3600" w:hanging="360"/>
       </w:pPr>
       <w:rPr>
         <w:rFonts w:ascii="Symbol" w:hAnsi="Symbol" w:hint="default"/>
@@ -42341,7 +43076,7 @@
       <w:lvlText w:val="o"/>
       <w:lvlJc w:val="left"/>
       <w:pPr>
-        <w:ind w:left="3960" w:hanging="360"/>
+        <w:ind w:left="4320" w:hanging="360"/>
       </w:pPr>
       <w:rPr>
         <w:rFonts w:ascii="Courier New" w:hAnsi="Courier New" w:cs="Courier New" w:hint="default"/>
@@ -42353,7 +43088,7 @@
       <w:lvlText w:val=""/>
       <w:lvlJc w:val="left"/>
       <w:pPr>
-        <w:ind w:left="4680" w:hanging="360"/>
+        <w:ind w:left="5040" w:hanging="360"/>
       </w:pPr>
       <w:rPr>
         <w:rFonts w:ascii="Wingdings" w:hAnsi="Wingdings" w:hint="default"/>
@@ -42365,7 +43100,7 @@
       <w:lvlText w:val=""/>
       <w:lvlJc w:val="left"/>
       <w:pPr>
-        <w:ind w:left="5400" w:hanging="360"/>
+        <w:ind w:left="5760" w:hanging="360"/>
       </w:pPr>
       <w:rPr>
         <w:rFonts w:ascii="Symbol" w:hAnsi="Symbol" w:hint="default"/>
@@ -42377,7 +43112,7 @@
       <w:lvlText w:val="o"/>
       <w:lvlJc w:val="left"/>
       <w:pPr>
-        <w:ind w:left="6120" w:hanging="360"/>
+        <w:ind w:left="6480" w:hanging="360"/>
       </w:pPr>
       <w:rPr>
         <w:rFonts w:ascii="Courier New" w:hAnsi="Courier New" w:cs="Courier New" w:hint="default"/>
@@ -42389,7 +43124,7 @@
       <w:lvlText w:val=""/>
       <w:lvlJc w:val="left"/>
       <w:pPr>
-        <w:ind w:left="6840" w:hanging="360"/>
+        <w:ind w:left="7200" w:hanging="360"/>
       </w:pPr>
       <w:rPr>
         <w:rFonts w:ascii="Wingdings" w:hAnsi="Wingdings" w:hint="default"/>
@@ -43143,7 +43878,7 @@
       <w:lvlText w:val=""/>
       <w:lvlJc w:val="left"/>
       <w:pPr>
-        <w:ind w:left="1080" w:hanging="360"/>
+        <w:ind w:left="1440" w:hanging="360"/>
       </w:pPr>
       <w:rPr>
         <w:rFonts w:ascii="Symbol" w:hAnsi="Symbol" w:hint="default"/>
@@ -43155,7 +43890,7 @@
       <w:lvlText w:val="o"/>
       <w:lvlJc w:val="left"/>
       <w:pPr>
-        <w:ind w:left="1800" w:hanging="360"/>
+        <w:ind w:left="2160" w:hanging="360"/>
       </w:pPr>
       <w:rPr>
         <w:rFonts w:ascii="Courier New" w:hAnsi="Courier New" w:cs="Courier New" w:hint="default"/>
@@ -43167,7 +43902,7 @@
       <w:lvlText w:val=""/>
       <w:lvlJc w:val="left"/>
       <w:pPr>
-        <w:ind w:left="2520" w:hanging="360"/>
+        <w:ind w:left="2880" w:hanging="360"/>
       </w:pPr>
       <w:rPr>
         <w:rFonts w:ascii="Wingdings" w:hAnsi="Wingdings" w:hint="default"/>
@@ -43179,7 +43914,7 @@
       <w:lvlText w:val=""/>
       <w:lvlJc w:val="left"/>
       <w:pPr>
-        <w:ind w:left="3240" w:hanging="360"/>
+        <w:ind w:left="3600" w:hanging="360"/>
       </w:pPr>
       <w:rPr>
         <w:rFonts w:ascii="Symbol" w:hAnsi="Symbol" w:hint="default"/>
@@ -43191,7 +43926,7 @@
       <w:lvlText w:val="o"/>
       <w:lvlJc w:val="left"/>
       <w:pPr>
-        <w:ind w:left="3960" w:hanging="360"/>
+        <w:ind w:left="4320" w:hanging="360"/>
       </w:pPr>
       <w:rPr>
         <w:rFonts w:ascii="Courier New" w:hAnsi="Courier New" w:cs="Courier New" w:hint="default"/>
@@ -43203,7 +43938,7 @@
       <w:lvlText w:val=""/>
       <w:lvlJc w:val="left"/>
       <w:pPr>
-        <w:ind w:left="4680" w:hanging="360"/>
+        <w:ind w:left="5040" w:hanging="360"/>
       </w:pPr>
       <w:rPr>
         <w:rFonts w:ascii="Wingdings" w:hAnsi="Wingdings" w:hint="default"/>
@@ -43215,7 +43950,7 @@
       <w:lvlText w:val=""/>
       <w:lvlJc w:val="left"/>
       <w:pPr>
-        <w:ind w:left="5400" w:hanging="360"/>
+        <w:ind w:left="5760" w:hanging="360"/>
       </w:pPr>
       <w:rPr>
         <w:rFonts w:ascii="Symbol" w:hAnsi="Symbol" w:hint="default"/>
@@ -43227,7 +43962,7 @@
       <w:lvlText w:val="o"/>
       <w:lvlJc w:val="left"/>
       <w:pPr>
-        <w:ind w:left="6120" w:hanging="360"/>
+        <w:ind w:left="6480" w:hanging="360"/>
       </w:pPr>
       <w:rPr>
         <w:rFonts w:ascii="Courier New" w:hAnsi="Courier New" w:cs="Courier New" w:hint="default"/>
@@ -43239,7 +43974,7 @@
       <w:lvlText w:val=""/>
       <w:lvlJc w:val="left"/>
       <w:pPr>
-        <w:ind w:left="6840" w:hanging="360"/>
+        <w:ind w:left="7200" w:hanging="360"/>
       </w:pPr>
       <w:rPr>
         <w:rFonts w:ascii="Wingdings" w:hAnsi="Wingdings" w:hint="default"/>
@@ -43693,7 +44428,7 @@
       <w:lvlText w:val=""/>
       <w:lvlJc w:val="left"/>
       <w:pPr>
-        <w:ind w:left="1080" w:hanging="360"/>
+        <w:ind w:left="1440" w:hanging="360"/>
       </w:pPr>
       <w:rPr>
         <w:rFonts w:ascii="Symbol" w:hAnsi="Symbol" w:hint="default"/>
@@ -43705,7 +44440,7 @@
       <w:lvlText w:val="o"/>
       <w:lvlJc w:val="left"/>
       <w:pPr>
-        <w:ind w:left="1800" w:hanging="360"/>
+        <w:ind w:left="2160" w:hanging="360"/>
       </w:pPr>
       <w:rPr>
         <w:rFonts w:ascii="Courier New" w:hAnsi="Courier New" w:cs="Courier New" w:hint="default"/>
@@ -43717,7 +44452,7 @@
       <w:lvlText w:val=""/>
       <w:lvlJc w:val="left"/>
       <w:pPr>
-        <w:ind w:left="2520" w:hanging="360"/>
+        <w:ind w:left="2880" w:hanging="360"/>
       </w:pPr>
       <w:rPr>
         <w:rFonts w:ascii="Wingdings" w:hAnsi="Wingdings" w:hint="default"/>
@@ -43729,7 +44464,7 @@
       <w:lvlText w:val=""/>
       <w:lvlJc w:val="left"/>
       <w:pPr>
-        <w:ind w:left="3240" w:hanging="360"/>
+        <w:ind w:left="3600" w:hanging="360"/>
       </w:pPr>
       <w:rPr>
         <w:rFonts w:ascii="Symbol" w:hAnsi="Symbol" w:hint="default"/>
@@ -43741,7 +44476,7 @@
       <w:lvlText w:val="o"/>
       <w:lvlJc w:val="left"/>
       <w:pPr>
-        <w:ind w:left="3960" w:hanging="360"/>
+        <w:ind w:left="4320" w:hanging="360"/>
       </w:pPr>
       <w:rPr>
         <w:rFonts w:ascii="Courier New" w:hAnsi="Courier New" w:cs="Courier New" w:hint="default"/>
@@ -43753,7 +44488,7 @@
       <w:lvlText w:val=""/>
       <w:lvlJc w:val="left"/>
       <w:pPr>
-        <w:ind w:left="4680" w:hanging="360"/>
+        <w:ind w:left="5040" w:hanging="360"/>
       </w:pPr>
       <w:rPr>
         <w:rFonts w:ascii="Wingdings" w:hAnsi="Wingdings" w:hint="default"/>
@@ -43765,7 +44500,7 @@
       <w:lvlText w:val=""/>
       <w:lvlJc w:val="left"/>
       <w:pPr>
-        <w:ind w:left="5400" w:hanging="360"/>
+        <w:ind w:left="5760" w:hanging="360"/>
       </w:pPr>
       <w:rPr>
         <w:rFonts w:ascii="Symbol" w:hAnsi="Symbol" w:hint="default"/>
@@ -43777,7 +44512,7 @@
       <w:lvlText w:val="o"/>
       <w:lvlJc w:val="left"/>
       <w:pPr>
-        <w:ind w:left="6120" w:hanging="360"/>
+        <w:ind w:left="6480" w:hanging="360"/>
       </w:pPr>
       <w:rPr>
         <w:rFonts w:ascii="Courier New" w:hAnsi="Courier New" w:cs="Courier New" w:hint="default"/>
@@ -43789,7 +44524,7 @@
       <w:lvlText w:val=""/>
       <w:lvlJc w:val="left"/>
       <w:pPr>
-        <w:ind w:left="6840" w:hanging="360"/>
+        <w:ind w:left="7200" w:hanging="360"/>
       </w:pPr>
       <w:rPr>
         <w:rFonts w:ascii="Wingdings" w:hAnsi="Wingdings" w:hint="default"/>
@@ -45858,19 +46593,19 @@
       <w:lvlText w:val=""/>
       <w:lvlJc w:val="left"/>
       <w:pPr>
-        <w:ind w:left="1080" w:hanging="360"/>
+        <w:ind w:left="1440" w:hanging="360"/>
       </w:pPr>
       <w:rPr>
         <w:rFonts w:ascii="Symbol" w:hAnsi="Symbol" w:hint="default"/>
       </w:rPr>
     </w:lvl>
-    <w:lvl w:ilvl="1" w:tplc="38090003" w:tentative="1">
+    <w:lvl w:ilvl="1" w:tplc="38090003">
       <w:start w:val="1"/>
       <w:numFmt w:val="bullet"/>
       <w:lvlText w:val="o"/>
       <w:lvlJc w:val="left"/>
       <w:pPr>
-        <w:ind w:left="1800" w:hanging="360"/>
+        <w:ind w:left="2160" w:hanging="360"/>
       </w:pPr>
       <w:rPr>
         <w:rFonts w:ascii="Courier New" w:hAnsi="Courier New" w:cs="Courier New" w:hint="default"/>
@@ -45882,7 +46617,7 @@
       <w:lvlText w:val=""/>
       <w:lvlJc w:val="left"/>
       <w:pPr>
-        <w:ind w:left="2520" w:hanging="360"/>
+        <w:ind w:left="2880" w:hanging="360"/>
       </w:pPr>
       <w:rPr>
         <w:rFonts w:ascii="Wingdings" w:hAnsi="Wingdings" w:hint="default"/>
@@ -45894,7 +46629,7 @@
       <w:lvlText w:val=""/>
       <w:lvlJc w:val="left"/>
       <w:pPr>
-        <w:ind w:left="3240" w:hanging="360"/>
+        <w:ind w:left="3600" w:hanging="360"/>
       </w:pPr>
       <w:rPr>
         <w:rFonts w:ascii="Symbol" w:hAnsi="Symbol" w:hint="default"/>
@@ -45906,7 +46641,7 @@
       <w:lvlText w:val="o"/>
       <w:lvlJc w:val="left"/>
       <w:pPr>
-        <w:ind w:left="3960" w:hanging="360"/>
+        <w:ind w:left="4320" w:hanging="360"/>
       </w:pPr>
       <w:rPr>
         <w:rFonts w:ascii="Courier New" w:hAnsi="Courier New" w:cs="Courier New" w:hint="default"/>
@@ -45918,7 +46653,7 @@
       <w:lvlText w:val=""/>
       <w:lvlJc w:val="left"/>
       <w:pPr>
-        <w:ind w:left="4680" w:hanging="360"/>
+        <w:ind w:left="5040" w:hanging="360"/>
       </w:pPr>
       <w:rPr>
         <w:rFonts w:ascii="Wingdings" w:hAnsi="Wingdings" w:hint="default"/>
@@ -45930,7 +46665,7 @@
       <w:lvlText w:val=""/>
       <w:lvlJc w:val="left"/>
       <w:pPr>
-        <w:ind w:left="5400" w:hanging="360"/>
+        <w:ind w:left="5760" w:hanging="360"/>
       </w:pPr>
       <w:rPr>
         <w:rFonts w:ascii="Symbol" w:hAnsi="Symbol" w:hint="default"/>
@@ -45942,7 +46677,7 @@
       <w:lvlText w:val="o"/>
       <w:lvlJc w:val="left"/>
       <w:pPr>
-        <w:ind w:left="6120" w:hanging="360"/>
+        <w:ind w:left="6480" w:hanging="360"/>
       </w:pPr>
       <w:rPr>
         <w:rFonts w:ascii="Courier New" w:hAnsi="Courier New" w:cs="Courier New" w:hint="default"/>
@@ -45954,7 +46689,7 @@
       <w:lvlText w:val=""/>
       <w:lvlJc w:val="left"/>
       <w:pPr>
-        <w:ind w:left="6840" w:hanging="360"/>
+        <w:ind w:left="7200" w:hanging="360"/>
       </w:pPr>
       <w:rPr>
         <w:rFonts w:ascii="Wingdings" w:hAnsi="Wingdings" w:hint="default"/>
@@ -46719,7 +47454,6 @@
   <w:style w:type="character" w:default="1" w:styleId="DefaultParagraphFont">
     <w:name w:val="Default Paragraph Font"/>
     <w:uiPriority w:val="1"/>
-    <w:semiHidden/>
     <w:unhideWhenUsed/>
   </w:style>
   <w:style w:type="table" w:default="1" w:styleId="TableNormal">

--- a/.docx/bUQxTVhCUjh3NzlRdC96cXJyTUkxelk0NDBLMlh3V2RvbmUvN0lJSVdoVT0=20250724081533/LAPORAN PROJECT WORK.docx
+++ b/.docx/bUQxTVhCUjh3NzlRdC96cXJyTUkxelk0NDBLMlh3V2RvbmUvN0lJSVdoVT0=20250724081533/LAPORAN PROJECT WORK.docx
@@ -100,7 +100,7 @@
           <w:noProof/>
         </w:rPr>
         <w:drawing>
-          <wp:anchor distT="0" distB="0" distL="114300" distR="114300" simplePos="0" relativeHeight="251631615" behindDoc="1" locked="0" layoutInCell="1" allowOverlap="1" wp14:anchorId="3A59A508" wp14:editId="7A7D0DD5">
+          <wp:anchor distT="0" distB="0" distL="114300" distR="114300" simplePos="0" relativeHeight="251631615" behindDoc="1" locked="0" layoutInCell="1" allowOverlap="1" wp14:anchorId="3A59A508" wp14:editId="12CD62B4">
             <wp:simplePos x="0" y="0"/>
             <wp:positionH relativeFrom="column">
               <wp:posOffset>-241372</wp:posOffset>
@@ -17019,41 +17019,21 @@
     <w:p/>
     <w:p>
       <w:pPr>
-        <w:pStyle w:val="Heading3"/>
-        <w:rPr>
-          <w:rFonts w:cstheme="minorHAnsi"/>
-          <w:szCs w:val="22"/>
-        </w:rPr>
-      </w:pPr>
-      <w:r>
-        <w:rPr>
-          <w:rFonts w:cstheme="minorHAnsi"/>
-          <w:szCs w:val="22"/>
-        </w:rPr>
+        <w:pStyle w:val="Heading2"/>
+      </w:pPr>
+      <w:r>
         <w:t xml:space="preserve">1.7 </w:t>
       </w:r>
       <w:proofErr w:type="spellStart"/>
       <w:r>
-        <w:rPr>
-          <w:rFonts w:cstheme="minorHAnsi"/>
-          <w:szCs w:val="22"/>
-        </w:rPr>
         <w:t>Rencana</w:t>
       </w:r>
       <w:proofErr w:type="spellEnd"/>
       <w:r>
-        <w:rPr>
-          <w:rFonts w:cstheme="minorHAnsi"/>
-          <w:szCs w:val="22"/>
-        </w:rPr>
-        <w:t xml:space="preserve"> </w:t>
-      </w:r>
-      <w:proofErr w:type="spellStart"/>
-      <w:r>
-        <w:rPr>
-          <w:rFonts w:cstheme="minorHAnsi"/>
-          <w:szCs w:val="22"/>
-        </w:rPr>
+        <w:t xml:space="preserve"> </w:t>
+      </w:r>
+      <w:proofErr w:type="spellStart"/>
+      <w:r>
         <w:t>Kegiatan</w:t>
       </w:r>
       <w:proofErr w:type="spellEnd"/>
@@ -17153,7 +17133,7 @@
           <w:noProof/>
         </w:rPr>
         <w:drawing>
-          <wp:inline distT="0" distB="0" distL="0" distR="0" wp14:anchorId="26C7928E" wp14:editId="22F05F19">
+          <wp:inline distT="0" distB="0" distL="0" distR="0" wp14:anchorId="26C7928E" wp14:editId="39587D58">
             <wp:extent cx="3465899" cy="2465070"/>
             <wp:effectExtent l="0" t="0" r="1270" b="0"/>
             <wp:docPr id="1" name="Picture 1"/>
@@ -17292,7 +17272,7 @@
           <w:noProof/>
         </w:rPr>
         <w:drawing>
-          <wp:inline distT="0" distB="0" distL="0" distR="0" wp14:anchorId="1F252343" wp14:editId="21D9286B">
+          <wp:inline distT="0" distB="0" distL="0" distR="0" wp14:anchorId="1F252343" wp14:editId="428D1481">
             <wp:extent cx="1724025" cy="932082"/>
             <wp:effectExtent l="0" t="0" r="0" b="1905"/>
             <wp:docPr id="2" name="Picture 2"/>
@@ -20676,9 +20656,20 @@
     </w:p>
     <w:p>
       <w:pPr>
+        <w:spacing w:before="100" w:beforeAutospacing="1" w:after="100" w:afterAutospacing="1" w:line="360" w:lineRule="auto"/>
+        <w:ind w:firstLine="720"/>
+        <w:jc w:val="both"/>
+        <w:rPr>
+          <w:rFonts w:eastAsia="Times New Roman" w:cstheme="minorHAnsi"/>
+          <w:lang w:val="en-ID" w:eastAsia="en-ID"/>
+        </w:rPr>
+      </w:pPr>
+    </w:p>
+    <w:p>
+      <w:pPr>
         <w:pStyle w:val="Heading2"/>
         <w:rPr>
-          <w:rFonts w:eastAsia="Times New Roman"/>
+          <w:rFonts w:eastAsia="Times New Roman" w:cstheme="minorHAnsi"/>
           <w:lang w:val="en-ID" w:eastAsia="en-ID"/>
         </w:rPr>
       </w:pPr>
@@ -20707,20 +20698,15 @@
     </w:p>
     <w:p>
       <w:pPr>
-        <w:pStyle w:val="Heading2"/>
         <w:jc w:val="center"/>
         <w:rPr>
           <w:rFonts w:eastAsia="Times New Roman" w:cstheme="minorHAnsi"/>
-          <w:szCs w:val="22"/>
-          <w:lang w:val="en-ID" w:eastAsia="en-ID"/>
-        </w:rPr>
-      </w:pPr>
-      <w:r>
-        <w:rPr>
-          <w:rFonts w:eastAsia="Times New Roman" w:cstheme="minorHAnsi"/>
+          <w:lang w:val="en-ID" w:eastAsia="en-ID"/>
+        </w:rPr>
+      </w:pPr>
+      <w:r>
+        <w:rPr>
           <w:noProof/>
-          <w:szCs w:val="22"/>
-          <w:lang w:val="en-ID" w:eastAsia="en-ID"/>
         </w:rPr>
         <w:drawing>
           <wp:inline distT="0" distB="0" distL="0" distR="0" wp14:anchorId="4F8A6579" wp14:editId="389A9B20">
@@ -40923,6 +40909,19 @@
         </w:rPr>
         <w:tab/>
         <w:t>DFD Level 1</w:t>
+      </w:r>
+    </w:p>
+    <w:p>
+      <w:pPr>
+        <w:rPr>
+          <w:lang w:val="en-ID" w:eastAsia="en-ID"/>
+        </w:rPr>
+      </w:pPr>
+      <w:r>
+        <w:rPr>
+          <w:lang w:val="en-ID" w:eastAsia="en-ID"/>
+        </w:rPr>
+        <w:tab/>
       </w:r>
     </w:p>
     <w:sectPr>
@@ -47454,6 +47453,7 @@
   <w:style w:type="character" w:default="1" w:styleId="DefaultParagraphFont">
     <w:name w:val="Default Paragraph Font"/>
     <w:uiPriority w:val="1"/>
+    <w:semiHidden/>
     <w:unhideWhenUsed/>
   </w:style>
   <w:style w:type="table" w:default="1" w:styleId="TableNormal">
